--- a/Apostila/Apostila.docx
+++ b/Apostila/Apostila.docx
@@ -4803,6 +4803,7 @@
       <w:r>
         <w:rPr>
           <w:rFonts w:ascii="Arial Black" w:hAnsi="Arial Black"/>
+          <w:noProof/>
         </w:rPr>
         <w:drawing>
           <wp:anchor distT="0" distB="0" distL="114300" distR="114300" simplePos="0" relativeHeight="251682816" behindDoc="0" locked="0" layoutInCell="1" allowOverlap="1" wp14:anchorId="60CF1745">
@@ -4857,6 +4858,7 @@
       <w:r>
         <w:rPr>
           <w:rFonts w:ascii="Arial Black" w:hAnsi="Arial Black"/>
+          <w:noProof/>
         </w:rPr>
         <w:drawing>
           <wp:inline distT="0" distB="0" distL="0" distR="0" wp14:anchorId="2B0C46E2" wp14:editId="7CEA0B28">
@@ -5725,6 +5727,1080 @@
         </w:rPr>
         <w:lastRenderedPageBreak/>
         <w:t xml:space="preserve">27- </w:t>
+      </w:r>
+      <w:r>
+        <w:rPr>
+          <w:rFonts w:ascii="Arial Black" w:hAnsi="Arial Black"/>
+        </w:rPr>
+        <w:t xml:space="preserve">Trabalhando com o </w:t>
+      </w:r>
+      <w:proofErr w:type="spellStart"/>
+      <w:r>
+        <w:rPr>
+          <w:rFonts w:ascii="Arial Black" w:hAnsi="Arial Black"/>
+        </w:rPr>
+        <w:t>main</w:t>
+      </w:r>
+      <w:proofErr w:type="spellEnd"/>
+      <w:r>
+        <w:rPr>
+          <w:rFonts w:ascii="Arial Black" w:hAnsi="Arial Black"/>
+        </w:rPr>
+        <w:t xml:space="preserve"> criamos uma lista não ordenada </w:t>
+      </w:r>
+      <w:r>
+        <w:rPr>
+          <w:rFonts w:ascii="Arial Black" w:hAnsi="Arial Black"/>
+        </w:rPr>
+        <w:t>aonde inserimos um subtítulo, imagem e parágrafos para cada item da lista conforme imagem:</w:t>
+      </w:r>
+    </w:p>
+    <w:p>
+      <w:pPr>
+        <w:rPr>
+          <w:rFonts w:ascii="Arial Black" w:hAnsi="Arial Black"/>
+        </w:rPr>
+      </w:pPr>
+      <w:r>
+        <w:rPr>
+          <w:noProof/>
+        </w:rPr>
+        <w:drawing>
+          <wp:inline distT="0" distB="0" distL="0" distR="0">
+            <wp:extent cx="3352800" cy="2828925"/>
+            <wp:effectExtent l="0" t="0" r="0" b="9525"/>
+            <wp:docPr id="44" name="Imagem 44"/>
+            <wp:cNvGraphicFramePr>
+              <a:graphicFrameLocks xmlns:a="http://schemas.openxmlformats.org/drawingml/2006/main" noChangeAspect="1"/>
+            </wp:cNvGraphicFramePr>
+            <a:graphic xmlns:a="http://schemas.openxmlformats.org/drawingml/2006/main">
+              <a:graphicData uri="http://schemas.openxmlformats.org/drawingml/2006/picture">
+                <pic:pic xmlns:pic="http://schemas.openxmlformats.org/drawingml/2006/picture">
+                  <pic:nvPicPr>
+                    <pic:cNvPr id="0" name="Picture 1"/>
+                    <pic:cNvPicPr>
+                      <a:picLocks noChangeAspect="1" noChangeArrowheads="1"/>
+                    </pic:cNvPicPr>
+                  </pic:nvPicPr>
+                  <pic:blipFill>
+                    <a:blip r:embed="rId47">
+                      <a:extLst>
+                        <a:ext uri="{28A0092B-C50C-407E-A947-70E740481C1C}">
+                          <a14:useLocalDpi xmlns:a14="http://schemas.microsoft.com/office/drawing/2010/main" val="0"/>
+                        </a:ext>
+                      </a:extLst>
+                    </a:blip>
+                    <a:srcRect/>
+                    <a:stretch>
+                      <a:fillRect/>
+                    </a:stretch>
+                  </pic:blipFill>
+                  <pic:spPr bwMode="auto">
+                    <a:xfrm>
+                      <a:off x="0" y="0"/>
+                      <a:ext cx="3352800" cy="2828925"/>
+                    </a:xfrm>
+                    <a:prstGeom prst="rect">
+                      <a:avLst/>
+                    </a:prstGeom>
+                    <a:noFill/>
+                    <a:ln>
+                      <a:noFill/>
+                    </a:ln>
+                  </pic:spPr>
+                </pic:pic>
+              </a:graphicData>
+            </a:graphic>
+          </wp:inline>
+        </w:drawing>
+      </w:r>
+    </w:p>
+    <w:p>
+      <w:pPr>
+        <w:rPr>
+          <w:rFonts w:ascii="Arial Black" w:hAnsi="Arial Black"/>
+        </w:rPr>
+      </w:pPr>
+      <w:r>
+        <w:rPr>
+          <w:rFonts w:ascii="Arial Black" w:hAnsi="Arial Black"/>
+        </w:rPr>
+        <w:t xml:space="preserve">28 </w:t>
+      </w:r>
+      <w:r>
+        <w:rPr>
+          <w:rFonts w:ascii="Arial Black" w:hAnsi="Arial Black"/>
+        </w:rPr>
+        <w:t>–</w:t>
+      </w:r>
+      <w:r>
+        <w:rPr>
+          <w:rFonts w:ascii="Arial Black" w:hAnsi="Arial Black"/>
+        </w:rPr>
+        <w:t xml:space="preserve"> </w:t>
+      </w:r>
+      <w:r>
+        <w:rPr>
+          <w:rFonts w:ascii="Arial Black" w:hAnsi="Arial Black"/>
+        </w:rPr>
+        <w:t xml:space="preserve">Para colocar cada item da lista um ao lado do outro inserimos uma </w:t>
+      </w:r>
+      <w:proofErr w:type="spellStart"/>
+      <w:r>
+        <w:rPr>
+          <w:rFonts w:ascii="Arial Black" w:hAnsi="Arial Black"/>
+        </w:rPr>
+        <w:t>class</w:t>
+      </w:r>
+      <w:proofErr w:type="spellEnd"/>
+      <w:r>
+        <w:rPr>
+          <w:rFonts w:ascii="Arial Black" w:hAnsi="Arial Black"/>
+        </w:rPr>
+        <w:t xml:space="preserve"> na lista(</w:t>
+      </w:r>
+      <w:proofErr w:type="spellStart"/>
+      <w:r>
+        <w:rPr>
+          <w:rFonts w:ascii="Arial Black" w:hAnsi="Arial Black"/>
+        </w:rPr>
+        <w:t>html</w:t>
+      </w:r>
+      <w:proofErr w:type="spellEnd"/>
+      <w:r>
+        <w:rPr>
+          <w:rFonts w:ascii="Arial Black" w:hAnsi="Arial Black"/>
+        </w:rPr>
+        <w:t xml:space="preserve">) e no </w:t>
+      </w:r>
+      <w:proofErr w:type="spellStart"/>
+      <w:r>
+        <w:rPr>
+          <w:rFonts w:ascii="Arial Black" w:hAnsi="Arial Black"/>
+        </w:rPr>
+        <w:t>css</w:t>
+      </w:r>
+      <w:proofErr w:type="spellEnd"/>
+      <w:r>
+        <w:rPr>
+          <w:rFonts w:ascii="Arial Black" w:hAnsi="Arial Black"/>
+        </w:rPr>
+        <w:t xml:space="preserve"> adicionamos o </w:t>
+      </w:r>
+      <w:proofErr w:type="spellStart"/>
+      <w:r>
+        <w:rPr>
+          <w:rFonts w:ascii="Arial Black" w:hAnsi="Arial Black"/>
+        </w:rPr>
+        <w:t>Display:inline-block</w:t>
+      </w:r>
+      <w:proofErr w:type="spellEnd"/>
+    </w:p>
+    <w:p>
+      <w:pPr>
+        <w:rPr>
+          <w:rFonts w:ascii="Arial Black" w:hAnsi="Arial Black"/>
+        </w:rPr>
+      </w:pPr>
+      <w:r>
+        <w:rPr>
+          <w:noProof/>
+        </w:rPr>
+        <w:drawing>
+          <wp:inline distT="0" distB="0" distL="0" distR="0">
+            <wp:extent cx="1485900" cy="161925"/>
+            <wp:effectExtent l="0" t="0" r="0" b="9525"/>
+            <wp:docPr id="45" name="Imagem 45"/>
+            <wp:cNvGraphicFramePr>
+              <a:graphicFrameLocks xmlns:a="http://schemas.openxmlformats.org/drawingml/2006/main" noChangeAspect="1"/>
+            </wp:cNvGraphicFramePr>
+            <a:graphic xmlns:a="http://schemas.openxmlformats.org/drawingml/2006/main">
+              <a:graphicData uri="http://schemas.openxmlformats.org/drawingml/2006/picture">
+                <pic:pic xmlns:pic="http://schemas.openxmlformats.org/drawingml/2006/picture">
+                  <pic:nvPicPr>
+                    <pic:cNvPr id="0" name="Picture 3"/>
+                    <pic:cNvPicPr>
+                      <a:picLocks noChangeAspect="1" noChangeArrowheads="1"/>
+                    </pic:cNvPicPr>
+                  </pic:nvPicPr>
+                  <pic:blipFill>
+                    <a:blip r:embed="rId48">
+                      <a:extLst>
+                        <a:ext uri="{28A0092B-C50C-407E-A947-70E740481C1C}">
+                          <a14:useLocalDpi xmlns:a14="http://schemas.microsoft.com/office/drawing/2010/main" val="0"/>
+                        </a:ext>
+                      </a:extLst>
+                    </a:blip>
+                    <a:srcRect/>
+                    <a:stretch>
+                      <a:fillRect/>
+                    </a:stretch>
+                  </pic:blipFill>
+                  <pic:spPr bwMode="auto">
+                    <a:xfrm>
+                      <a:off x="0" y="0"/>
+                      <a:ext cx="1485900" cy="161925"/>
+                    </a:xfrm>
+                    <a:prstGeom prst="rect">
+                      <a:avLst/>
+                    </a:prstGeom>
+                    <a:noFill/>
+                    <a:ln>
+                      <a:noFill/>
+                    </a:ln>
+                  </pic:spPr>
+                </pic:pic>
+              </a:graphicData>
+            </a:graphic>
+          </wp:inline>
+        </w:drawing>
+      </w:r>
+    </w:p>
+    <w:p>
+      <w:pPr>
+        <w:rPr>
+          <w:rFonts w:ascii="Arial Black" w:hAnsi="Arial Black"/>
+        </w:rPr>
+      </w:pPr>
+      <w:r>
+        <w:rPr>
+          <w:noProof/>
+        </w:rPr>
+        <w:drawing>
+          <wp:inline distT="0" distB="0" distL="0" distR="0">
+            <wp:extent cx="1447800" cy="647700"/>
+            <wp:effectExtent l="0" t="0" r="0" b="0"/>
+            <wp:docPr id="46" name="Imagem 46"/>
+            <wp:cNvGraphicFramePr>
+              <a:graphicFrameLocks xmlns:a="http://schemas.openxmlformats.org/drawingml/2006/main" noChangeAspect="1"/>
+            </wp:cNvGraphicFramePr>
+            <a:graphic xmlns:a="http://schemas.openxmlformats.org/drawingml/2006/main">
+              <a:graphicData uri="http://schemas.openxmlformats.org/drawingml/2006/picture">
+                <pic:pic xmlns:pic="http://schemas.openxmlformats.org/drawingml/2006/picture">
+                  <pic:nvPicPr>
+                    <pic:cNvPr id="0" name="Picture 5"/>
+                    <pic:cNvPicPr>
+                      <a:picLocks noChangeAspect="1" noChangeArrowheads="1"/>
+                    </pic:cNvPicPr>
+                  </pic:nvPicPr>
+                  <pic:blipFill>
+                    <a:blip r:embed="rId49">
+                      <a:extLst>
+                        <a:ext uri="{28A0092B-C50C-407E-A947-70E740481C1C}">
+                          <a14:useLocalDpi xmlns:a14="http://schemas.microsoft.com/office/drawing/2010/main" val="0"/>
+                        </a:ext>
+                      </a:extLst>
+                    </a:blip>
+                    <a:srcRect/>
+                    <a:stretch>
+                      <a:fillRect/>
+                    </a:stretch>
+                  </pic:blipFill>
+                  <pic:spPr bwMode="auto">
+                    <a:xfrm>
+                      <a:off x="0" y="0"/>
+                      <a:ext cx="1447800" cy="647700"/>
+                    </a:xfrm>
+                    <a:prstGeom prst="rect">
+                      <a:avLst/>
+                    </a:prstGeom>
+                    <a:noFill/>
+                    <a:ln>
+                      <a:noFill/>
+                    </a:ln>
+                  </pic:spPr>
+                </pic:pic>
+              </a:graphicData>
+            </a:graphic>
+          </wp:inline>
+        </w:drawing>
+      </w:r>
+    </w:p>
+    <w:p>
+      <w:pPr>
+        <w:rPr>
+          <w:rFonts w:ascii="Arial Black" w:hAnsi="Arial Black"/>
+        </w:rPr>
+      </w:pPr>
+      <w:r>
+        <w:rPr>
+          <w:noProof/>
+        </w:rPr>
+        <w:drawing>
+          <wp:inline distT="0" distB="0" distL="0" distR="0">
+            <wp:extent cx="5400040" cy="1576283"/>
+            <wp:effectExtent l="0" t="0" r="0" b="5080"/>
+            <wp:docPr id="47" name="Imagem 47"/>
+            <wp:cNvGraphicFramePr>
+              <a:graphicFrameLocks xmlns:a="http://schemas.openxmlformats.org/drawingml/2006/main" noChangeAspect="1"/>
+            </wp:cNvGraphicFramePr>
+            <a:graphic xmlns:a="http://schemas.openxmlformats.org/drawingml/2006/main">
+              <a:graphicData uri="http://schemas.openxmlformats.org/drawingml/2006/picture">
+                <pic:pic xmlns:pic="http://schemas.openxmlformats.org/drawingml/2006/picture">
+                  <pic:nvPicPr>
+                    <pic:cNvPr id="0" name="Picture 7"/>
+                    <pic:cNvPicPr>
+                      <a:picLocks noChangeAspect="1" noChangeArrowheads="1"/>
+                    </pic:cNvPicPr>
+                  </pic:nvPicPr>
+                  <pic:blipFill>
+                    <a:blip r:embed="rId50">
+                      <a:extLst>
+                        <a:ext uri="{28A0092B-C50C-407E-A947-70E740481C1C}">
+                          <a14:useLocalDpi xmlns:a14="http://schemas.microsoft.com/office/drawing/2010/main" val="0"/>
+                        </a:ext>
+                      </a:extLst>
+                    </a:blip>
+                    <a:srcRect/>
+                    <a:stretch>
+                      <a:fillRect/>
+                    </a:stretch>
+                  </pic:blipFill>
+                  <pic:spPr bwMode="auto">
+                    <a:xfrm>
+                      <a:off x="0" y="0"/>
+                      <a:ext cx="5400040" cy="1576283"/>
+                    </a:xfrm>
+                    <a:prstGeom prst="rect">
+                      <a:avLst/>
+                    </a:prstGeom>
+                    <a:noFill/>
+                    <a:ln>
+                      <a:noFill/>
+                    </a:ln>
+                  </pic:spPr>
+                </pic:pic>
+              </a:graphicData>
+            </a:graphic>
+          </wp:inline>
+        </w:drawing>
+      </w:r>
+    </w:p>
+    <w:p>
+      <w:pPr>
+        <w:rPr>
+          <w:rFonts w:ascii="Arial Black" w:hAnsi="Arial Black"/>
+        </w:rPr>
+      </w:pPr>
+      <w:r>
+        <w:rPr>
+          <w:rFonts w:ascii="Arial Black" w:hAnsi="Arial Black"/>
+        </w:rPr>
+        <w:t xml:space="preserve">29 </w:t>
+      </w:r>
+      <w:r>
+        <w:rPr>
+          <w:rFonts w:ascii="Arial Black" w:hAnsi="Arial Black"/>
+        </w:rPr>
+        <w:t>–</w:t>
+      </w:r>
+      <w:r>
+        <w:rPr>
+          <w:rFonts w:ascii="Arial Black" w:hAnsi="Arial Black"/>
+        </w:rPr>
+        <w:t xml:space="preserve"> </w:t>
+      </w:r>
+      <w:r>
+        <w:rPr>
+          <w:rFonts w:ascii="Arial Black" w:hAnsi="Arial Black"/>
+        </w:rPr>
+        <w:t xml:space="preserve">Para centralizar a lista demos uma largura e utilizamos o </w:t>
+      </w:r>
+      <w:proofErr w:type="spellStart"/>
+      <w:r>
+        <w:rPr>
+          <w:rFonts w:ascii="Arial Black" w:hAnsi="Arial Black"/>
+        </w:rPr>
+        <w:t>margin</w:t>
+      </w:r>
+      <w:proofErr w:type="spellEnd"/>
+      <w:r>
+        <w:rPr>
+          <w:rFonts w:ascii="Arial Black" w:hAnsi="Arial Black"/>
+        </w:rPr>
+        <w:t xml:space="preserve">: 0 auto, e aumentamos o espaço interno com o </w:t>
+      </w:r>
+      <w:proofErr w:type="spellStart"/>
+      <w:proofErr w:type="gramStart"/>
+      <w:r>
+        <w:rPr>
+          <w:rFonts w:ascii="Arial Black" w:hAnsi="Arial Black"/>
+        </w:rPr>
+        <w:t>padding</w:t>
+      </w:r>
+      <w:proofErr w:type="spellEnd"/>
+      <w:r>
+        <w:rPr>
+          <w:rFonts w:ascii="Arial Black" w:hAnsi="Arial Black"/>
+        </w:rPr>
+        <w:t xml:space="preserve"> .</w:t>
+      </w:r>
+      <w:proofErr w:type="gramEnd"/>
+    </w:p>
+    <w:p>
+      <w:pPr>
+        <w:rPr>
+          <w:rFonts w:ascii="Arial Black" w:hAnsi="Arial Black"/>
+        </w:rPr>
+      </w:pPr>
+      <w:r>
+        <w:rPr>
+          <w:noProof/>
+        </w:rPr>
+        <w:drawing>
+          <wp:inline distT="0" distB="0" distL="0" distR="0">
+            <wp:extent cx="1371600" cy="781050"/>
+            <wp:effectExtent l="0" t="0" r="0" b="0"/>
+            <wp:docPr id="48" name="Imagem 48"/>
+            <wp:cNvGraphicFramePr>
+              <a:graphicFrameLocks xmlns:a="http://schemas.openxmlformats.org/drawingml/2006/main" noChangeAspect="1"/>
+            </wp:cNvGraphicFramePr>
+            <a:graphic xmlns:a="http://schemas.openxmlformats.org/drawingml/2006/main">
+              <a:graphicData uri="http://schemas.openxmlformats.org/drawingml/2006/picture">
+                <pic:pic xmlns:pic="http://schemas.openxmlformats.org/drawingml/2006/picture">
+                  <pic:nvPicPr>
+                    <pic:cNvPr id="0" name="Picture 9"/>
+                    <pic:cNvPicPr>
+                      <a:picLocks noChangeAspect="1" noChangeArrowheads="1"/>
+                    </pic:cNvPicPr>
+                  </pic:nvPicPr>
+                  <pic:blipFill>
+                    <a:blip r:embed="rId51">
+                      <a:extLst>
+                        <a:ext uri="{28A0092B-C50C-407E-A947-70E740481C1C}">
+                          <a14:useLocalDpi xmlns:a14="http://schemas.microsoft.com/office/drawing/2010/main" val="0"/>
+                        </a:ext>
+                      </a:extLst>
+                    </a:blip>
+                    <a:srcRect/>
+                    <a:stretch>
+                      <a:fillRect/>
+                    </a:stretch>
+                  </pic:blipFill>
+                  <pic:spPr bwMode="auto">
+                    <a:xfrm>
+                      <a:off x="0" y="0"/>
+                      <a:ext cx="1371600" cy="781050"/>
+                    </a:xfrm>
+                    <a:prstGeom prst="rect">
+                      <a:avLst/>
+                    </a:prstGeom>
+                    <a:noFill/>
+                    <a:ln>
+                      <a:noFill/>
+                    </a:ln>
+                  </pic:spPr>
+                </pic:pic>
+              </a:graphicData>
+            </a:graphic>
+          </wp:inline>
+        </w:drawing>
+      </w:r>
+    </w:p>
+    <w:p>
+      <w:pPr>
+        <w:rPr>
+          <w:noProof/>
+        </w:rPr>
+      </w:pPr>
+      <w:r>
+        <w:rPr>
+          <w:noProof/>
+        </w:rPr>
+        <mc:AlternateContent>
+          <mc:Choice Requires="wps">
+            <w:drawing>
+              <wp:anchor distT="0" distB="0" distL="114300" distR="114300" simplePos="0" relativeHeight="251691008" behindDoc="0" locked="0" layoutInCell="1" allowOverlap="1">
+                <wp:simplePos x="0" y="0"/>
+                <wp:positionH relativeFrom="column">
+                  <wp:posOffset>786765</wp:posOffset>
+                </wp:positionH>
+                <wp:positionV relativeFrom="paragraph">
+                  <wp:posOffset>151130</wp:posOffset>
+                </wp:positionV>
+                <wp:extent cx="4124325" cy="762000"/>
+                <wp:effectExtent l="38100" t="0" r="28575" b="76200"/>
+                <wp:wrapNone/>
+                <wp:docPr id="52" name="Conector de Seta Reta 52"/>
+                <wp:cNvGraphicFramePr/>
+                <a:graphic xmlns:a="http://schemas.openxmlformats.org/drawingml/2006/main">
+                  <a:graphicData uri="http://schemas.microsoft.com/office/word/2010/wordprocessingShape">
+                    <wps:wsp>
+                      <wps:cNvCnPr/>
+                      <wps:spPr>
+                        <a:xfrm flipH="1">
+                          <a:off x="0" y="0"/>
+                          <a:ext cx="4124325" cy="762000"/>
+                        </a:xfrm>
+                        <a:prstGeom prst="straightConnector1">
+                          <a:avLst/>
+                        </a:prstGeom>
+                        <a:ln>
+                          <a:tailEnd type="triangle"/>
+                        </a:ln>
+                      </wps:spPr>
+                      <wps:style>
+                        <a:lnRef idx="1">
+                          <a:schemeClr val="accent1"/>
+                        </a:lnRef>
+                        <a:fillRef idx="0">
+                          <a:schemeClr val="accent1"/>
+                        </a:fillRef>
+                        <a:effectRef idx="0">
+                          <a:schemeClr val="accent1"/>
+                        </a:effectRef>
+                        <a:fontRef idx="minor">
+                          <a:schemeClr val="tx1"/>
+                        </a:fontRef>
+                      </wps:style>
+                      <wps:bodyPr/>
+                    </wps:wsp>
+                  </a:graphicData>
+                </a:graphic>
+              </wp:anchor>
+            </w:drawing>
+          </mc:Choice>
+          <mc:Fallback>
+            <w:pict>
+              <v:shapetype w14:anchorId="6CC2E0C7" id="_x0000_t32" coordsize="21600,21600" o:spt="32" o:oned="t" path="m,l21600,21600e" filled="f">
+                <v:path arrowok="t" fillok="f" o:connecttype="none"/>
+                <o:lock v:ext="edit" shapetype="t"/>
+              </v:shapetype>
+              <v:shape id="Conector de Seta Reta 52" o:spid="_x0000_s1026" type="#_x0000_t32" style="position:absolute;margin-left:61.95pt;margin-top:11.9pt;width:324.75pt;height:60pt;flip:x;z-index:251691008;visibility:visible;mso-wrap-style:square;mso-wrap-distance-left:9pt;mso-wrap-distance-top:0;mso-wrap-distance-right:9pt;mso-wrap-distance-bottom:0;mso-position-horizontal:absolute;mso-position-horizontal-relative:text;mso-position-vertical:absolute;mso-position-vertical-relative:text" o:gfxdata="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" strokecolor="#4472c4 [3204]" strokeweight=".5pt">
+                <v:stroke endarrow="block" joinstyle="miter"/>
+              </v:shape>
+            </w:pict>
+          </mc:Fallback>
+        </mc:AlternateContent>
+      </w:r>
+      <w:r>
+        <w:rPr>
+          <w:noProof/>
+        </w:rPr>
+        <mc:AlternateContent>
+          <mc:Choice Requires="wps">
+            <w:drawing>
+              <wp:anchor distT="0" distB="0" distL="114300" distR="114300" simplePos="0" relativeHeight="251689984" behindDoc="0" locked="0" layoutInCell="1" allowOverlap="1">
+                <wp:simplePos x="0" y="0"/>
+                <wp:positionH relativeFrom="column">
+                  <wp:posOffset>539115</wp:posOffset>
+                </wp:positionH>
+                <wp:positionV relativeFrom="paragraph">
+                  <wp:posOffset>189230</wp:posOffset>
+                </wp:positionV>
+                <wp:extent cx="323850" cy="561975"/>
+                <wp:effectExtent l="0" t="0" r="76200" b="47625"/>
+                <wp:wrapNone/>
+                <wp:docPr id="51" name="Conector de Seta Reta 51"/>
+                <wp:cNvGraphicFramePr/>
+                <a:graphic xmlns:a="http://schemas.openxmlformats.org/drawingml/2006/main">
+                  <a:graphicData uri="http://schemas.microsoft.com/office/word/2010/wordprocessingShape">
+                    <wps:wsp>
+                      <wps:cNvCnPr/>
+                      <wps:spPr>
+                        <a:xfrm>
+                          <a:off x="0" y="0"/>
+                          <a:ext cx="323850" cy="561975"/>
+                        </a:xfrm>
+                        <a:prstGeom prst="straightConnector1">
+                          <a:avLst/>
+                        </a:prstGeom>
+                        <a:ln>
+                          <a:tailEnd type="triangle"/>
+                        </a:ln>
+                      </wps:spPr>
+                      <wps:style>
+                        <a:lnRef idx="1">
+                          <a:schemeClr val="accent1"/>
+                        </a:lnRef>
+                        <a:fillRef idx="0">
+                          <a:schemeClr val="accent1"/>
+                        </a:fillRef>
+                        <a:effectRef idx="0">
+                          <a:schemeClr val="accent1"/>
+                        </a:effectRef>
+                        <a:fontRef idx="minor">
+                          <a:schemeClr val="tx1"/>
+                        </a:fontRef>
+                      </wps:style>
+                      <wps:bodyPr/>
+                    </wps:wsp>
+                  </a:graphicData>
+                </a:graphic>
+              </wp:anchor>
+            </w:drawing>
+          </mc:Choice>
+          <mc:Fallback>
+            <w:pict>
+              <v:shape w14:anchorId="5ABDA929" id="Conector de Seta Reta 51" o:spid="_x0000_s1026" type="#_x0000_t32" style="position:absolute;margin-left:42.45pt;margin-top:14.9pt;width:25.5pt;height:44.25pt;z-index:251689984;visibility:visible;mso-wrap-style:square;mso-wrap-distance-left:9pt;mso-wrap-distance-top:0;mso-wrap-distance-right:9pt;mso-wrap-distance-bottom:0;mso-position-horizontal:absolute;mso-position-horizontal-relative:text;mso-position-vertical:absolute;mso-position-vertical-relative:text" o:gfxdata="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" strokecolor="#4472c4 [3204]" strokeweight=".5pt">
+                <v:stroke endarrow="block" joinstyle="miter"/>
+              </v:shape>
+            </w:pict>
+          </mc:Fallback>
+        </mc:AlternateContent>
+      </w:r>
+      <w:r>
+        <w:rPr>
+          <w:noProof/>
+        </w:rPr>
+        <w:drawing>
+          <wp:anchor distT="0" distB="0" distL="114300" distR="114300" simplePos="0" relativeHeight="251688960" behindDoc="0" locked="0" layoutInCell="1" allowOverlap="1">
+            <wp:simplePos x="0" y="0"/>
+            <wp:positionH relativeFrom="margin">
+              <wp:align>left</wp:align>
+            </wp:positionH>
+            <wp:positionV relativeFrom="paragraph">
+              <wp:posOffset>455930</wp:posOffset>
+            </wp:positionV>
+            <wp:extent cx="1533525" cy="657225"/>
+            <wp:effectExtent l="0" t="0" r="9525" b="9525"/>
+            <wp:wrapNone/>
+            <wp:docPr id="50" name="Imagem 50"/>
+            <wp:cNvGraphicFramePr>
+              <a:graphicFrameLocks xmlns:a="http://schemas.openxmlformats.org/drawingml/2006/main" noChangeAspect="1"/>
+            </wp:cNvGraphicFramePr>
+            <a:graphic xmlns:a="http://schemas.openxmlformats.org/drawingml/2006/main">
+              <a:graphicData uri="http://schemas.openxmlformats.org/drawingml/2006/picture">
+                <pic:pic xmlns:pic="http://schemas.openxmlformats.org/drawingml/2006/picture">
+                  <pic:nvPicPr>
+                    <pic:cNvPr id="0" name="Picture 13"/>
+                    <pic:cNvPicPr>
+                      <a:picLocks noChangeAspect="1" noChangeArrowheads="1"/>
+                    </pic:cNvPicPr>
+                  </pic:nvPicPr>
+                  <pic:blipFill>
+                    <a:blip r:embed="rId52">
+                      <a:extLst>
+                        <a:ext uri="{28A0092B-C50C-407E-A947-70E740481C1C}">
+                          <a14:useLocalDpi xmlns:a14="http://schemas.microsoft.com/office/drawing/2010/main" val="0"/>
+                        </a:ext>
+                      </a:extLst>
+                    </a:blip>
+                    <a:srcRect/>
+                    <a:stretch>
+                      <a:fillRect/>
+                    </a:stretch>
+                  </pic:blipFill>
+                  <pic:spPr bwMode="auto">
+                    <a:xfrm>
+                      <a:off x="0" y="0"/>
+                      <a:ext cx="1533525" cy="657225"/>
+                    </a:xfrm>
+                    <a:prstGeom prst="rect">
+                      <a:avLst/>
+                    </a:prstGeom>
+                    <a:noFill/>
+                    <a:ln>
+                      <a:noFill/>
+                    </a:ln>
+                  </pic:spPr>
+                </pic:pic>
+              </a:graphicData>
+            </a:graphic>
+          </wp:anchor>
+        </w:drawing>
+      </w:r>
+      <w:r>
+        <w:rPr>
+          <w:noProof/>
+        </w:rPr>
+        <w:t xml:space="preserve">30 – centralizamos o subtitulo dos itens da lista e definimos que cada item possuem 30% de largura </w:t>
+      </w:r>
+    </w:p>
+    <w:p>
+      <w:pPr>
+        <w:rPr>
+          <w:rFonts w:ascii="Arial Black" w:hAnsi="Arial Black"/>
+          <w:b/>
+        </w:rPr>
+      </w:pPr>
+      <w:r>
+        <w:rPr>
+          <w:rFonts w:ascii="Arial Black" w:hAnsi="Arial Black"/>
+          <w:b/>
+          <w:noProof/>
+        </w:rPr>
+        <w:lastRenderedPageBreak/>
+        <mc:AlternateContent>
+          <mc:Choice Requires="wps">
+            <w:drawing>
+              <wp:anchor distT="0" distB="0" distL="114300" distR="114300" simplePos="0" relativeHeight="251692032" behindDoc="0" locked="0" layoutInCell="1" allowOverlap="1">
+                <wp:simplePos x="0" y="0"/>
+                <wp:positionH relativeFrom="column">
+                  <wp:posOffset>1224915</wp:posOffset>
+                </wp:positionH>
+                <wp:positionV relativeFrom="paragraph">
+                  <wp:posOffset>243205</wp:posOffset>
+                </wp:positionV>
+                <wp:extent cx="3143250" cy="866775"/>
+                <wp:effectExtent l="38100" t="0" r="19050" b="66675"/>
+                <wp:wrapNone/>
+                <wp:docPr id="54" name="Conector de Seta Reta 54"/>
+                <wp:cNvGraphicFramePr/>
+                <a:graphic xmlns:a="http://schemas.openxmlformats.org/drawingml/2006/main">
+                  <a:graphicData uri="http://schemas.microsoft.com/office/word/2010/wordprocessingShape">
+                    <wps:wsp>
+                      <wps:cNvCnPr/>
+                      <wps:spPr>
+                        <a:xfrm flipH="1">
+                          <a:off x="0" y="0"/>
+                          <a:ext cx="3143250" cy="866775"/>
+                        </a:xfrm>
+                        <a:prstGeom prst="straightConnector1">
+                          <a:avLst/>
+                        </a:prstGeom>
+                        <a:ln>
+                          <a:tailEnd type="triangle"/>
+                        </a:ln>
+                      </wps:spPr>
+                      <wps:style>
+                        <a:lnRef idx="1">
+                          <a:schemeClr val="accent1"/>
+                        </a:lnRef>
+                        <a:fillRef idx="0">
+                          <a:schemeClr val="accent1"/>
+                        </a:fillRef>
+                        <a:effectRef idx="0">
+                          <a:schemeClr val="accent1"/>
+                        </a:effectRef>
+                        <a:fontRef idx="minor">
+                          <a:schemeClr val="tx1"/>
+                        </a:fontRef>
+                      </wps:style>
+                      <wps:bodyPr/>
+                    </wps:wsp>
+                  </a:graphicData>
+                </a:graphic>
+              </wp:anchor>
+            </w:drawing>
+          </mc:Choice>
+          <mc:Fallback>
+            <w:pict>
+              <v:shape w14:anchorId="2FFBC855" id="Conector de Seta Reta 54" o:spid="_x0000_s1026" type="#_x0000_t32" style="position:absolute;margin-left:96.45pt;margin-top:19.15pt;width:247.5pt;height:68.25pt;flip:x;z-index:251692032;visibility:visible;mso-wrap-style:square;mso-wrap-distance-left:9pt;mso-wrap-distance-top:0;mso-wrap-distance-right:9pt;mso-wrap-distance-bottom:0;mso-position-horizontal:absolute;mso-position-horizontal-relative:text;mso-position-vertical:absolute;mso-position-vertical-relative:text" o:gfxdata="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" strokecolor="#4472c4 [3204]" strokeweight=".5pt">
+                <v:stroke endarrow="block" joinstyle="miter"/>
+              </v:shape>
+            </w:pict>
+          </mc:Fallback>
+        </mc:AlternateContent>
+      </w:r>
+      <w:r>
+        <w:rPr>
+          <w:rFonts w:ascii="Arial Black" w:hAnsi="Arial Black"/>
+          <w:b/>
+        </w:rPr>
+        <w:t>31 – Para alinhar o texto na parte superior utiliza</w:t>
+      </w:r>
+      <w:r>
+        <w:rPr>
+          <w:rFonts w:ascii="Arial Black" w:hAnsi="Arial Black"/>
+          <w:b/>
+        </w:rPr>
+        <w:t xml:space="preserve">mos o </w:t>
+      </w:r>
+      <w:proofErr w:type="spellStart"/>
+      <w:r>
+        <w:rPr>
+          <w:rFonts w:ascii="Arial Black" w:hAnsi="Arial Black"/>
+          <w:b/>
+        </w:rPr>
+        <w:t>vertical-aling:top</w:t>
+      </w:r>
+      <w:proofErr w:type="spellEnd"/>
+      <w:r>
+        <w:rPr>
+          <w:rFonts w:ascii="Arial Black" w:hAnsi="Arial Black"/>
+          <w:b/>
+        </w:rPr>
+        <w:t xml:space="preserve">: </w:t>
+      </w:r>
+    </w:p>
+    <w:p>
+      <w:pPr>
+        <w:rPr>
+          <w:rFonts w:ascii="Arial Black" w:hAnsi="Arial Black"/>
+          <w:b/>
+        </w:rPr>
+      </w:pPr>
+      <w:r>
+        <w:rPr>
+          <w:noProof/>
+        </w:rPr>
+        <mc:AlternateContent>
+          <mc:Choice Requires="wps">
+            <w:drawing>
+              <wp:anchor distT="0" distB="0" distL="114300" distR="114300" simplePos="0" relativeHeight="251694080" behindDoc="0" locked="0" layoutInCell="1" allowOverlap="1">
+                <wp:simplePos x="0" y="0"/>
+                <wp:positionH relativeFrom="column">
+                  <wp:posOffset>1577340</wp:posOffset>
+                </wp:positionH>
+                <wp:positionV relativeFrom="paragraph">
+                  <wp:posOffset>116205</wp:posOffset>
+                </wp:positionV>
+                <wp:extent cx="2362200" cy="504825"/>
+                <wp:effectExtent l="0" t="57150" r="0" b="28575"/>
+                <wp:wrapNone/>
+                <wp:docPr id="56" name="Conector de Seta Reta 56"/>
+                <wp:cNvGraphicFramePr/>
+                <a:graphic xmlns:a="http://schemas.openxmlformats.org/drawingml/2006/main">
+                  <a:graphicData uri="http://schemas.microsoft.com/office/word/2010/wordprocessingShape">
+                    <wps:wsp>
+                      <wps:cNvCnPr/>
+                      <wps:spPr>
+                        <a:xfrm flipV="1">
+                          <a:off x="0" y="0"/>
+                          <a:ext cx="2362200" cy="504825"/>
+                        </a:xfrm>
+                        <a:prstGeom prst="straightConnector1">
+                          <a:avLst/>
+                        </a:prstGeom>
+                        <a:ln>
+                          <a:tailEnd type="triangle"/>
+                        </a:ln>
+                      </wps:spPr>
+                      <wps:style>
+                        <a:lnRef idx="1">
+                          <a:schemeClr val="accent1"/>
+                        </a:lnRef>
+                        <a:fillRef idx="0">
+                          <a:schemeClr val="accent1"/>
+                        </a:fillRef>
+                        <a:effectRef idx="0">
+                          <a:schemeClr val="accent1"/>
+                        </a:effectRef>
+                        <a:fontRef idx="minor">
+                          <a:schemeClr val="tx1"/>
+                        </a:fontRef>
+                      </wps:style>
+                      <wps:bodyPr/>
+                    </wps:wsp>
+                  </a:graphicData>
+                </a:graphic>
+              </wp:anchor>
+            </w:drawing>
+          </mc:Choice>
+          <mc:Fallback>
+            <w:pict>
+              <v:shape w14:anchorId="5658F93B" id="Conector de Seta Reta 56" o:spid="_x0000_s1026" type="#_x0000_t32" style="position:absolute;margin-left:124.2pt;margin-top:9.15pt;width:186pt;height:39.75pt;flip:y;z-index:251694080;visibility:visible;mso-wrap-style:square;mso-wrap-distance-left:9pt;mso-wrap-distance-top:0;mso-wrap-distance-right:9pt;mso-wrap-distance-bottom:0;mso-position-horizontal:absolute;mso-position-horizontal-relative:text;mso-position-vertical:absolute;mso-position-vertical-relative:text" o:gfxdata="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" strokecolor="#4472c4 [3204]" strokeweight=".5pt">
+                <v:stroke endarrow="block" joinstyle="miter"/>
+              </v:shape>
+            </w:pict>
+          </mc:Fallback>
+        </mc:AlternateContent>
+      </w:r>
+      <w:r>
+        <w:rPr>
+          <w:noProof/>
+        </w:rPr>
+        <w:drawing>
+          <wp:anchor distT="0" distB="0" distL="114300" distR="114300" simplePos="0" relativeHeight="251693056" behindDoc="0" locked="0" layoutInCell="1" allowOverlap="1">
+            <wp:simplePos x="0" y="0"/>
+            <wp:positionH relativeFrom="column">
+              <wp:posOffset>3529965</wp:posOffset>
+            </wp:positionH>
+            <wp:positionV relativeFrom="paragraph">
+              <wp:posOffset>11430</wp:posOffset>
+            </wp:positionV>
+            <wp:extent cx="2790825" cy="1228720"/>
+            <wp:effectExtent l="0" t="0" r="0" b="0"/>
+            <wp:wrapNone/>
+            <wp:docPr id="55" name="Imagem 55"/>
+            <wp:cNvGraphicFramePr>
+              <a:graphicFrameLocks xmlns:a="http://schemas.openxmlformats.org/drawingml/2006/main" noChangeAspect="1"/>
+            </wp:cNvGraphicFramePr>
+            <a:graphic xmlns:a="http://schemas.openxmlformats.org/drawingml/2006/main">
+              <a:graphicData uri="http://schemas.openxmlformats.org/drawingml/2006/picture">
+                <pic:pic xmlns:pic="http://schemas.openxmlformats.org/drawingml/2006/picture">
+                  <pic:nvPicPr>
+                    <pic:cNvPr id="0" name="Picture 17"/>
+                    <pic:cNvPicPr>
+                      <a:picLocks noChangeAspect="1" noChangeArrowheads="1"/>
+                    </pic:cNvPicPr>
+                  </pic:nvPicPr>
+                  <pic:blipFill>
+                    <a:blip r:embed="rId53" cstate="print">
+                      <a:extLst>
+                        <a:ext uri="{28A0092B-C50C-407E-A947-70E740481C1C}">
+                          <a14:useLocalDpi xmlns:a14="http://schemas.microsoft.com/office/drawing/2010/main" val="0"/>
+                        </a:ext>
+                      </a:extLst>
+                    </a:blip>
+                    <a:srcRect/>
+                    <a:stretch>
+                      <a:fillRect/>
+                    </a:stretch>
+                  </pic:blipFill>
+                  <pic:spPr bwMode="auto">
+                    <a:xfrm>
+                      <a:off x="0" y="0"/>
+                      <a:ext cx="2790825" cy="1228720"/>
+                    </a:xfrm>
+                    <a:prstGeom prst="rect">
+                      <a:avLst/>
+                    </a:prstGeom>
+                    <a:noFill/>
+                    <a:ln>
+                      <a:noFill/>
+                    </a:ln>
+                  </pic:spPr>
+                </pic:pic>
+              </a:graphicData>
+            </a:graphic>
+          </wp:anchor>
+        </w:drawing>
+      </w:r>
+      <w:r>
+        <w:rPr>
+          <w:noProof/>
+        </w:rPr>
+        <w:drawing>
+          <wp:inline distT="0" distB="0" distL="0" distR="0">
+            <wp:extent cx="1495425" cy="828675"/>
+            <wp:effectExtent l="0" t="0" r="9525" b="9525"/>
+            <wp:docPr id="53" name="Imagem 53"/>
+            <wp:cNvGraphicFramePr>
+              <a:graphicFrameLocks xmlns:a="http://schemas.openxmlformats.org/drawingml/2006/main" noChangeAspect="1"/>
+            </wp:cNvGraphicFramePr>
+            <a:graphic xmlns:a="http://schemas.openxmlformats.org/drawingml/2006/main">
+              <a:graphicData uri="http://schemas.openxmlformats.org/drawingml/2006/picture">
+                <pic:pic xmlns:pic="http://schemas.openxmlformats.org/drawingml/2006/picture">
+                  <pic:nvPicPr>
+                    <pic:cNvPr id="0" name="Picture 15"/>
+                    <pic:cNvPicPr>
+                      <a:picLocks noChangeAspect="1" noChangeArrowheads="1"/>
+                    </pic:cNvPicPr>
+                  </pic:nvPicPr>
+                  <pic:blipFill>
+                    <a:blip r:embed="rId54">
+                      <a:extLst>
+                        <a:ext uri="{28A0092B-C50C-407E-A947-70E740481C1C}">
+                          <a14:useLocalDpi xmlns:a14="http://schemas.microsoft.com/office/drawing/2010/main" val="0"/>
+                        </a:ext>
+                      </a:extLst>
+                    </a:blip>
+                    <a:srcRect/>
+                    <a:stretch>
+                      <a:fillRect/>
+                    </a:stretch>
+                  </pic:blipFill>
+                  <pic:spPr bwMode="auto">
+                    <a:xfrm>
+                      <a:off x="0" y="0"/>
+                      <a:ext cx="1495425" cy="828675"/>
+                    </a:xfrm>
+                    <a:prstGeom prst="rect">
+                      <a:avLst/>
+                    </a:prstGeom>
+                    <a:noFill/>
+                    <a:ln>
+                      <a:noFill/>
+                    </a:ln>
+                  </pic:spPr>
+                </pic:pic>
+              </a:graphicData>
+            </a:graphic>
+          </wp:inline>
+        </w:drawing>
+      </w:r>
+    </w:p>
+    <w:p>
+      <w:pPr>
+        <w:rPr>
+          <w:rFonts w:ascii="Arial Black" w:hAnsi="Arial Black"/>
+        </w:rPr>
+      </w:pPr>
+    </w:p>
+    <w:p>
+      <w:pPr>
+        <w:rPr>
+          <w:rFonts w:ascii="Arial Black" w:hAnsi="Arial Black"/>
+        </w:rPr>
+      </w:pPr>
+    </w:p>
+    <w:p>
+      <w:pPr>
+        <w:rPr>
+          <w:rFonts w:ascii="Arial Black" w:hAnsi="Arial Black"/>
+        </w:rPr>
+      </w:pPr>
+      <w:r>
+        <w:rPr>
+          <w:rFonts w:ascii="Arial Black" w:hAnsi="Arial Black"/>
+        </w:rPr>
+        <w:t xml:space="preserve">32 – </w:t>
+      </w:r>
+      <w:proofErr w:type="gramStart"/>
+      <w:r>
+        <w:rPr>
+          <w:rFonts w:ascii="Arial Black" w:hAnsi="Arial Black"/>
+        </w:rPr>
+        <w:t>Nos subtítulo</w:t>
+      </w:r>
+      <w:proofErr w:type="gramEnd"/>
+      <w:r>
+        <w:rPr>
+          <w:rFonts w:ascii="Arial Black" w:hAnsi="Arial Black"/>
+        </w:rPr>
+        <w:t xml:space="preserve"> de cada item aumentamos o tamanho da fonte e deixamos ela mais encorpada e negrito.</w:t>
+      </w:r>
+    </w:p>
+    <w:p>
+      <w:pPr>
+        <w:rPr>
+          <w:rFonts w:ascii="Arial Black" w:hAnsi="Arial Black"/>
+        </w:rPr>
+      </w:pPr>
+      <w:r>
+        <w:rPr>
+          <w:rFonts w:ascii="Arial Black" w:hAnsi="Arial Black"/>
+        </w:rPr>
+        <w:drawing>
+          <wp:inline distT="0" distB="0" distL="0" distR="0" wp14:anchorId="5C985F2D" wp14:editId="72A6E4B3">
+            <wp:extent cx="1838325" cy="790164"/>
+            <wp:effectExtent l="0" t="0" r="0" b="0"/>
+            <wp:docPr id="57" name="Imagem 57"/>
+            <wp:cNvGraphicFramePr>
+              <a:graphicFrameLocks xmlns:a="http://schemas.openxmlformats.org/drawingml/2006/main" noChangeAspect="1"/>
+            </wp:cNvGraphicFramePr>
+            <a:graphic xmlns:a="http://schemas.openxmlformats.org/drawingml/2006/main">
+              <a:graphicData uri="http://schemas.openxmlformats.org/drawingml/2006/picture">
+                <pic:pic xmlns:pic="http://schemas.openxmlformats.org/drawingml/2006/picture">
+                  <pic:nvPicPr>
+                    <pic:cNvPr id="1" name=""/>
+                    <pic:cNvPicPr/>
+                  </pic:nvPicPr>
+                  <pic:blipFill>
+                    <a:blip r:embed="rId55"/>
+                    <a:stretch>
+                      <a:fillRect/>
+                    </a:stretch>
+                  </pic:blipFill>
+                  <pic:spPr>
+                    <a:xfrm>
+                      <a:off x="0" y="0"/>
+                      <a:ext cx="1861231" cy="800010"/>
+                    </a:xfrm>
+                    <a:prstGeom prst="rect">
+                      <a:avLst/>
+                    </a:prstGeom>
+                  </pic:spPr>
+                </pic:pic>
+              </a:graphicData>
+            </a:graphic>
+          </wp:inline>
+        </w:drawing>
+      </w:r>
+    </w:p>
+    <w:p>
+      <w:pPr>
+        <w:rPr>
+          <w:rFonts w:ascii="Arial Black" w:hAnsi="Arial Black"/>
+        </w:rPr>
+      </w:pPr>
+      <w:r>
+        <w:rPr>
+          <w:rFonts w:ascii="Arial Black" w:hAnsi="Arial Black"/>
+        </w:rPr>
+        <w:t xml:space="preserve">33 - </w:t>
       </w:r>
       <w:bookmarkStart w:id="0" w:name="_GoBack"/>
       <w:bookmarkEnd w:id="0"/>
@@ -7564,7 +8640,7 @@
 </file>
 
 <file path=customXml/itemProps1.xml><?xml version="1.0" encoding="utf-8"?>
-<ds:datastoreItem xmlns:ds="http://schemas.openxmlformats.org/officeDocument/2006/customXml" ds:itemID="{ADFC46BC-6B2B-4221-A09F-3D5A15DAB749}">
+<ds:datastoreItem xmlns:ds="http://schemas.openxmlformats.org/officeDocument/2006/customXml" ds:itemID="{78E5413F-83A0-4738-B267-B547DC5E8A6F}">
   <ds:schemaRefs>
     <ds:schemaRef ds:uri="http://schemas.openxmlformats.org/officeDocument/2006/bibliography"/>
   </ds:schemaRefs>

--- a/Apostila/Apostila.docx
+++ b/Apostila/Apostila.docx
@@ -6752,6 +6752,7 @@
       <w:r>
         <w:rPr>
           <w:rFonts w:ascii="Arial Black" w:hAnsi="Arial Black"/>
+          <w:noProof/>
         </w:rPr>
         <w:drawing>
           <wp:inline distT="0" distB="0" distL="0" distR="0" wp14:anchorId="5C985F2D" wp14:editId="72A6E4B3">
@@ -6800,7 +6801,4520 @@
         <w:rPr>
           <w:rFonts w:ascii="Arial Black" w:hAnsi="Arial Black"/>
         </w:rPr>
-        <w:t xml:space="preserve">33 - </w:t>
+        <w:t xml:space="preserve">33 </w:t>
+      </w:r>
+      <w:r>
+        <w:rPr>
+          <w:rFonts w:ascii="Arial Black" w:hAnsi="Arial Black"/>
+        </w:rPr>
+        <w:t>–</w:t>
+      </w:r>
+      <w:r>
+        <w:rPr>
+          <w:rFonts w:ascii="Arial Black" w:hAnsi="Arial Black"/>
+        </w:rPr>
+        <w:t xml:space="preserve"> </w:t>
+      </w:r>
+      <w:r>
+        <w:rPr>
+          <w:rFonts w:ascii="Arial Black" w:hAnsi="Arial Black"/>
+        </w:rPr>
+        <w:t xml:space="preserve">Adicionamos </w:t>
+      </w:r>
+      <w:r>
+        <w:rPr>
+          <w:rFonts w:ascii="Arial Black" w:hAnsi="Arial Black"/>
+        </w:rPr>
+        <w:t xml:space="preserve">uma </w:t>
+      </w:r>
+      <w:proofErr w:type="spellStart"/>
+      <w:r>
+        <w:rPr>
+          <w:rFonts w:ascii="Arial Black" w:hAnsi="Arial Black"/>
+        </w:rPr>
+        <w:t>class</w:t>
+      </w:r>
+      <w:proofErr w:type="spellEnd"/>
+      <w:r>
+        <w:rPr>
+          <w:rFonts w:ascii="Arial Black" w:hAnsi="Arial Black"/>
+        </w:rPr>
+        <w:t xml:space="preserve"> tanto na descrição dos itens como nos preços e no </w:t>
+      </w:r>
+      <w:proofErr w:type="spellStart"/>
+      <w:r>
+        <w:rPr>
+          <w:rFonts w:ascii="Arial Black" w:hAnsi="Arial Black"/>
+        </w:rPr>
+        <w:t>css</w:t>
+      </w:r>
+      <w:proofErr w:type="spellEnd"/>
+      <w:r>
+        <w:rPr>
+          <w:rFonts w:ascii="Arial Black" w:hAnsi="Arial Black"/>
+        </w:rPr>
+        <w:t xml:space="preserve"> aumentamos o tamanho da fonte e deixamos o preço mais encorpado (</w:t>
+      </w:r>
+      <w:proofErr w:type="spellStart"/>
+      <w:r>
+        <w:rPr>
+          <w:rFonts w:ascii="Arial Black" w:hAnsi="Arial Black"/>
+        </w:rPr>
+        <w:t>bold</w:t>
+      </w:r>
+      <w:proofErr w:type="spellEnd"/>
+      <w:r>
+        <w:rPr>
+          <w:rFonts w:ascii="Arial Black" w:hAnsi="Arial Black"/>
+        </w:rPr>
+        <w:t>)</w:t>
+      </w:r>
+    </w:p>
+    <w:p>
+      <w:pPr>
+        <w:rPr>
+          <w:rFonts w:ascii="Arial Black" w:hAnsi="Arial Black"/>
+        </w:rPr>
+      </w:pPr>
+      <w:r>
+        <w:rPr>
+          <w:noProof/>
+        </w:rPr>
+        <mc:AlternateContent>
+          <mc:Choice Requires="wps">
+            <w:drawing>
+              <wp:anchor distT="0" distB="0" distL="114300" distR="114300" simplePos="0" relativeHeight="251697152" behindDoc="0" locked="0" layoutInCell="1" allowOverlap="1">
+                <wp:simplePos x="0" y="0"/>
+                <wp:positionH relativeFrom="column">
+                  <wp:posOffset>1472564</wp:posOffset>
+                </wp:positionH>
+                <wp:positionV relativeFrom="paragraph">
+                  <wp:posOffset>1143000</wp:posOffset>
+                </wp:positionV>
+                <wp:extent cx="2809875" cy="523875"/>
+                <wp:effectExtent l="0" t="57150" r="9525" b="28575"/>
+                <wp:wrapNone/>
+                <wp:docPr id="60" name="Conector de Seta Reta 60"/>
+                <wp:cNvGraphicFramePr/>
+                <a:graphic xmlns:a="http://schemas.openxmlformats.org/drawingml/2006/main">
+                  <a:graphicData uri="http://schemas.microsoft.com/office/word/2010/wordprocessingShape">
+                    <wps:wsp>
+                      <wps:cNvCnPr/>
+                      <wps:spPr>
+                        <a:xfrm flipV="1">
+                          <a:off x="0" y="0"/>
+                          <a:ext cx="2809875" cy="523875"/>
+                        </a:xfrm>
+                        <a:prstGeom prst="straightConnector1">
+                          <a:avLst/>
+                        </a:prstGeom>
+                        <a:ln>
+                          <a:tailEnd type="triangle"/>
+                        </a:ln>
+                      </wps:spPr>
+                      <wps:style>
+                        <a:lnRef idx="1">
+                          <a:schemeClr val="accent1"/>
+                        </a:lnRef>
+                        <a:fillRef idx="0">
+                          <a:schemeClr val="accent1"/>
+                        </a:fillRef>
+                        <a:effectRef idx="0">
+                          <a:schemeClr val="accent1"/>
+                        </a:effectRef>
+                        <a:fontRef idx="minor">
+                          <a:schemeClr val="tx1"/>
+                        </a:fontRef>
+                      </wps:style>
+                      <wps:bodyPr/>
+                    </wps:wsp>
+                  </a:graphicData>
+                </a:graphic>
+              </wp:anchor>
+            </w:drawing>
+          </mc:Choice>
+          <mc:Fallback>
+            <w:pict>
+              <v:shapetype w14:anchorId="5F163D5D" id="_x0000_t32" coordsize="21600,21600" o:spt="32" o:oned="t" path="m,l21600,21600e" filled="f">
+                <v:path arrowok="t" fillok="f" o:connecttype="none"/>
+                <o:lock v:ext="edit" shapetype="t"/>
+              </v:shapetype>
+              <v:shape id="Conector de Seta Reta 60" o:spid="_x0000_s1026" type="#_x0000_t32" style="position:absolute;margin-left:115.95pt;margin-top:90pt;width:221.25pt;height:41.25pt;flip:y;z-index:251697152;visibility:visible;mso-wrap-style:square;mso-wrap-distance-left:9pt;mso-wrap-distance-top:0;mso-wrap-distance-right:9pt;mso-wrap-distance-bottom:0;mso-position-horizontal:absolute;mso-position-horizontal-relative:text;mso-position-vertical:absolute;mso-position-vertical-relative:text" o:gfxdata="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" strokecolor="#4472c4 [3204]" strokeweight=".5pt">
+                <v:stroke endarrow="block" joinstyle="miter"/>
+              </v:shape>
+            </w:pict>
+          </mc:Fallback>
+        </mc:AlternateContent>
+      </w:r>
+      <w:r>
+        <w:rPr>
+          <w:noProof/>
+        </w:rPr>
+        <mc:AlternateContent>
+          <mc:Choice Requires="wps">
+            <w:drawing>
+              <wp:anchor distT="0" distB="0" distL="114300" distR="114300" simplePos="0" relativeHeight="251696128" behindDoc="0" locked="0" layoutInCell="1" allowOverlap="1">
+                <wp:simplePos x="0" y="0"/>
+                <wp:positionH relativeFrom="column">
+                  <wp:posOffset>1434464</wp:posOffset>
+                </wp:positionH>
+                <wp:positionV relativeFrom="paragraph">
+                  <wp:posOffset>438150</wp:posOffset>
+                </wp:positionV>
+                <wp:extent cx="2790825" cy="1104900"/>
+                <wp:effectExtent l="0" t="38100" r="47625" b="19050"/>
+                <wp:wrapNone/>
+                <wp:docPr id="59" name="Conector de Seta Reta 59"/>
+                <wp:cNvGraphicFramePr/>
+                <a:graphic xmlns:a="http://schemas.openxmlformats.org/drawingml/2006/main">
+                  <a:graphicData uri="http://schemas.microsoft.com/office/word/2010/wordprocessingShape">
+                    <wps:wsp>
+                      <wps:cNvCnPr/>
+                      <wps:spPr>
+                        <a:xfrm flipV="1">
+                          <a:off x="0" y="0"/>
+                          <a:ext cx="2790825" cy="1104900"/>
+                        </a:xfrm>
+                        <a:prstGeom prst="straightConnector1">
+                          <a:avLst/>
+                        </a:prstGeom>
+                        <a:ln>
+                          <a:tailEnd type="triangle"/>
+                        </a:ln>
+                      </wps:spPr>
+                      <wps:style>
+                        <a:lnRef idx="1">
+                          <a:schemeClr val="accent1"/>
+                        </a:lnRef>
+                        <a:fillRef idx="0">
+                          <a:schemeClr val="accent1"/>
+                        </a:fillRef>
+                        <a:effectRef idx="0">
+                          <a:schemeClr val="accent1"/>
+                        </a:effectRef>
+                        <a:fontRef idx="minor">
+                          <a:schemeClr val="tx1"/>
+                        </a:fontRef>
+                      </wps:style>
+                      <wps:bodyPr/>
+                    </wps:wsp>
+                  </a:graphicData>
+                </a:graphic>
+              </wp:anchor>
+            </w:drawing>
+          </mc:Choice>
+          <mc:Fallback>
+            <w:pict>
+              <v:shape w14:anchorId="7552ECF0" id="Conector de Seta Reta 59" o:spid="_x0000_s1026" type="#_x0000_t32" style="position:absolute;margin-left:112.95pt;margin-top:34.5pt;width:219.75pt;height:87pt;flip:y;z-index:251696128;visibility:visible;mso-wrap-style:square;mso-wrap-distance-left:9pt;mso-wrap-distance-top:0;mso-wrap-distance-right:9pt;mso-wrap-distance-bottom:0;mso-position-horizontal:absolute;mso-position-horizontal-relative:text;mso-position-vertical:absolute;mso-position-vertical-relative:text" o:gfxdata="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" strokecolor="#4472c4 [3204]" strokeweight=".5pt">
+                <v:stroke endarrow="block" joinstyle="miter"/>
+              </v:shape>
+            </w:pict>
+          </mc:Fallback>
+        </mc:AlternateContent>
+      </w:r>
+      <w:r>
+        <w:rPr>
+          <w:noProof/>
+        </w:rPr>
+        <w:drawing>
+          <wp:anchor distT="0" distB="0" distL="114300" distR="114300" simplePos="0" relativeHeight="251695104" behindDoc="0" locked="0" layoutInCell="1" allowOverlap="1">
+            <wp:simplePos x="0" y="0"/>
+            <wp:positionH relativeFrom="margin">
+              <wp:posOffset>4139565</wp:posOffset>
+            </wp:positionH>
+            <wp:positionV relativeFrom="paragraph">
+              <wp:posOffset>285750</wp:posOffset>
+            </wp:positionV>
+            <wp:extent cx="1781175" cy="1485900"/>
+            <wp:effectExtent l="0" t="0" r="9525" b="0"/>
+            <wp:wrapNone/>
+            <wp:docPr id="49" name="Imagem 49"/>
+            <wp:cNvGraphicFramePr>
+              <a:graphicFrameLocks xmlns:a="http://schemas.openxmlformats.org/drawingml/2006/main" noChangeAspect="1"/>
+            </wp:cNvGraphicFramePr>
+            <a:graphic xmlns:a="http://schemas.openxmlformats.org/drawingml/2006/main">
+              <a:graphicData uri="http://schemas.openxmlformats.org/drawingml/2006/picture">
+                <pic:pic xmlns:pic="http://schemas.openxmlformats.org/drawingml/2006/picture">
+                  <pic:nvPicPr>
+                    <pic:cNvPr id="0" name="Picture 1"/>
+                    <pic:cNvPicPr>
+                      <a:picLocks noChangeAspect="1" noChangeArrowheads="1"/>
+                    </pic:cNvPicPr>
+                  </pic:nvPicPr>
+                  <pic:blipFill>
+                    <a:blip r:embed="rId56">
+                      <a:extLst>
+                        <a:ext uri="{28A0092B-C50C-407E-A947-70E740481C1C}">
+                          <a14:useLocalDpi xmlns:a14="http://schemas.microsoft.com/office/drawing/2010/main" val="0"/>
+                        </a:ext>
+                      </a:extLst>
+                    </a:blip>
+                    <a:srcRect/>
+                    <a:stretch>
+                      <a:fillRect/>
+                    </a:stretch>
+                  </pic:blipFill>
+                  <pic:spPr bwMode="auto">
+                    <a:xfrm>
+                      <a:off x="0" y="0"/>
+                      <a:ext cx="1781175" cy="1485900"/>
+                    </a:xfrm>
+                    <a:prstGeom prst="rect">
+                      <a:avLst/>
+                    </a:prstGeom>
+                    <a:noFill/>
+                    <a:ln>
+                      <a:noFill/>
+                    </a:ln>
+                  </pic:spPr>
+                </pic:pic>
+              </a:graphicData>
+            </a:graphic>
+          </wp:anchor>
+        </w:drawing>
+      </w:r>
+      <w:r>
+        <w:rPr>
+          <w:noProof/>
+        </w:rPr>
+        <w:drawing>
+          <wp:inline distT="0" distB="0" distL="0" distR="0" wp14:anchorId="546ED2CB" wp14:editId="3A99908F">
+            <wp:extent cx="4086225" cy="1790541"/>
+            <wp:effectExtent l="0" t="0" r="0" b="635"/>
+            <wp:docPr id="58" name="Imagem 58"/>
+            <wp:cNvGraphicFramePr>
+              <a:graphicFrameLocks xmlns:a="http://schemas.openxmlformats.org/drawingml/2006/main" noChangeAspect="1"/>
+            </wp:cNvGraphicFramePr>
+            <a:graphic xmlns:a="http://schemas.openxmlformats.org/drawingml/2006/main">
+              <a:graphicData uri="http://schemas.openxmlformats.org/drawingml/2006/picture">
+                <pic:pic xmlns:pic="http://schemas.openxmlformats.org/drawingml/2006/picture">
+                  <pic:nvPicPr>
+                    <pic:cNvPr id="0" name="Picture 3"/>
+                    <pic:cNvPicPr>
+                      <a:picLocks noChangeAspect="1" noChangeArrowheads="1"/>
+                    </pic:cNvPicPr>
+                  </pic:nvPicPr>
+                  <pic:blipFill>
+                    <a:blip r:embed="rId57">
+                      <a:extLst>
+                        <a:ext uri="{28A0092B-C50C-407E-A947-70E740481C1C}">
+                          <a14:useLocalDpi xmlns:a14="http://schemas.microsoft.com/office/drawing/2010/main" val="0"/>
+                        </a:ext>
+                      </a:extLst>
+                    </a:blip>
+                    <a:srcRect/>
+                    <a:stretch>
+                      <a:fillRect/>
+                    </a:stretch>
+                  </pic:blipFill>
+                  <pic:spPr bwMode="auto">
+                    <a:xfrm>
+                      <a:off x="0" y="0"/>
+                      <a:ext cx="4114830" cy="1803075"/>
+                    </a:xfrm>
+                    <a:prstGeom prst="rect">
+                      <a:avLst/>
+                    </a:prstGeom>
+                    <a:noFill/>
+                    <a:ln>
+                      <a:noFill/>
+                    </a:ln>
+                  </pic:spPr>
+                </pic:pic>
+              </a:graphicData>
+            </a:graphic>
+          </wp:inline>
+        </w:drawing>
+      </w:r>
+      <w:r>
+        <w:rPr>
+          <w:rFonts w:ascii="Arial Black" w:hAnsi="Arial Black"/>
+        </w:rPr>
+        <w:br w:type="textWrapping" w:clear="all"/>
+      </w:r>
+    </w:p>
+    <w:p>
+      <w:pPr>
+        <w:rPr>
+          <w:rFonts w:ascii="Arial Black" w:hAnsi="Arial Black"/>
+        </w:rPr>
+      </w:pPr>
+      <w:r>
+        <w:rPr>
+          <w:rFonts w:ascii="Arial Black" w:hAnsi="Arial Black"/>
+        </w:rPr>
+        <w:t xml:space="preserve">34 – Adicionamos </w:t>
+      </w:r>
+      <w:r>
+        <w:rPr>
+          <w:rFonts w:ascii="Arial Black" w:hAnsi="Arial Black"/>
+        </w:rPr>
+        <w:t xml:space="preserve">uma cor de fundo para termos uma melhor visualização dos itens e demos um espaço entre eles de 1.5% tanto do lado direito como lado esquerdo </w:t>
+      </w:r>
+    </w:p>
+    <w:p>
+      <w:r>
+        <w:rPr>
+          <w:noProof/>
+        </w:rPr>
+        <mc:AlternateContent>
+          <mc:Choice Requires="wps">
+            <w:drawing>
+              <wp:anchor distT="0" distB="0" distL="114300" distR="114300" simplePos="0" relativeHeight="251702272" behindDoc="0" locked="0" layoutInCell="1" allowOverlap="1">
+                <wp:simplePos x="0" y="0"/>
+                <wp:positionH relativeFrom="column">
+                  <wp:posOffset>1415415</wp:posOffset>
+                </wp:positionH>
+                <wp:positionV relativeFrom="paragraph">
+                  <wp:posOffset>1095375</wp:posOffset>
+                </wp:positionV>
+                <wp:extent cx="2457450" cy="114300"/>
+                <wp:effectExtent l="0" t="76200" r="0" b="19050"/>
+                <wp:wrapNone/>
+                <wp:docPr id="66" name="Conector de Seta Reta 66"/>
+                <wp:cNvGraphicFramePr/>
+                <a:graphic xmlns:a="http://schemas.openxmlformats.org/drawingml/2006/main">
+                  <a:graphicData uri="http://schemas.microsoft.com/office/word/2010/wordprocessingShape">
+                    <wps:wsp>
+                      <wps:cNvCnPr/>
+                      <wps:spPr>
+                        <a:xfrm flipV="1">
+                          <a:off x="0" y="0"/>
+                          <a:ext cx="2457450" cy="114300"/>
+                        </a:xfrm>
+                        <a:prstGeom prst="straightConnector1">
+                          <a:avLst/>
+                        </a:prstGeom>
+                        <a:ln>
+                          <a:tailEnd type="triangle"/>
+                        </a:ln>
+                      </wps:spPr>
+                      <wps:style>
+                        <a:lnRef idx="1">
+                          <a:schemeClr val="accent1"/>
+                        </a:lnRef>
+                        <a:fillRef idx="0">
+                          <a:schemeClr val="accent1"/>
+                        </a:fillRef>
+                        <a:effectRef idx="0">
+                          <a:schemeClr val="accent1"/>
+                        </a:effectRef>
+                        <a:fontRef idx="minor">
+                          <a:schemeClr val="tx1"/>
+                        </a:fontRef>
+                      </wps:style>
+                      <wps:bodyPr/>
+                    </wps:wsp>
+                  </a:graphicData>
+                </a:graphic>
+              </wp:anchor>
+            </w:drawing>
+          </mc:Choice>
+          <mc:Fallback>
+            <w:pict>
+              <v:shape w14:anchorId="34AAD32C" id="Conector de Seta Reta 66" o:spid="_x0000_s1026" type="#_x0000_t32" style="position:absolute;margin-left:111.45pt;margin-top:86.25pt;width:193.5pt;height:9pt;flip:y;z-index:251702272;visibility:visible;mso-wrap-style:square;mso-wrap-distance-left:9pt;mso-wrap-distance-top:0;mso-wrap-distance-right:9pt;mso-wrap-distance-bottom:0;mso-position-horizontal:absolute;mso-position-horizontal-relative:text;mso-position-vertical:absolute;mso-position-vertical-relative:text" o:gfxdata="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" strokecolor="#4472c4 [3204]" strokeweight=".5pt">
+                <v:stroke endarrow="block" joinstyle="miter"/>
+              </v:shape>
+            </w:pict>
+          </mc:Fallback>
+        </mc:AlternateContent>
+      </w:r>
+      <w:r>
+        <w:rPr>
+          <w:noProof/>
+        </w:rPr>
+        <mc:AlternateContent>
+          <mc:Choice Requires="wps">
+            <w:drawing>
+              <wp:anchor distT="0" distB="0" distL="114300" distR="114300" simplePos="0" relativeHeight="251701248" behindDoc="0" locked="0" layoutInCell="1" allowOverlap="1">
+                <wp:simplePos x="0" y="0"/>
+                <wp:positionH relativeFrom="column">
+                  <wp:posOffset>2282190</wp:posOffset>
+                </wp:positionH>
+                <wp:positionV relativeFrom="paragraph">
+                  <wp:posOffset>1047750</wp:posOffset>
+                </wp:positionV>
+                <wp:extent cx="552450" cy="9525"/>
+                <wp:effectExtent l="0" t="76200" r="19050" b="85725"/>
+                <wp:wrapNone/>
+                <wp:docPr id="65" name="Conector de Seta Reta 65"/>
+                <wp:cNvGraphicFramePr/>
+                <a:graphic xmlns:a="http://schemas.openxmlformats.org/drawingml/2006/main">
+                  <a:graphicData uri="http://schemas.microsoft.com/office/word/2010/wordprocessingShape">
+                    <wps:wsp>
+                      <wps:cNvCnPr/>
+                      <wps:spPr>
+                        <a:xfrm flipV="1">
+                          <a:off x="0" y="0"/>
+                          <a:ext cx="552450" cy="9525"/>
+                        </a:xfrm>
+                        <a:prstGeom prst="straightConnector1">
+                          <a:avLst/>
+                        </a:prstGeom>
+                        <a:ln>
+                          <a:tailEnd type="triangle"/>
+                        </a:ln>
+                      </wps:spPr>
+                      <wps:style>
+                        <a:lnRef idx="1">
+                          <a:schemeClr val="accent1"/>
+                        </a:lnRef>
+                        <a:fillRef idx="0">
+                          <a:schemeClr val="accent1"/>
+                        </a:fillRef>
+                        <a:effectRef idx="0">
+                          <a:schemeClr val="accent1"/>
+                        </a:effectRef>
+                        <a:fontRef idx="minor">
+                          <a:schemeClr val="tx1"/>
+                        </a:fontRef>
+                      </wps:style>
+                      <wps:bodyPr/>
+                    </wps:wsp>
+                  </a:graphicData>
+                </a:graphic>
+              </wp:anchor>
+            </w:drawing>
+          </mc:Choice>
+          <mc:Fallback>
+            <w:pict>
+              <v:shape w14:anchorId="33C4FA4E" id="Conector de Seta Reta 65" o:spid="_x0000_s1026" type="#_x0000_t32" style="position:absolute;margin-left:179.7pt;margin-top:82.5pt;width:43.5pt;height:.75pt;flip:y;z-index:251701248;visibility:visible;mso-wrap-style:square;mso-wrap-distance-left:9pt;mso-wrap-distance-top:0;mso-wrap-distance-right:9pt;mso-wrap-distance-bottom:0;mso-position-horizontal:absolute;mso-position-horizontal-relative:text;mso-position-vertical:absolute;mso-position-vertical-relative:text" o:gfxdata="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" strokecolor="#4472c4 [3204]" strokeweight=".5pt">
+                <v:stroke endarrow="block" joinstyle="miter"/>
+              </v:shape>
+            </w:pict>
+          </mc:Fallback>
+        </mc:AlternateContent>
+      </w:r>
+      <w:r>
+        <w:rPr>
+          <w:noProof/>
+        </w:rPr>
+        <w:drawing>
+          <wp:anchor distT="0" distB="0" distL="114300" distR="114300" simplePos="0" relativeHeight="251700224" behindDoc="0" locked="0" layoutInCell="1" allowOverlap="1">
+            <wp:simplePos x="0" y="0"/>
+            <wp:positionH relativeFrom="column">
+              <wp:posOffset>2529840</wp:posOffset>
+            </wp:positionH>
+            <wp:positionV relativeFrom="paragraph">
+              <wp:posOffset>266700</wp:posOffset>
+            </wp:positionV>
+            <wp:extent cx="3731895" cy="1143000"/>
+            <wp:effectExtent l="0" t="0" r="1905" b="0"/>
+            <wp:wrapNone/>
+            <wp:docPr id="64" name="Imagem 64"/>
+            <wp:cNvGraphicFramePr>
+              <a:graphicFrameLocks xmlns:a="http://schemas.openxmlformats.org/drawingml/2006/main" noChangeAspect="1"/>
+            </wp:cNvGraphicFramePr>
+            <a:graphic xmlns:a="http://schemas.openxmlformats.org/drawingml/2006/main">
+              <a:graphicData uri="http://schemas.openxmlformats.org/drawingml/2006/picture">
+                <pic:pic xmlns:pic="http://schemas.openxmlformats.org/drawingml/2006/picture">
+                  <pic:nvPicPr>
+                    <pic:cNvPr id="0" name="Picture 7"/>
+                    <pic:cNvPicPr>
+                      <a:picLocks noChangeAspect="1" noChangeArrowheads="1"/>
+                    </pic:cNvPicPr>
+                  </pic:nvPicPr>
+                  <pic:blipFill>
+                    <a:blip r:embed="rId58">
+                      <a:extLst>
+                        <a:ext uri="{28A0092B-C50C-407E-A947-70E740481C1C}">
+                          <a14:useLocalDpi xmlns:a14="http://schemas.microsoft.com/office/drawing/2010/main" val="0"/>
+                        </a:ext>
+                      </a:extLst>
+                    </a:blip>
+                    <a:srcRect/>
+                    <a:stretch>
+                      <a:fillRect/>
+                    </a:stretch>
+                  </pic:blipFill>
+                  <pic:spPr bwMode="auto">
+                    <a:xfrm>
+                      <a:off x="0" y="0"/>
+                      <a:ext cx="3731895" cy="1143000"/>
+                    </a:xfrm>
+                    <a:prstGeom prst="rect">
+                      <a:avLst/>
+                    </a:prstGeom>
+                    <a:noFill/>
+                    <a:ln>
+                      <a:noFill/>
+                    </a:ln>
+                  </pic:spPr>
+                </pic:pic>
+              </a:graphicData>
+            </a:graphic>
+          </wp:anchor>
+        </w:drawing>
+      </w:r>
+      <w:r>
+        <w:rPr>
+          <w:noProof/>
+        </w:rPr>
+        <w:drawing>
+          <wp:inline distT="0" distB="0" distL="0" distR="0">
+            <wp:extent cx="2286000" cy="1447800"/>
+            <wp:effectExtent l="0" t="0" r="0" b="0"/>
+            <wp:docPr id="61" name="Imagem 61"/>
+            <wp:cNvGraphicFramePr>
+              <a:graphicFrameLocks xmlns:a="http://schemas.openxmlformats.org/drawingml/2006/main" noChangeAspect="1"/>
+            </wp:cNvGraphicFramePr>
+            <a:graphic xmlns:a="http://schemas.openxmlformats.org/drawingml/2006/main">
+              <a:graphicData uri="http://schemas.openxmlformats.org/drawingml/2006/picture">
+                <pic:pic xmlns:pic="http://schemas.openxmlformats.org/drawingml/2006/picture">
+                  <pic:nvPicPr>
+                    <pic:cNvPr id="0" name="Picture 5"/>
+                    <pic:cNvPicPr>
+                      <a:picLocks noChangeAspect="1" noChangeArrowheads="1"/>
+                    </pic:cNvPicPr>
+                  </pic:nvPicPr>
+                  <pic:blipFill>
+                    <a:blip r:embed="rId59">
+                      <a:extLst>
+                        <a:ext uri="{28A0092B-C50C-407E-A947-70E740481C1C}">
+                          <a14:useLocalDpi xmlns:a14="http://schemas.microsoft.com/office/drawing/2010/main" val="0"/>
+                        </a:ext>
+                      </a:extLst>
+                    </a:blip>
+                    <a:srcRect/>
+                    <a:stretch>
+                      <a:fillRect/>
+                    </a:stretch>
+                  </pic:blipFill>
+                  <pic:spPr bwMode="auto">
+                    <a:xfrm>
+                      <a:off x="0" y="0"/>
+                      <a:ext cx="2286000" cy="1447800"/>
+                    </a:xfrm>
+                    <a:prstGeom prst="rect">
+                      <a:avLst/>
+                    </a:prstGeom>
+                    <a:noFill/>
+                    <a:ln>
+                      <a:noFill/>
+                    </a:ln>
+                  </pic:spPr>
+                </pic:pic>
+              </a:graphicData>
+            </a:graphic>
+          </wp:inline>
+        </w:drawing>
+      </w:r>
+    </w:p>
+    <w:p>
+      <w:pPr>
+        <w:rPr>
+          <w:rFonts w:ascii="Arial Black" w:hAnsi="Arial Black"/>
+        </w:rPr>
+      </w:pPr>
+      <w:r>
+        <w:rPr>
+          <w:rFonts w:ascii="Arial Black" w:hAnsi="Arial Black"/>
+        </w:rPr>
+        <w:lastRenderedPageBreak/>
+        <w:t xml:space="preserve">35 </w:t>
+      </w:r>
+      <w:r>
+        <w:rPr>
+          <w:rFonts w:ascii="Arial Black" w:hAnsi="Arial Black"/>
+        </w:rPr>
+        <w:t>–</w:t>
+      </w:r>
+      <w:r>
+        <w:rPr>
+          <w:rFonts w:ascii="Arial Black" w:hAnsi="Arial Black"/>
+        </w:rPr>
+        <w:t xml:space="preserve"> </w:t>
+      </w:r>
+      <w:r>
+        <w:rPr>
+          <w:rFonts w:ascii="Arial Black" w:hAnsi="Arial Black"/>
+        </w:rPr>
+        <w:t xml:space="preserve">No produtos li ao trabalhamos com </w:t>
+      </w:r>
+      <w:proofErr w:type="spellStart"/>
+      <w:r>
+        <w:rPr>
+          <w:rFonts w:ascii="Arial Black" w:hAnsi="Arial Black"/>
+        </w:rPr>
+        <w:t>width</w:t>
+      </w:r>
+      <w:proofErr w:type="spellEnd"/>
+      <w:r>
+        <w:rPr>
+          <w:rFonts w:ascii="Arial Black" w:hAnsi="Arial Black"/>
+        </w:rPr>
+        <w:t xml:space="preserve"> 30% e </w:t>
+      </w:r>
+      <w:proofErr w:type="spellStart"/>
+      <w:proofErr w:type="gramStart"/>
+      <w:r>
+        <w:rPr>
+          <w:rFonts w:ascii="Arial Black" w:hAnsi="Arial Black"/>
+        </w:rPr>
+        <w:t>margin</w:t>
+      </w:r>
+      <w:proofErr w:type="spellEnd"/>
+      <w:r>
+        <w:rPr>
+          <w:rFonts w:ascii="Arial Black" w:hAnsi="Arial Black"/>
+        </w:rPr>
+        <w:t xml:space="preserve"> :</w:t>
+      </w:r>
+      <w:proofErr w:type="gramEnd"/>
+      <w:r>
+        <w:rPr>
+          <w:rFonts w:ascii="Arial Black" w:hAnsi="Arial Black"/>
+        </w:rPr>
+        <w:t xml:space="preserve"> 0 1.5% estamos utilizando 99% da largura que definimos . Ao adicionar </w:t>
+      </w:r>
+      <w:proofErr w:type="spellStart"/>
+      <w:r>
+        <w:rPr>
+          <w:rFonts w:ascii="Arial Black" w:hAnsi="Arial Black"/>
+        </w:rPr>
+        <w:t>padding</w:t>
+      </w:r>
+      <w:proofErr w:type="spellEnd"/>
+      <w:r>
+        <w:rPr>
+          <w:rFonts w:ascii="Arial Black" w:hAnsi="Arial Black"/>
+        </w:rPr>
+        <w:t xml:space="preserve">: 30px 20px vimos que quebrou o código pro que ultrapassou o limite com os 20px e ao adicionar o </w:t>
+      </w:r>
+      <w:proofErr w:type="spellStart"/>
+      <w:r>
+        <w:rPr>
+          <w:rFonts w:ascii="Arial Black" w:hAnsi="Arial Black"/>
+        </w:rPr>
+        <w:t>box-sizing:border-box</w:t>
+      </w:r>
+      <w:proofErr w:type="spellEnd"/>
+      <w:r>
+        <w:rPr>
+          <w:rFonts w:ascii="Arial Black" w:hAnsi="Arial Black"/>
+        </w:rPr>
+        <w:t xml:space="preserve"> ela automaticamente ajustou o principalmente quando estamos utilizando porcentagem. </w:t>
+      </w:r>
+    </w:p>
+    <w:p>
+      <w:pPr>
+        <w:rPr>
+          <w:rFonts w:ascii="Arial Black" w:hAnsi="Arial Black"/>
+        </w:rPr>
+      </w:pPr>
+      <w:r>
+        <w:rPr>
+          <w:rFonts w:ascii="Arial Black" w:hAnsi="Arial Black"/>
+          <w:noProof/>
+        </w:rPr>
+        <mc:AlternateContent>
+          <mc:Choice Requires="wps">
+            <w:drawing>
+              <wp:anchor distT="0" distB="0" distL="114300" distR="114300" simplePos="0" relativeHeight="251705344" behindDoc="0" locked="0" layoutInCell="1" allowOverlap="1">
+                <wp:simplePos x="0" y="0"/>
+                <wp:positionH relativeFrom="column">
+                  <wp:posOffset>1853565</wp:posOffset>
+                </wp:positionH>
+                <wp:positionV relativeFrom="paragraph">
+                  <wp:posOffset>1104265</wp:posOffset>
+                </wp:positionV>
+                <wp:extent cx="942975" cy="390525"/>
+                <wp:effectExtent l="38100" t="0" r="28575" b="66675"/>
+                <wp:wrapNone/>
+                <wp:docPr id="70" name="Conector de Seta Reta 70"/>
+                <wp:cNvGraphicFramePr/>
+                <a:graphic xmlns:a="http://schemas.openxmlformats.org/drawingml/2006/main">
+                  <a:graphicData uri="http://schemas.microsoft.com/office/word/2010/wordprocessingShape">
+                    <wps:wsp>
+                      <wps:cNvCnPr/>
+                      <wps:spPr>
+                        <a:xfrm flipH="1">
+                          <a:off x="0" y="0"/>
+                          <a:ext cx="942975" cy="390525"/>
+                        </a:xfrm>
+                        <a:prstGeom prst="straightConnector1">
+                          <a:avLst/>
+                        </a:prstGeom>
+                        <a:ln>
+                          <a:tailEnd type="triangle"/>
+                        </a:ln>
+                      </wps:spPr>
+                      <wps:style>
+                        <a:lnRef idx="1">
+                          <a:schemeClr val="accent1"/>
+                        </a:lnRef>
+                        <a:fillRef idx="0">
+                          <a:schemeClr val="accent1"/>
+                        </a:fillRef>
+                        <a:effectRef idx="0">
+                          <a:schemeClr val="accent1"/>
+                        </a:effectRef>
+                        <a:fontRef idx="minor">
+                          <a:schemeClr val="tx1"/>
+                        </a:fontRef>
+                      </wps:style>
+                      <wps:bodyPr/>
+                    </wps:wsp>
+                  </a:graphicData>
+                </a:graphic>
+              </wp:anchor>
+            </w:drawing>
+          </mc:Choice>
+          <mc:Fallback>
+            <w:pict>
+              <v:shape w14:anchorId="35ED39EF" id="Conector de Seta Reta 70" o:spid="_x0000_s1026" type="#_x0000_t32" style="position:absolute;margin-left:145.95pt;margin-top:86.95pt;width:74.25pt;height:30.75pt;flip:x;z-index:251705344;visibility:visible;mso-wrap-style:square;mso-wrap-distance-left:9pt;mso-wrap-distance-top:0;mso-wrap-distance-right:9pt;mso-wrap-distance-bottom:0;mso-position-horizontal:absolute;mso-position-horizontal-relative:text;mso-position-vertical:absolute;mso-position-vertical-relative:text" o:gfxdata="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" strokecolor="#4472c4 [3204]" strokeweight=".5pt">
+                <v:stroke endarrow="block" joinstyle="miter"/>
+              </v:shape>
+            </w:pict>
+          </mc:Fallback>
+        </mc:AlternateContent>
+      </w:r>
+      <w:r>
+        <w:rPr>
+          <w:rFonts w:ascii="Arial Black" w:hAnsi="Arial Black"/>
+          <w:noProof/>
+        </w:rPr>
+        <mc:AlternateContent>
+          <mc:Choice Requires="wps">
+            <w:drawing>
+              <wp:anchor distT="0" distB="0" distL="114300" distR="114300" simplePos="0" relativeHeight="251704320" behindDoc="0" locked="0" layoutInCell="1" allowOverlap="1">
+                <wp:simplePos x="0" y="0"/>
+                <wp:positionH relativeFrom="column">
+                  <wp:posOffset>1596390</wp:posOffset>
+                </wp:positionH>
+                <wp:positionV relativeFrom="paragraph">
+                  <wp:posOffset>1037590</wp:posOffset>
+                </wp:positionV>
+                <wp:extent cx="1171575" cy="295275"/>
+                <wp:effectExtent l="38100" t="0" r="28575" b="66675"/>
+                <wp:wrapNone/>
+                <wp:docPr id="69" name="Conector de Seta Reta 69"/>
+                <wp:cNvGraphicFramePr/>
+                <a:graphic xmlns:a="http://schemas.openxmlformats.org/drawingml/2006/main">
+                  <a:graphicData uri="http://schemas.microsoft.com/office/word/2010/wordprocessingShape">
+                    <wps:wsp>
+                      <wps:cNvCnPr/>
+                      <wps:spPr>
+                        <a:xfrm flipH="1">
+                          <a:off x="0" y="0"/>
+                          <a:ext cx="1171575" cy="295275"/>
+                        </a:xfrm>
+                        <a:prstGeom prst="straightConnector1">
+                          <a:avLst/>
+                        </a:prstGeom>
+                        <a:ln>
+                          <a:tailEnd type="triangle"/>
+                        </a:ln>
+                      </wps:spPr>
+                      <wps:style>
+                        <a:lnRef idx="1">
+                          <a:schemeClr val="accent1"/>
+                        </a:lnRef>
+                        <a:fillRef idx="0">
+                          <a:schemeClr val="accent1"/>
+                        </a:fillRef>
+                        <a:effectRef idx="0">
+                          <a:schemeClr val="accent1"/>
+                        </a:effectRef>
+                        <a:fontRef idx="minor">
+                          <a:schemeClr val="tx1"/>
+                        </a:fontRef>
+                      </wps:style>
+                      <wps:bodyPr/>
+                    </wps:wsp>
+                  </a:graphicData>
+                </a:graphic>
+              </wp:anchor>
+            </w:drawing>
+          </mc:Choice>
+          <mc:Fallback>
+            <w:pict>
+              <v:shape w14:anchorId="00A3BE49" id="Conector de Seta Reta 69" o:spid="_x0000_s1026" type="#_x0000_t32" style="position:absolute;margin-left:125.7pt;margin-top:81.7pt;width:92.25pt;height:23.25pt;flip:x;z-index:251704320;visibility:visible;mso-wrap-style:square;mso-wrap-distance-left:9pt;mso-wrap-distance-top:0;mso-wrap-distance-right:9pt;mso-wrap-distance-bottom:0;mso-position-horizontal:absolute;mso-position-horizontal-relative:text;mso-position-vertical:absolute;mso-position-vertical-relative:text" o:gfxdata="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" strokecolor="#4472c4 [3204]" strokeweight=".5pt">
+                <v:stroke endarrow="block" joinstyle="miter"/>
+              </v:shape>
+            </w:pict>
+          </mc:Fallback>
+        </mc:AlternateContent>
+      </w:r>
+      <w:r>
+        <w:rPr>
+          <w:rFonts w:ascii="Arial Black" w:hAnsi="Arial Black"/>
+          <w:noProof/>
+        </w:rPr>
+        <w:drawing>
+          <wp:anchor distT="0" distB="0" distL="114300" distR="114300" simplePos="0" relativeHeight="251703296" behindDoc="0" locked="0" layoutInCell="1" allowOverlap="1" wp14:anchorId="7D3CD9AF">
+            <wp:simplePos x="0" y="0"/>
+            <wp:positionH relativeFrom="column">
+              <wp:posOffset>2663190</wp:posOffset>
+            </wp:positionH>
+            <wp:positionV relativeFrom="paragraph">
+              <wp:posOffset>151765</wp:posOffset>
+            </wp:positionV>
+            <wp:extent cx="3533775" cy="1362075"/>
+            <wp:effectExtent l="0" t="0" r="9525" b="9525"/>
+            <wp:wrapNone/>
+            <wp:docPr id="68" name="Imagem 68"/>
+            <wp:cNvGraphicFramePr>
+              <a:graphicFrameLocks xmlns:a="http://schemas.openxmlformats.org/drawingml/2006/main" noChangeAspect="1"/>
+            </wp:cNvGraphicFramePr>
+            <a:graphic xmlns:a="http://schemas.openxmlformats.org/drawingml/2006/main">
+              <a:graphicData uri="http://schemas.openxmlformats.org/drawingml/2006/picture">
+                <pic:pic xmlns:pic="http://schemas.openxmlformats.org/drawingml/2006/picture">
+                  <pic:nvPicPr>
+                    <pic:cNvPr id="1" name=""/>
+                    <pic:cNvPicPr/>
+                  </pic:nvPicPr>
+                  <pic:blipFill>
+                    <a:blip r:embed="rId60">
+                      <a:extLst>
+                        <a:ext uri="{28A0092B-C50C-407E-A947-70E740481C1C}">
+                          <a14:useLocalDpi xmlns:a14="http://schemas.microsoft.com/office/drawing/2010/main" val="0"/>
+                        </a:ext>
+                      </a:extLst>
+                    </a:blip>
+                    <a:stretch>
+                      <a:fillRect/>
+                    </a:stretch>
+                  </pic:blipFill>
+                  <pic:spPr>
+                    <a:xfrm>
+                      <a:off x="0" y="0"/>
+                      <a:ext cx="3533775" cy="1362075"/>
+                    </a:xfrm>
+                    <a:prstGeom prst="rect">
+                      <a:avLst/>
+                    </a:prstGeom>
+                  </pic:spPr>
+                </pic:pic>
+              </a:graphicData>
+            </a:graphic>
+          </wp:anchor>
+        </w:drawing>
+      </w:r>
+      <w:r>
+        <w:rPr>
+          <w:noProof/>
+        </w:rPr>
+        <w:drawing>
+          <wp:inline distT="0" distB="0" distL="0" distR="0">
+            <wp:extent cx="2505075" cy="1809750"/>
+            <wp:effectExtent l="0" t="0" r="9525" b="0"/>
+            <wp:docPr id="67" name="Imagem 67"/>
+            <wp:cNvGraphicFramePr>
+              <a:graphicFrameLocks xmlns:a="http://schemas.openxmlformats.org/drawingml/2006/main" noChangeAspect="1"/>
+            </wp:cNvGraphicFramePr>
+            <a:graphic xmlns:a="http://schemas.openxmlformats.org/drawingml/2006/main">
+              <a:graphicData uri="http://schemas.openxmlformats.org/drawingml/2006/picture">
+                <pic:pic xmlns:pic="http://schemas.openxmlformats.org/drawingml/2006/picture">
+                  <pic:nvPicPr>
+                    <pic:cNvPr id="0" name="Picture 9"/>
+                    <pic:cNvPicPr>
+                      <a:picLocks noChangeAspect="1" noChangeArrowheads="1"/>
+                    </pic:cNvPicPr>
+                  </pic:nvPicPr>
+                  <pic:blipFill>
+                    <a:blip r:embed="rId61">
+                      <a:extLst>
+                        <a:ext uri="{28A0092B-C50C-407E-A947-70E740481C1C}">
+                          <a14:useLocalDpi xmlns:a14="http://schemas.microsoft.com/office/drawing/2010/main" val="0"/>
+                        </a:ext>
+                      </a:extLst>
+                    </a:blip>
+                    <a:srcRect/>
+                    <a:stretch>
+                      <a:fillRect/>
+                    </a:stretch>
+                  </pic:blipFill>
+                  <pic:spPr bwMode="auto">
+                    <a:xfrm>
+                      <a:off x="0" y="0"/>
+                      <a:ext cx="2505075" cy="1809750"/>
+                    </a:xfrm>
+                    <a:prstGeom prst="rect">
+                      <a:avLst/>
+                    </a:prstGeom>
+                    <a:noFill/>
+                    <a:ln>
+                      <a:noFill/>
+                    </a:ln>
+                  </pic:spPr>
+                </pic:pic>
+              </a:graphicData>
+            </a:graphic>
+          </wp:inline>
+        </w:drawing>
+      </w:r>
+    </w:p>
+    <w:p>
+      <w:pPr>
+        <w:rPr>
+          <w:rFonts w:ascii="Arial Black" w:hAnsi="Arial Black"/>
+        </w:rPr>
+      </w:pPr>
+      <w:r>
+        <w:rPr>
+          <w:rFonts w:ascii="Arial Black" w:hAnsi="Arial Black"/>
+        </w:rPr>
+        <w:t xml:space="preserve">36- </w:t>
+      </w:r>
+      <w:r>
+        <w:rPr>
+          <w:rFonts w:ascii="Arial Black" w:hAnsi="Arial Black"/>
+        </w:rPr>
+        <w:t xml:space="preserve">Em cada item do produto adicionamos </w:t>
+      </w:r>
+      <w:r>
+        <w:rPr>
+          <w:rFonts w:ascii="Arial Black" w:hAnsi="Arial Black"/>
+        </w:rPr>
+        <w:t xml:space="preserve">uma borda e arredondamos os cantos e trabalhamos com </w:t>
+      </w:r>
+      <w:proofErr w:type="spellStart"/>
+      <w:r>
+        <w:rPr>
+          <w:rFonts w:ascii="Arial Black" w:hAnsi="Arial Black"/>
+        </w:rPr>
+        <w:t>hoer</w:t>
+      </w:r>
+      <w:proofErr w:type="spellEnd"/>
+      <w:r>
+        <w:rPr>
+          <w:rFonts w:ascii="Arial Black" w:hAnsi="Arial Black"/>
+        </w:rPr>
+        <w:t xml:space="preserve"> e </w:t>
+      </w:r>
+      <w:proofErr w:type="spellStart"/>
+      <w:r>
+        <w:rPr>
+          <w:rFonts w:ascii="Arial Black" w:hAnsi="Arial Black"/>
+        </w:rPr>
+        <w:t>active</w:t>
+      </w:r>
+      <w:proofErr w:type="spellEnd"/>
+      <w:r>
+        <w:rPr>
+          <w:rFonts w:ascii="Arial Black" w:hAnsi="Arial Black"/>
+        </w:rPr>
+        <w:t xml:space="preserve"> que ao passar o mouse ele executa uma ação e ao clicar sobre a borda executa outra ação.</w:t>
+      </w:r>
+    </w:p>
+    <w:p>
+      <w:pPr>
+        <w:rPr>
+          <w:rFonts w:ascii="Arial Black" w:hAnsi="Arial Black"/>
+        </w:rPr>
+      </w:pPr>
+      <w:r>
+        <w:rPr>
+          <w:noProof/>
+        </w:rPr>
+        <mc:AlternateContent>
+          <mc:Choice Requires="wps">
+            <w:drawing>
+              <wp:anchor distT="0" distB="0" distL="114300" distR="114300" simplePos="0" relativeHeight="251710464" behindDoc="0" locked="0" layoutInCell="1" allowOverlap="1">
+                <wp:simplePos x="0" y="0"/>
+                <wp:positionH relativeFrom="column">
+                  <wp:posOffset>3491865</wp:posOffset>
+                </wp:positionH>
+                <wp:positionV relativeFrom="paragraph">
+                  <wp:posOffset>135890</wp:posOffset>
+                </wp:positionV>
+                <wp:extent cx="266700" cy="1466850"/>
+                <wp:effectExtent l="38100" t="38100" r="19050" b="19050"/>
+                <wp:wrapNone/>
+                <wp:docPr id="76" name="Conector de Seta Reta 76"/>
+                <wp:cNvGraphicFramePr/>
+                <a:graphic xmlns:a="http://schemas.openxmlformats.org/drawingml/2006/main">
+                  <a:graphicData uri="http://schemas.microsoft.com/office/word/2010/wordprocessingShape">
+                    <wps:wsp>
+                      <wps:cNvCnPr/>
+                      <wps:spPr>
+                        <a:xfrm flipH="1" flipV="1">
+                          <a:off x="0" y="0"/>
+                          <a:ext cx="266700" cy="1466850"/>
+                        </a:xfrm>
+                        <a:prstGeom prst="straightConnector1">
+                          <a:avLst/>
+                        </a:prstGeom>
+                        <a:ln>
+                          <a:tailEnd type="triangle"/>
+                        </a:ln>
+                      </wps:spPr>
+                      <wps:style>
+                        <a:lnRef idx="1">
+                          <a:schemeClr val="accent1"/>
+                        </a:lnRef>
+                        <a:fillRef idx="0">
+                          <a:schemeClr val="accent1"/>
+                        </a:fillRef>
+                        <a:effectRef idx="0">
+                          <a:schemeClr val="accent1"/>
+                        </a:effectRef>
+                        <a:fontRef idx="minor">
+                          <a:schemeClr val="tx1"/>
+                        </a:fontRef>
+                      </wps:style>
+                      <wps:bodyPr/>
+                    </wps:wsp>
+                  </a:graphicData>
+                </a:graphic>
+              </wp:anchor>
+            </w:drawing>
+          </mc:Choice>
+          <mc:Fallback>
+            <w:pict>
+              <v:shape w14:anchorId="57F6AB37" id="Conector de Seta Reta 76" o:spid="_x0000_s1026" type="#_x0000_t32" style="position:absolute;margin-left:274.95pt;margin-top:10.7pt;width:21pt;height:115.5pt;flip:x y;z-index:251710464;visibility:visible;mso-wrap-style:square;mso-wrap-distance-left:9pt;mso-wrap-distance-top:0;mso-wrap-distance-right:9pt;mso-wrap-distance-bottom:0;mso-position-horizontal:absolute;mso-position-horizontal-relative:text;mso-position-vertical:absolute;mso-position-vertical-relative:text" o:gfxdata="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" strokecolor="#4472c4 [3204]" strokeweight=".5pt">
+                <v:stroke endarrow="block" joinstyle="miter"/>
+              </v:shape>
+            </w:pict>
+          </mc:Fallback>
+        </mc:AlternateContent>
+      </w:r>
+      <w:r>
+        <w:rPr>
+          <w:noProof/>
+        </w:rPr>
+        <mc:AlternateContent>
+          <mc:Choice Requires="wps">
+            <w:drawing>
+              <wp:anchor distT="0" distB="0" distL="114300" distR="114300" simplePos="0" relativeHeight="251709440" behindDoc="0" locked="0" layoutInCell="1" allowOverlap="1">
+                <wp:simplePos x="0" y="0"/>
+                <wp:positionH relativeFrom="column">
+                  <wp:posOffset>1691640</wp:posOffset>
+                </wp:positionH>
+                <wp:positionV relativeFrom="paragraph">
+                  <wp:posOffset>2145665</wp:posOffset>
+                </wp:positionV>
+                <wp:extent cx="2219325" cy="771525"/>
+                <wp:effectExtent l="38100" t="38100" r="28575" b="28575"/>
+                <wp:wrapNone/>
+                <wp:docPr id="75" name="Conector de Seta Reta 75"/>
+                <wp:cNvGraphicFramePr/>
+                <a:graphic xmlns:a="http://schemas.openxmlformats.org/drawingml/2006/main">
+                  <a:graphicData uri="http://schemas.microsoft.com/office/word/2010/wordprocessingShape">
+                    <wps:wsp>
+                      <wps:cNvCnPr/>
+                      <wps:spPr>
+                        <a:xfrm flipH="1" flipV="1">
+                          <a:off x="0" y="0"/>
+                          <a:ext cx="2219325" cy="771525"/>
+                        </a:xfrm>
+                        <a:prstGeom prst="straightConnector1">
+                          <a:avLst/>
+                        </a:prstGeom>
+                        <a:ln>
+                          <a:tailEnd type="triangle"/>
+                        </a:ln>
+                      </wps:spPr>
+                      <wps:style>
+                        <a:lnRef idx="1">
+                          <a:schemeClr val="accent1"/>
+                        </a:lnRef>
+                        <a:fillRef idx="0">
+                          <a:schemeClr val="accent1"/>
+                        </a:fillRef>
+                        <a:effectRef idx="0">
+                          <a:schemeClr val="accent1"/>
+                        </a:effectRef>
+                        <a:fontRef idx="minor">
+                          <a:schemeClr val="tx1"/>
+                        </a:fontRef>
+                      </wps:style>
+                      <wps:bodyPr/>
+                    </wps:wsp>
+                  </a:graphicData>
+                </a:graphic>
+              </wp:anchor>
+            </w:drawing>
+          </mc:Choice>
+          <mc:Fallback>
+            <w:pict>
+              <v:shape w14:anchorId="54E6B850" id="Conector de Seta Reta 75" o:spid="_x0000_s1026" type="#_x0000_t32" style="position:absolute;margin-left:133.2pt;margin-top:168.95pt;width:174.75pt;height:60.75pt;flip:x y;z-index:251709440;visibility:visible;mso-wrap-style:square;mso-wrap-distance-left:9pt;mso-wrap-distance-top:0;mso-wrap-distance-right:9pt;mso-wrap-distance-bottom:0;mso-position-horizontal:absolute;mso-position-horizontal-relative:text;mso-position-vertical:absolute;mso-position-vertical-relative:text" o:gfxdata="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" strokecolor="#4472c4 [3204]" strokeweight=".5pt">
+                <v:stroke endarrow="block" joinstyle="miter"/>
+              </v:shape>
+            </w:pict>
+          </mc:Fallback>
+        </mc:AlternateContent>
+      </w:r>
+      <w:r>
+        <w:rPr>
+          <w:noProof/>
+        </w:rPr>
+        <mc:AlternateContent>
+          <mc:Choice Requires="wps">
+            <w:drawing>
+              <wp:anchor distT="0" distB="0" distL="114300" distR="114300" simplePos="0" relativeHeight="251708416" behindDoc="0" locked="0" layoutInCell="1" allowOverlap="1">
+                <wp:simplePos x="0" y="0"/>
+                <wp:positionH relativeFrom="column">
+                  <wp:posOffset>3491865</wp:posOffset>
+                </wp:positionH>
+                <wp:positionV relativeFrom="paragraph">
+                  <wp:posOffset>1793240</wp:posOffset>
+                </wp:positionV>
+                <wp:extent cx="314325" cy="314325"/>
+                <wp:effectExtent l="38100" t="38100" r="28575" b="28575"/>
+                <wp:wrapNone/>
+                <wp:docPr id="74" name="Conector de Seta Reta 74"/>
+                <wp:cNvGraphicFramePr/>
+                <a:graphic xmlns:a="http://schemas.openxmlformats.org/drawingml/2006/main">
+                  <a:graphicData uri="http://schemas.microsoft.com/office/word/2010/wordprocessingShape">
+                    <wps:wsp>
+                      <wps:cNvCnPr/>
+                      <wps:spPr>
+                        <a:xfrm flipH="1" flipV="1">
+                          <a:off x="0" y="0"/>
+                          <a:ext cx="314325" cy="314325"/>
+                        </a:xfrm>
+                        <a:prstGeom prst="straightConnector1">
+                          <a:avLst/>
+                        </a:prstGeom>
+                        <a:ln>
+                          <a:tailEnd type="triangle"/>
+                        </a:ln>
+                      </wps:spPr>
+                      <wps:style>
+                        <a:lnRef idx="1">
+                          <a:schemeClr val="accent1"/>
+                        </a:lnRef>
+                        <a:fillRef idx="0">
+                          <a:schemeClr val="accent1"/>
+                        </a:fillRef>
+                        <a:effectRef idx="0">
+                          <a:schemeClr val="accent1"/>
+                        </a:effectRef>
+                        <a:fontRef idx="minor">
+                          <a:schemeClr val="tx1"/>
+                        </a:fontRef>
+                      </wps:style>
+                      <wps:bodyPr/>
+                    </wps:wsp>
+                  </a:graphicData>
+                </a:graphic>
+              </wp:anchor>
+            </w:drawing>
+          </mc:Choice>
+          <mc:Fallback>
+            <w:pict>
+              <v:shape w14:anchorId="3C82E8FC" id="Conector de Seta Reta 74" o:spid="_x0000_s1026" type="#_x0000_t32" style="position:absolute;margin-left:274.95pt;margin-top:141.2pt;width:24.75pt;height:24.75pt;flip:x y;z-index:251708416;visibility:visible;mso-wrap-style:square;mso-wrap-distance-left:9pt;mso-wrap-distance-top:0;mso-wrap-distance-right:9pt;mso-wrap-distance-bottom:0;mso-position-horizontal:absolute;mso-position-horizontal-relative:text;mso-position-vertical:absolute;mso-position-vertical-relative:text" o:gfxdata="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" strokecolor="#4472c4 [3204]" strokeweight=".5pt">
+                <v:stroke endarrow="block" joinstyle="miter"/>
+              </v:shape>
+            </w:pict>
+          </mc:Fallback>
+        </mc:AlternateContent>
+      </w:r>
+      <w:r>
+        <w:rPr>
+          <w:noProof/>
+        </w:rPr>
+        <w:drawing>
+          <wp:anchor distT="0" distB="0" distL="114300" distR="114300" simplePos="0" relativeHeight="251707392" behindDoc="0" locked="0" layoutInCell="1" allowOverlap="1">
+            <wp:simplePos x="0" y="0"/>
+            <wp:positionH relativeFrom="page">
+              <wp:posOffset>4724400</wp:posOffset>
+            </wp:positionH>
+            <wp:positionV relativeFrom="paragraph">
+              <wp:posOffset>31115</wp:posOffset>
+            </wp:positionV>
+            <wp:extent cx="2438400" cy="3143250"/>
+            <wp:effectExtent l="0" t="0" r="0" b="0"/>
+            <wp:wrapNone/>
+            <wp:docPr id="73" name="Imagem 73"/>
+            <wp:cNvGraphicFramePr>
+              <a:graphicFrameLocks xmlns:a="http://schemas.openxmlformats.org/drawingml/2006/main" noChangeAspect="1"/>
+            </wp:cNvGraphicFramePr>
+            <a:graphic xmlns:a="http://schemas.openxmlformats.org/drawingml/2006/main">
+              <a:graphicData uri="http://schemas.openxmlformats.org/drawingml/2006/picture">
+                <pic:pic xmlns:pic="http://schemas.openxmlformats.org/drawingml/2006/picture">
+                  <pic:nvPicPr>
+                    <pic:cNvPr id="0" name="Picture 15"/>
+                    <pic:cNvPicPr>
+                      <a:picLocks noChangeAspect="1" noChangeArrowheads="1"/>
+                    </pic:cNvPicPr>
+                  </pic:nvPicPr>
+                  <pic:blipFill>
+                    <a:blip r:embed="rId62">
+                      <a:extLst>
+                        <a:ext uri="{28A0092B-C50C-407E-A947-70E740481C1C}">
+                          <a14:useLocalDpi xmlns:a14="http://schemas.microsoft.com/office/drawing/2010/main" val="0"/>
+                        </a:ext>
+                      </a:extLst>
+                    </a:blip>
+                    <a:srcRect/>
+                    <a:stretch>
+                      <a:fillRect/>
+                    </a:stretch>
+                  </pic:blipFill>
+                  <pic:spPr bwMode="auto">
+                    <a:xfrm>
+                      <a:off x="0" y="0"/>
+                      <a:ext cx="2438400" cy="3143250"/>
+                    </a:xfrm>
+                    <a:prstGeom prst="rect">
+                      <a:avLst/>
+                    </a:prstGeom>
+                    <a:noFill/>
+                    <a:ln>
+                      <a:noFill/>
+                    </a:ln>
+                  </pic:spPr>
+                </pic:pic>
+              </a:graphicData>
+            </a:graphic>
+            <wp14:sizeRelH relativeFrom="margin">
+              <wp14:pctWidth>0</wp14:pctWidth>
+            </wp14:sizeRelH>
+            <wp14:sizeRelV relativeFrom="margin">
+              <wp14:pctHeight>0</wp14:pctHeight>
+            </wp14:sizeRelV>
+          </wp:anchor>
+        </w:drawing>
+      </w:r>
+      <w:r>
+        <w:rPr>
+          <w:noProof/>
+        </w:rPr>
+        <w:drawing>
+          <wp:anchor distT="0" distB="0" distL="114300" distR="114300" simplePos="0" relativeHeight="251706368" behindDoc="0" locked="0" layoutInCell="1" allowOverlap="1">
+            <wp:simplePos x="0" y="0"/>
+            <wp:positionH relativeFrom="margin">
+              <wp:align>center</wp:align>
+            </wp:positionH>
+            <wp:positionV relativeFrom="paragraph">
+              <wp:posOffset>12065</wp:posOffset>
+            </wp:positionV>
+            <wp:extent cx="1800225" cy="2200275"/>
+            <wp:effectExtent l="0" t="0" r="9525" b="9525"/>
+            <wp:wrapNone/>
+            <wp:docPr id="71" name="Imagem 71"/>
+            <wp:cNvGraphicFramePr>
+              <a:graphicFrameLocks xmlns:a="http://schemas.openxmlformats.org/drawingml/2006/main" noChangeAspect="1"/>
+            </wp:cNvGraphicFramePr>
+            <a:graphic xmlns:a="http://schemas.openxmlformats.org/drawingml/2006/main">
+              <a:graphicData uri="http://schemas.openxmlformats.org/drawingml/2006/picture">
+                <pic:pic xmlns:pic="http://schemas.openxmlformats.org/drawingml/2006/picture">
+                  <pic:nvPicPr>
+                    <pic:cNvPr id="0" name="Picture 11"/>
+                    <pic:cNvPicPr>
+                      <a:picLocks noChangeAspect="1" noChangeArrowheads="1"/>
+                    </pic:cNvPicPr>
+                  </pic:nvPicPr>
+                  <pic:blipFill>
+                    <a:blip r:embed="rId63">
+                      <a:extLst>
+                        <a:ext uri="{28A0092B-C50C-407E-A947-70E740481C1C}">
+                          <a14:useLocalDpi xmlns:a14="http://schemas.microsoft.com/office/drawing/2010/main" val="0"/>
+                        </a:ext>
+                      </a:extLst>
+                    </a:blip>
+                    <a:srcRect/>
+                    <a:stretch>
+                      <a:fillRect/>
+                    </a:stretch>
+                  </pic:blipFill>
+                  <pic:spPr bwMode="auto">
+                    <a:xfrm>
+                      <a:off x="0" y="0"/>
+                      <a:ext cx="1800225" cy="2200275"/>
+                    </a:xfrm>
+                    <a:prstGeom prst="rect">
+                      <a:avLst/>
+                    </a:prstGeom>
+                    <a:noFill/>
+                    <a:ln>
+                      <a:noFill/>
+                    </a:ln>
+                  </pic:spPr>
+                </pic:pic>
+              </a:graphicData>
+            </a:graphic>
+            <wp14:sizeRelH relativeFrom="margin">
+              <wp14:pctWidth>0</wp14:pctWidth>
+            </wp14:sizeRelH>
+            <wp14:sizeRelV relativeFrom="margin">
+              <wp14:pctHeight>0</wp14:pctHeight>
+            </wp14:sizeRelV>
+          </wp:anchor>
+        </w:drawing>
+      </w:r>
+      <w:r>
+        <w:rPr>
+          <w:noProof/>
+        </w:rPr>
+        <w:drawing>
+          <wp:inline distT="0" distB="0" distL="0" distR="0">
+            <wp:extent cx="1771650" cy="2238375"/>
+            <wp:effectExtent l="0" t="0" r="0" b="9525"/>
+            <wp:docPr id="72" name="Imagem 72"/>
+            <wp:cNvGraphicFramePr>
+              <a:graphicFrameLocks xmlns:a="http://schemas.openxmlformats.org/drawingml/2006/main" noChangeAspect="1"/>
+            </wp:cNvGraphicFramePr>
+            <a:graphic xmlns:a="http://schemas.openxmlformats.org/drawingml/2006/main">
+              <a:graphicData uri="http://schemas.openxmlformats.org/drawingml/2006/picture">
+                <pic:pic xmlns:pic="http://schemas.openxmlformats.org/drawingml/2006/picture">
+                  <pic:nvPicPr>
+                    <pic:cNvPr id="0" name="Picture 13"/>
+                    <pic:cNvPicPr>
+                      <a:picLocks noChangeAspect="1" noChangeArrowheads="1"/>
+                    </pic:cNvPicPr>
+                  </pic:nvPicPr>
+                  <pic:blipFill>
+                    <a:blip r:embed="rId64">
+                      <a:extLst>
+                        <a:ext uri="{28A0092B-C50C-407E-A947-70E740481C1C}">
+                          <a14:useLocalDpi xmlns:a14="http://schemas.microsoft.com/office/drawing/2010/main" val="0"/>
+                        </a:ext>
+                      </a:extLst>
+                    </a:blip>
+                    <a:srcRect/>
+                    <a:stretch>
+                      <a:fillRect/>
+                    </a:stretch>
+                  </pic:blipFill>
+                  <pic:spPr bwMode="auto">
+                    <a:xfrm>
+                      <a:off x="0" y="0"/>
+                      <a:ext cx="1771650" cy="2238375"/>
+                    </a:xfrm>
+                    <a:prstGeom prst="rect">
+                      <a:avLst/>
+                    </a:prstGeom>
+                    <a:noFill/>
+                    <a:ln>
+                      <a:noFill/>
+                    </a:ln>
+                  </pic:spPr>
+                </pic:pic>
+              </a:graphicData>
+            </a:graphic>
+          </wp:inline>
+        </w:drawing>
+      </w:r>
+    </w:p>
+    <w:p>
+      <w:pPr>
+        <w:rPr>
+          <w:rFonts w:ascii="Arial Black" w:hAnsi="Arial Black"/>
+        </w:rPr>
+      </w:pPr>
+    </w:p>
+    <w:p>
+      <w:pPr>
+        <w:rPr>
+          <w:rFonts w:ascii="Arial Black" w:hAnsi="Arial Black"/>
+        </w:rPr>
+      </w:pPr>
+    </w:p>
+    <w:p>
+      <w:pPr>
+        <w:rPr>
+          <w:rFonts w:ascii="Arial Black" w:hAnsi="Arial Black"/>
+        </w:rPr>
+      </w:pPr>
+    </w:p>
+    <w:p>
+      <w:pPr>
+        <w:rPr>
+          <w:rFonts w:ascii="Arial Black" w:hAnsi="Arial Black"/>
+        </w:rPr>
+      </w:pPr>
+      <w:r>
+        <w:rPr>
+          <w:rFonts w:ascii="Arial Black" w:hAnsi="Arial Black"/>
+        </w:rPr>
+        <w:t xml:space="preserve">37 -Adicionamos </w:t>
+      </w:r>
+      <w:r>
+        <w:rPr>
+          <w:rFonts w:ascii="Arial Black" w:hAnsi="Arial Black"/>
+        </w:rPr>
+        <w:t xml:space="preserve">um efeito no menu ao passar o mouse ele muda de cor e passa uma linha de baixo do </w:t>
+      </w:r>
+      <w:proofErr w:type="spellStart"/>
+      <w:r>
+        <w:rPr>
+          <w:rFonts w:ascii="Arial Black" w:hAnsi="Arial Black"/>
+        </w:rPr>
+        <w:t>titulo</w:t>
+      </w:r>
+      <w:proofErr w:type="spellEnd"/>
+      <w:r>
+        <w:rPr>
+          <w:rFonts w:ascii="Arial Black" w:hAnsi="Arial Black"/>
+        </w:rPr>
+        <w:t>.</w:t>
+      </w:r>
+    </w:p>
+    <w:p>
+      <w:pPr>
+        <w:rPr>
+          <w:rFonts w:ascii="Arial Black" w:hAnsi="Arial Black"/>
+        </w:rPr>
+      </w:pPr>
+      <w:r>
+        <w:rPr>
+          <w:noProof/>
+        </w:rPr>
+        <mc:AlternateContent>
+          <mc:Choice Requires="wps">
+            <w:drawing>
+              <wp:anchor distT="0" distB="0" distL="114300" distR="114300" simplePos="0" relativeHeight="251713536" behindDoc="0" locked="0" layoutInCell="1" allowOverlap="1">
+                <wp:simplePos x="0" y="0"/>
+                <wp:positionH relativeFrom="column">
+                  <wp:posOffset>2406015</wp:posOffset>
+                </wp:positionH>
+                <wp:positionV relativeFrom="paragraph">
+                  <wp:posOffset>408305</wp:posOffset>
+                </wp:positionV>
+                <wp:extent cx="333375" cy="95250"/>
+                <wp:effectExtent l="0" t="57150" r="0" b="19050"/>
+                <wp:wrapNone/>
+                <wp:docPr id="80" name="Conector de Seta Reta 80"/>
+                <wp:cNvGraphicFramePr/>
+                <a:graphic xmlns:a="http://schemas.openxmlformats.org/drawingml/2006/main">
+                  <a:graphicData uri="http://schemas.microsoft.com/office/word/2010/wordprocessingShape">
+                    <wps:wsp>
+                      <wps:cNvCnPr/>
+                      <wps:spPr>
+                        <a:xfrm flipV="1">
+                          <a:off x="0" y="0"/>
+                          <a:ext cx="333375" cy="95250"/>
+                        </a:xfrm>
+                        <a:prstGeom prst="straightConnector1">
+                          <a:avLst/>
+                        </a:prstGeom>
+                        <a:ln>
+                          <a:tailEnd type="triangle"/>
+                        </a:ln>
+                      </wps:spPr>
+                      <wps:style>
+                        <a:lnRef idx="1">
+                          <a:schemeClr val="accent1"/>
+                        </a:lnRef>
+                        <a:fillRef idx="0">
+                          <a:schemeClr val="accent1"/>
+                        </a:fillRef>
+                        <a:effectRef idx="0">
+                          <a:schemeClr val="accent1"/>
+                        </a:effectRef>
+                        <a:fontRef idx="minor">
+                          <a:schemeClr val="tx1"/>
+                        </a:fontRef>
+                      </wps:style>
+                      <wps:bodyPr/>
+                    </wps:wsp>
+                  </a:graphicData>
+                </a:graphic>
+              </wp:anchor>
+            </w:drawing>
+          </mc:Choice>
+          <mc:Fallback>
+            <w:pict>
+              <v:shape w14:anchorId="0DC54F7F" id="Conector de Seta Reta 80" o:spid="_x0000_s1026" type="#_x0000_t32" style="position:absolute;margin-left:189.45pt;margin-top:32.15pt;width:26.25pt;height:7.5pt;flip:y;z-index:251713536;visibility:visible;mso-wrap-style:square;mso-wrap-distance-left:9pt;mso-wrap-distance-top:0;mso-wrap-distance-right:9pt;mso-wrap-distance-bottom:0;mso-position-horizontal:absolute;mso-position-horizontal-relative:text;mso-position-vertical:absolute;mso-position-vertical-relative:text" o:gfxdata="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" strokecolor="#4472c4 [3204]" strokeweight=".5pt">
+                <v:stroke endarrow="block" joinstyle="miter"/>
+              </v:shape>
+            </w:pict>
+          </mc:Fallback>
+        </mc:AlternateContent>
+      </w:r>
+      <w:r>
+        <w:rPr>
+          <w:noProof/>
+        </w:rPr>
+        <mc:AlternateContent>
+          <mc:Choice Requires="wps">
+            <w:drawing>
+              <wp:anchor distT="0" distB="0" distL="114300" distR="114300" simplePos="0" relativeHeight="251712512" behindDoc="0" locked="0" layoutInCell="1" allowOverlap="1">
+                <wp:simplePos x="0" y="0"/>
+                <wp:positionH relativeFrom="column">
+                  <wp:posOffset>1672590</wp:posOffset>
+                </wp:positionH>
+                <wp:positionV relativeFrom="paragraph">
+                  <wp:posOffset>236855</wp:posOffset>
+                </wp:positionV>
+                <wp:extent cx="933450" cy="66675"/>
+                <wp:effectExtent l="0" t="19050" r="76200" b="85725"/>
+                <wp:wrapNone/>
+                <wp:docPr id="79" name="Conector de Seta Reta 79"/>
+                <wp:cNvGraphicFramePr/>
+                <a:graphic xmlns:a="http://schemas.openxmlformats.org/drawingml/2006/main">
+                  <a:graphicData uri="http://schemas.microsoft.com/office/word/2010/wordprocessingShape">
+                    <wps:wsp>
+                      <wps:cNvCnPr/>
+                      <wps:spPr>
+                        <a:xfrm>
+                          <a:off x="0" y="0"/>
+                          <a:ext cx="933450" cy="66675"/>
+                        </a:xfrm>
+                        <a:prstGeom prst="straightConnector1">
+                          <a:avLst/>
+                        </a:prstGeom>
+                        <a:ln>
+                          <a:tailEnd type="triangle"/>
+                        </a:ln>
+                      </wps:spPr>
+                      <wps:style>
+                        <a:lnRef idx="1">
+                          <a:schemeClr val="accent1"/>
+                        </a:lnRef>
+                        <a:fillRef idx="0">
+                          <a:schemeClr val="accent1"/>
+                        </a:fillRef>
+                        <a:effectRef idx="0">
+                          <a:schemeClr val="accent1"/>
+                        </a:effectRef>
+                        <a:fontRef idx="minor">
+                          <a:schemeClr val="tx1"/>
+                        </a:fontRef>
+                      </wps:style>
+                      <wps:bodyPr/>
+                    </wps:wsp>
+                  </a:graphicData>
+                </a:graphic>
+              </wp:anchor>
+            </w:drawing>
+          </mc:Choice>
+          <mc:Fallback>
+            <w:pict>
+              <v:shape w14:anchorId="75B45551" id="Conector de Seta Reta 79" o:spid="_x0000_s1026" type="#_x0000_t32" style="position:absolute;margin-left:131.7pt;margin-top:18.65pt;width:73.5pt;height:5.25pt;z-index:251712512;visibility:visible;mso-wrap-style:square;mso-wrap-distance-left:9pt;mso-wrap-distance-top:0;mso-wrap-distance-right:9pt;mso-wrap-distance-bottom:0;mso-position-horizontal:absolute;mso-position-horizontal-relative:text;mso-position-vertical:absolute;mso-position-vertical-relative:text" o:gfxdata="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" strokecolor="#4472c4 [3204]" strokeweight=".5pt">
+                <v:stroke endarrow="block" joinstyle="miter"/>
+              </v:shape>
+            </w:pict>
+          </mc:Fallback>
+        </mc:AlternateContent>
+      </w:r>
+      <w:r>
+        <w:rPr>
+          <w:noProof/>
+        </w:rPr>
+        <w:drawing>
+          <wp:anchor distT="0" distB="0" distL="114300" distR="114300" simplePos="0" relativeHeight="251711488" behindDoc="0" locked="0" layoutInCell="1" allowOverlap="1">
+            <wp:simplePos x="0" y="0"/>
+            <wp:positionH relativeFrom="margin">
+              <wp:align>right</wp:align>
+            </wp:positionH>
+            <wp:positionV relativeFrom="paragraph">
+              <wp:posOffset>217805</wp:posOffset>
+            </wp:positionV>
+            <wp:extent cx="2762250" cy="238125"/>
+            <wp:effectExtent l="0" t="0" r="0" b="9525"/>
+            <wp:wrapNone/>
+            <wp:docPr id="78" name="Imagem 78"/>
+            <wp:cNvGraphicFramePr>
+              <a:graphicFrameLocks xmlns:a="http://schemas.openxmlformats.org/drawingml/2006/main" noChangeAspect="1"/>
+            </wp:cNvGraphicFramePr>
+            <a:graphic xmlns:a="http://schemas.openxmlformats.org/drawingml/2006/main">
+              <a:graphicData uri="http://schemas.openxmlformats.org/drawingml/2006/picture">
+                <pic:pic xmlns:pic="http://schemas.openxmlformats.org/drawingml/2006/picture">
+                  <pic:nvPicPr>
+                    <pic:cNvPr id="0" name="Picture 19"/>
+                    <pic:cNvPicPr>
+                      <a:picLocks noChangeAspect="1" noChangeArrowheads="1"/>
+                    </pic:cNvPicPr>
+                  </pic:nvPicPr>
+                  <pic:blipFill>
+                    <a:blip r:embed="rId65">
+                      <a:extLst>
+                        <a:ext uri="{28A0092B-C50C-407E-A947-70E740481C1C}">
+                          <a14:useLocalDpi xmlns:a14="http://schemas.microsoft.com/office/drawing/2010/main" val="0"/>
+                        </a:ext>
+                      </a:extLst>
+                    </a:blip>
+                    <a:srcRect/>
+                    <a:stretch>
+                      <a:fillRect/>
+                    </a:stretch>
+                  </pic:blipFill>
+                  <pic:spPr bwMode="auto">
+                    <a:xfrm>
+                      <a:off x="0" y="0"/>
+                      <a:ext cx="2762250" cy="238125"/>
+                    </a:xfrm>
+                    <a:prstGeom prst="rect">
+                      <a:avLst/>
+                    </a:prstGeom>
+                    <a:noFill/>
+                    <a:ln>
+                      <a:noFill/>
+                    </a:ln>
+                  </pic:spPr>
+                </pic:pic>
+              </a:graphicData>
+            </a:graphic>
+          </wp:anchor>
+        </w:drawing>
+      </w:r>
+      <w:r>
+        <w:rPr>
+          <w:noProof/>
+        </w:rPr>
+        <w:drawing>
+          <wp:inline distT="0" distB="0" distL="0" distR="0">
+            <wp:extent cx="2381250" cy="714375"/>
+            <wp:effectExtent l="0" t="0" r="0" b="9525"/>
+            <wp:docPr id="77" name="Imagem 77"/>
+            <wp:cNvGraphicFramePr>
+              <a:graphicFrameLocks xmlns:a="http://schemas.openxmlformats.org/drawingml/2006/main" noChangeAspect="1"/>
+            </wp:cNvGraphicFramePr>
+            <a:graphic xmlns:a="http://schemas.openxmlformats.org/drawingml/2006/main">
+              <a:graphicData uri="http://schemas.openxmlformats.org/drawingml/2006/picture">
+                <pic:pic xmlns:pic="http://schemas.openxmlformats.org/drawingml/2006/picture">
+                  <pic:nvPicPr>
+                    <pic:cNvPr id="0" name="Picture 17"/>
+                    <pic:cNvPicPr>
+                      <a:picLocks noChangeAspect="1" noChangeArrowheads="1"/>
+                    </pic:cNvPicPr>
+                  </pic:nvPicPr>
+                  <pic:blipFill>
+                    <a:blip r:embed="rId66">
+                      <a:extLst>
+                        <a:ext uri="{28A0092B-C50C-407E-A947-70E740481C1C}">
+                          <a14:useLocalDpi xmlns:a14="http://schemas.microsoft.com/office/drawing/2010/main" val="0"/>
+                        </a:ext>
+                      </a:extLst>
+                    </a:blip>
+                    <a:srcRect/>
+                    <a:stretch>
+                      <a:fillRect/>
+                    </a:stretch>
+                  </pic:blipFill>
+                  <pic:spPr bwMode="auto">
+                    <a:xfrm>
+                      <a:off x="0" y="0"/>
+                      <a:ext cx="2381250" cy="714375"/>
+                    </a:xfrm>
+                    <a:prstGeom prst="rect">
+                      <a:avLst/>
+                    </a:prstGeom>
+                    <a:noFill/>
+                    <a:ln>
+                      <a:noFill/>
+                    </a:ln>
+                  </pic:spPr>
+                </pic:pic>
+              </a:graphicData>
+            </a:graphic>
+          </wp:inline>
+        </w:drawing>
+      </w:r>
+    </w:p>
+    <w:p>
+      <w:pPr>
+        <w:rPr>
+          <w:rFonts w:ascii="Arial Black" w:hAnsi="Arial Black"/>
+        </w:rPr>
+      </w:pPr>
+      <w:r>
+        <w:rPr>
+          <w:rFonts w:ascii="Arial Black" w:hAnsi="Arial Black"/>
+        </w:rPr>
+        <w:lastRenderedPageBreak/>
+        <w:t xml:space="preserve">38 – Deixamos o nosso site mais interativo utilizando o </w:t>
+      </w:r>
+      <w:proofErr w:type="spellStart"/>
+      <w:r>
+        <w:rPr>
+          <w:rFonts w:ascii="Arial Black" w:hAnsi="Arial Black"/>
+        </w:rPr>
+        <w:t>hover</w:t>
+      </w:r>
+      <w:proofErr w:type="spellEnd"/>
+      <w:r>
+        <w:rPr>
+          <w:rFonts w:ascii="Arial Black" w:hAnsi="Arial Black"/>
+        </w:rPr>
+        <w:t xml:space="preserve"> aumentando o subtítulo h2 passando uma impressão que a imagem </w:t>
+      </w:r>
+      <w:proofErr w:type="spellStart"/>
+      <w:proofErr w:type="gramStart"/>
+      <w:r>
+        <w:rPr>
+          <w:rFonts w:ascii="Arial Black" w:hAnsi="Arial Black"/>
+        </w:rPr>
+        <w:t>esta</w:t>
+      </w:r>
+      <w:proofErr w:type="spellEnd"/>
+      <w:proofErr w:type="gramEnd"/>
+      <w:r>
+        <w:rPr>
+          <w:rFonts w:ascii="Arial Black" w:hAnsi="Arial Black"/>
+        </w:rPr>
+        <w:t xml:space="preserve"> se mexendo.</w:t>
+      </w:r>
+    </w:p>
+    <w:p>
+      <w:pPr>
+        <w:rPr>
+          <w:rFonts w:ascii="Arial Black" w:hAnsi="Arial Black"/>
+        </w:rPr>
+      </w:pPr>
+      <w:r>
+        <w:rPr>
+          <w:rFonts w:ascii="Arial Black" w:hAnsi="Arial Black"/>
+          <w:noProof/>
+        </w:rPr>
+        <w:drawing>
+          <wp:anchor distT="0" distB="0" distL="114300" distR="114300" simplePos="0" relativeHeight="251715584" behindDoc="0" locked="0" layoutInCell="1" allowOverlap="1">
+            <wp:simplePos x="0" y="0"/>
+            <wp:positionH relativeFrom="margin">
+              <wp:align>right</wp:align>
+            </wp:positionH>
+            <wp:positionV relativeFrom="paragraph">
+              <wp:posOffset>8890</wp:posOffset>
+            </wp:positionV>
+            <wp:extent cx="1285875" cy="1924050"/>
+            <wp:effectExtent l="0" t="0" r="9525" b="0"/>
+            <wp:wrapNone/>
+            <wp:docPr id="83" name="Imagem 83" descr="C:\Users\kaique.souza\Pictures\Screenshots\Captura de tela 2026-09-15 162420.png"/>
+            <wp:cNvGraphicFramePr>
+              <a:graphicFrameLocks xmlns:a="http://schemas.openxmlformats.org/drawingml/2006/main" noChangeAspect="1"/>
+            </wp:cNvGraphicFramePr>
+            <a:graphic xmlns:a="http://schemas.openxmlformats.org/drawingml/2006/main">
+              <a:graphicData uri="http://schemas.openxmlformats.org/drawingml/2006/picture">
+                <pic:pic xmlns:pic="http://schemas.openxmlformats.org/drawingml/2006/picture">
+                  <pic:nvPicPr>
+                    <pic:cNvPr id="0" name="Picture 26" descr="C:\Users\kaique.souza\Pictures\Screenshots\Captura de tela 2026-09-15 162420.png"/>
+                    <pic:cNvPicPr>
+                      <a:picLocks noChangeAspect="1" noChangeArrowheads="1"/>
+                    </pic:cNvPicPr>
+                  </pic:nvPicPr>
+                  <pic:blipFill>
+                    <a:blip r:embed="rId67">
+                      <a:extLst>
+                        <a:ext uri="{28A0092B-C50C-407E-A947-70E740481C1C}">
+                          <a14:useLocalDpi xmlns:a14="http://schemas.microsoft.com/office/drawing/2010/main" val="0"/>
+                        </a:ext>
+                      </a:extLst>
+                    </a:blip>
+                    <a:srcRect/>
+                    <a:stretch>
+                      <a:fillRect/>
+                    </a:stretch>
+                  </pic:blipFill>
+                  <pic:spPr bwMode="auto">
+                    <a:xfrm>
+                      <a:off x="0" y="0"/>
+                      <a:ext cx="1285875" cy="1924050"/>
+                    </a:xfrm>
+                    <a:prstGeom prst="rect">
+                      <a:avLst/>
+                    </a:prstGeom>
+                    <a:noFill/>
+                    <a:ln>
+                      <a:noFill/>
+                    </a:ln>
+                  </pic:spPr>
+                </pic:pic>
+              </a:graphicData>
+            </a:graphic>
+            <wp14:sizeRelH relativeFrom="margin">
+              <wp14:pctWidth>0</wp14:pctWidth>
+            </wp14:sizeRelH>
+            <wp14:sizeRelV relativeFrom="margin">
+              <wp14:pctHeight>0</wp14:pctHeight>
+            </wp14:sizeRelV>
+          </wp:anchor>
+        </w:drawing>
+      </w:r>
+      <w:r>
+        <w:rPr>
+          <w:rFonts w:ascii="Arial Black" w:hAnsi="Arial Black"/>
+          <w:noProof/>
+        </w:rPr>
+        <w:drawing>
+          <wp:anchor distT="0" distB="0" distL="114300" distR="114300" simplePos="0" relativeHeight="251714560" behindDoc="0" locked="0" layoutInCell="1" allowOverlap="1">
+            <wp:simplePos x="0" y="0"/>
+            <wp:positionH relativeFrom="column">
+              <wp:posOffset>2444115</wp:posOffset>
+            </wp:positionH>
+            <wp:positionV relativeFrom="paragraph">
+              <wp:posOffset>8255</wp:posOffset>
+            </wp:positionV>
+            <wp:extent cx="1308910" cy="1914525"/>
+            <wp:effectExtent l="0" t="0" r="5715" b="0"/>
+            <wp:wrapNone/>
+            <wp:docPr id="82" name="Imagem 82" descr="C:\Users\kaique.souza\Pictures\Screenshots\Captura de tela 2026-09-15 162406.png"/>
+            <wp:cNvGraphicFramePr>
+              <a:graphicFrameLocks xmlns:a="http://schemas.openxmlformats.org/drawingml/2006/main" noChangeAspect="1"/>
+            </wp:cNvGraphicFramePr>
+            <a:graphic xmlns:a="http://schemas.openxmlformats.org/drawingml/2006/main">
+              <a:graphicData uri="http://schemas.openxmlformats.org/drawingml/2006/picture">
+                <pic:pic xmlns:pic="http://schemas.openxmlformats.org/drawingml/2006/picture">
+                  <pic:nvPicPr>
+                    <pic:cNvPr id="0" name="Picture 25" descr="C:\Users\kaique.souza\Pictures\Screenshots\Captura de tela 2026-09-15 162406.png"/>
+                    <pic:cNvPicPr>
+                      <a:picLocks noChangeAspect="1" noChangeArrowheads="1"/>
+                    </pic:cNvPicPr>
+                  </pic:nvPicPr>
+                  <pic:blipFill>
+                    <a:blip r:embed="rId68">
+                      <a:extLst>
+                        <a:ext uri="{28A0092B-C50C-407E-A947-70E740481C1C}">
+                          <a14:useLocalDpi xmlns:a14="http://schemas.microsoft.com/office/drawing/2010/main" val="0"/>
+                        </a:ext>
+                      </a:extLst>
+                    </a:blip>
+                    <a:srcRect/>
+                    <a:stretch>
+                      <a:fillRect/>
+                    </a:stretch>
+                  </pic:blipFill>
+                  <pic:spPr bwMode="auto">
+                    <a:xfrm>
+                      <a:off x="0" y="0"/>
+                      <a:ext cx="1308910" cy="1914525"/>
+                    </a:xfrm>
+                    <a:prstGeom prst="rect">
+                      <a:avLst/>
+                    </a:prstGeom>
+                    <a:noFill/>
+                    <a:ln>
+                      <a:noFill/>
+                    </a:ln>
+                  </pic:spPr>
+                </pic:pic>
+              </a:graphicData>
+            </a:graphic>
+            <wp14:sizeRelH relativeFrom="margin">
+              <wp14:pctWidth>0</wp14:pctWidth>
+            </wp14:sizeRelH>
+            <wp14:sizeRelV relativeFrom="margin">
+              <wp14:pctHeight>0</wp14:pctHeight>
+            </wp14:sizeRelV>
+          </wp:anchor>
+        </w:drawing>
+      </w:r>
+      <w:r>
+        <w:rPr>
+          <w:noProof/>
+        </w:rPr>
+        <w:drawing>
+          <wp:inline distT="0" distB="0" distL="0" distR="0">
+            <wp:extent cx="1847850" cy="600075"/>
+            <wp:effectExtent l="0" t="0" r="0" b="9525"/>
+            <wp:docPr id="81" name="Imagem 81"/>
+            <wp:cNvGraphicFramePr>
+              <a:graphicFrameLocks xmlns:a="http://schemas.openxmlformats.org/drawingml/2006/main" noChangeAspect="1"/>
+            </wp:cNvGraphicFramePr>
+            <a:graphic xmlns:a="http://schemas.openxmlformats.org/drawingml/2006/main">
+              <a:graphicData uri="http://schemas.openxmlformats.org/drawingml/2006/picture">
+                <pic:pic xmlns:pic="http://schemas.openxmlformats.org/drawingml/2006/picture">
+                  <pic:nvPicPr>
+                    <pic:cNvPr id="0" name="Picture 21"/>
+                    <pic:cNvPicPr>
+                      <a:picLocks noChangeAspect="1" noChangeArrowheads="1"/>
+                    </pic:cNvPicPr>
+                  </pic:nvPicPr>
+                  <pic:blipFill>
+                    <a:blip r:embed="rId69">
+                      <a:extLst>
+                        <a:ext uri="{28A0092B-C50C-407E-A947-70E740481C1C}">
+                          <a14:useLocalDpi xmlns:a14="http://schemas.microsoft.com/office/drawing/2010/main" val="0"/>
+                        </a:ext>
+                      </a:extLst>
+                    </a:blip>
+                    <a:srcRect/>
+                    <a:stretch>
+                      <a:fillRect/>
+                    </a:stretch>
+                  </pic:blipFill>
+                  <pic:spPr bwMode="auto">
+                    <a:xfrm>
+                      <a:off x="0" y="0"/>
+                      <a:ext cx="1847850" cy="600075"/>
+                    </a:xfrm>
+                    <a:prstGeom prst="rect">
+                      <a:avLst/>
+                    </a:prstGeom>
+                    <a:noFill/>
+                    <a:ln>
+                      <a:noFill/>
+                    </a:ln>
+                  </pic:spPr>
+                </pic:pic>
+              </a:graphicData>
+            </a:graphic>
+          </wp:inline>
+        </w:drawing>
+      </w:r>
+    </w:p>
+    <w:p>
+      <w:pPr>
+        <w:rPr>
+          <w:rFonts w:ascii="Arial Black" w:hAnsi="Arial Black"/>
+        </w:rPr>
+      </w:pPr>
+      <w:r>
+        <w:rPr>
+          <w:rFonts w:ascii="Arial Black" w:hAnsi="Arial Black"/>
+          <w:noProof/>
+        </w:rPr>
+        <mc:AlternateContent>
+          <mc:Choice Requires="wps">
+            <w:drawing>
+              <wp:anchor distT="0" distB="0" distL="114300" distR="114300" simplePos="0" relativeHeight="251716608" behindDoc="0" locked="0" layoutInCell="1" allowOverlap="1">
+                <wp:simplePos x="0" y="0"/>
+                <wp:positionH relativeFrom="column">
+                  <wp:posOffset>3844290</wp:posOffset>
+                </wp:positionH>
+                <wp:positionV relativeFrom="paragraph">
+                  <wp:posOffset>112395</wp:posOffset>
+                </wp:positionV>
+                <wp:extent cx="209550" cy="0"/>
+                <wp:effectExtent l="0" t="76200" r="19050" b="95250"/>
+                <wp:wrapNone/>
+                <wp:docPr id="84" name="Conector de Seta Reta 84"/>
+                <wp:cNvGraphicFramePr/>
+                <a:graphic xmlns:a="http://schemas.openxmlformats.org/drawingml/2006/main">
+                  <a:graphicData uri="http://schemas.microsoft.com/office/word/2010/wordprocessingShape">
+                    <wps:wsp>
+                      <wps:cNvCnPr/>
+                      <wps:spPr>
+                        <a:xfrm>
+                          <a:off x="0" y="0"/>
+                          <a:ext cx="209550" cy="0"/>
+                        </a:xfrm>
+                        <a:prstGeom prst="straightConnector1">
+                          <a:avLst/>
+                        </a:prstGeom>
+                        <a:ln>
+                          <a:tailEnd type="triangle"/>
+                        </a:ln>
+                      </wps:spPr>
+                      <wps:style>
+                        <a:lnRef idx="1">
+                          <a:schemeClr val="accent1"/>
+                        </a:lnRef>
+                        <a:fillRef idx="0">
+                          <a:schemeClr val="accent1"/>
+                        </a:fillRef>
+                        <a:effectRef idx="0">
+                          <a:schemeClr val="accent1"/>
+                        </a:effectRef>
+                        <a:fontRef idx="minor">
+                          <a:schemeClr val="tx1"/>
+                        </a:fontRef>
+                      </wps:style>
+                      <wps:bodyPr/>
+                    </wps:wsp>
+                  </a:graphicData>
+                </a:graphic>
+              </wp:anchor>
+            </w:drawing>
+          </mc:Choice>
+          <mc:Fallback>
+            <w:pict>
+              <v:shapetype w14:anchorId="037521CC" id="_x0000_t32" coordsize="21600,21600" o:spt="32" o:oned="t" path="m,l21600,21600e" filled="f">
+                <v:path arrowok="t" fillok="f" o:connecttype="none"/>
+                <o:lock v:ext="edit" shapetype="t"/>
+              </v:shapetype>
+              <v:shape id="Conector de Seta Reta 84" o:spid="_x0000_s1026" type="#_x0000_t32" style="position:absolute;margin-left:302.7pt;margin-top:8.85pt;width:16.5pt;height:0;z-index:251716608;visibility:visible;mso-wrap-style:square;mso-wrap-distance-left:9pt;mso-wrap-distance-top:0;mso-wrap-distance-right:9pt;mso-wrap-distance-bottom:0;mso-position-horizontal:absolute;mso-position-horizontal-relative:text;mso-position-vertical:absolute;mso-position-vertical-relative:text" o:gfxdata="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" strokecolor="#4472c4 [3204]" strokeweight=".5pt">
+                <v:stroke endarrow="block" joinstyle="miter"/>
+              </v:shape>
+            </w:pict>
+          </mc:Fallback>
+        </mc:AlternateContent>
+      </w:r>
+    </w:p>
+    <w:p>
+      <w:pPr>
+        <w:rPr>
+          <w:rFonts w:ascii="Arial Black" w:hAnsi="Arial Black"/>
+        </w:rPr>
+      </w:pPr>
+    </w:p>
+    <w:p>
+      <w:pPr>
+        <w:rPr>
+          <w:rFonts w:ascii="Arial Black" w:hAnsi="Arial Black"/>
+        </w:rPr>
+      </w:pPr>
+    </w:p>
+    <w:p>
+      <w:pPr>
+        <w:rPr>
+          <w:rFonts w:ascii="Arial Black" w:hAnsi="Arial Black"/>
+        </w:rPr>
+      </w:pPr>
+    </w:p>
+    <w:p>
+      <w:pPr>
+        <w:rPr>
+          <w:rFonts w:ascii="Arial Black" w:hAnsi="Arial Black"/>
+        </w:rPr>
+      </w:pPr>
+      <w:r>
+        <w:rPr>
+          <w:rFonts w:ascii="Arial Black" w:hAnsi="Arial Black"/>
+        </w:rPr>
+        <w:t>39</w:t>
+      </w:r>
+      <w:proofErr w:type="gramStart"/>
+      <w:r>
+        <w:rPr>
+          <w:rFonts w:ascii="Arial Black" w:hAnsi="Arial Black"/>
+        </w:rPr>
+        <w:t xml:space="preserve">- </w:t>
+      </w:r>
+      <w:r>
+        <w:rPr>
+          <w:rFonts w:ascii="Arial Black" w:hAnsi="Arial Black"/>
+        </w:rPr>
+        <w:t xml:space="preserve"> No</w:t>
+      </w:r>
+      <w:proofErr w:type="gramEnd"/>
+      <w:r>
+        <w:rPr>
+          <w:rFonts w:ascii="Arial Black" w:hAnsi="Arial Black"/>
+        </w:rPr>
+        <w:t xml:space="preserve"> </w:t>
+      </w:r>
+      <w:proofErr w:type="spellStart"/>
+      <w:r>
+        <w:rPr>
+          <w:rFonts w:ascii="Arial Black" w:hAnsi="Arial Black"/>
+        </w:rPr>
+        <w:t>footer</w:t>
+      </w:r>
+      <w:proofErr w:type="spellEnd"/>
+      <w:r>
+        <w:rPr>
+          <w:rFonts w:ascii="Arial Black" w:hAnsi="Arial Black"/>
+        </w:rPr>
+        <w:t xml:space="preserve"> a</w:t>
+      </w:r>
+      <w:r>
+        <w:rPr>
+          <w:rFonts w:ascii="Arial Black" w:hAnsi="Arial Black"/>
+        </w:rPr>
+        <w:t xml:space="preserve">dicionamos uma imagem de fundo que e feita direto no </w:t>
+      </w:r>
+      <w:proofErr w:type="spellStart"/>
+      <w:r>
+        <w:rPr>
+          <w:rFonts w:ascii="Arial Black" w:hAnsi="Arial Black"/>
+        </w:rPr>
+        <w:t>css</w:t>
+      </w:r>
+      <w:proofErr w:type="spellEnd"/>
+      <w:r>
+        <w:rPr>
+          <w:rFonts w:ascii="Arial Black" w:hAnsi="Arial Black"/>
+        </w:rPr>
+        <w:t xml:space="preserve"> e quando </w:t>
+      </w:r>
+      <w:proofErr w:type="spellStart"/>
+      <w:r>
+        <w:rPr>
+          <w:rFonts w:ascii="Arial Black" w:hAnsi="Arial Black"/>
+        </w:rPr>
+        <w:t>apliamos</w:t>
+      </w:r>
+      <w:proofErr w:type="spellEnd"/>
+      <w:r>
+        <w:rPr>
+          <w:rFonts w:ascii="Arial Black" w:hAnsi="Arial Black"/>
+        </w:rPr>
+        <w:t xml:space="preserve"> uma imagem no fundo tem a tendência de replicar o conteúdo da imagem até completa o tamanho da área que aplicamos a ou seja no caso o </w:t>
+      </w:r>
+      <w:proofErr w:type="spellStart"/>
+      <w:r>
+        <w:rPr>
+          <w:rFonts w:ascii="Arial Black" w:hAnsi="Arial Black"/>
+        </w:rPr>
+        <w:t>footer</w:t>
+      </w:r>
+      <w:proofErr w:type="spellEnd"/>
+      <w:r>
+        <w:rPr>
+          <w:rFonts w:ascii="Arial Black" w:hAnsi="Arial Black"/>
+        </w:rPr>
+        <w:t>.</w:t>
+      </w:r>
+    </w:p>
+    <w:p>
+      <w:pPr>
+        <w:rPr>
+          <w:rFonts w:ascii="Arial Black" w:hAnsi="Arial Black"/>
+        </w:rPr>
+      </w:pPr>
+      <w:r>
+        <w:rPr>
+          <w:rFonts w:ascii="Arial Black" w:hAnsi="Arial Black"/>
+          <w:noProof/>
+        </w:rPr>
+        <w:drawing>
+          <wp:anchor distT="0" distB="0" distL="114300" distR="114300" simplePos="0" relativeHeight="251719680" behindDoc="0" locked="0" layoutInCell="1" allowOverlap="1">
+            <wp:simplePos x="0" y="0"/>
+            <wp:positionH relativeFrom="margin">
+              <wp:posOffset>3082290</wp:posOffset>
+            </wp:positionH>
+            <wp:positionV relativeFrom="paragraph">
+              <wp:posOffset>18415</wp:posOffset>
+            </wp:positionV>
+            <wp:extent cx="2207224" cy="476250"/>
+            <wp:effectExtent l="0" t="0" r="3175" b="0"/>
+            <wp:wrapNone/>
+            <wp:docPr id="86" name="Imagem 86" descr="C:\Users\kaique.souza\Pictures\Screenshots\Captura de tela 2026-09-21 141426.png"/>
+            <wp:cNvGraphicFramePr>
+              <a:graphicFrameLocks xmlns:a="http://schemas.openxmlformats.org/drawingml/2006/main" noChangeAspect="1"/>
+            </wp:cNvGraphicFramePr>
+            <a:graphic xmlns:a="http://schemas.openxmlformats.org/drawingml/2006/main">
+              <a:graphicData uri="http://schemas.openxmlformats.org/drawingml/2006/picture">
+                <pic:pic xmlns:pic="http://schemas.openxmlformats.org/drawingml/2006/picture">
+                  <pic:nvPicPr>
+                    <pic:cNvPr id="0" name="Picture 3" descr="C:\Users\kaique.souza\Pictures\Screenshots\Captura de tela 2026-09-21 141426.png"/>
+                    <pic:cNvPicPr>
+                      <a:picLocks noChangeAspect="1" noChangeArrowheads="1"/>
+                    </pic:cNvPicPr>
+                  </pic:nvPicPr>
+                  <pic:blipFill>
+                    <a:blip r:embed="rId70" cstate="print">
+                      <a:extLst>
+                        <a:ext uri="{28A0092B-C50C-407E-A947-70E740481C1C}">
+                          <a14:useLocalDpi xmlns:a14="http://schemas.microsoft.com/office/drawing/2010/main" val="0"/>
+                        </a:ext>
+                      </a:extLst>
+                    </a:blip>
+                    <a:srcRect/>
+                    <a:stretch>
+                      <a:fillRect/>
+                    </a:stretch>
+                  </pic:blipFill>
+                  <pic:spPr bwMode="auto">
+                    <a:xfrm>
+                      <a:off x="0" y="0"/>
+                      <a:ext cx="2207224" cy="476250"/>
+                    </a:xfrm>
+                    <a:prstGeom prst="rect">
+                      <a:avLst/>
+                    </a:prstGeom>
+                    <a:noFill/>
+                    <a:ln>
+                      <a:noFill/>
+                    </a:ln>
+                  </pic:spPr>
+                </pic:pic>
+              </a:graphicData>
+            </a:graphic>
+            <wp14:sizeRelH relativeFrom="margin">
+              <wp14:pctWidth>0</wp14:pctWidth>
+            </wp14:sizeRelH>
+            <wp14:sizeRelV relativeFrom="margin">
+              <wp14:pctHeight>0</wp14:pctHeight>
+            </wp14:sizeRelV>
+          </wp:anchor>
+        </w:drawing>
+      </w:r>
+      <w:r>
+        <w:rPr>
+          <w:noProof/>
+        </w:rPr>
+        <mc:AlternateContent>
+          <mc:Choice Requires="wps">
+            <w:drawing>
+              <wp:anchor distT="0" distB="0" distL="114300" distR="114300" simplePos="0" relativeHeight="251718656" behindDoc="0" locked="0" layoutInCell="1" allowOverlap="1">
+                <wp:simplePos x="0" y="0"/>
+                <wp:positionH relativeFrom="column">
+                  <wp:posOffset>1729740</wp:posOffset>
+                </wp:positionH>
+                <wp:positionV relativeFrom="paragraph">
+                  <wp:posOffset>8890</wp:posOffset>
+                </wp:positionV>
+                <wp:extent cx="800100" cy="142875"/>
+                <wp:effectExtent l="38100" t="0" r="19050" b="85725"/>
+                <wp:wrapNone/>
+                <wp:docPr id="85" name="Conector de Seta Reta 85"/>
+                <wp:cNvGraphicFramePr/>
+                <a:graphic xmlns:a="http://schemas.openxmlformats.org/drawingml/2006/main">
+                  <a:graphicData uri="http://schemas.microsoft.com/office/word/2010/wordprocessingShape">
+                    <wps:wsp>
+                      <wps:cNvCnPr/>
+                      <wps:spPr>
+                        <a:xfrm flipH="1">
+                          <a:off x="0" y="0"/>
+                          <a:ext cx="800100" cy="142875"/>
+                        </a:xfrm>
+                        <a:prstGeom prst="straightConnector1">
+                          <a:avLst/>
+                        </a:prstGeom>
+                        <a:ln>
+                          <a:tailEnd type="triangle"/>
+                        </a:ln>
+                      </wps:spPr>
+                      <wps:style>
+                        <a:lnRef idx="1">
+                          <a:schemeClr val="accent1"/>
+                        </a:lnRef>
+                        <a:fillRef idx="0">
+                          <a:schemeClr val="accent1"/>
+                        </a:fillRef>
+                        <a:effectRef idx="0">
+                          <a:schemeClr val="accent1"/>
+                        </a:effectRef>
+                        <a:fontRef idx="minor">
+                          <a:schemeClr val="tx1"/>
+                        </a:fontRef>
+                      </wps:style>
+                      <wps:bodyPr/>
+                    </wps:wsp>
+                  </a:graphicData>
+                </a:graphic>
+              </wp:anchor>
+            </w:drawing>
+          </mc:Choice>
+          <mc:Fallback>
+            <w:pict>
+              <v:shape w14:anchorId="7C60DE02" id="Conector de Seta Reta 85" o:spid="_x0000_s1026" type="#_x0000_t32" style="position:absolute;margin-left:136.2pt;margin-top:.7pt;width:63pt;height:11.25pt;flip:x;z-index:251718656;visibility:visible;mso-wrap-style:square;mso-wrap-distance-left:9pt;mso-wrap-distance-top:0;mso-wrap-distance-right:9pt;mso-wrap-distance-bottom:0;mso-position-horizontal:absolute;mso-position-horizontal-relative:text;mso-position-vertical:absolute;mso-position-vertical-relative:text" o:gfxdata="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" strokecolor="#4472c4 [3204]" strokeweight=".5pt">
+                <v:stroke endarrow="block" joinstyle="miter"/>
+              </v:shape>
+            </w:pict>
+          </mc:Fallback>
+        </mc:AlternateContent>
+      </w:r>
+      <w:r>
+        <w:rPr>
+          <w:noProof/>
+        </w:rPr>
+        <mc:AlternateContent>
+          <mc:Choice Requires="wps">
+            <w:drawing>
+              <wp:anchor distT="0" distB="0" distL="114300" distR="114300" simplePos="0" relativeHeight="251717632" behindDoc="0" locked="0" layoutInCell="1" allowOverlap="1">
+                <wp:simplePos x="0" y="0"/>
+                <wp:positionH relativeFrom="column">
+                  <wp:posOffset>853440</wp:posOffset>
+                </wp:positionH>
+                <wp:positionV relativeFrom="paragraph">
+                  <wp:posOffset>456565</wp:posOffset>
+                </wp:positionV>
+                <wp:extent cx="1304925" cy="9525"/>
+                <wp:effectExtent l="38100" t="76200" r="0" b="85725"/>
+                <wp:wrapNone/>
+                <wp:docPr id="63" name="Conector de Seta Reta 63"/>
+                <wp:cNvGraphicFramePr/>
+                <a:graphic xmlns:a="http://schemas.openxmlformats.org/drawingml/2006/main">
+                  <a:graphicData uri="http://schemas.microsoft.com/office/word/2010/wordprocessingShape">
+                    <wps:wsp>
+                      <wps:cNvCnPr/>
+                      <wps:spPr>
+                        <a:xfrm flipH="1" flipV="1">
+                          <a:off x="0" y="0"/>
+                          <a:ext cx="1304925" cy="9525"/>
+                        </a:xfrm>
+                        <a:prstGeom prst="straightConnector1">
+                          <a:avLst/>
+                        </a:prstGeom>
+                        <a:ln>
+                          <a:tailEnd type="triangle"/>
+                        </a:ln>
+                      </wps:spPr>
+                      <wps:style>
+                        <a:lnRef idx="1">
+                          <a:schemeClr val="accent1"/>
+                        </a:lnRef>
+                        <a:fillRef idx="0">
+                          <a:schemeClr val="accent1"/>
+                        </a:fillRef>
+                        <a:effectRef idx="0">
+                          <a:schemeClr val="accent1"/>
+                        </a:effectRef>
+                        <a:fontRef idx="minor">
+                          <a:schemeClr val="tx1"/>
+                        </a:fontRef>
+                      </wps:style>
+                      <wps:bodyPr/>
+                    </wps:wsp>
+                  </a:graphicData>
+                </a:graphic>
+              </wp:anchor>
+            </w:drawing>
+          </mc:Choice>
+          <mc:Fallback>
+            <w:pict>
+              <v:shape w14:anchorId="396DE54F" id="Conector de Seta Reta 63" o:spid="_x0000_s1026" type="#_x0000_t32" style="position:absolute;margin-left:67.2pt;margin-top:35.95pt;width:102.75pt;height:.75pt;flip:x y;z-index:251717632;visibility:visible;mso-wrap-style:square;mso-wrap-distance-left:9pt;mso-wrap-distance-top:0;mso-wrap-distance-right:9pt;mso-wrap-distance-bottom:0;mso-position-horizontal:absolute;mso-position-horizontal-relative:text;mso-position-vertical:absolute;mso-position-vertical-relative:text" o:gfxdata="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" strokecolor="#4472c4 [3204]" strokeweight=".5pt">
+                <v:stroke endarrow="block" joinstyle="miter"/>
+              </v:shape>
+            </w:pict>
+          </mc:Fallback>
+        </mc:AlternateContent>
+      </w:r>
+      <w:r>
+        <w:rPr>
+          <w:noProof/>
+        </w:rPr>
+        <w:drawing>
+          <wp:inline distT="0" distB="0" distL="0" distR="0">
+            <wp:extent cx="1914525" cy="628650"/>
+            <wp:effectExtent l="0" t="0" r="9525" b="0"/>
+            <wp:docPr id="62" name="Imagem 62"/>
+            <wp:cNvGraphicFramePr>
+              <a:graphicFrameLocks xmlns:a="http://schemas.openxmlformats.org/drawingml/2006/main" noChangeAspect="1"/>
+            </wp:cNvGraphicFramePr>
+            <a:graphic xmlns:a="http://schemas.openxmlformats.org/drawingml/2006/main">
+              <a:graphicData uri="http://schemas.openxmlformats.org/drawingml/2006/picture">
+                <pic:pic xmlns:pic="http://schemas.openxmlformats.org/drawingml/2006/picture">
+                  <pic:nvPicPr>
+                    <pic:cNvPr id="0" name="Picture 1"/>
+                    <pic:cNvPicPr>
+                      <a:picLocks noChangeAspect="1" noChangeArrowheads="1"/>
+                    </pic:cNvPicPr>
+                  </pic:nvPicPr>
+                  <pic:blipFill>
+                    <a:blip r:embed="rId71">
+                      <a:extLst>
+                        <a:ext uri="{28A0092B-C50C-407E-A947-70E740481C1C}">
+                          <a14:useLocalDpi xmlns:a14="http://schemas.microsoft.com/office/drawing/2010/main" val="0"/>
+                        </a:ext>
+                      </a:extLst>
+                    </a:blip>
+                    <a:srcRect/>
+                    <a:stretch>
+                      <a:fillRect/>
+                    </a:stretch>
+                  </pic:blipFill>
+                  <pic:spPr bwMode="auto">
+                    <a:xfrm>
+                      <a:off x="0" y="0"/>
+                      <a:ext cx="1914525" cy="628650"/>
+                    </a:xfrm>
+                    <a:prstGeom prst="rect">
+                      <a:avLst/>
+                    </a:prstGeom>
+                    <a:noFill/>
+                    <a:ln>
+                      <a:noFill/>
+                    </a:ln>
+                  </pic:spPr>
+                </pic:pic>
+              </a:graphicData>
+            </a:graphic>
+          </wp:inline>
+        </w:drawing>
+      </w:r>
+    </w:p>
+    <w:p>
+      <w:pPr>
+        <w:rPr>
+          <w:rFonts w:ascii="Arial Black" w:hAnsi="Arial Black"/>
+        </w:rPr>
+      </w:pPr>
+      <w:proofErr w:type="spellStart"/>
+      <w:r>
+        <w:rPr>
+          <w:rFonts w:ascii="Arial Black" w:hAnsi="Arial Black"/>
+        </w:rPr>
+        <w:t>Obs</w:t>
+      </w:r>
+      <w:proofErr w:type="spellEnd"/>
+      <w:r>
+        <w:rPr>
+          <w:rFonts w:ascii="Arial Black" w:hAnsi="Arial Black"/>
+        </w:rPr>
+        <w:t xml:space="preserve">: para que uma imagem de fundo não possa se repetir utilizamos o </w:t>
+      </w:r>
+    </w:p>
+    <w:p>
+      <w:pPr>
+        <w:rPr>
+          <w:rFonts w:ascii="Arial Black" w:hAnsi="Arial Black"/>
+          <w:color w:val="FF0000"/>
+        </w:rPr>
+      </w:pPr>
+      <w:r>
+        <w:rPr>
+          <w:rFonts w:ascii="Arial Black" w:hAnsi="Arial Black"/>
+          <w:noProof/>
+          <w:color w:val="FF0000"/>
+        </w:rPr>
+        <mc:AlternateContent>
+          <mc:Choice Requires="wps">
+            <w:drawing>
+              <wp:anchor distT="0" distB="0" distL="114300" distR="114300" simplePos="0" relativeHeight="251721728" behindDoc="0" locked="0" layoutInCell="1" allowOverlap="1">
+                <wp:simplePos x="0" y="0"/>
+                <wp:positionH relativeFrom="column">
+                  <wp:posOffset>2367914</wp:posOffset>
+                </wp:positionH>
+                <wp:positionV relativeFrom="paragraph">
+                  <wp:posOffset>160655</wp:posOffset>
+                </wp:positionV>
+                <wp:extent cx="981075" cy="161925"/>
+                <wp:effectExtent l="0" t="0" r="66675" b="85725"/>
+                <wp:wrapNone/>
+                <wp:docPr id="88" name="Conector de Seta Reta 88"/>
+                <wp:cNvGraphicFramePr/>
+                <a:graphic xmlns:a="http://schemas.openxmlformats.org/drawingml/2006/main">
+                  <a:graphicData uri="http://schemas.microsoft.com/office/word/2010/wordprocessingShape">
+                    <wps:wsp>
+                      <wps:cNvCnPr/>
+                      <wps:spPr>
+                        <a:xfrm>
+                          <a:off x="0" y="0"/>
+                          <a:ext cx="981075" cy="161925"/>
+                        </a:xfrm>
+                        <a:prstGeom prst="straightConnector1">
+                          <a:avLst/>
+                        </a:prstGeom>
+                        <a:ln>
+                          <a:tailEnd type="triangle"/>
+                        </a:ln>
+                      </wps:spPr>
+                      <wps:style>
+                        <a:lnRef idx="1">
+                          <a:schemeClr val="accent1"/>
+                        </a:lnRef>
+                        <a:fillRef idx="0">
+                          <a:schemeClr val="accent1"/>
+                        </a:fillRef>
+                        <a:effectRef idx="0">
+                          <a:schemeClr val="accent1"/>
+                        </a:effectRef>
+                        <a:fontRef idx="minor">
+                          <a:schemeClr val="tx1"/>
+                        </a:fontRef>
+                      </wps:style>
+                      <wps:bodyPr/>
+                    </wps:wsp>
+                  </a:graphicData>
+                </a:graphic>
+              </wp:anchor>
+            </w:drawing>
+          </mc:Choice>
+          <mc:Fallback>
+            <w:pict>
+              <v:shape w14:anchorId="14217C1C" id="Conector de Seta Reta 88" o:spid="_x0000_s1026" type="#_x0000_t32" style="position:absolute;margin-left:186.45pt;margin-top:12.65pt;width:77.25pt;height:12.75pt;z-index:251721728;visibility:visible;mso-wrap-style:square;mso-wrap-distance-left:9pt;mso-wrap-distance-top:0;mso-wrap-distance-right:9pt;mso-wrap-distance-bottom:0;mso-position-horizontal:absolute;mso-position-horizontal-relative:text;mso-position-vertical:absolute;mso-position-vertical-relative:text" o:gfxdata="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" strokecolor="#4472c4 [3204]" strokeweight=".5pt">
+                <v:stroke endarrow="block" joinstyle="miter"/>
+              </v:shape>
+            </w:pict>
+          </mc:Fallback>
+        </mc:AlternateContent>
+      </w:r>
+      <w:r>
+        <w:rPr>
+          <w:rFonts w:ascii="Arial Black" w:hAnsi="Arial Black"/>
+          <w:noProof/>
+          <w:color w:val="FF0000"/>
+        </w:rPr>
+        <w:drawing>
+          <wp:anchor distT="0" distB="0" distL="114300" distR="114300" simplePos="0" relativeHeight="251720704" behindDoc="0" locked="0" layoutInCell="1" allowOverlap="1">
+            <wp:simplePos x="0" y="0"/>
+            <wp:positionH relativeFrom="column">
+              <wp:posOffset>3225165</wp:posOffset>
+            </wp:positionH>
+            <wp:positionV relativeFrom="paragraph">
+              <wp:posOffset>8255</wp:posOffset>
+            </wp:positionV>
+            <wp:extent cx="1676400" cy="523875"/>
+            <wp:effectExtent l="0" t="0" r="0" b="9525"/>
+            <wp:wrapNone/>
+            <wp:docPr id="87" name="Imagem 87" descr="C:\Users\kaique.souza\Pictures\Screenshots\Captura de tela 2026-09-21 141358.png"/>
+            <wp:cNvGraphicFramePr>
+              <a:graphicFrameLocks xmlns:a="http://schemas.openxmlformats.org/drawingml/2006/main" noChangeAspect="1"/>
+            </wp:cNvGraphicFramePr>
+            <a:graphic xmlns:a="http://schemas.openxmlformats.org/drawingml/2006/main">
+              <a:graphicData uri="http://schemas.openxmlformats.org/drawingml/2006/picture">
+                <pic:pic xmlns:pic="http://schemas.openxmlformats.org/drawingml/2006/picture">
+                  <pic:nvPicPr>
+                    <pic:cNvPr id="0" name="Picture 4" descr="C:\Users\kaique.souza\Pictures\Screenshots\Captura de tela 2026-09-21 141358.png"/>
+                    <pic:cNvPicPr>
+                      <a:picLocks noChangeAspect="1" noChangeArrowheads="1"/>
+                    </pic:cNvPicPr>
+                  </pic:nvPicPr>
+                  <pic:blipFill>
+                    <a:blip r:embed="rId72">
+                      <a:extLst>
+                        <a:ext uri="{28A0092B-C50C-407E-A947-70E740481C1C}">
+                          <a14:useLocalDpi xmlns:a14="http://schemas.microsoft.com/office/drawing/2010/main" val="0"/>
+                        </a:ext>
+                      </a:extLst>
+                    </a:blip>
+                    <a:srcRect/>
+                    <a:stretch>
+                      <a:fillRect/>
+                    </a:stretch>
+                  </pic:blipFill>
+                  <pic:spPr bwMode="auto">
+                    <a:xfrm>
+                      <a:off x="0" y="0"/>
+                      <a:ext cx="1676400" cy="523875"/>
+                    </a:xfrm>
+                    <a:prstGeom prst="rect">
+                      <a:avLst/>
+                    </a:prstGeom>
+                    <a:noFill/>
+                    <a:ln>
+                      <a:noFill/>
+                    </a:ln>
+                  </pic:spPr>
+                </pic:pic>
+              </a:graphicData>
+            </a:graphic>
+          </wp:anchor>
+        </w:drawing>
+      </w:r>
+      <w:r>
+        <w:rPr>
+          <w:rFonts w:ascii="Arial Black" w:hAnsi="Arial Black"/>
+          <w:color w:val="FF0000"/>
+        </w:rPr>
+        <w:t>background-</w:t>
+      </w:r>
+      <w:proofErr w:type="spellStart"/>
+      <w:r>
+        <w:rPr>
+          <w:rFonts w:ascii="Arial Black" w:hAnsi="Arial Black"/>
+          <w:color w:val="FF0000"/>
+        </w:rPr>
+        <w:t>repeat</w:t>
+      </w:r>
+      <w:proofErr w:type="spellEnd"/>
+      <w:r>
+        <w:rPr>
+          <w:rFonts w:ascii="Arial Black" w:hAnsi="Arial Black"/>
+          <w:color w:val="FF0000"/>
+        </w:rPr>
+        <w:t>: no-</w:t>
+      </w:r>
+      <w:proofErr w:type="spellStart"/>
+      <w:r>
+        <w:rPr>
+          <w:rFonts w:ascii="Arial Black" w:hAnsi="Arial Black"/>
+          <w:color w:val="FF0000"/>
+        </w:rPr>
+        <w:t>repeat</w:t>
+      </w:r>
+      <w:proofErr w:type="spellEnd"/>
+    </w:p>
+    <w:p>
+      <w:pPr>
+        <w:rPr>
+          <w:rFonts w:ascii="Arial Black" w:hAnsi="Arial Black"/>
+          <w:color w:val="FF0000"/>
+        </w:rPr>
+      </w:pPr>
+      <w:r>
+        <w:rPr>
+          <w:rFonts w:ascii="Arial Black" w:hAnsi="Arial Black"/>
+          <w:noProof/>
+          <w:color w:val="FF0000"/>
+        </w:rPr>
+        <mc:AlternateContent>
+          <mc:Choice Requires="wps">
+            <w:drawing>
+              <wp:anchor distT="0" distB="0" distL="114300" distR="114300" simplePos="0" relativeHeight="251722752" behindDoc="0" locked="0" layoutInCell="1" allowOverlap="1">
+                <wp:simplePos x="0" y="0"/>
+                <wp:positionH relativeFrom="column">
+                  <wp:posOffset>2633980</wp:posOffset>
+                </wp:positionH>
+                <wp:positionV relativeFrom="paragraph">
+                  <wp:posOffset>65405</wp:posOffset>
+                </wp:positionV>
+                <wp:extent cx="704850" cy="438150"/>
+                <wp:effectExtent l="38100" t="0" r="19050" b="57150"/>
+                <wp:wrapNone/>
+                <wp:docPr id="90" name="Conector de Seta Reta 90"/>
+                <wp:cNvGraphicFramePr/>
+                <a:graphic xmlns:a="http://schemas.openxmlformats.org/drawingml/2006/main">
+                  <a:graphicData uri="http://schemas.microsoft.com/office/word/2010/wordprocessingShape">
+                    <wps:wsp>
+                      <wps:cNvCnPr/>
+                      <wps:spPr>
+                        <a:xfrm flipH="1">
+                          <a:off x="0" y="0"/>
+                          <a:ext cx="704850" cy="438150"/>
+                        </a:xfrm>
+                        <a:prstGeom prst="straightConnector1">
+                          <a:avLst/>
+                        </a:prstGeom>
+                        <a:ln>
+                          <a:tailEnd type="triangle"/>
+                        </a:ln>
+                      </wps:spPr>
+                      <wps:style>
+                        <a:lnRef idx="1">
+                          <a:schemeClr val="accent1"/>
+                        </a:lnRef>
+                        <a:fillRef idx="0">
+                          <a:schemeClr val="accent1"/>
+                        </a:fillRef>
+                        <a:effectRef idx="0">
+                          <a:schemeClr val="accent1"/>
+                        </a:effectRef>
+                        <a:fontRef idx="minor">
+                          <a:schemeClr val="tx1"/>
+                        </a:fontRef>
+                      </wps:style>
+                      <wps:bodyPr/>
+                    </wps:wsp>
+                  </a:graphicData>
+                </a:graphic>
+                <wp14:sizeRelH relativeFrom="margin">
+                  <wp14:pctWidth>0</wp14:pctWidth>
+                </wp14:sizeRelH>
+                <wp14:sizeRelV relativeFrom="margin">
+                  <wp14:pctHeight>0</wp14:pctHeight>
+                </wp14:sizeRelV>
+              </wp:anchor>
+            </w:drawing>
+          </mc:Choice>
+          <mc:Fallback>
+            <w:pict>
+              <v:shape w14:anchorId="087A115D" id="Conector de Seta Reta 90" o:spid="_x0000_s1026" type="#_x0000_t32" style="position:absolute;margin-left:207.4pt;margin-top:5.15pt;width:55.5pt;height:34.5pt;flip:x;z-index:251722752;visibility:visible;mso-wrap-style:square;mso-width-percent:0;mso-height-percent:0;mso-wrap-distance-left:9pt;mso-wrap-distance-top:0;mso-wrap-distance-right:9pt;mso-wrap-distance-bottom:0;mso-position-horizontal:absolute;mso-position-horizontal-relative:text;mso-position-vertical:absolute;mso-position-vertical-relative:text;mso-width-percent:0;mso-height-percent:0;mso-width-relative:margin;mso-height-relative:margin" o:gfxdata="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" strokecolor="#4472c4 [3204]" strokeweight=".5pt">
+                <v:stroke endarrow="block" joinstyle="miter"/>
+              </v:shape>
+            </w:pict>
+          </mc:Fallback>
+        </mc:AlternateContent>
+      </w:r>
+      <w:r>
+        <w:rPr>
+          <w:noProof/>
+        </w:rPr>
+        <w:drawing>
+          <wp:anchor distT="0" distB="0" distL="114300" distR="114300" simplePos="0" relativeHeight="251723776" behindDoc="0" locked="0" layoutInCell="1" allowOverlap="1">
+            <wp:simplePos x="0" y="0"/>
+            <wp:positionH relativeFrom="margin">
+              <wp:align>left</wp:align>
+            </wp:positionH>
+            <wp:positionV relativeFrom="paragraph">
+              <wp:posOffset>198755</wp:posOffset>
+            </wp:positionV>
+            <wp:extent cx="2228850" cy="828675"/>
+            <wp:effectExtent l="0" t="0" r="0" b="9525"/>
+            <wp:wrapNone/>
+            <wp:docPr id="89" name="Imagem 89"/>
+            <wp:cNvGraphicFramePr>
+              <a:graphicFrameLocks xmlns:a="http://schemas.openxmlformats.org/drawingml/2006/main" noChangeAspect="1"/>
+            </wp:cNvGraphicFramePr>
+            <a:graphic xmlns:a="http://schemas.openxmlformats.org/drawingml/2006/main">
+              <a:graphicData uri="http://schemas.openxmlformats.org/drawingml/2006/picture">
+                <pic:pic xmlns:pic="http://schemas.openxmlformats.org/drawingml/2006/picture">
+                  <pic:nvPicPr>
+                    <pic:cNvPr id="0" name="Picture 5"/>
+                    <pic:cNvPicPr>
+                      <a:picLocks noChangeAspect="1" noChangeArrowheads="1"/>
+                    </pic:cNvPicPr>
+                  </pic:nvPicPr>
+                  <pic:blipFill>
+                    <a:blip r:embed="rId73" cstate="print">
+                      <a:extLst>
+                        <a:ext uri="{28A0092B-C50C-407E-A947-70E740481C1C}">
+                          <a14:useLocalDpi xmlns:a14="http://schemas.microsoft.com/office/drawing/2010/main" val="0"/>
+                        </a:ext>
+                      </a:extLst>
+                    </a:blip>
+                    <a:srcRect/>
+                    <a:stretch>
+                      <a:fillRect/>
+                    </a:stretch>
+                  </pic:blipFill>
+                  <pic:spPr bwMode="auto">
+                    <a:xfrm>
+                      <a:off x="0" y="0"/>
+                      <a:ext cx="2228850" cy="828675"/>
+                    </a:xfrm>
+                    <a:prstGeom prst="rect">
+                      <a:avLst/>
+                    </a:prstGeom>
+                    <a:noFill/>
+                    <a:ln>
+                      <a:noFill/>
+                    </a:ln>
+                  </pic:spPr>
+                </pic:pic>
+              </a:graphicData>
+            </a:graphic>
+          </wp:anchor>
+        </w:drawing>
+      </w:r>
+    </w:p>
+    <w:p>
+      <w:pPr>
+        <w:rPr>
+          <w:rFonts w:ascii="Arial Black" w:hAnsi="Arial Black"/>
+        </w:rPr>
+      </w:pPr>
+    </w:p>
+    <w:p>
+      <w:pPr>
+        <w:rPr>
+          <w:rFonts w:ascii="Arial Black" w:hAnsi="Arial Black"/>
+        </w:rPr>
+      </w:pPr>
+    </w:p>
+    <w:p>
+      <w:pPr>
+        <w:rPr>
+          <w:rFonts w:ascii="Arial Black" w:hAnsi="Arial Black"/>
+        </w:rPr>
+      </w:pPr>
+    </w:p>
+    <w:p>
+      <w:pPr>
+        <w:rPr>
+          <w:rFonts w:ascii="Arial Black" w:hAnsi="Arial Black"/>
+        </w:rPr>
+      </w:pPr>
+      <w:r>
+        <w:rPr>
+          <w:noProof/>
+        </w:rPr>
+        <w:drawing>
+          <wp:anchor distT="0" distB="0" distL="114300" distR="114300" simplePos="0" relativeHeight="251725824" behindDoc="0" locked="0" layoutInCell="1" allowOverlap="1">
+            <wp:simplePos x="0" y="0"/>
+            <wp:positionH relativeFrom="margin">
+              <wp:posOffset>1309370</wp:posOffset>
+            </wp:positionH>
+            <wp:positionV relativeFrom="paragraph">
+              <wp:posOffset>1132840</wp:posOffset>
+            </wp:positionV>
+            <wp:extent cx="2971800" cy="1562100"/>
+            <wp:effectExtent l="0" t="0" r="0" b="0"/>
+            <wp:wrapNone/>
+            <wp:docPr id="92" name="Imagem 92"/>
+            <wp:cNvGraphicFramePr>
+              <a:graphicFrameLocks xmlns:a="http://schemas.openxmlformats.org/drawingml/2006/main" noChangeAspect="1"/>
+            </wp:cNvGraphicFramePr>
+            <a:graphic xmlns:a="http://schemas.openxmlformats.org/drawingml/2006/main">
+              <a:graphicData uri="http://schemas.openxmlformats.org/drawingml/2006/picture">
+                <pic:pic xmlns:pic="http://schemas.openxmlformats.org/drawingml/2006/picture">
+                  <pic:nvPicPr>
+                    <pic:cNvPr id="0" name="Picture 9"/>
+                    <pic:cNvPicPr>
+                      <a:picLocks noChangeAspect="1" noChangeArrowheads="1"/>
+                    </pic:cNvPicPr>
+                  </pic:nvPicPr>
+                  <pic:blipFill>
+                    <a:blip r:embed="rId74">
+                      <a:extLst>
+                        <a:ext uri="{28A0092B-C50C-407E-A947-70E740481C1C}">
+                          <a14:useLocalDpi xmlns:a14="http://schemas.microsoft.com/office/drawing/2010/main" val="0"/>
+                        </a:ext>
+                      </a:extLst>
+                    </a:blip>
+                    <a:srcRect/>
+                    <a:stretch>
+                      <a:fillRect/>
+                    </a:stretch>
+                  </pic:blipFill>
+                  <pic:spPr bwMode="auto">
+                    <a:xfrm>
+                      <a:off x="0" y="0"/>
+                      <a:ext cx="2971800" cy="1562100"/>
+                    </a:xfrm>
+                    <a:prstGeom prst="rect">
+                      <a:avLst/>
+                    </a:prstGeom>
+                    <a:noFill/>
+                    <a:ln>
+                      <a:noFill/>
+                    </a:ln>
+                  </pic:spPr>
+                </pic:pic>
+              </a:graphicData>
+            </a:graphic>
+          </wp:anchor>
+        </w:drawing>
+      </w:r>
+      <w:r>
+        <w:rPr>
+          <w:noProof/>
+        </w:rPr>
+        <w:drawing>
+          <wp:anchor distT="0" distB="0" distL="114300" distR="114300" simplePos="0" relativeHeight="251727872" behindDoc="0" locked="0" layoutInCell="1" allowOverlap="1">
+            <wp:simplePos x="0" y="0"/>
+            <wp:positionH relativeFrom="column">
+              <wp:posOffset>4749165</wp:posOffset>
+            </wp:positionH>
+            <wp:positionV relativeFrom="paragraph">
+              <wp:posOffset>885190</wp:posOffset>
+            </wp:positionV>
+            <wp:extent cx="1485900" cy="2466975"/>
+            <wp:effectExtent l="0" t="0" r="0" b="9525"/>
+            <wp:wrapNone/>
+            <wp:docPr id="94" name="Imagem 94"/>
+            <wp:cNvGraphicFramePr>
+              <a:graphicFrameLocks xmlns:a="http://schemas.openxmlformats.org/drawingml/2006/main" noChangeAspect="1"/>
+            </wp:cNvGraphicFramePr>
+            <a:graphic xmlns:a="http://schemas.openxmlformats.org/drawingml/2006/main">
+              <a:graphicData uri="http://schemas.openxmlformats.org/drawingml/2006/picture">
+                <pic:pic xmlns:pic="http://schemas.openxmlformats.org/drawingml/2006/picture">
+                  <pic:nvPicPr>
+                    <pic:cNvPr id="0" name="Picture 13"/>
+                    <pic:cNvPicPr>
+                      <a:picLocks noChangeAspect="1" noChangeArrowheads="1"/>
+                    </pic:cNvPicPr>
+                  </pic:nvPicPr>
+                  <pic:blipFill>
+                    <a:blip r:embed="rId75">
+                      <a:extLst>
+                        <a:ext uri="{28A0092B-C50C-407E-A947-70E740481C1C}">
+                          <a14:useLocalDpi xmlns:a14="http://schemas.microsoft.com/office/drawing/2010/main" val="0"/>
+                        </a:ext>
+                      </a:extLst>
+                    </a:blip>
+                    <a:srcRect/>
+                    <a:stretch>
+                      <a:fillRect/>
+                    </a:stretch>
+                  </pic:blipFill>
+                  <pic:spPr bwMode="auto">
+                    <a:xfrm>
+                      <a:off x="0" y="0"/>
+                      <a:ext cx="1485900" cy="2466975"/>
+                    </a:xfrm>
+                    <a:prstGeom prst="rect">
+                      <a:avLst/>
+                    </a:prstGeom>
+                    <a:noFill/>
+                    <a:ln>
+                      <a:noFill/>
+                    </a:ln>
+                  </pic:spPr>
+                </pic:pic>
+              </a:graphicData>
+            </a:graphic>
+            <wp14:sizeRelH relativeFrom="margin">
+              <wp14:pctWidth>0</wp14:pctWidth>
+            </wp14:sizeRelH>
+            <wp14:sizeRelV relativeFrom="margin">
+              <wp14:pctHeight>0</wp14:pctHeight>
+            </wp14:sizeRelV>
+          </wp:anchor>
+        </w:drawing>
+      </w:r>
+      <w:r>
+        <w:rPr>
+          <w:rFonts w:ascii="Arial Black" w:hAnsi="Arial Black"/>
+        </w:rPr>
+        <w:t xml:space="preserve">40 </w:t>
+      </w:r>
+      <w:r>
+        <w:rPr>
+          <w:rFonts w:ascii="Arial Black" w:hAnsi="Arial Black"/>
+        </w:rPr>
+        <w:t xml:space="preserve">– Criamos 2 arquivos o contatos.html e o contatos.css no contatos.html copiamos o header do produto.html e colamos e no </w:t>
+      </w:r>
+      <w:proofErr w:type="spellStart"/>
+      <w:r>
+        <w:rPr>
+          <w:rFonts w:ascii="Arial Black" w:hAnsi="Arial Black"/>
+        </w:rPr>
+        <w:t>css</w:t>
+      </w:r>
+      <w:proofErr w:type="spellEnd"/>
+      <w:r>
+        <w:rPr>
+          <w:rFonts w:ascii="Arial Black" w:hAnsi="Arial Black"/>
+        </w:rPr>
+        <w:t xml:space="preserve"> repetimos o mesmo processo copiando toda a parte de configuração do menu, com isso não precisamos fazer novamente o menu e o </w:t>
+      </w:r>
+      <w:proofErr w:type="spellStart"/>
+      <w:r>
+        <w:rPr>
+          <w:rFonts w:ascii="Arial Black" w:hAnsi="Arial Black"/>
+        </w:rPr>
+        <w:t>footer</w:t>
+      </w:r>
+      <w:proofErr w:type="spellEnd"/>
+      <w:r>
+        <w:rPr>
+          <w:rFonts w:ascii="Arial Black" w:hAnsi="Arial Black"/>
+        </w:rPr>
+        <w:t xml:space="preserve"> porque já se encontram pronto.</w:t>
+      </w:r>
+    </w:p>
+    <w:p>
+      <w:pPr>
+        <w:rPr>
+          <w:rFonts w:ascii="Arial Black" w:hAnsi="Arial Black"/>
+        </w:rPr>
+      </w:pPr>
+      <w:r>
+        <w:rPr>
+          <w:noProof/>
+        </w:rPr>
+        <w:drawing>
+          <wp:anchor distT="0" distB="0" distL="114300" distR="114300" simplePos="0" relativeHeight="251724800" behindDoc="0" locked="0" layoutInCell="1" allowOverlap="1">
+            <wp:simplePos x="0" y="0"/>
+            <wp:positionH relativeFrom="margin">
+              <wp:posOffset>-876300</wp:posOffset>
+            </wp:positionH>
+            <wp:positionV relativeFrom="paragraph">
+              <wp:posOffset>6350</wp:posOffset>
+            </wp:positionV>
+            <wp:extent cx="1905000" cy="1276350"/>
+            <wp:effectExtent l="0" t="0" r="0" b="0"/>
+            <wp:wrapNone/>
+            <wp:docPr id="91" name="Imagem 91"/>
+            <wp:cNvGraphicFramePr>
+              <a:graphicFrameLocks xmlns:a="http://schemas.openxmlformats.org/drawingml/2006/main" noChangeAspect="1"/>
+            </wp:cNvGraphicFramePr>
+            <a:graphic xmlns:a="http://schemas.openxmlformats.org/drawingml/2006/main">
+              <a:graphicData uri="http://schemas.openxmlformats.org/drawingml/2006/picture">
+                <pic:pic xmlns:pic="http://schemas.openxmlformats.org/drawingml/2006/picture">
+                  <pic:nvPicPr>
+                    <pic:cNvPr id="0" name="Picture 7"/>
+                    <pic:cNvPicPr>
+                      <a:picLocks noChangeAspect="1" noChangeArrowheads="1"/>
+                    </pic:cNvPicPr>
+                  </pic:nvPicPr>
+                  <pic:blipFill>
+                    <a:blip r:embed="rId76">
+                      <a:extLst>
+                        <a:ext uri="{28A0092B-C50C-407E-A947-70E740481C1C}">
+                          <a14:useLocalDpi xmlns:a14="http://schemas.microsoft.com/office/drawing/2010/main" val="0"/>
+                        </a:ext>
+                      </a:extLst>
+                    </a:blip>
+                    <a:srcRect/>
+                    <a:stretch>
+                      <a:fillRect/>
+                    </a:stretch>
+                  </pic:blipFill>
+                  <pic:spPr bwMode="auto">
+                    <a:xfrm>
+                      <a:off x="0" y="0"/>
+                      <a:ext cx="1905000" cy="1276350"/>
+                    </a:xfrm>
+                    <a:prstGeom prst="rect">
+                      <a:avLst/>
+                    </a:prstGeom>
+                    <a:noFill/>
+                    <a:ln>
+                      <a:noFill/>
+                    </a:ln>
+                  </pic:spPr>
+                </pic:pic>
+              </a:graphicData>
+            </a:graphic>
+            <wp14:sizeRelH relativeFrom="margin">
+              <wp14:pctWidth>0</wp14:pctWidth>
+            </wp14:sizeRelH>
+            <wp14:sizeRelV relativeFrom="margin">
+              <wp14:pctHeight>0</wp14:pctHeight>
+            </wp14:sizeRelV>
+          </wp:anchor>
+        </w:drawing>
+      </w:r>
+    </w:p>
+    <w:p>
+      <w:pPr>
+        <w:rPr>
+          <w:rFonts w:ascii="Arial Black" w:hAnsi="Arial Black"/>
+        </w:rPr>
+      </w:pPr>
+    </w:p>
+    <w:p>
+      <w:pPr>
+        <w:rPr>
+          <w:rFonts w:ascii="Arial Black" w:hAnsi="Arial Black"/>
+        </w:rPr>
+      </w:pPr>
+    </w:p>
+    <w:p>
+      <w:pPr>
+        <w:rPr>
+          <w:rFonts w:ascii="Arial Black" w:hAnsi="Arial Black"/>
+        </w:rPr>
+      </w:pPr>
+      <w:r>
+        <w:rPr>
+          <w:noProof/>
+        </w:rPr>
+        <w:drawing>
+          <wp:anchor distT="0" distB="0" distL="114300" distR="114300" simplePos="0" relativeHeight="251726848" behindDoc="0" locked="0" layoutInCell="1" allowOverlap="1">
+            <wp:simplePos x="0" y="0"/>
+            <wp:positionH relativeFrom="margin">
+              <wp:posOffset>1019175</wp:posOffset>
+            </wp:positionH>
+            <wp:positionV relativeFrom="paragraph">
+              <wp:posOffset>616585</wp:posOffset>
+            </wp:positionV>
+            <wp:extent cx="3571875" cy="447675"/>
+            <wp:effectExtent l="0" t="0" r="9525" b="9525"/>
+            <wp:wrapNone/>
+            <wp:docPr id="93" name="Imagem 93"/>
+            <wp:cNvGraphicFramePr>
+              <a:graphicFrameLocks xmlns:a="http://schemas.openxmlformats.org/drawingml/2006/main" noChangeAspect="1"/>
+            </wp:cNvGraphicFramePr>
+            <a:graphic xmlns:a="http://schemas.openxmlformats.org/drawingml/2006/main">
+              <a:graphicData uri="http://schemas.openxmlformats.org/drawingml/2006/picture">
+                <pic:pic xmlns:pic="http://schemas.openxmlformats.org/drawingml/2006/picture">
+                  <pic:nvPicPr>
+                    <pic:cNvPr id="0" name="Picture 11"/>
+                    <pic:cNvPicPr>
+                      <a:picLocks noChangeAspect="1" noChangeArrowheads="1"/>
+                    </pic:cNvPicPr>
+                  </pic:nvPicPr>
+                  <pic:blipFill>
+                    <a:blip r:embed="rId77">
+                      <a:extLst>
+                        <a:ext uri="{28A0092B-C50C-407E-A947-70E740481C1C}">
+                          <a14:useLocalDpi xmlns:a14="http://schemas.microsoft.com/office/drawing/2010/main" val="0"/>
+                        </a:ext>
+                      </a:extLst>
+                    </a:blip>
+                    <a:srcRect/>
+                    <a:stretch>
+                      <a:fillRect/>
+                    </a:stretch>
+                  </pic:blipFill>
+                  <pic:spPr bwMode="auto">
+                    <a:xfrm>
+                      <a:off x="0" y="0"/>
+                      <a:ext cx="3571875" cy="447675"/>
+                    </a:xfrm>
+                    <a:prstGeom prst="rect">
+                      <a:avLst/>
+                    </a:prstGeom>
+                    <a:noFill/>
+                    <a:ln>
+                      <a:noFill/>
+                    </a:ln>
+                  </pic:spPr>
+                </pic:pic>
+              </a:graphicData>
+            </a:graphic>
+            <wp14:sizeRelH relativeFrom="margin">
+              <wp14:pctWidth>0</wp14:pctWidth>
+            </wp14:sizeRelH>
+            <wp14:sizeRelV relativeFrom="margin">
+              <wp14:pctHeight>0</wp14:pctHeight>
+            </wp14:sizeRelV>
+          </wp:anchor>
+        </w:drawing>
+      </w:r>
+    </w:p>
+    <w:p>
+      <w:pPr>
+        <w:rPr>
+          <w:rFonts w:ascii="Arial Black" w:hAnsi="Arial Black"/>
+        </w:rPr>
+      </w:pPr>
+      <w:r>
+        <w:rPr>
+          <w:rFonts w:ascii="Arial Black" w:hAnsi="Arial Black"/>
+        </w:rPr>
+        <w:lastRenderedPageBreak/>
+        <w:t xml:space="preserve">41 </w:t>
+      </w:r>
+      <w:r>
+        <w:rPr>
+          <w:rFonts w:ascii="Arial Black" w:hAnsi="Arial Black"/>
+        </w:rPr>
+        <w:t xml:space="preserve">– Dentro do </w:t>
+      </w:r>
+      <w:proofErr w:type="spellStart"/>
+      <w:r>
+        <w:rPr>
+          <w:rFonts w:ascii="Arial Black" w:hAnsi="Arial Black"/>
+        </w:rPr>
+        <w:t>main</w:t>
+      </w:r>
+      <w:proofErr w:type="spellEnd"/>
+      <w:r>
+        <w:rPr>
+          <w:rFonts w:ascii="Arial Black" w:hAnsi="Arial Black"/>
+        </w:rPr>
+        <w:t xml:space="preserve"> adicionamos </w:t>
+      </w:r>
+      <w:r>
+        <w:rPr>
+          <w:rFonts w:ascii="Arial Black" w:hAnsi="Arial Black"/>
+        </w:rPr>
+        <w:t xml:space="preserve">a </w:t>
+      </w:r>
+      <w:proofErr w:type="spellStart"/>
+      <w:r>
+        <w:rPr>
+          <w:rFonts w:ascii="Arial Black" w:hAnsi="Arial Black"/>
+        </w:rPr>
+        <w:t>tag</w:t>
+      </w:r>
+      <w:proofErr w:type="spellEnd"/>
+      <w:r>
+        <w:rPr>
+          <w:rFonts w:ascii="Arial Black" w:hAnsi="Arial Black"/>
+        </w:rPr>
+        <w:t xml:space="preserve"> </w:t>
+      </w:r>
+      <w:proofErr w:type="spellStart"/>
+      <w:r>
+        <w:rPr>
+          <w:rFonts w:ascii="Arial Black" w:hAnsi="Arial Black"/>
+        </w:rPr>
+        <w:t>form</w:t>
+      </w:r>
+      <w:proofErr w:type="spellEnd"/>
+      <w:r>
+        <w:rPr>
+          <w:rFonts w:ascii="Arial Black" w:hAnsi="Arial Black"/>
+        </w:rPr>
+        <w:t xml:space="preserve"> e inserimos os inputs tipo de texto e as </w:t>
+      </w:r>
+      <w:proofErr w:type="spellStart"/>
+      <w:r>
+        <w:rPr>
+          <w:rFonts w:ascii="Arial Black" w:hAnsi="Arial Black"/>
+        </w:rPr>
+        <w:t>label</w:t>
+      </w:r>
+      <w:proofErr w:type="spellEnd"/>
+      <w:r>
+        <w:rPr>
+          <w:rFonts w:ascii="Arial Black" w:hAnsi="Arial Black"/>
+        </w:rPr>
+        <w:t xml:space="preserve"> e juntamos a </w:t>
+      </w:r>
+      <w:proofErr w:type="spellStart"/>
+      <w:r>
+        <w:rPr>
+          <w:rFonts w:ascii="Arial Black" w:hAnsi="Arial Black"/>
+        </w:rPr>
+        <w:t>label</w:t>
+      </w:r>
+      <w:proofErr w:type="spellEnd"/>
+      <w:r>
+        <w:rPr>
+          <w:rFonts w:ascii="Arial Black" w:hAnsi="Arial Black"/>
+        </w:rPr>
+        <w:t xml:space="preserve"> com os inputs utilizamos o for da </w:t>
+      </w:r>
+      <w:proofErr w:type="spellStart"/>
+      <w:r>
+        <w:rPr>
+          <w:rFonts w:ascii="Arial Black" w:hAnsi="Arial Black"/>
+        </w:rPr>
+        <w:t>label</w:t>
+      </w:r>
+      <w:proofErr w:type="spellEnd"/>
+      <w:r>
+        <w:rPr>
+          <w:rFonts w:ascii="Arial Black" w:hAnsi="Arial Black"/>
+        </w:rPr>
+        <w:t xml:space="preserve"> com mesmo nome do id dos inputs</w:t>
+      </w:r>
+    </w:p>
+    <w:p>
+      <w:pPr>
+        <w:rPr>
+          <w:rFonts w:ascii="Arial Black" w:hAnsi="Arial Black"/>
+        </w:rPr>
+      </w:pPr>
+      <w:r>
+        <w:rPr>
+          <w:noProof/>
+        </w:rPr>
+        <w:drawing>
+          <wp:inline distT="0" distB="0" distL="0" distR="0">
+            <wp:extent cx="2752725" cy="2228850"/>
+            <wp:effectExtent l="0" t="0" r="9525" b="0"/>
+            <wp:docPr id="95" name="Imagem 95"/>
+            <wp:cNvGraphicFramePr>
+              <a:graphicFrameLocks xmlns:a="http://schemas.openxmlformats.org/drawingml/2006/main" noChangeAspect="1"/>
+            </wp:cNvGraphicFramePr>
+            <a:graphic xmlns:a="http://schemas.openxmlformats.org/drawingml/2006/main">
+              <a:graphicData uri="http://schemas.openxmlformats.org/drawingml/2006/picture">
+                <pic:pic xmlns:pic="http://schemas.openxmlformats.org/drawingml/2006/picture">
+                  <pic:nvPicPr>
+                    <pic:cNvPr id="0" name="Picture 15"/>
+                    <pic:cNvPicPr>
+                      <a:picLocks noChangeAspect="1" noChangeArrowheads="1"/>
+                    </pic:cNvPicPr>
+                  </pic:nvPicPr>
+                  <pic:blipFill>
+                    <a:blip r:embed="rId78">
+                      <a:extLst>
+                        <a:ext uri="{28A0092B-C50C-407E-A947-70E740481C1C}">
+                          <a14:useLocalDpi xmlns:a14="http://schemas.microsoft.com/office/drawing/2010/main" val="0"/>
+                        </a:ext>
+                      </a:extLst>
+                    </a:blip>
+                    <a:srcRect/>
+                    <a:stretch>
+                      <a:fillRect/>
+                    </a:stretch>
+                  </pic:blipFill>
+                  <pic:spPr bwMode="auto">
+                    <a:xfrm>
+                      <a:off x="0" y="0"/>
+                      <a:ext cx="2752725" cy="2228850"/>
+                    </a:xfrm>
+                    <a:prstGeom prst="rect">
+                      <a:avLst/>
+                    </a:prstGeom>
+                    <a:noFill/>
+                    <a:ln>
+                      <a:noFill/>
+                    </a:ln>
+                  </pic:spPr>
+                </pic:pic>
+              </a:graphicData>
+            </a:graphic>
+          </wp:inline>
+        </w:drawing>
+      </w:r>
+    </w:p>
+    <w:p>
+      <w:pPr>
+        <w:rPr>
+          <w:rFonts w:ascii="Arial Black" w:hAnsi="Arial Black"/>
+        </w:rPr>
+      </w:pPr>
+      <w:r>
+        <w:rPr>
+          <w:rFonts w:ascii="Arial Black" w:hAnsi="Arial Black"/>
+        </w:rPr>
+        <w:t xml:space="preserve">42- </w:t>
+      </w:r>
+      <w:r>
+        <w:rPr>
+          <w:rFonts w:ascii="Arial Black" w:hAnsi="Arial Black"/>
+        </w:rPr>
+        <w:t xml:space="preserve">Demos uma largura para o </w:t>
+      </w:r>
+      <w:proofErr w:type="spellStart"/>
+      <w:r>
+        <w:rPr>
+          <w:rFonts w:ascii="Arial Black" w:hAnsi="Arial Black"/>
+        </w:rPr>
+        <w:t>main</w:t>
+      </w:r>
+      <w:proofErr w:type="spellEnd"/>
+      <w:r>
+        <w:rPr>
+          <w:rFonts w:ascii="Arial Black" w:hAnsi="Arial Black"/>
+        </w:rPr>
+        <w:t xml:space="preserve"> com isso para poder centralizar o formulário utilizando </w:t>
+      </w:r>
+      <w:proofErr w:type="spellStart"/>
+      <w:r>
+        <w:rPr>
+          <w:rFonts w:ascii="Arial Black" w:hAnsi="Arial Black"/>
+        </w:rPr>
+        <w:t>margin</w:t>
+      </w:r>
+      <w:proofErr w:type="spellEnd"/>
+      <w:r>
+        <w:rPr>
+          <w:rFonts w:ascii="Arial Black" w:hAnsi="Arial Black"/>
+        </w:rPr>
+        <w:t xml:space="preserve">: 0 auto e no </w:t>
+      </w:r>
+      <w:proofErr w:type="spellStart"/>
+      <w:r>
+        <w:rPr>
+          <w:rFonts w:ascii="Arial Black" w:hAnsi="Arial Black"/>
+        </w:rPr>
+        <w:t>form</w:t>
+      </w:r>
+      <w:proofErr w:type="spellEnd"/>
+      <w:r>
+        <w:rPr>
+          <w:rFonts w:ascii="Arial Black" w:hAnsi="Arial Black"/>
+        </w:rPr>
+        <w:t xml:space="preserve"> aumentamos o tamanho tanto para cima como para baixo usando o </w:t>
+      </w:r>
+      <w:proofErr w:type="spellStart"/>
+      <w:r>
+        <w:rPr>
+          <w:rFonts w:ascii="Arial Black" w:hAnsi="Arial Black"/>
+        </w:rPr>
+        <w:t>margin</w:t>
+      </w:r>
+      <w:proofErr w:type="spellEnd"/>
+      <w:r>
+        <w:rPr>
+          <w:rFonts w:ascii="Arial Black" w:hAnsi="Arial Black"/>
+        </w:rPr>
+        <w:t xml:space="preserve"> 40px 0;</w:t>
+      </w:r>
+    </w:p>
+    <w:p>
+      <w:pPr>
+        <w:rPr>
+          <w:rFonts w:ascii="Arial Black" w:hAnsi="Arial Black"/>
+        </w:rPr>
+      </w:pPr>
+      <w:r>
+        <w:rPr>
+          <w:noProof/>
+        </w:rPr>
+        <w:drawing>
+          <wp:inline distT="0" distB="0" distL="0" distR="0">
+            <wp:extent cx="1638300" cy="2114550"/>
+            <wp:effectExtent l="0" t="0" r="0" b="0"/>
+            <wp:docPr id="96" name="Imagem 96"/>
+            <wp:cNvGraphicFramePr>
+              <a:graphicFrameLocks xmlns:a="http://schemas.openxmlformats.org/drawingml/2006/main" noChangeAspect="1"/>
+            </wp:cNvGraphicFramePr>
+            <a:graphic xmlns:a="http://schemas.openxmlformats.org/drawingml/2006/main">
+              <a:graphicData uri="http://schemas.openxmlformats.org/drawingml/2006/picture">
+                <pic:pic xmlns:pic="http://schemas.openxmlformats.org/drawingml/2006/picture">
+                  <pic:nvPicPr>
+                    <pic:cNvPr id="0" name="Picture 1"/>
+                    <pic:cNvPicPr>
+                      <a:picLocks noChangeAspect="1" noChangeArrowheads="1"/>
+                    </pic:cNvPicPr>
+                  </pic:nvPicPr>
+                  <pic:blipFill>
+                    <a:blip r:embed="rId79">
+                      <a:extLst>
+                        <a:ext uri="{28A0092B-C50C-407E-A947-70E740481C1C}">
+                          <a14:useLocalDpi xmlns:a14="http://schemas.microsoft.com/office/drawing/2010/main" val="0"/>
+                        </a:ext>
+                      </a:extLst>
+                    </a:blip>
+                    <a:srcRect/>
+                    <a:stretch>
+                      <a:fillRect/>
+                    </a:stretch>
+                  </pic:blipFill>
+                  <pic:spPr bwMode="auto">
+                    <a:xfrm>
+                      <a:off x="0" y="0"/>
+                      <a:ext cx="1638300" cy="2114550"/>
+                    </a:xfrm>
+                    <a:prstGeom prst="rect">
+                      <a:avLst/>
+                    </a:prstGeom>
+                    <a:noFill/>
+                    <a:ln>
+                      <a:noFill/>
+                    </a:ln>
+                  </pic:spPr>
+                </pic:pic>
+              </a:graphicData>
+            </a:graphic>
+          </wp:inline>
+        </w:drawing>
+      </w:r>
+    </w:p>
+    <w:p>
+      <w:pPr>
+        <w:rPr>
+          <w:rFonts w:ascii="Arial Black" w:hAnsi="Arial Black"/>
+        </w:rPr>
+      </w:pPr>
+      <w:r>
+        <w:rPr>
+          <w:rFonts w:ascii="Arial Black" w:hAnsi="Arial Black"/>
+        </w:rPr>
+        <w:t xml:space="preserve">43 </w:t>
+      </w:r>
+      <w:r>
+        <w:rPr>
+          <w:rFonts w:ascii="Arial Black" w:hAnsi="Arial Black"/>
+        </w:rPr>
+        <w:t>–</w:t>
+      </w:r>
+      <w:r>
+        <w:rPr>
+          <w:rFonts w:ascii="Arial Black" w:hAnsi="Arial Black"/>
+        </w:rPr>
+        <w:t xml:space="preserve"> </w:t>
+      </w:r>
+      <w:r>
+        <w:rPr>
+          <w:rFonts w:ascii="Arial Black" w:hAnsi="Arial Black"/>
+        </w:rPr>
+        <w:t xml:space="preserve">trabalhamos com a natureza da </w:t>
+      </w:r>
+      <w:proofErr w:type="spellStart"/>
+      <w:r>
+        <w:rPr>
+          <w:rFonts w:ascii="Arial Black" w:hAnsi="Arial Black"/>
+        </w:rPr>
+        <w:t>label</w:t>
+      </w:r>
+      <w:proofErr w:type="spellEnd"/>
+      <w:r>
+        <w:rPr>
+          <w:rFonts w:ascii="Arial Black" w:hAnsi="Arial Black"/>
+        </w:rPr>
+        <w:t xml:space="preserve"> e do </w:t>
+      </w:r>
+      <w:r>
+        <w:rPr>
+          <w:rFonts w:ascii="Arial Black" w:hAnsi="Arial Black"/>
+        </w:rPr>
+        <w:t xml:space="preserve">inputs mudamos para </w:t>
+      </w:r>
+      <w:proofErr w:type="spellStart"/>
+      <w:r>
+        <w:rPr>
+          <w:rFonts w:ascii="Arial Black" w:hAnsi="Arial Black"/>
+        </w:rPr>
+        <w:t>block</w:t>
+      </w:r>
+      <w:proofErr w:type="spellEnd"/>
+      <w:r>
+        <w:rPr>
+          <w:rFonts w:ascii="Arial Black" w:hAnsi="Arial Black"/>
+        </w:rPr>
+        <w:t xml:space="preserve"> assim tanto a </w:t>
+      </w:r>
+      <w:proofErr w:type="spellStart"/>
+      <w:r>
+        <w:rPr>
+          <w:rFonts w:ascii="Arial Black" w:hAnsi="Arial Black"/>
+        </w:rPr>
+        <w:t>label</w:t>
+      </w:r>
+      <w:proofErr w:type="spellEnd"/>
+      <w:r>
+        <w:rPr>
+          <w:rFonts w:ascii="Arial Black" w:hAnsi="Arial Black"/>
+        </w:rPr>
+        <w:t xml:space="preserve"> como o inputs fica um acima do outro e demos um espaço entre eles utilizando o </w:t>
+      </w:r>
+      <w:proofErr w:type="spellStart"/>
+      <w:r>
+        <w:rPr>
+          <w:rFonts w:ascii="Arial Black" w:hAnsi="Arial Black"/>
+        </w:rPr>
+        <w:t>margin</w:t>
+      </w:r>
+      <w:proofErr w:type="spellEnd"/>
+      <w:r>
+        <w:rPr>
+          <w:rFonts w:ascii="Arial Black" w:hAnsi="Arial Black"/>
+        </w:rPr>
+        <w:t xml:space="preserve"> </w:t>
+      </w:r>
+      <w:proofErr w:type="gramStart"/>
+      <w:r>
+        <w:rPr>
+          <w:rFonts w:ascii="Arial Black" w:hAnsi="Arial Black"/>
+        </w:rPr>
+        <w:t>( espaço</w:t>
+      </w:r>
+      <w:proofErr w:type="gramEnd"/>
+      <w:r>
+        <w:rPr>
+          <w:rFonts w:ascii="Arial Black" w:hAnsi="Arial Black"/>
+        </w:rPr>
+        <w:t xml:space="preserve"> externo)</w:t>
+      </w:r>
+    </w:p>
+    <w:p>
+      <w:pPr>
+        <w:rPr>
+          <w:rFonts w:ascii="Arial Black" w:hAnsi="Arial Black"/>
+        </w:rPr>
+      </w:pPr>
+      <w:r>
+        <w:rPr>
+          <w:noProof/>
+        </w:rPr>
+        <w:drawing>
+          <wp:anchor distT="0" distB="0" distL="114300" distR="114300" simplePos="0" relativeHeight="251728896" behindDoc="0" locked="0" layoutInCell="1" allowOverlap="1">
+            <wp:simplePos x="0" y="0"/>
+            <wp:positionH relativeFrom="column">
+              <wp:posOffset>386715</wp:posOffset>
+            </wp:positionH>
+            <wp:positionV relativeFrom="paragraph">
+              <wp:posOffset>223520</wp:posOffset>
+            </wp:positionV>
+            <wp:extent cx="1657350" cy="1952625"/>
+            <wp:effectExtent l="0" t="0" r="0" b="9525"/>
+            <wp:wrapNone/>
+            <wp:docPr id="97" name="Imagem 97"/>
+            <wp:cNvGraphicFramePr>
+              <a:graphicFrameLocks xmlns:a="http://schemas.openxmlformats.org/drawingml/2006/main" noChangeAspect="1"/>
+            </wp:cNvGraphicFramePr>
+            <a:graphic xmlns:a="http://schemas.openxmlformats.org/drawingml/2006/main">
+              <a:graphicData uri="http://schemas.openxmlformats.org/drawingml/2006/picture">
+                <pic:pic xmlns:pic="http://schemas.openxmlformats.org/drawingml/2006/picture">
+                  <pic:nvPicPr>
+                    <pic:cNvPr id="0" name="Picture 3"/>
+                    <pic:cNvPicPr>
+                      <a:picLocks noChangeAspect="1" noChangeArrowheads="1"/>
+                    </pic:cNvPicPr>
+                  </pic:nvPicPr>
+                  <pic:blipFill>
+                    <a:blip r:embed="rId80">
+                      <a:extLst>
+                        <a:ext uri="{28A0092B-C50C-407E-A947-70E740481C1C}">
+                          <a14:useLocalDpi xmlns:a14="http://schemas.microsoft.com/office/drawing/2010/main" val="0"/>
+                        </a:ext>
+                      </a:extLst>
+                    </a:blip>
+                    <a:srcRect/>
+                    <a:stretch>
+                      <a:fillRect/>
+                    </a:stretch>
+                  </pic:blipFill>
+                  <pic:spPr bwMode="auto">
+                    <a:xfrm>
+                      <a:off x="0" y="0"/>
+                      <a:ext cx="1657350" cy="1952625"/>
+                    </a:xfrm>
+                    <a:prstGeom prst="rect">
+                      <a:avLst/>
+                    </a:prstGeom>
+                    <a:noFill/>
+                    <a:ln>
+                      <a:noFill/>
+                    </a:ln>
+                  </pic:spPr>
+                </pic:pic>
+              </a:graphicData>
+            </a:graphic>
+          </wp:anchor>
+        </w:drawing>
+      </w:r>
+      <w:r>
+        <w:rPr>
+          <w:noProof/>
+        </w:rPr>
+        <w:drawing>
+          <wp:anchor distT="0" distB="0" distL="114300" distR="114300" simplePos="0" relativeHeight="251729920" behindDoc="0" locked="0" layoutInCell="1" allowOverlap="1" wp14:anchorId="3AB48595">
+            <wp:simplePos x="0" y="0"/>
+            <wp:positionH relativeFrom="column">
+              <wp:posOffset>3044190</wp:posOffset>
+            </wp:positionH>
+            <wp:positionV relativeFrom="paragraph">
+              <wp:posOffset>13970</wp:posOffset>
+            </wp:positionV>
+            <wp:extent cx="1943100" cy="2190750"/>
+            <wp:effectExtent l="0" t="0" r="0" b="0"/>
+            <wp:wrapNone/>
+            <wp:docPr id="98" name="Imagem 98"/>
+            <wp:cNvGraphicFramePr>
+              <a:graphicFrameLocks xmlns:a="http://schemas.openxmlformats.org/drawingml/2006/main" noChangeAspect="1"/>
+            </wp:cNvGraphicFramePr>
+            <a:graphic xmlns:a="http://schemas.openxmlformats.org/drawingml/2006/main">
+              <a:graphicData uri="http://schemas.openxmlformats.org/drawingml/2006/picture">
+                <pic:pic xmlns:pic="http://schemas.openxmlformats.org/drawingml/2006/picture">
+                  <pic:nvPicPr>
+                    <pic:cNvPr id="0" name="Picture 5"/>
+                    <pic:cNvPicPr>
+                      <a:picLocks noChangeAspect="1" noChangeArrowheads="1"/>
+                    </pic:cNvPicPr>
+                  </pic:nvPicPr>
+                  <pic:blipFill>
+                    <a:blip r:embed="rId81">
+                      <a:extLst>
+                        <a:ext uri="{28A0092B-C50C-407E-A947-70E740481C1C}">
+                          <a14:useLocalDpi xmlns:a14="http://schemas.microsoft.com/office/drawing/2010/main" val="0"/>
+                        </a:ext>
+                      </a:extLst>
+                    </a:blip>
+                    <a:srcRect/>
+                    <a:stretch>
+                      <a:fillRect/>
+                    </a:stretch>
+                  </pic:blipFill>
+                  <pic:spPr bwMode="auto">
+                    <a:xfrm>
+                      <a:off x="0" y="0"/>
+                      <a:ext cx="1943100" cy="2190750"/>
+                    </a:xfrm>
+                    <a:prstGeom prst="rect">
+                      <a:avLst/>
+                    </a:prstGeom>
+                    <a:noFill/>
+                    <a:ln>
+                      <a:noFill/>
+                    </a:ln>
+                  </pic:spPr>
+                </pic:pic>
+              </a:graphicData>
+            </a:graphic>
+          </wp:anchor>
+        </w:drawing>
+      </w:r>
+    </w:p>
+    <w:p>
+      <w:pPr>
+        <w:rPr>
+          <w:rFonts w:ascii="Arial Black" w:hAnsi="Arial Black"/>
+        </w:rPr>
+      </w:pPr>
+    </w:p>
+    <w:p>
+      <w:pPr>
+        <w:rPr>
+          <w:rFonts w:ascii="Arial Black" w:hAnsi="Arial Black"/>
+        </w:rPr>
+      </w:pPr>
+    </w:p>
+    <w:p>
+      <w:pPr>
+        <w:rPr>
+          <w:rFonts w:ascii="Arial Black" w:hAnsi="Arial Black"/>
+        </w:rPr>
+      </w:pPr>
+    </w:p>
+    <w:p>
+      <w:pPr>
+        <w:rPr>
+          <w:rFonts w:ascii="Arial Black" w:hAnsi="Arial Black"/>
+        </w:rPr>
+      </w:pPr>
+    </w:p>
+    <w:p>
+      <w:pPr>
+        <w:jc w:val="right"/>
+        <w:rPr>
+          <w:rFonts w:ascii="Arial Black" w:hAnsi="Arial Black"/>
+        </w:rPr>
+      </w:pPr>
+    </w:p>
+    <w:p>
+      <w:pPr>
+        <w:rPr>
+          <w:rFonts w:ascii="Arial Black" w:hAnsi="Arial Black"/>
+        </w:rPr>
+      </w:pPr>
+    </w:p>
+    <w:p>
+      <w:pPr>
+        <w:rPr>
+          <w:rFonts w:ascii="Arial Black" w:hAnsi="Arial Black"/>
+        </w:rPr>
+      </w:pPr>
+      <w:r>
+        <w:rPr>
+          <w:rFonts w:ascii="Arial Black" w:hAnsi="Arial Black"/>
+        </w:rPr>
+        <w:lastRenderedPageBreak/>
+        <w:t>44</w:t>
+      </w:r>
+      <w:r>
+        <w:rPr>
+          <w:rFonts w:ascii="Arial Black" w:hAnsi="Arial Black"/>
+        </w:rPr>
+        <w:t xml:space="preserve"> –</w:t>
+      </w:r>
+      <w:r>
+        <w:rPr>
+          <w:rFonts w:ascii="Arial Black" w:hAnsi="Arial Black"/>
+        </w:rPr>
+        <w:t xml:space="preserve"> </w:t>
+      </w:r>
+      <w:r>
+        <w:rPr>
+          <w:rFonts w:ascii="Arial Black" w:hAnsi="Arial Black"/>
+        </w:rPr>
+        <w:t xml:space="preserve">Aumentamos o tamanho da </w:t>
+      </w:r>
+      <w:proofErr w:type="spellStart"/>
+      <w:r>
+        <w:rPr>
+          <w:rFonts w:ascii="Arial Black" w:hAnsi="Arial Black"/>
+        </w:rPr>
+        <w:t>label</w:t>
+      </w:r>
+      <w:proofErr w:type="spellEnd"/>
+      <w:r>
+        <w:rPr>
+          <w:rFonts w:ascii="Arial Black" w:hAnsi="Arial Black"/>
+        </w:rPr>
+        <w:t xml:space="preserve"> e também o espaço interno dos inputs e demos uma largura para ocupar o espaço de 50% </w:t>
+      </w:r>
+    </w:p>
+    <w:p>
+      <w:pPr>
+        <w:rPr>
+          <w:rFonts w:ascii="Arial Black" w:hAnsi="Arial Black"/>
+        </w:rPr>
+      </w:pPr>
+      <w:r>
+        <w:rPr>
+          <w:noProof/>
+        </w:rPr>
+        <mc:AlternateContent>
+          <mc:Choice Requires="wps">
+            <w:drawing>
+              <wp:anchor distT="0" distB="0" distL="114300" distR="114300" simplePos="0" relativeHeight="251732992" behindDoc="0" locked="0" layoutInCell="1" allowOverlap="1">
+                <wp:simplePos x="0" y="0"/>
+                <wp:positionH relativeFrom="column">
+                  <wp:posOffset>1015365</wp:posOffset>
+                </wp:positionH>
+                <wp:positionV relativeFrom="paragraph">
+                  <wp:posOffset>954405</wp:posOffset>
+                </wp:positionV>
+                <wp:extent cx="904875" cy="762000"/>
+                <wp:effectExtent l="38100" t="0" r="28575" b="57150"/>
+                <wp:wrapNone/>
+                <wp:docPr id="102" name="Conector de Seta Reta 102"/>
+                <wp:cNvGraphicFramePr/>
+                <a:graphic xmlns:a="http://schemas.openxmlformats.org/drawingml/2006/main">
+                  <a:graphicData uri="http://schemas.microsoft.com/office/word/2010/wordprocessingShape">
+                    <wps:wsp>
+                      <wps:cNvCnPr/>
+                      <wps:spPr>
+                        <a:xfrm flipH="1">
+                          <a:off x="0" y="0"/>
+                          <a:ext cx="904875" cy="762000"/>
+                        </a:xfrm>
+                        <a:prstGeom prst="straightConnector1">
+                          <a:avLst/>
+                        </a:prstGeom>
+                        <a:ln>
+                          <a:tailEnd type="triangle"/>
+                        </a:ln>
+                      </wps:spPr>
+                      <wps:style>
+                        <a:lnRef idx="1">
+                          <a:schemeClr val="accent1"/>
+                        </a:lnRef>
+                        <a:fillRef idx="0">
+                          <a:schemeClr val="accent1"/>
+                        </a:fillRef>
+                        <a:effectRef idx="0">
+                          <a:schemeClr val="accent1"/>
+                        </a:effectRef>
+                        <a:fontRef idx="minor">
+                          <a:schemeClr val="tx1"/>
+                        </a:fontRef>
+                      </wps:style>
+                      <wps:bodyPr/>
+                    </wps:wsp>
+                  </a:graphicData>
+                </a:graphic>
+              </wp:anchor>
+            </w:drawing>
+          </mc:Choice>
+          <mc:Fallback>
+            <w:pict>
+              <v:shapetype w14:anchorId="16783836" id="_x0000_t32" coordsize="21600,21600" o:spt="32" o:oned="t" path="m,l21600,21600e" filled="f">
+                <v:path arrowok="t" fillok="f" o:connecttype="none"/>
+                <o:lock v:ext="edit" shapetype="t"/>
+              </v:shapetype>
+              <v:shape id="Conector de Seta Reta 102" o:spid="_x0000_s1026" type="#_x0000_t32" style="position:absolute;margin-left:79.95pt;margin-top:75.15pt;width:71.25pt;height:60pt;flip:x;z-index:251732992;visibility:visible;mso-wrap-style:square;mso-wrap-distance-left:9pt;mso-wrap-distance-top:0;mso-wrap-distance-right:9pt;mso-wrap-distance-bottom:0;mso-position-horizontal:absolute;mso-position-horizontal-relative:text;mso-position-vertical:absolute;mso-position-vertical-relative:text" o:gfxdata="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" strokecolor="#4472c4 [3204]" strokeweight=".5pt">
+                <v:stroke endarrow="block" joinstyle="miter"/>
+              </v:shape>
+            </w:pict>
+          </mc:Fallback>
+        </mc:AlternateContent>
+      </w:r>
+      <w:r>
+        <w:rPr>
+          <w:noProof/>
+        </w:rPr>
+        <mc:AlternateContent>
+          <mc:Choice Requires="wps">
+            <w:drawing>
+              <wp:anchor distT="0" distB="0" distL="114300" distR="114300" simplePos="0" relativeHeight="251731968" behindDoc="0" locked="0" layoutInCell="1" allowOverlap="1">
+                <wp:simplePos x="0" y="0"/>
+                <wp:positionH relativeFrom="column">
+                  <wp:posOffset>1234440</wp:posOffset>
+                </wp:positionH>
+                <wp:positionV relativeFrom="paragraph">
+                  <wp:posOffset>78105</wp:posOffset>
+                </wp:positionV>
+                <wp:extent cx="552450" cy="438150"/>
+                <wp:effectExtent l="38100" t="0" r="19050" b="57150"/>
+                <wp:wrapNone/>
+                <wp:docPr id="101" name="Conector de Seta Reta 101"/>
+                <wp:cNvGraphicFramePr/>
+                <a:graphic xmlns:a="http://schemas.openxmlformats.org/drawingml/2006/main">
+                  <a:graphicData uri="http://schemas.microsoft.com/office/word/2010/wordprocessingShape">
+                    <wps:wsp>
+                      <wps:cNvCnPr/>
+                      <wps:spPr>
+                        <a:xfrm flipH="1">
+                          <a:off x="0" y="0"/>
+                          <a:ext cx="552450" cy="438150"/>
+                        </a:xfrm>
+                        <a:prstGeom prst="straightConnector1">
+                          <a:avLst/>
+                        </a:prstGeom>
+                        <a:ln>
+                          <a:tailEnd type="triangle"/>
+                        </a:ln>
+                      </wps:spPr>
+                      <wps:style>
+                        <a:lnRef idx="1">
+                          <a:schemeClr val="accent1"/>
+                        </a:lnRef>
+                        <a:fillRef idx="0">
+                          <a:schemeClr val="accent1"/>
+                        </a:fillRef>
+                        <a:effectRef idx="0">
+                          <a:schemeClr val="accent1"/>
+                        </a:effectRef>
+                        <a:fontRef idx="minor">
+                          <a:schemeClr val="tx1"/>
+                        </a:fontRef>
+                      </wps:style>
+                      <wps:bodyPr/>
+                    </wps:wsp>
+                  </a:graphicData>
+                </a:graphic>
+              </wp:anchor>
+            </w:drawing>
+          </mc:Choice>
+          <mc:Fallback>
+            <w:pict>
+              <v:shape w14:anchorId="7427E379" id="Conector de Seta Reta 101" o:spid="_x0000_s1026" type="#_x0000_t32" style="position:absolute;margin-left:97.2pt;margin-top:6.15pt;width:43.5pt;height:34.5pt;flip:x;z-index:251731968;visibility:visible;mso-wrap-style:square;mso-wrap-distance-left:9pt;mso-wrap-distance-top:0;mso-wrap-distance-right:9pt;mso-wrap-distance-bottom:0;mso-position-horizontal:absolute;mso-position-horizontal-relative:text;mso-position-vertical:absolute;mso-position-vertical-relative:text" o:gfxdata="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" strokecolor="#4472c4 [3204]" strokeweight=".5pt">
+                <v:stroke endarrow="block" joinstyle="miter"/>
+              </v:shape>
+            </w:pict>
+          </mc:Fallback>
+        </mc:AlternateContent>
+      </w:r>
+      <w:r>
+        <w:rPr>
+          <w:noProof/>
+        </w:rPr>
+        <w:drawing>
+          <wp:anchor distT="0" distB="0" distL="114300" distR="114300" simplePos="0" relativeHeight="251730944" behindDoc="0" locked="0" layoutInCell="1" allowOverlap="1">
+            <wp:simplePos x="0" y="0"/>
+            <wp:positionH relativeFrom="margin">
+              <wp:align>center</wp:align>
+            </wp:positionH>
+            <wp:positionV relativeFrom="paragraph">
+              <wp:posOffset>11430</wp:posOffset>
+            </wp:positionV>
+            <wp:extent cx="1866900" cy="1295400"/>
+            <wp:effectExtent l="0" t="0" r="0" b="0"/>
+            <wp:wrapNone/>
+            <wp:docPr id="99" name="Imagem 99"/>
+            <wp:cNvGraphicFramePr>
+              <a:graphicFrameLocks xmlns:a="http://schemas.openxmlformats.org/drawingml/2006/main" noChangeAspect="1"/>
+            </wp:cNvGraphicFramePr>
+            <a:graphic xmlns:a="http://schemas.openxmlformats.org/drawingml/2006/main">
+              <a:graphicData uri="http://schemas.openxmlformats.org/drawingml/2006/picture">
+                <pic:pic xmlns:pic="http://schemas.openxmlformats.org/drawingml/2006/picture">
+                  <pic:nvPicPr>
+                    <pic:cNvPr id="0" name="Picture 7"/>
+                    <pic:cNvPicPr>
+                      <a:picLocks noChangeAspect="1" noChangeArrowheads="1"/>
+                    </pic:cNvPicPr>
+                  </pic:nvPicPr>
+                  <pic:blipFill>
+                    <a:blip r:embed="rId82" cstate="print">
+                      <a:extLst>
+                        <a:ext uri="{28A0092B-C50C-407E-A947-70E740481C1C}">
+                          <a14:useLocalDpi xmlns:a14="http://schemas.microsoft.com/office/drawing/2010/main" val="0"/>
+                        </a:ext>
+                      </a:extLst>
+                    </a:blip>
+                    <a:srcRect/>
+                    <a:stretch>
+                      <a:fillRect/>
+                    </a:stretch>
+                  </pic:blipFill>
+                  <pic:spPr bwMode="auto">
+                    <a:xfrm>
+                      <a:off x="0" y="0"/>
+                      <a:ext cx="1866900" cy="1295400"/>
+                    </a:xfrm>
+                    <a:prstGeom prst="rect">
+                      <a:avLst/>
+                    </a:prstGeom>
+                    <a:noFill/>
+                    <a:ln>
+                      <a:noFill/>
+                    </a:ln>
+                  </pic:spPr>
+                </pic:pic>
+              </a:graphicData>
+            </a:graphic>
+            <wp14:sizeRelH relativeFrom="margin">
+              <wp14:pctWidth>0</wp14:pctWidth>
+            </wp14:sizeRelH>
+            <wp14:sizeRelV relativeFrom="margin">
+              <wp14:pctHeight>0</wp14:pctHeight>
+            </wp14:sizeRelV>
+          </wp:anchor>
+        </w:drawing>
+      </w:r>
+      <w:r>
+        <w:rPr>
+          <w:noProof/>
+        </w:rPr>
+        <w:drawing>
+          <wp:inline distT="0" distB="0" distL="0" distR="0">
+            <wp:extent cx="1428750" cy="1924050"/>
+            <wp:effectExtent l="0" t="0" r="0" b="0"/>
+            <wp:docPr id="100" name="Imagem 100"/>
+            <wp:cNvGraphicFramePr>
+              <a:graphicFrameLocks xmlns:a="http://schemas.openxmlformats.org/drawingml/2006/main" noChangeAspect="1"/>
+            </wp:cNvGraphicFramePr>
+            <a:graphic xmlns:a="http://schemas.openxmlformats.org/drawingml/2006/main">
+              <a:graphicData uri="http://schemas.openxmlformats.org/drawingml/2006/picture">
+                <pic:pic xmlns:pic="http://schemas.openxmlformats.org/drawingml/2006/picture">
+                  <pic:nvPicPr>
+                    <pic:cNvPr id="0" name="Picture 9"/>
+                    <pic:cNvPicPr>
+                      <a:picLocks noChangeAspect="1" noChangeArrowheads="1"/>
+                    </pic:cNvPicPr>
+                  </pic:nvPicPr>
+                  <pic:blipFill>
+                    <a:blip r:embed="rId83">
+                      <a:extLst>
+                        <a:ext uri="{28A0092B-C50C-407E-A947-70E740481C1C}">
+                          <a14:useLocalDpi xmlns:a14="http://schemas.microsoft.com/office/drawing/2010/main" val="0"/>
+                        </a:ext>
+                      </a:extLst>
+                    </a:blip>
+                    <a:srcRect/>
+                    <a:stretch>
+                      <a:fillRect/>
+                    </a:stretch>
+                  </pic:blipFill>
+                  <pic:spPr bwMode="auto">
+                    <a:xfrm>
+                      <a:off x="0" y="0"/>
+                      <a:ext cx="1428750" cy="1924050"/>
+                    </a:xfrm>
+                    <a:prstGeom prst="rect">
+                      <a:avLst/>
+                    </a:prstGeom>
+                    <a:noFill/>
+                    <a:ln>
+                      <a:noFill/>
+                    </a:ln>
+                  </pic:spPr>
+                </pic:pic>
+              </a:graphicData>
+            </a:graphic>
+          </wp:inline>
+        </w:drawing>
+      </w:r>
+    </w:p>
+    <w:p>
+      <w:pPr>
+        <w:rPr>
+          <w:rFonts w:ascii="Arial Black" w:hAnsi="Arial Black"/>
+        </w:rPr>
+      </w:pPr>
+      <w:r>
+        <w:rPr>
+          <w:rFonts w:ascii="Arial Black" w:hAnsi="Arial Black"/>
+        </w:rPr>
+        <w:t xml:space="preserve">45 </w:t>
+      </w:r>
+      <w:r>
+        <w:rPr>
+          <w:rFonts w:ascii="Arial Black" w:hAnsi="Arial Black"/>
+        </w:rPr>
+        <w:t>–</w:t>
+      </w:r>
+      <w:r>
+        <w:rPr>
+          <w:rFonts w:ascii="Arial Black" w:hAnsi="Arial Black"/>
+        </w:rPr>
+        <w:t xml:space="preserve"> </w:t>
+      </w:r>
+      <w:r>
+        <w:rPr>
+          <w:rFonts w:ascii="Arial Black" w:hAnsi="Arial Black"/>
+        </w:rPr>
+        <w:t xml:space="preserve">Adicionamos o </w:t>
+      </w:r>
+      <w:proofErr w:type="spellStart"/>
+      <w:r>
+        <w:rPr>
+          <w:rFonts w:ascii="Arial Black" w:hAnsi="Arial Black"/>
+        </w:rPr>
+        <w:t>textarea</w:t>
+      </w:r>
+      <w:proofErr w:type="spellEnd"/>
+      <w:r>
+        <w:rPr>
+          <w:rFonts w:ascii="Arial Black" w:hAnsi="Arial Black"/>
+        </w:rPr>
+        <w:t xml:space="preserve"> o inputs que utilizamos para enviar mensagem mais longa de </w:t>
+      </w:r>
+      <w:proofErr w:type="gramStart"/>
+      <w:r>
+        <w:rPr>
+          <w:rFonts w:ascii="Arial Black" w:hAnsi="Arial Black"/>
+        </w:rPr>
+        <w:t>texto .</w:t>
+      </w:r>
+      <w:proofErr w:type="gramEnd"/>
+    </w:p>
+    <w:p>
+      <w:pPr>
+        <w:rPr>
+          <w:rFonts w:ascii="Arial Black" w:hAnsi="Arial Black"/>
+        </w:rPr>
+      </w:pPr>
+      <w:r>
+        <w:rPr>
+          <w:noProof/>
+        </w:rPr>
+        <w:drawing>
+          <wp:inline distT="0" distB="0" distL="0" distR="0">
+            <wp:extent cx="4467225" cy="361950"/>
+            <wp:effectExtent l="0" t="0" r="9525" b="0"/>
+            <wp:docPr id="103" name="Imagem 103"/>
+            <wp:cNvGraphicFramePr>
+              <a:graphicFrameLocks xmlns:a="http://schemas.openxmlformats.org/drawingml/2006/main" noChangeAspect="1"/>
+            </wp:cNvGraphicFramePr>
+            <a:graphic xmlns:a="http://schemas.openxmlformats.org/drawingml/2006/main">
+              <a:graphicData uri="http://schemas.openxmlformats.org/drawingml/2006/picture">
+                <pic:pic xmlns:pic="http://schemas.openxmlformats.org/drawingml/2006/picture">
+                  <pic:nvPicPr>
+                    <pic:cNvPr id="0" name="Picture 11"/>
+                    <pic:cNvPicPr>
+                      <a:picLocks noChangeAspect="1" noChangeArrowheads="1"/>
+                    </pic:cNvPicPr>
+                  </pic:nvPicPr>
+                  <pic:blipFill>
+                    <a:blip r:embed="rId84">
+                      <a:extLst>
+                        <a:ext uri="{28A0092B-C50C-407E-A947-70E740481C1C}">
+                          <a14:useLocalDpi xmlns:a14="http://schemas.microsoft.com/office/drawing/2010/main" val="0"/>
+                        </a:ext>
+                      </a:extLst>
+                    </a:blip>
+                    <a:srcRect/>
+                    <a:stretch>
+                      <a:fillRect/>
+                    </a:stretch>
+                  </pic:blipFill>
+                  <pic:spPr bwMode="auto">
+                    <a:xfrm>
+                      <a:off x="0" y="0"/>
+                      <a:ext cx="4467225" cy="361950"/>
+                    </a:xfrm>
+                    <a:prstGeom prst="rect">
+                      <a:avLst/>
+                    </a:prstGeom>
+                    <a:noFill/>
+                    <a:ln>
+                      <a:noFill/>
+                    </a:ln>
+                  </pic:spPr>
+                </pic:pic>
+              </a:graphicData>
+            </a:graphic>
+          </wp:inline>
+        </w:drawing>
+      </w:r>
+    </w:p>
+    <w:p>
+      <w:pPr>
+        <w:rPr>
+          <w:rFonts w:ascii="Arial Black" w:hAnsi="Arial Black"/>
+        </w:rPr>
+      </w:pPr>
+      <w:r>
+        <w:rPr>
+          <w:noProof/>
+        </w:rPr>
+        <w:drawing>
+          <wp:inline distT="0" distB="0" distL="0" distR="0">
+            <wp:extent cx="2790825" cy="981075"/>
+            <wp:effectExtent l="0" t="0" r="9525" b="9525"/>
+            <wp:docPr id="104" name="Imagem 104"/>
+            <wp:cNvGraphicFramePr>
+              <a:graphicFrameLocks xmlns:a="http://schemas.openxmlformats.org/drawingml/2006/main" noChangeAspect="1"/>
+            </wp:cNvGraphicFramePr>
+            <a:graphic xmlns:a="http://schemas.openxmlformats.org/drawingml/2006/main">
+              <a:graphicData uri="http://schemas.openxmlformats.org/drawingml/2006/picture">
+                <pic:pic xmlns:pic="http://schemas.openxmlformats.org/drawingml/2006/picture">
+                  <pic:nvPicPr>
+                    <pic:cNvPr id="0" name="Picture 13"/>
+                    <pic:cNvPicPr>
+                      <a:picLocks noChangeAspect="1" noChangeArrowheads="1"/>
+                    </pic:cNvPicPr>
+                  </pic:nvPicPr>
+                  <pic:blipFill>
+                    <a:blip r:embed="rId85">
+                      <a:extLst>
+                        <a:ext uri="{28A0092B-C50C-407E-A947-70E740481C1C}">
+                          <a14:useLocalDpi xmlns:a14="http://schemas.microsoft.com/office/drawing/2010/main" val="0"/>
+                        </a:ext>
+                      </a:extLst>
+                    </a:blip>
+                    <a:srcRect/>
+                    <a:stretch>
+                      <a:fillRect/>
+                    </a:stretch>
+                  </pic:blipFill>
+                  <pic:spPr bwMode="auto">
+                    <a:xfrm>
+                      <a:off x="0" y="0"/>
+                      <a:ext cx="2790825" cy="981075"/>
+                    </a:xfrm>
+                    <a:prstGeom prst="rect">
+                      <a:avLst/>
+                    </a:prstGeom>
+                    <a:noFill/>
+                    <a:ln>
+                      <a:noFill/>
+                    </a:ln>
+                  </pic:spPr>
+                </pic:pic>
+              </a:graphicData>
+            </a:graphic>
+          </wp:inline>
+        </w:drawing>
+      </w:r>
+    </w:p>
+    <w:p>
+      <w:pPr>
+        <w:rPr>
+          <w:rFonts w:ascii="Arial Black" w:hAnsi="Arial Black"/>
+        </w:rPr>
+      </w:pPr>
+      <w:r>
+        <w:rPr>
+          <w:rFonts w:ascii="Arial Black" w:hAnsi="Arial Black"/>
+        </w:rPr>
+        <w:t xml:space="preserve">46 – Adicionamos as </w:t>
+      </w:r>
+      <w:proofErr w:type="spellStart"/>
+      <w:r>
+        <w:rPr>
+          <w:rFonts w:ascii="Arial Black" w:hAnsi="Arial Black"/>
+        </w:rPr>
+        <w:t>labels</w:t>
+      </w:r>
+      <w:proofErr w:type="spellEnd"/>
+      <w:r>
+        <w:rPr>
+          <w:rFonts w:ascii="Arial Black" w:hAnsi="Arial Black"/>
+        </w:rPr>
+        <w:t xml:space="preserve"> e inputs </w:t>
+      </w:r>
+      <w:proofErr w:type="spellStart"/>
+      <w:r>
+        <w:rPr>
+          <w:rFonts w:ascii="Arial Black" w:hAnsi="Arial Black"/>
+        </w:rPr>
+        <w:t>radio</w:t>
+      </w:r>
+      <w:proofErr w:type="spellEnd"/>
+      <w:r>
+        <w:rPr>
+          <w:rFonts w:ascii="Arial Black" w:hAnsi="Arial Black"/>
+        </w:rPr>
+        <w:t>.</w:t>
+      </w:r>
+    </w:p>
+    <w:p>
+      <w:pPr>
+        <w:rPr>
+          <w:rFonts w:ascii="Arial Black" w:hAnsi="Arial Black"/>
+        </w:rPr>
+      </w:pPr>
+      <w:r>
+        <w:rPr>
+          <w:rFonts w:ascii="Arial Black" w:hAnsi="Arial Black"/>
+          <w:noProof/>
+        </w:rPr>
+        <w:drawing>
+          <wp:anchor distT="0" distB="0" distL="114300" distR="114300" simplePos="0" relativeHeight="251734016" behindDoc="0" locked="0" layoutInCell="1" allowOverlap="1">
+            <wp:simplePos x="0" y="0"/>
+            <wp:positionH relativeFrom="column">
+              <wp:posOffset>3549015</wp:posOffset>
+            </wp:positionH>
+            <wp:positionV relativeFrom="paragraph">
+              <wp:posOffset>6350</wp:posOffset>
+            </wp:positionV>
+            <wp:extent cx="2857500" cy="1695450"/>
+            <wp:effectExtent l="0" t="0" r="0" b="0"/>
+            <wp:wrapNone/>
+            <wp:docPr id="106" name="Imagem 106" descr="C:\Users\kaique.souza\Pictures\Screenshots\Captura de tela 2026-09-22 160910.png"/>
+            <wp:cNvGraphicFramePr>
+              <a:graphicFrameLocks xmlns:a="http://schemas.openxmlformats.org/drawingml/2006/main" noChangeAspect="1"/>
+            </wp:cNvGraphicFramePr>
+            <a:graphic xmlns:a="http://schemas.openxmlformats.org/drawingml/2006/main">
+              <a:graphicData uri="http://schemas.openxmlformats.org/drawingml/2006/picture">
+                <pic:pic xmlns:pic="http://schemas.openxmlformats.org/drawingml/2006/picture">
+                  <pic:nvPicPr>
+                    <pic:cNvPr id="0" name="Picture 16" descr="C:\Users\kaique.souza\Pictures\Screenshots\Captura de tela 2026-09-22 160910.png"/>
+                    <pic:cNvPicPr>
+                      <a:picLocks noChangeAspect="1" noChangeArrowheads="1"/>
+                    </pic:cNvPicPr>
+                  </pic:nvPicPr>
+                  <pic:blipFill>
+                    <a:blip r:embed="rId86">
+                      <a:extLst>
+                        <a:ext uri="{28A0092B-C50C-407E-A947-70E740481C1C}">
+                          <a14:useLocalDpi xmlns:a14="http://schemas.microsoft.com/office/drawing/2010/main" val="0"/>
+                        </a:ext>
+                      </a:extLst>
+                    </a:blip>
+                    <a:srcRect/>
+                    <a:stretch>
+                      <a:fillRect/>
+                    </a:stretch>
+                  </pic:blipFill>
+                  <pic:spPr bwMode="auto">
+                    <a:xfrm>
+                      <a:off x="0" y="0"/>
+                      <a:ext cx="2857500" cy="1695450"/>
+                    </a:xfrm>
+                    <a:prstGeom prst="rect">
+                      <a:avLst/>
+                    </a:prstGeom>
+                    <a:noFill/>
+                    <a:ln>
+                      <a:noFill/>
+                    </a:ln>
+                  </pic:spPr>
+                </pic:pic>
+              </a:graphicData>
+            </a:graphic>
+          </wp:anchor>
+        </w:drawing>
+      </w:r>
+      <w:r>
+        <w:rPr>
+          <w:rFonts w:ascii="Arial Black" w:hAnsi="Arial Black"/>
+          <w:noProof/>
+        </w:rPr>
+        <w:drawing>
+          <wp:inline distT="0" distB="0" distL="0" distR="0">
+            <wp:extent cx="3476625" cy="1457325"/>
+            <wp:effectExtent l="0" t="0" r="9525" b="9525"/>
+            <wp:docPr id="105" name="Imagem 105" descr="C:\Users\kaique.souza\Pictures\Screenshots\Captura de tela 2026-09-22 160931.png"/>
+            <wp:cNvGraphicFramePr>
+              <a:graphicFrameLocks xmlns:a="http://schemas.openxmlformats.org/drawingml/2006/main" noChangeAspect="1"/>
+            </wp:cNvGraphicFramePr>
+            <a:graphic xmlns:a="http://schemas.openxmlformats.org/drawingml/2006/main">
+              <a:graphicData uri="http://schemas.openxmlformats.org/drawingml/2006/picture">
+                <pic:pic xmlns:pic="http://schemas.openxmlformats.org/drawingml/2006/picture">
+                  <pic:nvPicPr>
+                    <pic:cNvPr id="0" name="Picture 15" descr="C:\Users\kaique.souza\Pictures\Screenshots\Captura de tela 2026-09-22 160931.png"/>
+                    <pic:cNvPicPr>
+                      <a:picLocks noChangeAspect="1" noChangeArrowheads="1"/>
+                    </pic:cNvPicPr>
+                  </pic:nvPicPr>
+                  <pic:blipFill>
+                    <a:blip r:embed="rId87">
+                      <a:extLst>
+                        <a:ext uri="{28A0092B-C50C-407E-A947-70E740481C1C}">
+                          <a14:useLocalDpi xmlns:a14="http://schemas.microsoft.com/office/drawing/2010/main" val="0"/>
+                        </a:ext>
+                      </a:extLst>
+                    </a:blip>
+                    <a:srcRect/>
+                    <a:stretch>
+                      <a:fillRect/>
+                    </a:stretch>
+                  </pic:blipFill>
+                  <pic:spPr bwMode="auto">
+                    <a:xfrm>
+                      <a:off x="0" y="0"/>
+                      <a:ext cx="3476625" cy="1457325"/>
+                    </a:xfrm>
+                    <a:prstGeom prst="rect">
+                      <a:avLst/>
+                    </a:prstGeom>
+                    <a:noFill/>
+                    <a:ln>
+                      <a:noFill/>
+                    </a:ln>
+                  </pic:spPr>
+                </pic:pic>
+              </a:graphicData>
+            </a:graphic>
+          </wp:inline>
+        </w:drawing>
+      </w:r>
+    </w:p>
+    <w:p>
+      <w:pPr>
+        <w:rPr>
+          <w:rFonts w:ascii="Arial Black" w:hAnsi="Arial Black"/>
+        </w:rPr>
+      </w:pPr>
+    </w:p>
+    <w:p>
+      <w:pPr>
+        <w:rPr>
+          <w:rFonts w:ascii="Arial Black" w:hAnsi="Arial Black"/>
+        </w:rPr>
+      </w:pPr>
+      <w:r>
+        <w:rPr>
+          <w:rFonts w:ascii="Arial Black" w:hAnsi="Arial Black"/>
+        </w:rPr>
+        <w:t xml:space="preserve">47 </w:t>
+      </w:r>
+      <w:r>
+        <w:rPr>
+          <w:rFonts w:ascii="Arial Black" w:hAnsi="Arial Black"/>
+        </w:rPr>
+        <w:t>–</w:t>
+      </w:r>
+      <w:r>
+        <w:rPr>
+          <w:rFonts w:ascii="Arial Black" w:hAnsi="Arial Black"/>
+        </w:rPr>
+        <w:t xml:space="preserve"> </w:t>
+      </w:r>
+      <w:proofErr w:type="gramStart"/>
+      <w:r>
+        <w:rPr>
+          <w:rFonts w:ascii="Arial Black" w:hAnsi="Arial Black"/>
+        </w:rPr>
+        <w:t>inserimos</w:t>
+      </w:r>
+      <w:proofErr w:type="gramEnd"/>
+      <w:r>
+        <w:rPr>
+          <w:rFonts w:ascii="Arial Black" w:hAnsi="Arial Black"/>
+        </w:rPr>
+        <w:t xml:space="preserve"> a </w:t>
+      </w:r>
+      <w:proofErr w:type="spellStart"/>
+      <w:r>
+        <w:rPr>
+          <w:rFonts w:ascii="Arial Black" w:hAnsi="Arial Black"/>
+        </w:rPr>
+        <w:t>label</w:t>
+      </w:r>
+      <w:proofErr w:type="spellEnd"/>
+      <w:r>
+        <w:rPr>
+          <w:rFonts w:ascii="Arial Black" w:hAnsi="Arial Black"/>
+        </w:rPr>
+        <w:t xml:space="preserve"> e o inputs tipo </w:t>
+      </w:r>
+      <w:proofErr w:type="spellStart"/>
+      <w:r>
+        <w:rPr>
+          <w:rFonts w:ascii="Arial Black" w:hAnsi="Arial Black"/>
+        </w:rPr>
+        <w:t>checkbox</w:t>
+      </w:r>
+      <w:proofErr w:type="spellEnd"/>
+    </w:p>
+    <w:p>
+      <w:pPr>
+        <w:rPr>
+          <w:rFonts w:ascii="Arial Black" w:hAnsi="Arial Black"/>
+        </w:rPr>
+      </w:pPr>
+      <w:r>
+        <w:rPr>
+          <w:rFonts w:ascii="Arial Black" w:hAnsi="Arial Black"/>
+          <w:noProof/>
+        </w:rPr>
+        <w:drawing>
+          <wp:inline distT="0" distB="0" distL="0" distR="0">
+            <wp:extent cx="4362450" cy="285750"/>
+            <wp:effectExtent l="0" t="0" r="0" b="0"/>
+            <wp:docPr id="107" name="Imagem 107" descr="C:\Users\kaique.souza\Pictures\Screenshots\Captura de tela 2026-09-22 161716.png"/>
+            <wp:cNvGraphicFramePr>
+              <a:graphicFrameLocks xmlns:a="http://schemas.openxmlformats.org/drawingml/2006/main" noChangeAspect="1"/>
+            </wp:cNvGraphicFramePr>
+            <a:graphic xmlns:a="http://schemas.openxmlformats.org/drawingml/2006/main">
+              <a:graphicData uri="http://schemas.openxmlformats.org/drawingml/2006/picture">
+                <pic:pic xmlns:pic="http://schemas.openxmlformats.org/drawingml/2006/picture">
+                  <pic:nvPicPr>
+                    <pic:cNvPr id="0" name="Picture 17" descr="C:\Users\kaique.souza\Pictures\Screenshots\Captura de tela 2026-09-22 161716.png"/>
+                    <pic:cNvPicPr>
+                      <a:picLocks noChangeAspect="1" noChangeArrowheads="1"/>
+                    </pic:cNvPicPr>
+                  </pic:nvPicPr>
+                  <pic:blipFill>
+                    <a:blip r:embed="rId88">
+                      <a:extLst>
+                        <a:ext uri="{28A0092B-C50C-407E-A947-70E740481C1C}">
+                          <a14:useLocalDpi xmlns:a14="http://schemas.microsoft.com/office/drawing/2010/main" val="0"/>
+                        </a:ext>
+                      </a:extLst>
+                    </a:blip>
+                    <a:srcRect/>
+                    <a:stretch>
+                      <a:fillRect/>
+                    </a:stretch>
+                  </pic:blipFill>
+                  <pic:spPr bwMode="auto">
+                    <a:xfrm>
+                      <a:off x="0" y="0"/>
+                      <a:ext cx="4362450" cy="285750"/>
+                    </a:xfrm>
+                    <a:prstGeom prst="rect">
+                      <a:avLst/>
+                    </a:prstGeom>
+                    <a:noFill/>
+                    <a:ln>
+                      <a:noFill/>
+                    </a:ln>
+                  </pic:spPr>
+                </pic:pic>
+              </a:graphicData>
+            </a:graphic>
+          </wp:inline>
+        </w:drawing>
+      </w:r>
+    </w:p>
+    <w:p>
+      <w:pPr>
+        <w:rPr>
+          <w:rFonts w:ascii="Arial Black" w:hAnsi="Arial Black"/>
+        </w:rPr>
+      </w:pPr>
+      <w:r>
+        <w:rPr>
+          <w:rFonts w:ascii="Arial Black" w:hAnsi="Arial Black"/>
+          <w:noProof/>
+        </w:rPr>
+        <w:drawing>
+          <wp:inline distT="0" distB="0" distL="0" distR="0">
+            <wp:extent cx="3257550" cy="514350"/>
+            <wp:effectExtent l="0" t="0" r="0" b="0"/>
+            <wp:docPr id="108" name="Imagem 108" descr="C:\Users\kaique.souza\Pictures\Screenshots\Captura de tela 2026-09-22 161705.png"/>
+            <wp:cNvGraphicFramePr>
+              <a:graphicFrameLocks xmlns:a="http://schemas.openxmlformats.org/drawingml/2006/main" noChangeAspect="1"/>
+            </wp:cNvGraphicFramePr>
+            <a:graphic xmlns:a="http://schemas.openxmlformats.org/drawingml/2006/main">
+              <a:graphicData uri="http://schemas.openxmlformats.org/drawingml/2006/picture">
+                <pic:pic xmlns:pic="http://schemas.openxmlformats.org/drawingml/2006/picture">
+                  <pic:nvPicPr>
+                    <pic:cNvPr id="0" name="Picture 18" descr="C:\Users\kaique.souza\Pictures\Screenshots\Captura de tela 2026-09-22 161705.png"/>
+                    <pic:cNvPicPr>
+                      <a:picLocks noChangeAspect="1" noChangeArrowheads="1"/>
+                    </pic:cNvPicPr>
+                  </pic:nvPicPr>
+                  <pic:blipFill>
+                    <a:blip r:embed="rId89">
+                      <a:extLst>
+                        <a:ext uri="{28A0092B-C50C-407E-A947-70E740481C1C}">
+                          <a14:useLocalDpi xmlns:a14="http://schemas.microsoft.com/office/drawing/2010/main" val="0"/>
+                        </a:ext>
+                      </a:extLst>
+                    </a:blip>
+                    <a:srcRect/>
+                    <a:stretch>
+                      <a:fillRect/>
+                    </a:stretch>
+                  </pic:blipFill>
+                  <pic:spPr bwMode="auto">
+                    <a:xfrm>
+                      <a:off x="0" y="0"/>
+                      <a:ext cx="3257550" cy="514350"/>
+                    </a:xfrm>
+                    <a:prstGeom prst="rect">
+                      <a:avLst/>
+                    </a:prstGeom>
+                    <a:noFill/>
+                    <a:ln>
+                      <a:noFill/>
+                    </a:ln>
+                  </pic:spPr>
+                </pic:pic>
+              </a:graphicData>
+            </a:graphic>
+          </wp:inline>
+        </w:drawing>
+      </w:r>
+    </w:p>
+    <w:p>
+      <w:pPr>
+        <w:rPr>
+          <w:rFonts w:ascii="Arial Black" w:hAnsi="Arial Black"/>
+        </w:rPr>
+      </w:pPr>
+      <w:r>
+        <w:rPr>
+          <w:rFonts w:ascii="Arial Black" w:hAnsi="Arial Black"/>
+        </w:rPr>
+        <w:t xml:space="preserve">48 - </w:t>
       </w:r>
       <w:bookmarkStart w:id="0" w:name="_GoBack"/>
       <w:bookmarkEnd w:id="0"/>
@@ -8640,7 +13154,7 @@
 </file>
 
 <file path=customXml/itemProps1.xml><?xml version="1.0" encoding="utf-8"?>
-<ds:datastoreItem xmlns:ds="http://schemas.openxmlformats.org/officeDocument/2006/customXml" ds:itemID="{78E5413F-83A0-4738-B267-B547DC5E8A6F}">
+<ds:datastoreItem xmlns:ds="http://schemas.openxmlformats.org/officeDocument/2006/customXml" ds:itemID="{B0254DA1-9AD3-4675-AD78-BFCAD68C4B01}">
   <ds:schemaRefs>
     <ds:schemaRef ds:uri="http://schemas.openxmlformats.org/officeDocument/2006/bibliography"/>
   </ds:schemaRefs>

--- a/Apostila/Apostila.docx
+++ b/Apostila/Apostila.docx
@@ -11314,10 +11314,3053 @@
         <w:rPr>
           <w:rFonts w:ascii="Arial Black" w:hAnsi="Arial Black"/>
         </w:rPr>
-        <w:t xml:space="preserve">48 - </w:t>
-      </w:r>
+        <w:t xml:space="preserve">48 </w:t>
+      </w:r>
+      <w:r>
+        <w:rPr>
+          <w:rFonts w:ascii="Arial Black" w:hAnsi="Arial Black"/>
+        </w:rPr>
+        <w:t>–</w:t>
+      </w:r>
+      <w:r>
+        <w:rPr>
+          <w:rFonts w:ascii="Arial Black" w:hAnsi="Arial Black"/>
+        </w:rPr>
+        <w:t xml:space="preserve"> </w:t>
+      </w:r>
+      <w:r>
+        <w:rPr>
+          <w:rFonts w:ascii="Arial Black" w:hAnsi="Arial Black"/>
+        </w:rPr>
+        <w:t xml:space="preserve">Para colocar os inputs </w:t>
+      </w:r>
+      <w:r>
+        <w:rPr>
+          <w:rFonts w:ascii="Arial Black" w:hAnsi="Arial Black"/>
+        </w:rPr>
+        <w:t>radio-box e o input-</w:t>
+      </w:r>
+      <w:proofErr w:type="spellStart"/>
+      <w:r>
+        <w:rPr>
+          <w:rFonts w:ascii="Arial Black" w:hAnsi="Arial Black"/>
+        </w:rPr>
+        <w:t>checkbox</w:t>
+      </w:r>
+      <w:proofErr w:type="spellEnd"/>
+      <w:r>
+        <w:rPr>
+          <w:rFonts w:ascii="Arial Black" w:hAnsi="Arial Black"/>
+        </w:rPr>
+        <w:t xml:space="preserve"> na frente da </w:t>
+      </w:r>
+      <w:proofErr w:type="spellStart"/>
+      <w:r>
+        <w:rPr>
+          <w:rFonts w:ascii="Arial Black" w:hAnsi="Arial Black"/>
+        </w:rPr>
+        <w:t>label</w:t>
+      </w:r>
+      <w:proofErr w:type="spellEnd"/>
+      <w:r>
+        <w:rPr>
+          <w:rFonts w:ascii="Arial Black" w:hAnsi="Arial Black"/>
+        </w:rPr>
+        <w:t xml:space="preserve"> inserimos </w:t>
+      </w:r>
+      <w:proofErr w:type="gramStart"/>
+      <w:r>
+        <w:rPr>
+          <w:rFonts w:ascii="Arial Black" w:hAnsi="Arial Black"/>
+        </w:rPr>
+        <w:t>o inputs</w:t>
+      </w:r>
+      <w:proofErr w:type="gramEnd"/>
+      <w:r>
+        <w:rPr>
+          <w:rFonts w:ascii="Arial Black" w:hAnsi="Arial Black"/>
+        </w:rPr>
+        <w:t xml:space="preserve"> dentro da </w:t>
+      </w:r>
+      <w:proofErr w:type="spellStart"/>
+      <w:r>
+        <w:rPr>
+          <w:rFonts w:ascii="Arial Black" w:hAnsi="Arial Black"/>
+        </w:rPr>
+        <w:t>label</w:t>
+      </w:r>
+      <w:proofErr w:type="spellEnd"/>
+      <w:r>
+        <w:rPr>
+          <w:rFonts w:ascii="Arial Black" w:hAnsi="Arial Black"/>
+        </w:rPr>
+        <w:t xml:space="preserve"> conforme o código abaixo:</w:t>
+      </w:r>
+    </w:p>
+    <w:p>
+      <w:pPr>
+        <w:rPr>
+          <w:rFonts w:ascii="Arial Black" w:hAnsi="Arial Black"/>
+        </w:rPr>
+      </w:pPr>
+      <w:r>
+        <w:rPr>
+          <w:noProof/>
+        </w:rPr>
+        <w:lastRenderedPageBreak/>
+        <w:drawing>
+          <wp:anchor distT="0" distB="0" distL="114300" distR="114300" simplePos="0" relativeHeight="251735040" behindDoc="0" locked="0" layoutInCell="1" allowOverlap="1">
+            <wp:simplePos x="0" y="0"/>
+            <wp:positionH relativeFrom="margin">
+              <wp:align>left</wp:align>
+            </wp:positionH>
+            <wp:positionV relativeFrom="paragraph">
+              <wp:posOffset>-842645</wp:posOffset>
+            </wp:positionV>
+            <wp:extent cx="4810125" cy="2085796"/>
+            <wp:effectExtent l="0" t="0" r="0" b="0"/>
+            <wp:wrapNone/>
+            <wp:docPr id="109" name="Imagem 109"/>
+            <wp:cNvGraphicFramePr>
+              <a:graphicFrameLocks xmlns:a="http://schemas.openxmlformats.org/drawingml/2006/main" noChangeAspect="1"/>
+            </wp:cNvGraphicFramePr>
+            <a:graphic xmlns:a="http://schemas.openxmlformats.org/drawingml/2006/main">
+              <a:graphicData uri="http://schemas.openxmlformats.org/drawingml/2006/picture">
+                <pic:pic xmlns:pic="http://schemas.openxmlformats.org/drawingml/2006/picture">
+                  <pic:nvPicPr>
+                    <pic:cNvPr id="0" name="Picture 1"/>
+                    <pic:cNvPicPr>
+                      <a:picLocks noChangeAspect="1" noChangeArrowheads="1"/>
+                    </pic:cNvPicPr>
+                  </pic:nvPicPr>
+                  <pic:blipFill>
+                    <a:blip r:embed="rId90">
+                      <a:extLst>
+                        <a:ext uri="{28A0092B-C50C-407E-A947-70E740481C1C}">
+                          <a14:useLocalDpi xmlns:a14="http://schemas.microsoft.com/office/drawing/2010/main" val="0"/>
+                        </a:ext>
+                      </a:extLst>
+                    </a:blip>
+                    <a:srcRect/>
+                    <a:stretch>
+                      <a:fillRect/>
+                    </a:stretch>
+                  </pic:blipFill>
+                  <pic:spPr bwMode="auto">
+                    <a:xfrm>
+                      <a:off x="0" y="0"/>
+                      <a:ext cx="4810125" cy="2085796"/>
+                    </a:xfrm>
+                    <a:prstGeom prst="rect">
+                      <a:avLst/>
+                    </a:prstGeom>
+                    <a:noFill/>
+                    <a:ln>
+                      <a:noFill/>
+                    </a:ln>
+                  </pic:spPr>
+                </pic:pic>
+              </a:graphicData>
+            </a:graphic>
+            <wp14:sizeRelH relativeFrom="margin">
+              <wp14:pctWidth>0</wp14:pctWidth>
+            </wp14:sizeRelH>
+            <wp14:sizeRelV relativeFrom="margin">
+              <wp14:pctHeight>0</wp14:pctHeight>
+            </wp14:sizeRelV>
+          </wp:anchor>
+        </w:drawing>
+      </w:r>
+      <w:r>
+        <w:rPr>
+          <w:rFonts w:ascii="Arial Black" w:hAnsi="Arial Black"/>
+        </w:rPr>
+        <w:t xml:space="preserve">                                                                                        </w:t>
+      </w:r>
+    </w:p>
+    <w:p>
+      <w:pPr>
+        <w:rPr>
+          <w:rFonts w:ascii="Arial Black" w:hAnsi="Arial Black"/>
+        </w:rPr>
+      </w:pPr>
+    </w:p>
+    <w:p>
+      <w:pPr>
+        <w:rPr>
+          <w:rFonts w:ascii="Arial Black" w:hAnsi="Arial Black"/>
+        </w:rPr>
+      </w:pPr>
+    </w:p>
+    <w:p>
+      <w:pPr>
+        <w:rPr>
+          <w:rFonts w:ascii="Arial Black" w:hAnsi="Arial Black"/>
+        </w:rPr>
+      </w:pPr>
+    </w:p>
+    <w:p>
+      <w:pPr>
+        <w:rPr>
+          <w:rFonts w:ascii="Arial Black" w:hAnsi="Arial Black"/>
+        </w:rPr>
+      </w:pPr>
+    </w:p>
+    <w:p>
+      <w:pPr>
+        <w:rPr>
+          <w:rFonts w:ascii="Arial Black" w:hAnsi="Arial Black"/>
+        </w:rPr>
+      </w:pPr>
+      <w:r>
+        <w:rPr>
+          <w:noProof/>
+        </w:rPr>
+        <w:drawing>
+          <wp:anchor distT="0" distB="0" distL="114300" distR="114300" simplePos="0" relativeHeight="251737088" behindDoc="0" locked="0" layoutInCell="1" allowOverlap="1">
+            <wp:simplePos x="0" y="0"/>
+            <wp:positionH relativeFrom="column">
+              <wp:posOffset>3501390</wp:posOffset>
+            </wp:positionH>
+            <wp:positionV relativeFrom="paragraph">
+              <wp:posOffset>567690</wp:posOffset>
+            </wp:positionV>
+            <wp:extent cx="2457450" cy="2400300"/>
+            <wp:effectExtent l="0" t="0" r="0" b="0"/>
+            <wp:wrapNone/>
+            <wp:docPr id="112" name="Imagem 112"/>
+            <wp:cNvGraphicFramePr>
+              <a:graphicFrameLocks xmlns:a="http://schemas.openxmlformats.org/drawingml/2006/main" noChangeAspect="1"/>
+            </wp:cNvGraphicFramePr>
+            <a:graphic xmlns:a="http://schemas.openxmlformats.org/drawingml/2006/main">
+              <a:graphicData uri="http://schemas.openxmlformats.org/drawingml/2006/picture">
+                <pic:pic xmlns:pic="http://schemas.openxmlformats.org/drawingml/2006/picture">
+                  <pic:nvPicPr>
+                    <pic:cNvPr id="0" name="Picture 7"/>
+                    <pic:cNvPicPr>
+                      <a:picLocks noChangeAspect="1" noChangeArrowheads="1"/>
+                    </pic:cNvPicPr>
+                  </pic:nvPicPr>
+                  <pic:blipFill>
+                    <a:blip r:embed="rId91">
+                      <a:extLst>
+                        <a:ext uri="{28A0092B-C50C-407E-A947-70E740481C1C}">
+                          <a14:useLocalDpi xmlns:a14="http://schemas.microsoft.com/office/drawing/2010/main" val="0"/>
+                        </a:ext>
+                      </a:extLst>
+                    </a:blip>
+                    <a:srcRect/>
+                    <a:stretch>
+                      <a:fillRect/>
+                    </a:stretch>
+                  </pic:blipFill>
+                  <pic:spPr bwMode="auto">
+                    <a:xfrm>
+                      <a:off x="0" y="0"/>
+                      <a:ext cx="2457450" cy="2400300"/>
+                    </a:xfrm>
+                    <a:prstGeom prst="rect">
+                      <a:avLst/>
+                    </a:prstGeom>
+                    <a:noFill/>
+                    <a:ln>
+                      <a:noFill/>
+                    </a:ln>
+                  </pic:spPr>
+                </pic:pic>
+              </a:graphicData>
+            </a:graphic>
+            <wp14:sizeRelH relativeFrom="margin">
+              <wp14:pctWidth>0</wp14:pctWidth>
+            </wp14:sizeRelH>
+            <wp14:sizeRelV relativeFrom="margin">
+              <wp14:pctHeight>0</wp14:pctHeight>
+            </wp14:sizeRelV>
+          </wp:anchor>
+        </w:drawing>
+      </w:r>
+      <w:r>
+        <w:rPr>
+          <w:rFonts w:ascii="Arial Black" w:hAnsi="Arial Black"/>
+        </w:rPr>
+        <w:t xml:space="preserve">49 – Ao colocar os inputs dentro da </w:t>
+      </w:r>
+      <w:proofErr w:type="spellStart"/>
+      <w:r>
+        <w:rPr>
+          <w:rFonts w:ascii="Arial Black" w:hAnsi="Arial Black"/>
+        </w:rPr>
+        <w:t>label</w:t>
+      </w:r>
+      <w:proofErr w:type="spellEnd"/>
+      <w:r>
+        <w:rPr>
+          <w:rFonts w:ascii="Arial Black" w:hAnsi="Arial Black"/>
+        </w:rPr>
+        <w:t xml:space="preserve"> conforme o código acima se fez necessário criar uma </w:t>
+      </w:r>
+      <w:proofErr w:type="spellStart"/>
+      <w:r>
+        <w:rPr>
+          <w:rFonts w:ascii="Arial Black" w:hAnsi="Arial Black"/>
+        </w:rPr>
+        <w:t>class</w:t>
+      </w:r>
+      <w:proofErr w:type="spellEnd"/>
+      <w:r>
+        <w:rPr>
+          <w:rFonts w:ascii="Arial Black" w:hAnsi="Arial Black"/>
+        </w:rPr>
+        <w:t xml:space="preserve"> para formatar os outros inputs para coloca-los em </w:t>
+      </w:r>
+      <w:proofErr w:type="spellStart"/>
+      <w:r>
+        <w:rPr>
+          <w:rFonts w:ascii="Arial Black" w:hAnsi="Arial Black"/>
+        </w:rPr>
+        <w:t>block</w:t>
+      </w:r>
+      <w:proofErr w:type="spellEnd"/>
+      <w:r>
+        <w:rPr>
+          <w:rFonts w:ascii="Arial Black" w:hAnsi="Arial Black"/>
+        </w:rPr>
+        <w:t xml:space="preserve"> </w:t>
+      </w:r>
+    </w:p>
+    <w:p>
+      <w:pPr>
+        <w:rPr>
+          <w:rFonts w:ascii="Arial Black" w:hAnsi="Arial Black"/>
+        </w:rPr>
+      </w:pPr>
+      <w:r>
+        <w:rPr>
+          <w:noProof/>
+        </w:rPr>
+        <w:drawing>
+          <wp:anchor distT="0" distB="0" distL="114300" distR="114300" simplePos="0" relativeHeight="251736064" behindDoc="0" locked="0" layoutInCell="1" allowOverlap="1">
+            <wp:simplePos x="0" y="0"/>
+            <wp:positionH relativeFrom="margin">
+              <wp:align>left</wp:align>
+            </wp:positionH>
+            <wp:positionV relativeFrom="paragraph">
+              <wp:posOffset>1314450</wp:posOffset>
+            </wp:positionV>
+            <wp:extent cx="1619250" cy="914400"/>
+            <wp:effectExtent l="0" t="0" r="0" b="0"/>
+            <wp:wrapNone/>
+            <wp:docPr id="111" name="Imagem 111"/>
+            <wp:cNvGraphicFramePr>
+              <a:graphicFrameLocks xmlns:a="http://schemas.openxmlformats.org/drawingml/2006/main" noChangeAspect="1"/>
+            </wp:cNvGraphicFramePr>
+            <a:graphic xmlns:a="http://schemas.openxmlformats.org/drawingml/2006/main">
+              <a:graphicData uri="http://schemas.openxmlformats.org/drawingml/2006/picture">
+                <pic:pic xmlns:pic="http://schemas.openxmlformats.org/drawingml/2006/picture">
+                  <pic:nvPicPr>
+                    <pic:cNvPr id="0" name="Picture 5"/>
+                    <pic:cNvPicPr>
+                      <a:picLocks noChangeAspect="1" noChangeArrowheads="1"/>
+                    </pic:cNvPicPr>
+                  </pic:nvPicPr>
+                  <pic:blipFill>
+                    <a:blip r:embed="rId92">
+                      <a:extLst>
+                        <a:ext uri="{28A0092B-C50C-407E-A947-70E740481C1C}">
+                          <a14:useLocalDpi xmlns:a14="http://schemas.microsoft.com/office/drawing/2010/main" val="0"/>
+                        </a:ext>
+                      </a:extLst>
+                    </a:blip>
+                    <a:srcRect/>
+                    <a:stretch>
+                      <a:fillRect/>
+                    </a:stretch>
+                  </pic:blipFill>
+                  <pic:spPr bwMode="auto">
+                    <a:xfrm>
+                      <a:off x="0" y="0"/>
+                      <a:ext cx="1619250" cy="914400"/>
+                    </a:xfrm>
+                    <a:prstGeom prst="rect">
+                      <a:avLst/>
+                    </a:prstGeom>
+                    <a:noFill/>
+                    <a:ln>
+                      <a:noFill/>
+                    </a:ln>
+                  </pic:spPr>
+                </pic:pic>
+              </a:graphicData>
+            </a:graphic>
+          </wp:anchor>
+        </w:drawing>
+      </w:r>
+      <w:r>
+        <w:rPr>
+          <w:noProof/>
+        </w:rPr>
+        <w:drawing>
+          <wp:inline distT="0" distB="0" distL="0" distR="0">
+            <wp:extent cx="3381375" cy="1285875"/>
+            <wp:effectExtent l="0" t="0" r="9525" b="9525"/>
+            <wp:docPr id="110" name="Imagem 110"/>
+            <wp:cNvGraphicFramePr>
+              <a:graphicFrameLocks xmlns:a="http://schemas.openxmlformats.org/drawingml/2006/main" noChangeAspect="1"/>
+            </wp:cNvGraphicFramePr>
+            <a:graphic xmlns:a="http://schemas.openxmlformats.org/drawingml/2006/main">
+              <a:graphicData uri="http://schemas.openxmlformats.org/drawingml/2006/picture">
+                <pic:pic xmlns:pic="http://schemas.openxmlformats.org/drawingml/2006/picture">
+                  <pic:nvPicPr>
+                    <pic:cNvPr id="0" name="Picture 3"/>
+                    <pic:cNvPicPr>
+                      <a:picLocks noChangeAspect="1" noChangeArrowheads="1"/>
+                    </pic:cNvPicPr>
+                  </pic:nvPicPr>
+                  <pic:blipFill>
+                    <a:blip r:embed="rId93">
+                      <a:extLst>
+                        <a:ext uri="{28A0092B-C50C-407E-A947-70E740481C1C}">
+                          <a14:useLocalDpi xmlns:a14="http://schemas.microsoft.com/office/drawing/2010/main" val="0"/>
+                        </a:ext>
+                      </a:extLst>
+                    </a:blip>
+                    <a:srcRect/>
+                    <a:stretch>
+                      <a:fillRect/>
+                    </a:stretch>
+                  </pic:blipFill>
+                  <pic:spPr bwMode="auto">
+                    <a:xfrm>
+                      <a:off x="0" y="0"/>
+                      <a:ext cx="3381375" cy="1285875"/>
+                    </a:xfrm>
+                    <a:prstGeom prst="rect">
+                      <a:avLst/>
+                    </a:prstGeom>
+                    <a:noFill/>
+                    <a:ln>
+                      <a:noFill/>
+                    </a:ln>
+                  </pic:spPr>
+                </pic:pic>
+              </a:graphicData>
+            </a:graphic>
+          </wp:inline>
+        </w:drawing>
+      </w:r>
+    </w:p>
+    <w:p>
+      <w:pPr>
+        <w:rPr>
+          <w:rFonts w:ascii="Arial Black" w:hAnsi="Arial Black"/>
+        </w:rPr>
+      </w:pPr>
+    </w:p>
+    <w:p>
+      <w:pPr>
+        <w:rPr>
+          <w:rFonts w:ascii="Arial Black" w:hAnsi="Arial Black"/>
+        </w:rPr>
+      </w:pPr>
+    </w:p>
+    <w:p>
+      <w:pPr>
+        <w:rPr>
+          <w:rFonts w:ascii="Arial Black" w:hAnsi="Arial Black"/>
+        </w:rPr>
+      </w:pPr>
+    </w:p>
+    <w:p>
+      <w:pPr>
+        <w:rPr>
+          <w:rFonts w:ascii="Arial Black" w:hAnsi="Arial Black"/>
+        </w:rPr>
+      </w:pPr>
+    </w:p>
+    <w:p>
+      <w:pPr>
+        <w:rPr>
+          <w:rFonts w:ascii="Arial Black" w:hAnsi="Arial Black"/>
+        </w:rPr>
+      </w:pPr>
+      <w:r>
+        <w:rPr>
+          <w:noProof/>
+        </w:rPr>
+        <w:drawing>
+          <wp:anchor distT="0" distB="0" distL="114300" distR="114300" simplePos="0" relativeHeight="251739136" behindDoc="0" locked="0" layoutInCell="1" allowOverlap="1">
+            <wp:simplePos x="0" y="0"/>
+            <wp:positionH relativeFrom="margin">
+              <wp:posOffset>3882390</wp:posOffset>
+            </wp:positionH>
+            <wp:positionV relativeFrom="paragraph">
+              <wp:posOffset>266065</wp:posOffset>
+            </wp:positionV>
+            <wp:extent cx="2495550" cy="838200"/>
+            <wp:effectExtent l="0" t="0" r="0" b="0"/>
+            <wp:wrapNone/>
+            <wp:docPr id="113" name="Imagem 113"/>
+            <wp:cNvGraphicFramePr>
+              <a:graphicFrameLocks xmlns:a="http://schemas.openxmlformats.org/drawingml/2006/main" noChangeAspect="1"/>
+            </wp:cNvGraphicFramePr>
+            <a:graphic xmlns:a="http://schemas.openxmlformats.org/drawingml/2006/main">
+              <a:graphicData uri="http://schemas.openxmlformats.org/drawingml/2006/picture">
+                <pic:pic xmlns:pic="http://schemas.openxmlformats.org/drawingml/2006/picture">
+                  <pic:nvPicPr>
+                    <pic:cNvPr id="0" name="Picture 9"/>
+                    <pic:cNvPicPr>
+                      <a:picLocks noChangeAspect="1" noChangeArrowheads="1"/>
+                    </pic:cNvPicPr>
+                  </pic:nvPicPr>
+                  <pic:blipFill>
+                    <a:blip r:embed="rId94">
+                      <a:extLst>
+                        <a:ext uri="{28A0092B-C50C-407E-A947-70E740481C1C}">
+                          <a14:useLocalDpi xmlns:a14="http://schemas.microsoft.com/office/drawing/2010/main" val="0"/>
+                        </a:ext>
+                      </a:extLst>
+                    </a:blip>
+                    <a:srcRect/>
+                    <a:stretch>
+                      <a:fillRect/>
+                    </a:stretch>
+                  </pic:blipFill>
+                  <pic:spPr bwMode="auto">
+                    <a:xfrm>
+                      <a:off x="0" y="0"/>
+                      <a:ext cx="2495550" cy="838200"/>
+                    </a:xfrm>
+                    <a:prstGeom prst="rect">
+                      <a:avLst/>
+                    </a:prstGeom>
+                    <a:noFill/>
+                    <a:ln>
+                      <a:noFill/>
+                    </a:ln>
+                  </pic:spPr>
+                </pic:pic>
+              </a:graphicData>
+            </a:graphic>
+            <wp14:sizeRelH relativeFrom="margin">
+              <wp14:pctWidth>0</wp14:pctWidth>
+            </wp14:sizeRelH>
+            <wp14:sizeRelV relativeFrom="margin">
+              <wp14:pctHeight>0</wp14:pctHeight>
+            </wp14:sizeRelV>
+          </wp:anchor>
+        </w:drawing>
+      </w:r>
+      <w:r>
+        <w:rPr>
+          <w:noProof/>
+        </w:rPr>
+        <w:drawing>
+          <wp:anchor distT="0" distB="0" distL="114300" distR="114300" simplePos="0" relativeHeight="251738112" behindDoc="0" locked="0" layoutInCell="1" allowOverlap="1">
+            <wp:simplePos x="0" y="0"/>
+            <wp:positionH relativeFrom="column">
+              <wp:posOffset>-908050</wp:posOffset>
+            </wp:positionH>
+            <wp:positionV relativeFrom="paragraph">
+              <wp:posOffset>227965</wp:posOffset>
+            </wp:positionV>
+            <wp:extent cx="4762500" cy="1161415"/>
+            <wp:effectExtent l="0" t="0" r="0" b="635"/>
+            <wp:wrapNone/>
+            <wp:docPr id="114" name="Imagem 114"/>
+            <wp:cNvGraphicFramePr>
+              <a:graphicFrameLocks xmlns:a="http://schemas.openxmlformats.org/drawingml/2006/main" noChangeAspect="1"/>
+            </wp:cNvGraphicFramePr>
+            <a:graphic xmlns:a="http://schemas.openxmlformats.org/drawingml/2006/main">
+              <a:graphicData uri="http://schemas.openxmlformats.org/drawingml/2006/picture">
+                <pic:pic xmlns:pic="http://schemas.openxmlformats.org/drawingml/2006/picture">
+                  <pic:nvPicPr>
+                    <pic:cNvPr id="0" name="Picture 11"/>
+                    <pic:cNvPicPr>
+                      <a:picLocks noChangeAspect="1" noChangeArrowheads="1"/>
+                    </pic:cNvPicPr>
+                  </pic:nvPicPr>
+                  <pic:blipFill>
+                    <a:blip r:embed="rId95">
+                      <a:extLst>
+                        <a:ext uri="{28A0092B-C50C-407E-A947-70E740481C1C}">
+                          <a14:useLocalDpi xmlns:a14="http://schemas.microsoft.com/office/drawing/2010/main" val="0"/>
+                        </a:ext>
+                      </a:extLst>
+                    </a:blip>
+                    <a:srcRect/>
+                    <a:stretch>
+                      <a:fillRect/>
+                    </a:stretch>
+                  </pic:blipFill>
+                  <pic:spPr bwMode="auto">
+                    <a:xfrm>
+                      <a:off x="0" y="0"/>
+                      <a:ext cx="4762500" cy="1161415"/>
+                    </a:xfrm>
+                    <a:prstGeom prst="rect">
+                      <a:avLst/>
+                    </a:prstGeom>
+                    <a:noFill/>
+                    <a:ln>
+                      <a:noFill/>
+                    </a:ln>
+                  </pic:spPr>
+                </pic:pic>
+              </a:graphicData>
+            </a:graphic>
+            <wp14:sizeRelH relativeFrom="margin">
+              <wp14:pctWidth>0</wp14:pctWidth>
+            </wp14:sizeRelH>
+          </wp:anchor>
+        </w:drawing>
+      </w:r>
+      <w:r>
+        <w:rPr>
+          <w:rFonts w:ascii="Arial Black" w:hAnsi="Arial Black"/>
+        </w:rPr>
+        <w:t xml:space="preserve">50 </w:t>
+      </w:r>
+      <w:r>
+        <w:rPr>
+          <w:rFonts w:ascii="Arial Black" w:hAnsi="Arial Black"/>
+        </w:rPr>
+        <w:t>–</w:t>
+      </w:r>
+      <w:r>
+        <w:rPr>
+          <w:rFonts w:ascii="Arial Black" w:hAnsi="Arial Black"/>
+        </w:rPr>
+        <w:t xml:space="preserve"> </w:t>
+      </w:r>
+      <w:r>
+        <w:rPr>
+          <w:rFonts w:ascii="Arial Black" w:hAnsi="Arial Black"/>
+        </w:rPr>
+        <w:t>A</w:t>
+      </w:r>
+      <w:r>
+        <w:rPr>
+          <w:rFonts w:ascii="Arial Black" w:hAnsi="Arial Black"/>
+        </w:rPr>
+        <w:t xml:space="preserve">dicionamos </w:t>
+      </w:r>
+      <w:r>
+        <w:rPr>
+          <w:rFonts w:ascii="Arial Black" w:hAnsi="Arial Black"/>
+        </w:rPr>
+        <w:t xml:space="preserve">o </w:t>
+      </w:r>
+      <w:proofErr w:type="spellStart"/>
+      <w:r>
+        <w:rPr>
+          <w:rFonts w:ascii="Arial Black" w:hAnsi="Arial Black"/>
+        </w:rPr>
+        <w:t>select</w:t>
+      </w:r>
+      <w:proofErr w:type="spellEnd"/>
+      <w:r>
+        <w:rPr>
+          <w:rFonts w:ascii="Arial Black" w:hAnsi="Arial Black"/>
+        </w:rPr>
+        <w:t xml:space="preserve"> na nossa pagina conforme código abaixo:</w:t>
+      </w:r>
+    </w:p>
+    <w:p>
+      <w:pPr>
+        <w:rPr>
+          <w:rFonts w:ascii="Arial Black" w:hAnsi="Arial Black"/>
+        </w:rPr>
+      </w:pPr>
+    </w:p>
+    <w:p>
+      <w:pPr>
+        <w:rPr>
+          <w:rFonts w:ascii="Arial Black" w:hAnsi="Arial Black"/>
+        </w:rPr>
+      </w:pPr>
+    </w:p>
+    <w:p>
+      <w:pPr>
+        <w:rPr>
+          <w:rFonts w:ascii="Arial Black" w:hAnsi="Arial Black"/>
+        </w:rPr>
+      </w:pPr>
+      <w:r>
+        <w:rPr>
+          <w:noProof/>
+        </w:rPr>
+        <mc:AlternateContent>
+          <mc:Choice Requires="wps">
+            <w:drawing>
+              <wp:anchor distT="0" distB="0" distL="114300" distR="114300" simplePos="0" relativeHeight="251743232" behindDoc="0" locked="0" layoutInCell="1" allowOverlap="1">
+                <wp:simplePos x="0" y="0"/>
+                <wp:positionH relativeFrom="column">
+                  <wp:posOffset>4568190</wp:posOffset>
+                </wp:positionH>
+                <wp:positionV relativeFrom="paragraph">
+                  <wp:posOffset>38099</wp:posOffset>
+                </wp:positionV>
+                <wp:extent cx="933450" cy="1019175"/>
+                <wp:effectExtent l="38100" t="0" r="19050" b="47625"/>
+                <wp:wrapNone/>
+                <wp:docPr id="120" name="Conector de Seta Reta 120"/>
+                <wp:cNvGraphicFramePr/>
+                <a:graphic xmlns:a="http://schemas.openxmlformats.org/drawingml/2006/main">
+                  <a:graphicData uri="http://schemas.microsoft.com/office/word/2010/wordprocessingShape">
+                    <wps:wsp>
+                      <wps:cNvCnPr/>
+                      <wps:spPr>
+                        <a:xfrm flipH="1">
+                          <a:off x="0" y="0"/>
+                          <a:ext cx="933450" cy="1019175"/>
+                        </a:xfrm>
+                        <a:prstGeom prst="straightConnector1">
+                          <a:avLst/>
+                        </a:prstGeom>
+                        <a:ln>
+                          <a:tailEnd type="triangle"/>
+                        </a:ln>
+                      </wps:spPr>
+                      <wps:style>
+                        <a:lnRef idx="1">
+                          <a:schemeClr val="accent1"/>
+                        </a:lnRef>
+                        <a:fillRef idx="0">
+                          <a:schemeClr val="accent1"/>
+                        </a:fillRef>
+                        <a:effectRef idx="0">
+                          <a:schemeClr val="accent1"/>
+                        </a:effectRef>
+                        <a:fontRef idx="minor">
+                          <a:schemeClr val="tx1"/>
+                        </a:fontRef>
+                      </wps:style>
+                      <wps:bodyPr/>
+                    </wps:wsp>
+                  </a:graphicData>
+                </a:graphic>
+              </wp:anchor>
+            </w:drawing>
+          </mc:Choice>
+          <mc:Fallback>
+            <w:pict>
+              <v:shapetype w14:anchorId="60197594" id="_x0000_t32" coordsize="21600,21600" o:spt="32" o:oned="t" path="m,l21600,21600e" filled="f">
+                <v:path arrowok="t" fillok="f" o:connecttype="none"/>
+                <o:lock v:ext="edit" shapetype="t"/>
+              </v:shapetype>
+              <v:shape id="Conector de Seta Reta 120" o:spid="_x0000_s1026" type="#_x0000_t32" style="position:absolute;margin-left:359.7pt;margin-top:3pt;width:73.5pt;height:80.25pt;flip:x;z-index:251743232;visibility:visible;mso-wrap-style:square;mso-wrap-distance-left:9pt;mso-wrap-distance-top:0;mso-wrap-distance-right:9pt;mso-wrap-distance-bottom:0;mso-position-horizontal:absolute;mso-position-horizontal-relative:text;mso-position-vertical:absolute;mso-position-vertical-relative:text" o:gfxdata="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" strokecolor="#4472c4 [3204]" strokeweight=".5pt">
+                <v:stroke endarrow="block" joinstyle="miter"/>
+              </v:shape>
+            </w:pict>
+          </mc:Fallback>
+        </mc:AlternateContent>
+      </w:r>
+      <w:r>
+        <w:rPr>
+          <w:noProof/>
+        </w:rPr>
+        <w:drawing>
+          <wp:anchor distT="0" distB="0" distL="114300" distR="114300" simplePos="0" relativeHeight="251740160" behindDoc="0" locked="0" layoutInCell="1" allowOverlap="1">
+            <wp:simplePos x="0" y="0"/>
+            <wp:positionH relativeFrom="column">
+              <wp:posOffset>4015740</wp:posOffset>
+            </wp:positionH>
+            <wp:positionV relativeFrom="paragraph">
+              <wp:posOffset>228600</wp:posOffset>
+            </wp:positionV>
+            <wp:extent cx="2314575" cy="933450"/>
+            <wp:effectExtent l="0" t="0" r="9525" b="0"/>
+            <wp:wrapNone/>
+            <wp:docPr id="115" name="Imagem 115"/>
+            <wp:cNvGraphicFramePr>
+              <a:graphicFrameLocks xmlns:a="http://schemas.openxmlformats.org/drawingml/2006/main" noChangeAspect="1"/>
+            </wp:cNvGraphicFramePr>
+            <a:graphic xmlns:a="http://schemas.openxmlformats.org/drawingml/2006/main">
+              <a:graphicData uri="http://schemas.openxmlformats.org/drawingml/2006/picture">
+                <pic:pic xmlns:pic="http://schemas.openxmlformats.org/drawingml/2006/picture">
+                  <pic:nvPicPr>
+                    <pic:cNvPr id="0" name="Picture 13"/>
+                    <pic:cNvPicPr>
+                      <a:picLocks noChangeAspect="1" noChangeArrowheads="1"/>
+                    </pic:cNvPicPr>
+                  </pic:nvPicPr>
+                  <pic:blipFill>
+                    <a:blip r:embed="rId96">
+                      <a:extLst>
+                        <a:ext uri="{28A0092B-C50C-407E-A947-70E740481C1C}">
+                          <a14:useLocalDpi xmlns:a14="http://schemas.microsoft.com/office/drawing/2010/main" val="0"/>
+                        </a:ext>
+                      </a:extLst>
+                    </a:blip>
+                    <a:srcRect/>
+                    <a:stretch>
+                      <a:fillRect/>
+                    </a:stretch>
+                  </pic:blipFill>
+                  <pic:spPr bwMode="auto">
+                    <a:xfrm>
+                      <a:off x="0" y="0"/>
+                      <a:ext cx="2314575" cy="933450"/>
+                    </a:xfrm>
+                    <a:prstGeom prst="rect">
+                      <a:avLst/>
+                    </a:prstGeom>
+                    <a:noFill/>
+                    <a:ln>
+                      <a:noFill/>
+                    </a:ln>
+                  </pic:spPr>
+                </pic:pic>
+              </a:graphicData>
+            </a:graphic>
+            <wp14:sizeRelH relativeFrom="margin">
+              <wp14:pctWidth>0</wp14:pctWidth>
+            </wp14:sizeRelH>
+            <wp14:sizeRelV relativeFrom="margin">
+              <wp14:pctHeight>0</wp14:pctHeight>
+            </wp14:sizeRelV>
+          </wp:anchor>
+        </w:drawing>
+      </w:r>
+    </w:p>
+    <w:p>
+      <w:pPr>
+        <w:rPr>
+          <w:rFonts w:ascii="Arial Black" w:hAnsi="Arial Black"/>
+        </w:rPr>
+      </w:pPr>
+    </w:p>
+    <w:p>
+      <w:pPr>
+        <w:rPr>
+          <w:rFonts w:ascii="Arial Black" w:hAnsi="Arial Black"/>
+        </w:rPr>
+      </w:pPr>
+    </w:p>
+    <w:p>
+      <w:pPr>
+        <w:rPr>
+          <w:rFonts w:ascii="Arial Black" w:hAnsi="Arial Black"/>
+        </w:rPr>
+      </w:pPr>
+    </w:p>
+    <w:p>
+      <w:pPr>
+        <w:rPr>
+          <w:rFonts w:ascii="Arial Black" w:hAnsi="Arial Black"/>
+        </w:rPr>
+      </w:pPr>
+      <w:r>
+        <w:rPr>
+          <w:rFonts w:ascii="Arial Black" w:hAnsi="Arial Black"/>
+        </w:rPr>
+        <w:t xml:space="preserve">51 </w:t>
+      </w:r>
+      <w:r>
+        <w:rPr>
+          <w:rFonts w:ascii="Arial Black" w:hAnsi="Arial Black"/>
+        </w:rPr>
+        <w:t>–</w:t>
+      </w:r>
+      <w:r>
+        <w:rPr>
+          <w:rFonts w:ascii="Arial Black" w:hAnsi="Arial Black"/>
+        </w:rPr>
+        <w:t xml:space="preserve"> </w:t>
+      </w:r>
+      <w:proofErr w:type="gramStart"/>
+      <w:r>
+        <w:rPr>
+          <w:rFonts w:ascii="Arial Black" w:hAnsi="Arial Black"/>
+        </w:rPr>
+        <w:t>colocamos</w:t>
+      </w:r>
+      <w:proofErr w:type="gramEnd"/>
+      <w:r>
+        <w:rPr>
+          <w:rFonts w:ascii="Arial Black" w:hAnsi="Arial Black"/>
+        </w:rPr>
+        <w:t xml:space="preserve"> um espaço </w:t>
+      </w:r>
+      <w:r>
+        <w:rPr>
+          <w:rFonts w:ascii="Arial Black" w:hAnsi="Arial Black"/>
+        </w:rPr>
+        <w:t xml:space="preserve">externo para cima e para baixo no </w:t>
+      </w:r>
+      <w:proofErr w:type="spellStart"/>
+      <w:r>
+        <w:rPr>
+          <w:rFonts w:ascii="Arial Black" w:hAnsi="Arial Black"/>
+        </w:rPr>
+        <w:t>checkbox</w:t>
+      </w:r>
+      <w:proofErr w:type="spellEnd"/>
+      <w:r>
+        <w:rPr>
+          <w:rFonts w:ascii="Arial Black" w:hAnsi="Arial Black"/>
+        </w:rPr>
+        <w:t xml:space="preserve"> conforme código:</w:t>
+      </w:r>
+    </w:p>
+    <w:p>
+      <w:pPr>
+        <w:rPr>
+          <w:rFonts w:ascii="Arial Black" w:hAnsi="Arial Black"/>
+        </w:rPr>
+      </w:pPr>
+      <w:r>
+        <w:rPr>
+          <w:noProof/>
+        </w:rPr>
+        <w:drawing>
+          <wp:inline distT="0" distB="0" distL="0" distR="0">
+            <wp:extent cx="5400040" cy="112132"/>
+            <wp:effectExtent l="0" t="0" r="0" b="2540"/>
+            <wp:docPr id="116" name="Imagem 116"/>
+            <wp:cNvGraphicFramePr>
+              <a:graphicFrameLocks xmlns:a="http://schemas.openxmlformats.org/drawingml/2006/main" noChangeAspect="1"/>
+            </wp:cNvGraphicFramePr>
+            <a:graphic xmlns:a="http://schemas.openxmlformats.org/drawingml/2006/main">
+              <a:graphicData uri="http://schemas.openxmlformats.org/drawingml/2006/picture">
+                <pic:pic xmlns:pic="http://schemas.openxmlformats.org/drawingml/2006/picture">
+                  <pic:nvPicPr>
+                    <pic:cNvPr id="0" name="Picture 15"/>
+                    <pic:cNvPicPr>
+                      <a:picLocks noChangeAspect="1" noChangeArrowheads="1"/>
+                    </pic:cNvPicPr>
+                  </pic:nvPicPr>
+                  <pic:blipFill>
+                    <a:blip r:embed="rId97">
+                      <a:extLst>
+                        <a:ext uri="{28A0092B-C50C-407E-A947-70E740481C1C}">
+                          <a14:useLocalDpi xmlns:a14="http://schemas.microsoft.com/office/drawing/2010/main" val="0"/>
+                        </a:ext>
+                      </a:extLst>
+                    </a:blip>
+                    <a:srcRect/>
+                    <a:stretch>
+                      <a:fillRect/>
+                    </a:stretch>
+                  </pic:blipFill>
+                  <pic:spPr bwMode="auto">
+                    <a:xfrm>
+                      <a:off x="0" y="0"/>
+                      <a:ext cx="5400040" cy="112132"/>
+                    </a:xfrm>
+                    <a:prstGeom prst="rect">
+                      <a:avLst/>
+                    </a:prstGeom>
+                    <a:noFill/>
+                    <a:ln>
+                      <a:noFill/>
+                    </a:ln>
+                  </pic:spPr>
+                </pic:pic>
+              </a:graphicData>
+            </a:graphic>
+          </wp:inline>
+        </w:drawing>
+      </w:r>
+    </w:p>
+    <w:p>
+      <w:pPr>
+        <w:rPr>
+          <w:rFonts w:ascii="Arial Black" w:hAnsi="Arial Black"/>
+        </w:rPr>
+      </w:pPr>
+      <w:r>
+        <w:rPr>
+          <w:noProof/>
+        </w:rPr>
+        <mc:AlternateContent>
+          <mc:Choice Requires="wps">
+            <w:drawing>
+              <wp:anchor distT="0" distB="0" distL="114300" distR="114300" simplePos="0" relativeHeight="251742208" behindDoc="0" locked="0" layoutInCell="1" allowOverlap="1">
+                <wp:simplePos x="0" y="0"/>
+                <wp:positionH relativeFrom="column">
+                  <wp:posOffset>1310640</wp:posOffset>
+                </wp:positionH>
+                <wp:positionV relativeFrom="paragraph">
+                  <wp:posOffset>483235</wp:posOffset>
+                </wp:positionV>
+                <wp:extent cx="561975" cy="0"/>
+                <wp:effectExtent l="0" t="76200" r="9525" b="95250"/>
+                <wp:wrapNone/>
+                <wp:docPr id="119" name="Conector de Seta Reta 119"/>
+                <wp:cNvGraphicFramePr/>
+                <a:graphic xmlns:a="http://schemas.openxmlformats.org/drawingml/2006/main">
+                  <a:graphicData uri="http://schemas.microsoft.com/office/word/2010/wordprocessingShape">
+                    <wps:wsp>
+                      <wps:cNvCnPr/>
+                      <wps:spPr>
+                        <a:xfrm>
+                          <a:off x="0" y="0"/>
+                          <a:ext cx="561975" cy="0"/>
+                        </a:xfrm>
+                        <a:prstGeom prst="straightConnector1">
+                          <a:avLst/>
+                        </a:prstGeom>
+                        <a:ln>
+                          <a:tailEnd type="triangle"/>
+                        </a:ln>
+                      </wps:spPr>
+                      <wps:style>
+                        <a:lnRef idx="1">
+                          <a:schemeClr val="accent1"/>
+                        </a:lnRef>
+                        <a:fillRef idx="0">
+                          <a:schemeClr val="accent1"/>
+                        </a:fillRef>
+                        <a:effectRef idx="0">
+                          <a:schemeClr val="accent1"/>
+                        </a:effectRef>
+                        <a:fontRef idx="minor">
+                          <a:schemeClr val="tx1"/>
+                        </a:fontRef>
+                      </wps:style>
+                      <wps:bodyPr/>
+                    </wps:wsp>
+                  </a:graphicData>
+                </a:graphic>
+              </wp:anchor>
+            </w:drawing>
+          </mc:Choice>
+          <mc:Fallback>
+            <w:pict>
+              <v:shape w14:anchorId="7A2CF8D9" id="Conector de Seta Reta 119" o:spid="_x0000_s1026" type="#_x0000_t32" style="position:absolute;margin-left:103.2pt;margin-top:38.05pt;width:44.25pt;height:0;z-index:251742208;visibility:visible;mso-wrap-style:square;mso-wrap-distance-left:9pt;mso-wrap-distance-top:0;mso-wrap-distance-right:9pt;mso-wrap-distance-bottom:0;mso-position-horizontal:absolute;mso-position-horizontal-relative:text;mso-position-vertical:absolute;mso-position-vertical-relative:text" o:gfxdata="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" strokecolor="#4472c4 [3204]" strokeweight=".5pt">
+                <v:stroke endarrow="block" joinstyle="miter"/>
+              </v:shape>
+            </w:pict>
+          </mc:Fallback>
+        </mc:AlternateContent>
+      </w:r>
+      <w:r>
+        <w:rPr>
+          <w:noProof/>
+        </w:rPr>
+        <w:drawing>
+          <wp:anchor distT="0" distB="0" distL="114300" distR="114300" simplePos="0" relativeHeight="251741184" behindDoc="0" locked="0" layoutInCell="1" allowOverlap="1">
+            <wp:simplePos x="0" y="0"/>
+            <wp:positionH relativeFrom="column">
+              <wp:posOffset>1815465</wp:posOffset>
+            </wp:positionH>
+            <wp:positionV relativeFrom="paragraph">
+              <wp:posOffset>6985</wp:posOffset>
+            </wp:positionV>
+            <wp:extent cx="3419475" cy="800100"/>
+            <wp:effectExtent l="0" t="0" r="9525" b="0"/>
+            <wp:wrapNone/>
+            <wp:docPr id="118" name="Imagem 118"/>
+            <wp:cNvGraphicFramePr>
+              <a:graphicFrameLocks xmlns:a="http://schemas.openxmlformats.org/drawingml/2006/main" noChangeAspect="1"/>
+            </wp:cNvGraphicFramePr>
+            <a:graphic xmlns:a="http://schemas.openxmlformats.org/drawingml/2006/main">
+              <a:graphicData uri="http://schemas.openxmlformats.org/drawingml/2006/picture">
+                <pic:pic xmlns:pic="http://schemas.openxmlformats.org/drawingml/2006/picture">
+                  <pic:nvPicPr>
+                    <pic:cNvPr id="0" name="Picture 19"/>
+                    <pic:cNvPicPr>
+                      <a:picLocks noChangeAspect="1" noChangeArrowheads="1"/>
+                    </pic:cNvPicPr>
+                  </pic:nvPicPr>
+                  <pic:blipFill>
+                    <a:blip r:embed="rId98">
+                      <a:extLst>
+                        <a:ext uri="{28A0092B-C50C-407E-A947-70E740481C1C}">
+                          <a14:useLocalDpi xmlns:a14="http://schemas.microsoft.com/office/drawing/2010/main" val="0"/>
+                        </a:ext>
+                      </a:extLst>
+                    </a:blip>
+                    <a:srcRect/>
+                    <a:stretch>
+                      <a:fillRect/>
+                    </a:stretch>
+                  </pic:blipFill>
+                  <pic:spPr bwMode="auto">
+                    <a:xfrm>
+                      <a:off x="0" y="0"/>
+                      <a:ext cx="3419475" cy="800100"/>
+                    </a:xfrm>
+                    <a:prstGeom prst="rect">
+                      <a:avLst/>
+                    </a:prstGeom>
+                    <a:noFill/>
+                    <a:ln>
+                      <a:noFill/>
+                    </a:ln>
+                  </pic:spPr>
+                </pic:pic>
+              </a:graphicData>
+            </a:graphic>
+          </wp:anchor>
+        </w:drawing>
+      </w:r>
+      <w:r>
+        <w:rPr>
+          <w:noProof/>
+        </w:rPr>
+        <w:drawing>
+          <wp:inline distT="0" distB="0" distL="0" distR="0">
+            <wp:extent cx="1266825" cy="838200"/>
+            <wp:effectExtent l="0" t="0" r="9525" b="0"/>
+            <wp:docPr id="117" name="Imagem 117"/>
+            <wp:cNvGraphicFramePr>
+              <a:graphicFrameLocks xmlns:a="http://schemas.openxmlformats.org/drawingml/2006/main" noChangeAspect="1"/>
+            </wp:cNvGraphicFramePr>
+            <a:graphic xmlns:a="http://schemas.openxmlformats.org/drawingml/2006/main">
+              <a:graphicData uri="http://schemas.openxmlformats.org/drawingml/2006/picture">
+                <pic:pic xmlns:pic="http://schemas.openxmlformats.org/drawingml/2006/picture">
+                  <pic:nvPicPr>
+                    <pic:cNvPr id="0" name="Picture 17"/>
+                    <pic:cNvPicPr>
+                      <a:picLocks noChangeAspect="1" noChangeArrowheads="1"/>
+                    </pic:cNvPicPr>
+                  </pic:nvPicPr>
+                  <pic:blipFill>
+                    <a:blip r:embed="rId99">
+                      <a:extLst>
+                        <a:ext uri="{28A0092B-C50C-407E-A947-70E740481C1C}">
+                          <a14:useLocalDpi xmlns:a14="http://schemas.microsoft.com/office/drawing/2010/main" val="0"/>
+                        </a:ext>
+                      </a:extLst>
+                    </a:blip>
+                    <a:srcRect/>
+                    <a:stretch>
+                      <a:fillRect/>
+                    </a:stretch>
+                  </pic:blipFill>
+                  <pic:spPr bwMode="auto">
+                    <a:xfrm>
+                      <a:off x="0" y="0"/>
+                      <a:ext cx="1266825" cy="838200"/>
+                    </a:xfrm>
+                    <a:prstGeom prst="rect">
+                      <a:avLst/>
+                    </a:prstGeom>
+                    <a:noFill/>
+                    <a:ln>
+                      <a:noFill/>
+                    </a:ln>
+                  </pic:spPr>
+                </pic:pic>
+              </a:graphicData>
+            </a:graphic>
+          </wp:inline>
+        </w:drawing>
+      </w:r>
+    </w:p>
+    <w:p>
+      <w:pPr>
+        <w:rPr>
+          <w:rFonts w:ascii="Arial Black" w:hAnsi="Arial Black"/>
+        </w:rPr>
+      </w:pPr>
+      <w:r>
+        <w:rPr>
+          <w:rFonts w:ascii="Arial Black" w:hAnsi="Arial Black"/>
+          <w:noProof/>
+        </w:rPr>
+        <w:lastRenderedPageBreak/>
+        <mc:AlternateContent>
+          <mc:Choice Requires="wps">
+            <w:drawing>
+              <wp:anchor distT="0" distB="0" distL="114300" distR="114300" simplePos="0" relativeHeight="251746304" behindDoc="0" locked="0" layoutInCell="1" allowOverlap="1">
+                <wp:simplePos x="0" y="0"/>
+                <wp:positionH relativeFrom="column">
+                  <wp:posOffset>1148715</wp:posOffset>
+                </wp:positionH>
+                <wp:positionV relativeFrom="paragraph">
+                  <wp:posOffset>214630</wp:posOffset>
+                </wp:positionV>
+                <wp:extent cx="1733550" cy="571500"/>
+                <wp:effectExtent l="38100" t="0" r="19050" b="76200"/>
+                <wp:wrapNone/>
+                <wp:docPr id="124" name="Conector de Seta Reta 124"/>
+                <wp:cNvGraphicFramePr/>
+                <a:graphic xmlns:a="http://schemas.openxmlformats.org/drawingml/2006/main">
+                  <a:graphicData uri="http://schemas.microsoft.com/office/word/2010/wordprocessingShape">
+                    <wps:wsp>
+                      <wps:cNvCnPr/>
+                      <wps:spPr>
+                        <a:xfrm flipH="1">
+                          <a:off x="0" y="0"/>
+                          <a:ext cx="1733550" cy="571500"/>
+                        </a:xfrm>
+                        <a:prstGeom prst="straightConnector1">
+                          <a:avLst/>
+                        </a:prstGeom>
+                        <a:ln>
+                          <a:tailEnd type="triangle"/>
+                        </a:ln>
+                      </wps:spPr>
+                      <wps:style>
+                        <a:lnRef idx="1">
+                          <a:schemeClr val="accent1"/>
+                        </a:lnRef>
+                        <a:fillRef idx="0">
+                          <a:schemeClr val="accent1"/>
+                        </a:fillRef>
+                        <a:effectRef idx="0">
+                          <a:schemeClr val="accent1"/>
+                        </a:effectRef>
+                        <a:fontRef idx="minor">
+                          <a:schemeClr val="tx1"/>
+                        </a:fontRef>
+                      </wps:style>
+                      <wps:bodyPr/>
+                    </wps:wsp>
+                  </a:graphicData>
+                </a:graphic>
+              </wp:anchor>
+            </w:drawing>
+          </mc:Choice>
+          <mc:Fallback>
+            <w:pict>
+              <v:shape w14:anchorId="28CA9719" id="Conector de Seta Reta 124" o:spid="_x0000_s1026" type="#_x0000_t32" style="position:absolute;margin-left:90.45pt;margin-top:16.9pt;width:136.5pt;height:45pt;flip:x;z-index:251746304;visibility:visible;mso-wrap-style:square;mso-wrap-distance-left:9pt;mso-wrap-distance-top:0;mso-wrap-distance-right:9pt;mso-wrap-distance-bottom:0;mso-position-horizontal:absolute;mso-position-horizontal-relative:text;mso-position-vertical:absolute;mso-position-vertical-relative:text" o:gfxdata="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" strokecolor="#4472c4 [3204]" strokeweight=".5pt">
+                <v:stroke endarrow="block" joinstyle="miter"/>
+              </v:shape>
+            </w:pict>
+          </mc:Fallback>
+        </mc:AlternateContent>
+      </w:r>
+      <w:r>
+        <w:rPr>
+          <w:rFonts w:ascii="Arial Black" w:hAnsi="Arial Black"/>
+          <w:noProof/>
+        </w:rPr>
+        <mc:AlternateContent>
+          <mc:Choice Requires="wps">
+            <w:drawing>
+              <wp:anchor distT="0" distB="0" distL="114300" distR="114300" simplePos="0" relativeHeight="251745280" behindDoc="0" locked="0" layoutInCell="1" allowOverlap="1">
+                <wp:simplePos x="0" y="0"/>
+                <wp:positionH relativeFrom="column">
+                  <wp:posOffset>1091565</wp:posOffset>
+                </wp:positionH>
+                <wp:positionV relativeFrom="paragraph">
+                  <wp:posOffset>414654</wp:posOffset>
+                </wp:positionV>
+                <wp:extent cx="885825" cy="1133475"/>
+                <wp:effectExtent l="38100" t="0" r="28575" b="47625"/>
+                <wp:wrapNone/>
+                <wp:docPr id="123" name="Conector de Seta Reta 123"/>
+                <wp:cNvGraphicFramePr/>
+                <a:graphic xmlns:a="http://schemas.openxmlformats.org/drawingml/2006/main">
+                  <a:graphicData uri="http://schemas.microsoft.com/office/word/2010/wordprocessingShape">
+                    <wps:wsp>
+                      <wps:cNvCnPr/>
+                      <wps:spPr>
+                        <a:xfrm flipH="1">
+                          <a:off x="0" y="0"/>
+                          <a:ext cx="885825" cy="1133475"/>
+                        </a:xfrm>
+                        <a:prstGeom prst="straightConnector1">
+                          <a:avLst/>
+                        </a:prstGeom>
+                        <a:ln>
+                          <a:tailEnd type="triangle"/>
+                        </a:ln>
+                      </wps:spPr>
+                      <wps:style>
+                        <a:lnRef idx="1">
+                          <a:schemeClr val="accent1"/>
+                        </a:lnRef>
+                        <a:fillRef idx="0">
+                          <a:schemeClr val="accent1"/>
+                        </a:fillRef>
+                        <a:effectRef idx="0">
+                          <a:schemeClr val="accent1"/>
+                        </a:effectRef>
+                        <a:fontRef idx="minor">
+                          <a:schemeClr val="tx1"/>
+                        </a:fontRef>
+                      </wps:style>
+                      <wps:bodyPr/>
+                    </wps:wsp>
+                  </a:graphicData>
+                </a:graphic>
+                <wp14:sizeRelH relativeFrom="margin">
+                  <wp14:pctWidth>0</wp14:pctWidth>
+                </wp14:sizeRelH>
+                <wp14:sizeRelV relativeFrom="margin">
+                  <wp14:pctHeight>0</wp14:pctHeight>
+                </wp14:sizeRelV>
+              </wp:anchor>
+            </w:drawing>
+          </mc:Choice>
+          <mc:Fallback>
+            <w:pict>
+              <v:shape w14:anchorId="06D1CC54" id="Conector de Seta Reta 123" o:spid="_x0000_s1026" type="#_x0000_t32" style="position:absolute;margin-left:85.95pt;margin-top:32.65pt;width:69.75pt;height:89.25pt;flip:x;z-index:251745280;visibility:visible;mso-wrap-style:square;mso-width-percent:0;mso-height-percent:0;mso-wrap-distance-left:9pt;mso-wrap-distance-top:0;mso-wrap-distance-right:9pt;mso-wrap-distance-bottom:0;mso-position-horizontal:absolute;mso-position-horizontal-relative:text;mso-position-vertical:absolute;mso-position-vertical-relative:text;mso-width-percent:0;mso-height-percent:0;mso-width-relative:margin;mso-height-relative:margin" o:gfxdata="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" strokecolor="#4472c4 [3204]" strokeweight=".5pt">
+                <v:stroke endarrow="block" joinstyle="miter"/>
+              </v:shape>
+            </w:pict>
+          </mc:Fallback>
+        </mc:AlternateContent>
+      </w:r>
+      <w:r>
+        <w:rPr>
+          <w:rFonts w:ascii="Arial Black" w:hAnsi="Arial Black"/>
+          <w:noProof/>
+        </w:rPr>
+        <mc:AlternateContent>
+          <mc:Choice Requires="wps">
+            <w:drawing>
+              <wp:anchor distT="0" distB="0" distL="114300" distR="114300" simplePos="0" relativeHeight="251744256" behindDoc="0" locked="0" layoutInCell="1" allowOverlap="1">
+                <wp:simplePos x="0" y="0"/>
+                <wp:positionH relativeFrom="column">
+                  <wp:posOffset>1139190</wp:posOffset>
+                </wp:positionH>
+                <wp:positionV relativeFrom="paragraph">
+                  <wp:posOffset>386080</wp:posOffset>
+                </wp:positionV>
+                <wp:extent cx="609600" cy="752475"/>
+                <wp:effectExtent l="38100" t="0" r="19050" b="47625"/>
+                <wp:wrapNone/>
+                <wp:docPr id="122" name="Conector de Seta Reta 122"/>
+                <wp:cNvGraphicFramePr/>
+                <a:graphic xmlns:a="http://schemas.openxmlformats.org/drawingml/2006/main">
+                  <a:graphicData uri="http://schemas.microsoft.com/office/word/2010/wordprocessingShape">
+                    <wps:wsp>
+                      <wps:cNvCnPr/>
+                      <wps:spPr>
+                        <a:xfrm flipH="1">
+                          <a:off x="0" y="0"/>
+                          <a:ext cx="609600" cy="752475"/>
+                        </a:xfrm>
+                        <a:prstGeom prst="straightConnector1">
+                          <a:avLst/>
+                        </a:prstGeom>
+                        <a:ln>
+                          <a:tailEnd type="triangle"/>
+                        </a:ln>
+                      </wps:spPr>
+                      <wps:style>
+                        <a:lnRef idx="1">
+                          <a:schemeClr val="accent1"/>
+                        </a:lnRef>
+                        <a:fillRef idx="0">
+                          <a:schemeClr val="accent1"/>
+                        </a:fillRef>
+                        <a:effectRef idx="0">
+                          <a:schemeClr val="accent1"/>
+                        </a:effectRef>
+                        <a:fontRef idx="minor">
+                          <a:schemeClr val="tx1"/>
+                        </a:fontRef>
+                      </wps:style>
+                      <wps:bodyPr/>
+                    </wps:wsp>
+                  </a:graphicData>
+                </a:graphic>
+              </wp:anchor>
+            </w:drawing>
+          </mc:Choice>
+          <mc:Fallback>
+            <w:pict>
+              <v:shape w14:anchorId="097FBE45" id="Conector de Seta Reta 122" o:spid="_x0000_s1026" type="#_x0000_t32" style="position:absolute;margin-left:89.7pt;margin-top:30.4pt;width:48pt;height:59.25pt;flip:x;z-index:251744256;visibility:visible;mso-wrap-style:square;mso-wrap-distance-left:9pt;mso-wrap-distance-top:0;mso-wrap-distance-right:9pt;mso-wrap-distance-bottom:0;mso-position-horizontal:absolute;mso-position-horizontal-relative:text;mso-position-vertical:absolute;mso-position-vertical-relative:text" o:gfxdata="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" strokecolor="#4472c4 [3204]" strokeweight=".5pt">
+                <v:stroke endarrow="block" joinstyle="miter"/>
+              </v:shape>
+            </w:pict>
+          </mc:Fallback>
+        </mc:AlternateContent>
+      </w:r>
+      <w:r>
+        <w:rPr>
+          <w:rFonts w:ascii="Arial Black" w:hAnsi="Arial Black"/>
+        </w:rPr>
+        <w:t xml:space="preserve">52 </w:t>
+      </w:r>
+      <w:r>
+        <w:rPr>
+          <w:rFonts w:ascii="Arial Black" w:hAnsi="Arial Black"/>
+        </w:rPr>
+        <w:t>–</w:t>
+      </w:r>
+      <w:r>
+        <w:rPr>
+          <w:rFonts w:ascii="Arial Black" w:hAnsi="Arial Black"/>
+        </w:rPr>
+        <w:t xml:space="preserve"> </w:t>
+      </w:r>
+      <w:r>
+        <w:rPr>
+          <w:rFonts w:ascii="Arial Black" w:hAnsi="Arial Black"/>
+        </w:rPr>
+        <w:t xml:space="preserve">Trocamos os tipos de inputs de text para os seus respetivos como por exemplo </w:t>
+      </w:r>
+      <w:proofErr w:type="spellStart"/>
+      <w:proofErr w:type="gramStart"/>
+      <w:r>
+        <w:rPr>
+          <w:rFonts w:ascii="Arial Black" w:hAnsi="Arial Black"/>
+        </w:rPr>
+        <w:t>email,tel</w:t>
+      </w:r>
+      <w:proofErr w:type="spellEnd"/>
+      <w:proofErr w:type="gramEnd"/>
+      <w:r>
+        <w:rPr>
+          <w:rFonts w:ascii="Arial Black" w:hAnsi="Arial Black"/>
+        </w:rPr>
+        <w:t xml:space="preserve"> para telefone </w:t>
+      </w:r>
+    </w:p>
+    <w:p>
+      <w:pPr>
+        <w:rPr>
+          <w:rFonts w:ascii="Arial Black" w:hAnsi="Arial Black"/>
+        </w:rPr>
+      </w:pPr>
+      <w:r>
+        <w:rPr>
+          <w:noProof/>
+        </w:rPr>
+        <w:drawing>
+          <wp:inline distT="0" distB="0" distL="0" distR="0">
+            <wp:extent cx="3333750" cy="1295400"/>
+            <wp:effectExtent l="0" t="0" r="0" b="0"/>
+            <wp:docPr id="121" name="Imagem 121"/>
+            <wp:cNvGraphicFramePr>
+              <a:graphicFrameLocks xmlns:a="http://schemas.openxmlformats.org/drawingml/2006/main" noChangeAspect="1"/>
+            </wp:cNvGraphicFramePr>
+            <a:graphic xmlns:a="http://schemas.openxmlformats.org/drawingml/2006/main">
+              <a:graphicData uri="http://schemas.openxmlformats.org/drawingml/2006/picture">
+                <pic:pic xmlns:pic="http://schemas.openxmlformats.org/drawingml/2006/picture">
+                  <pic:nvPicPr>
+                    <pic:cNvPr id="0" name="Picture 21"/>
+                    <pic:cNvPicPr>
+                      <a:picLocks noChangeAspect="1" noChangeArrowheads="1"/>
+                    </pic:cNvPicPr>
+                  </pic:nvPicPr>
+                  <pic:blipFill>
+                    <a:blip r:embed="rId100">
+                      <a:extLst>
+                        <a:ext uri="{28A0092B-C50C-407E-A947-70E740481C1C}">
+                          <a14:useLocalDpi xmlns:a14="http://schemas.microsoft.com/office/drawing/2010/main" val="0"/>
+                        </a:ext>
+                      </a:extLst>
+                    </a:blip>
+                    <a:srcRect/>
+                    <a:stretch>
+                      <a:fillRect/>
+                    </a:stretch>
+                  </pic:blipFill>
+                  <pic:spPr bwMode="auto">
+                    <a:xfrm>
+                      <a:off x="0" y="0"/>
+                      <a:ext cx="3333750" cy="1295400"/>
+                    </a:xfrm>
+                    <a:prstGeom prst="rect">
+                      <a:avLst/>
+                    </a:prstGeom>
+                    <a:noFill/>
+                    <a:ln>
+                      <a:noFill/>
+                    </a:ln>
+                  </pic:spPr>
+                </pic:pic>
+              </a:graphicData>
+            </a:graphic>
+          </wp:inline>
+        </w:drawing>
+      </w:r>
+    </w:p>
+    <w:p>
+      <w:pPr>
+        <w:rPr>
+          <w:rFonts w:ascii="Arial Black" w:hAnsi="Arial Black"/>
+        </w:rPr>
+      </w:pPr>
+      <w:r>
+        <w:rPr>
+          <w:noProof/>
+        </w:rPr>
+        <w:drawing>
+          <wp:anchor distT="0" distB="0" distL="114300" distR="114300" simplePos="0" relativeHeight="251747328" behindDoc="0" locked="0" layoutInCell="1" allowOverlap="1">
+            <wp:simplePos x="0" y="0"/>
+            <wp:positionH relativeFrom="margin">
+              <wp:posOffset>-504825</wp:posOffset>
+            </wp:positionH>
+            <wp:positionV relativeFrom="paragraph">
+              <wp:posOffset>487045</wp:posOffset>
+            </wp:positionV>
+            <wp:extent cx="3790950" cy="1304925"/>
+            <wp:effectExtent l="0" t="0" r="0" b="9525"/>
+            <wp:wrapNone/>
+            <wp:docPr id="125" name="Imagem 125"/>
+            <wp:cNvGraphicFramePr>
+              <a:graphicFrameLocks xmlns:a="http://schemas.openxmlformats.org/drawingml/2006/main" noChangeAspect="1"/>
+            </wp:cNvGraphicFramePr>
+            <a:graphic xmlns:a="http://schemas.openxmlformats.org/drawingml/2006/main">
+              <a:graphicData uri="http://schemas.openxmlformats.org/drawingml/2006/picture">
+                <pic:pic xmlns:pic="http://schemas.openxmlformats.org/drawingml/2006/picture">
+                  <pic:nvPicPr>
+                    <pic:cNvPr id="0" name="Picture 23"/>
+                    <pic:cNvPicPr>
+                      <a:picLocks noChangeAspect="1" noChangeArrowheads="1"/>
+                    </pic:cNvPicPr>
+                  </pic:nvPicPr>
+                  <pic:blipFill>
+                    <a:blip r:embed="rId101">
+                      <a:extLst>
+                        <a:ext uri="{28A0092B-C50C-407E-A947-70E740481C1C}">
+                          <a14:useLocalDpi xmlns:a14="http://schemas.microsoft.com/office/drawing/2010/main" val="0"/>
+                        </a:ext>
+                      </a:extLst>
+                    </a:blip>
+                    <a:srcRect/>
+                    <a:stretch>
+                      <a:fillRect/>
+                    </a:stretch>
+                  </pic:blipFill>
+                  <pic:spPr bwMode="auto">
+                    <a:xfrm>
+                      <a:off x="0" y="0"/>
+                      <a:ext cx="3790950" cy="1304925"/>
+                    </a:xfrm>
+                    <a:prstGeom prst="rect">
+                      <a:avLst/>
+                    </a:prstGeom>
+                    <a:noFill/>
+                    <a:ln>
+                      <a:noFill/>
+                    </a:ln>
+                  </pic:spPr>
+                </pic:pic>
+              </a:graphicData>
+            </a:graphic>
+          </wp:anchor>
+        </w:drawing>
+      </w:r>
+      <w:r>
+        <w:rPr>
+          <w:rFonts w:ascii="Arial Black" w:hAnsi="Arial Black"/>
+        </w:rPr>
+        <w:t xml:space="preserve">53 </w:t>
+      </w:r>
+      <w:r>
+        <w:rPr>
+          <w:rFonts w:ascii="Arial Black" w:hAnsi="Arial Black"/>
+        </w:rPr>
+        <w:t>–</w:t>
+      </w:r>
+      <w:r>
+        <w:rPr>
+          <w:rFonts w:ascii="Arial Black" w:hAnsi="Arial Black"/>
+        </w:rPr>
+        <w:t xml:space="preserve"> </w:t>
+      </w:r>
+      <w:r>
+        <w:rPr>
+          <w:rFonts w:ascii="Arial Black" w:hAnsi="Arial Black"/>
+        </w:rPr>
+        <w:t xml:space="preserve">Para deixar os campos de forma obrigatória inserimos o comando do </w:t>
+      </w:r>
+      <w:proofErr w:type="spellStart"/>
+      <w:r>
+        <w:rPr>
+          <w:rFonts w:ascii="Arial Black" w:hAnsi="Arial Black"/>
+        </w:rPr>
+        <w:t>requ</w:t>
+      </w:r>
+      <w:r>
+        <w:rPr>
+          <w:rFonts w:ascii="Arial Black" w:hAnsi="Arial Black"/>
+        </w:rPr>
+        <w:t>i</w:t>
+      </w:r>
+      <w:r>
+        <w:rPr>
+          <w:rFonts w:ascii="Arial Black" w:hAnsi="Arial Black"/>
+        </w:rPr>
+        <w:t>r</w:t>
+      </w:r>
+      <w:r>
+        <w:rPr>
+          <w:rFonts w:ascii="Arial Black" w:hAnsi="Arial Black"/>
+        </w:rPr>
+        <w:t>e</w:t>
+      </w:r>
+      <w:r>
+        <w:rPr>
+          <w:rFonts w:ascii="Arial Black" w:hAnsi="Arial Black"/>
+        </w:rPr>
+        <w:t>d</w:t>
+      </w:r>
+      <w:proofErr w:type="spellEnd"/>
+      <w:r>
+        <w:rPr>
+          <w:rFonts w:ascii="Arial Black" w:hAnsi="Arial Black"/>
+        </w:rPr>
+        <w:t xml:space="preserve"> conforme o código:</w:t>
+      </w:r>
+    </w:p>
+    <w:p>
+      <w:pPr>
+        <w:rPr>
+          <w:rFonts w:ascii="Arial Black" w:hAnsi="Arial Black"/>
+        </w:rPr>
+      </w:pPr>
+      <w:r>
+        <w:rPr>
+          <w:noProof/>
+        </w:rPr>
+        <mc:AlternateContent>
+          <mc:Choice Requires="wps">
+            <w:drawing>
+              <wp:anchor distT="0" distB="0" distL="114300" distR="114300" simplePos="0" relativeHeight="251749376" behindDoc="0" locked="0" layoutInCell="1" allowOverlap="1">
+                <wp:simplePos x="0" y="0"/>
+                <wp:positionH relativeFrom="column">
+                  <wp:posOffset>3158489</wp:posOffset>
+                </wp:positionH>
+                <wp:positionV relativeFrom="paragraph">
+                  <wp:posOffset>236855</wp:posOffset>
+                </wp:positionV>
+                <wp:extent cx="1152525" cy="342900"/>
+                <wp:effectExtent l="0" t="0" r="47625" b="76200"/>
+                <wp:wrapNone/>
+                <wp:docPr id="127" name="Conector de Seta Reta 127"/>
+                <wp:cNvGraphicFramePr/>
+                <a:graphic xmlns:a="http://schemas.openxmlformats.org/drawingml/2006/main">
+                  <a:graphicData uri="http://schemas.microsoft.com/office/word/2010/wordprocessingShape">
+                    <wps:wsp>
+                      <wps:cNvCnPr/>
+                      <wps:spPr>
+                        <a:xfrm>
+                          <a:off x="0" y="0"/>
+                          <a:ext cx="1152525" cy="342900"/>
+                        </a:xfrm>
+                        <a:prstGeom prst="straightConnector1">
+                          <a:avLst/>
+                        </a:prstGeom>
+                        <a:ln>
+                          <a:tailEnd type="triangle"/>
+                        </a:ln>
+                      </wps:spPr>
+                      <wps:style>
+                        <a:lnRef idx="1">
+                          <a:schemeClr val="accent1"/>
+                        </a:lnRef>
+                        <a:fillRef idx="0">
+                          <a:schemeClr val="accent1"/>
+                        </a:fillRef>
+                        <a:effectRef idx="0">
+                          <a:schemeClr val="accent1"/>
+                        </a:effectRef>
+                        <a:fontRef idx="minor">
+                          <a:schemeClr val="tx1"/>
+                        </a:fontRef>
+                      </wps:style>
+                      <wps:bodyPr/>
+                    </wps:wsp>
+                  </a:graphicData>
+                </a:graphic>
+              </wp:anchor>
+            </w:drawing>
+          </mc:Choice>
+          <mc:Fallback>
+            <w:pict>
+              <v:shapetype w14:anchorId="5B208E06" id="_x0000_t32" coordsize="21600,21600" o:spt="32" o:oned="t" path="m,l21600,21600e" filled="f">
+                <v:path arrowok="t" fillok="f" o:connecttype="none"/>
+                <o:lock v:ext="edit" shapetype="t"/>
+              </v:shapetype>
+              <v:shape id="Conector de Seta Reta 127" o:spid="_x0000_s1026" type="#_x0000_t32" style="position:absolute;margin-left:248.7pt;margin-top:18.65pt;width:90.75pt;height:27pt;z-index:251749376;visibility:visible;mso-wrap-style:square;mso-wrap-distance-left:9pt;mso-wrap-distance-top:0;mso-wrap-distance-right:9pt;mso-wrap-distance-bottom:0;mso-position-horizontal:absolute;mso-position-horizontal-relative:text;mso-position-vertical:absolute;mso-position-vertical-relative:text" o:gfxdata="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" strokecolor="#4472c4 [3204]" strokeweight=".5pt">
+                <v:stroke endarrow="block" joinstyle="miter"/>
+              </v:shape>
+            </w:pict>
+          </mc:Fallback>
+        </mc:AlternateContent>
+      </w:r>
+      <w:r>
+        <w:rPr>
+          <w:noProof/>
+        </w:rPr>
+        <w:drawing>
+          <wp:anchor distT="0" distB="0" distL="114300" distR="114300" simplePos="0" relativeHeight="251748352" behindDoc="0" locked="0" layoutInCell="1" allowOverlap="1">
+            <wp:simplePos x="0" y="0"/>
+            <wp:positionH relativeFrom="column">
+              <wp:posOffset>3596640</wp:posOffset>
+            </wp:positionH>
+            <wp:positionV relativeFrom="paragraph">
+              <wp:posOffset>217805</wp:posOffset>
+            </wp:positionV>
+            <wp:extent cx="2266950" cy="704850"/>
+            <wp:effectExtent l="0" t="0" r="0" b="0"/>
+            <wp:wrapNone/>
+            <wp:docPr id="126" name="Imagem 126"/>
+            <wp:cNvGraphicFramePr>
+              <a:graphicFrameLocks xmlns:a="http://schemas.openxmlformats.org/drawingml/2006/main" noChangeAspect="1"/>
+            </wp:cNvGraphicFramePr>
+            <a:graphic xmlns:a="http://schemas.openxmlformats.org/drawingml/2006/main">
+              <a:graphicData uri="http://schemas.openxmlformats.org/drawingml/2006/picture">
+                <pic:pic xmlns:pic="http://schemas.openxmlformats.org/drawingml/2006/picture">
+                  <pic:nvPicPr>
+                    <pic:cNvPr id="0" name="Picture 25"/>
+                    <pic:cNvPicPr>
+                      <a:picLocks noChangeAspect="1" noChangeArrowheads="1"/>
+                    </pic:cNvPicPr>
+                  </pic:nvPicPr>
+                  <pic:blipFill>
+                    <a:blip r:embed="rId102">
+                      <a:extLst>
+                        <a:ext uri="{28A0092B-C50C-407E-A947-70E740481C1C}">
+                          <a14:useLocalDpi xmlns:a14="http://schemas.microsoft.com/office/drawing/2010/main" val="0"/>
+                        </a:ext>
+                      </a:extLst>
+                    </a:blip>
+                    <a:srcRect/>
+                    <a:stretch>
+                      <a:fillRect/>
+                    </a:stretch>
+                  </pic:blipFill>
+                  <pic:spPr bwMode="auto">
+                    <a:xfrm>
+                      <a:off x="0" y="0"/>
+                      <a:ext cx="2266950" cy="704850"/>
+                    </a:xfrm>
+                    <a:prstGeom prst="rect">
+                      <a:avLst/>
+                    </a:prstGeom>
+                    <a:noFill/>
+                    <a:ln>
+                      <a:noFill/>
+                    </a:ln>
+                  </pic:spPr>
+                </pic:pic>
+              </a:graphicData>
+            </a:graphic>
+          </wp:anchor>
+        </w:drawing>
+      </w:r>
+    </w:p>
+    <w:p>
+      <w:pPr>
+        <w:rPr>
+          <w:rFonts w:ascii="Arial Black" w:hAnsi="Arial Black"/>
+        </w:rPr>
+      </w:pPr>
+    </w:p>
+    <w:p>
+      <w:pPr>
+        <w:rPr>
+          <w:rFonts w:ascii="Arial Black" w:hAnsi="Arial Black"/>
+        </w:rPr>
+      </w:pPr>
+    </w:p>
+    <w:p>
+      <w:pPr>
+        <w:rPr>
+          <w:rFonts w:ascii="Arial Black" w:hAnsi="Arial Black"/>
+        </w:rPr>
+      </w:pPr>
+    </w:p>
+    <w:p>
+      <w:pPr>
+        <w:rPr>
+          <w:rFonts w:ascii="Arial Black" w:hAnsi="Arial Black"/>
+        </w:rPr>
+      </w:pPr>
+    </w:p>
+    <w:p>
+      <w:pPr>
+        <w:rPr>
+          <w:rFonts w:ascii="Arial Black" w:hAnsi="Arial Black"/>
+        </w:rPr>
+      </w:pPr>
+      <w:r>
+        <w:rPr>
+          <w:noProof/>
+        </w:rPr>
+        <mc:AlternateContent>
+          <mc:Choice Requires="wps">
+            <w:drawing>
+              <wp:anchor distT="0" distB="0" distL="114300" distR="114300" simplePos="0" relativeHeight="251753472" behindDoc="0" locked="0" layoutInCell="1" allowOverlap="1">
+                <wp:simplePos x="0" y="0"/>
+                <wp:positionH relativeFrom="column">
+                  <wp:posOffset>1396365</wp:posOffset>
+                </wp:positionH>
+                <wp:positionV relativeFrom="paragraph">
+                  <wp:posOffset>227964</wp:posOffset>
+                </wp:positionV>
+                <wp:extent cx="981075" cy="1190625"/>
+                <wp:effectExtent l="38100" t="0" r="28575" b="47625"/>
+                <wp:wrapNone/>
+                <wp:docPr id="132" name="Conector de Seta Reta 132"/>
+                <wp:cNvGraphicFramePr/>
+                <a:graphic xmlns:a="http://schemas.openxmlformats.org/drawingml/2006/main">
+                  <a:graphicData uri="http://schemas.microsoft.com/office/word/2010/wordprocessingShape">
+                    <wps:wsp>
+                      <wps:cNvCnPr/>
+                      <wps:spPr>
+                        <a:xfrm flipH="1">
+                          <a:off x="0" y="0"/>
+                          <a:ext cx="981075" cy="1190625"/>
+                        </a:xfrm>
+                        <a:prstGeom prst="straightConnector1">
+                          <a:avLst/>
+                        </a:prstGeom>
+                        <a:ln>
+                          <a:tailEnd type="triangle"/>
+                        </a:ln>
+                      </wps:spPr>
+                      <wps:style>
+                        <a:lnRef idx="1">
+                          <a:schemeClr val="accent1"/>
+                        </a:lnRef>
+                        <a:fillRef idx="0">
+                          <a:schemeClr val="accent1"/>
+                        </a:fillRef>
+                        <a:effectRef idx="0">
+                          <a:schemeClr val="accent1"/>
+                        </a:effectRef>
+                        <a:fontRef idx="minor">
+                          <a:schemeClr val="tx1"/>
+                        </a:fontRef>
+                      </wps:style>
+                      <wps:bodyPr/>
+                    </wps:wsp>
+                  </a:graphicData>
+                </a:graphic>
+              </wp:anchor>
+            </w:drawing>
+          </mc:Choice>
+          <mc:Fallback>
+            <w:pict>
+              <v:shape w14:anchorId="67765114" id="Conector de Seta Reta 132" o:spid="_x0000_s1026" type="#_x0000_t32" style="position:absolute;margin-left:109.95pt;margin-top:17.95pt;width:77.25pt;height:93.75pt;flip:x;z-index:251753472;visibility:visible;mso-wrap-style:square;mso-wrap-distance-left:9pt;mso-wrap-distance-top:0;mso-wrap-distance-right:9pt;mso-wrap-distance-bottom:0;mso-position-horizontal:absolute;mso-position-horizontal-relative:text;mso-position-vertical:absolute;mso-position-vertical-relative:text" o:gfxdata="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" strokecolor="#4472c4 [3204]" strokeweight=".5pt">
+                <v:stroke endarrow="block" joinstyle="miter"/>
+              </v:shape>
+            </w:pict>
+          </mc:Fallback>
+        </mc:AlternateContent>
+      </w:r>
+      <w:r>
+        <w:rPr>
+          <w:noProof/>
+        </w:rPr>
+        <mc:AlternateContent>
+          <mc:Choice Requires="wps">
+            <w:drawing>
+              <wp:anchor distT="0" distB="0" distL="114300" distR="114300" simplePos="0" relativeHeight="251752448" behindDoc="0" locked="0" layoutInCell="1" allowOverlap="1">
+                <wp:simplePos x="0" y="0"/>
+                <wp:positionH relativeFrom="column">
+                  <wp:posOffset>2148839</wp:posOffset>
+                </wp:positionH>
+                <wp:positionV relativeFrom="paragraph">
+                  <wp:posOffset>237490</wp:posOffset>
+                </wp:positionV>
+                <wp:extent cx="1209675" cy="390525"/>
+                <wp:effectExtent l="0" t="0" r="66675" b="66675"/>
+                <wp:wrapNone/>
+                <wp:docPr id="131" name="Conector de Seta Reta 131"/>
+                <wp:cNvGraphicFramePr/>
+                <a:graphic xmlns:a="http://schemas.openxmlformats.org/drawingml/2006/main">
+                  <a:graphicData uri="http://schemas.microsoft.com/office/word/2010/wordprocessingShape">
+                    <wps:wsp>
+                      <wps:cNvCnPr/>
+                      <wps:spPr>
+                        <a:xfrm>
+                          <a:off x="0" y="0"/>
+                          <a:ext cx="1209675" cy="390525"/>
+                        </a:xfrm>
+                        <a:prstGeom prst="straightConnector1">
+                          <a:avLst/>
+                        </a:prstGeom>
+                        <a:ln>
+                          <a:tailEnd type="triangle"/>
+                        </a:ln>
+                      </wps:spPr>
+                      <wps:style>
+                        <a:lnRef idx="1">
+                          <a:schemeClr val="accent1"/>
+                        </a:lnRef>
+                        <a:fillRef idx="0">
+                          <a:schemeClr val="accent1"/>
+                        </a:fillRef>
+                        <a:effectRef idx="0">
+                          <a:schemeClr val="accent1"/>
+                        </a:effectRef>
+                        <a:fontRef idx="minor">
+                          <a:schemeClr val="tx1"/>
+                        </a:fontRef>
+                      </wps:style>
+                      <wps:bodyPr/>
+                    </wps:wsp>
+                  </a:graphicData>
+                </a:graphic>
+              </wp:anchor>
+            </w:drawing>
+          </mc:Choice>
+          <mc:Fallback>
+            <w:pict>
+              <v:shape w14:anchorId="0A00B932" id="Conector de Seta Reta 131" o:spid="_x0000_s1026" type="#_x0000_t32" style="position:absolute;margin-left:169.2pt;margin-top:18.7pt;width:95.25pt;height:30.75pt;z-index:251752448;visibility:visible;mso-wrap-style:square;mso-wrap-distance-left:9pt;mso-wrap-distance-top:0;mso-wrap-distance-right:9pt;mso-wrap-distance-bottom:0;mso-position-horizontal:absolute;mso-position-horizontal-relative:text;mso-position-vertical:absolute;mso-position-vertical-relative:text" o:gfxdata="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" strokecolor="#4472c4 [3204]" strokeweight=".5pt">
+                <v:stroke endarrow="block" joinstyle="miter"/>
+              </v:shape>
+            </w:pict>
+          </mc:Fallback>
+        </mc:AlternateContent>
+      </w:r>
+      <w:r>
+        <w:rPr>
+          <w:noProof/>
+        </w:rPr>
+        <w:drawing>
+          <wp:anchor distT="0" distB="0" distL="114300" distR="114300" simplePos="0" relativeHeight="251751424" behindDoc="0" locked="0" layoutInCell="1" allowOverlap="1" wp14:anchorId="54AF6F18">
+            <wp:simplePos x="0" y="0"/>
+            <wp:positionH relativeFrom="column">
+              <wp:posOffset>-41910</wp:posOffset>
+            </wp:positionH>
+            <wp:positionV relativeFrom="paragraph">
+              <wp:posOffset>478790</wp:posOffset>
+            </wp:positionV>
+            <wp:extent cx="5400040" cy="752475"/>
+            <wp:effectExtent l="0" t="0" r="0" b="9525"/>
+            <wp:wrapNone/>
+            <wp:docPr id="128" name="Imagem 128"/>
+            <wp:cNvGraphicFramePr>
+              <a:graphicFrameLocks xmlns:a="http://schemas.openxmlformats.org/drawingml/2006/main" noChangeAspect="1"/>
+            </wp:cNvGraphicFramePr>
+            <a:graphic xmlns:a="http://schemas.openxmlformats.org/drawingml/2006/main">
+              <a:graphicData uri="http://schemas.openxmlformats.org/drawingml/2006/picture">
+                <pic:pic xmlns:pic="http://schemas.openxmlformats.org/drawingml/2006/picture">
+                  <pic:nvPicPr>
+                    <pic:cNvPr id="0" name="Picture 27"/>
+                    <pic:cNvPicPr>
+                      <a:picLocks noChangeAspect="1" noChangeArrowheads="1"/>
+                    </pic:cNvPicPr>
+                  </pic:nvPicPr>
+                  <pic:blipFill>
+                    <a:blip r:embed="rId103">
+                      <a:extLst>
+                        <a:ext uri="{28A0092B-C50C-407E-A947-70E740481C1C}">
+                          <a14:useLocalDpi xmlns:a14="http://schemas.microsoft.com/office/drawing/2010/main" val="0"/>
+                        </a:ext>
+                      </a:extLst>
+                    </a:blip>
+                    <a:srcRect/>
+                    <a:stretch>
+                      <a:fillRect/>
+                    </a:stretch>
+                  </pic:blipFill>
+                  <pic:spPr bwMode="auto">
+                    <a:xfrm>
+                      <a:off x="0" y="0"/>
+                      <a:ext cx="5400040" cy="752475"/>
+                    </a:xfrm>
+                    <a:prstGeom prst="rect">
+                      <a:avLst/>
+                    </a:prstGeom>
+                    <a:noFill/>
+                    <a:ln>
+                      <a:noFill/>
+                    </a:ln>
+                  </pic:spPr>
+                </pic:pic>
+              </a:graphicData>
+            </a:graphic>
+          </wp:anchor>
+        </w:drawing>
+      </w:r>
+      <w:r>
+        <w:rPr>
+          <w:rFonts w:ascii="Arial Black" w:hAnsi="Arial Black"/>
+        </w:rPr>
+        <w:t xml:space="preserve">54 </w:t>
+      </w:r>
+      <w:r>
+        <w:rPr>
+          <w:rFonts w:ascii="Arial Black" w:hAnsi="Arial Black"/>
+        </w:rPr>
+        <w:t>–</w:t>
+      </w:r>
+      <w:r>
+        <w:rPr>
+          <w:rFonts w:ascii="Arial Black" w:hAnsi="Arial Black"/>
+        </w:rPr>
+        <w:t xml:space="preserve"> </w:t>
+      </w:r>
+      <w:r>
+        <w:rPr>
+          <w:rFonts w:ascii="Arial Black" w:hAnsi="Arial Black"/>
+        </w:rPr>
+        <w:t xml:space="preserve">Adicionamos o </w:t>
+      </w:r>
+      <w:proofErr w:type="spellStart"/>
+      <w:r>
+        <w:rPr>
+          <w:rFonts w:ascii="Arial Black" w:hAnsi="Arial Black"/>
+        </w:rPr>
+        <w:t>placeholder</w:t>
+      </w:r>
+      <w:proofErr w:type="spellEnd"/>
+      <w:r>
+        <w:rPr>
+          <w:rFonts w:ascii="Arial Black" w:hAnsi="Arial Black"/>
+        </w:rPr>
+        <w:t xml:space="preserve"> </w:t>
+      </w:r>
+      <w:r>
+        <w:rPr>
+          <w:rFonts w:ascii="Arial Black" w:hAnsi="Arial Black"/>
+        </w:rPr>
+        <w:t xml:space="preserve">para dar um exemplo de como deve ser preenchido o </w:t>
+      </w:r>
+      <w:proofErr w:type="gramStart"/>
+      <w:r>
+        <w:rPr>
+          <w:rFonts w:ascii="Arial Black" w:hAnsi="Arial Black"/>
+        </w:rPr>
+        <w:t>campo :</w:t>
+      </w:r>
+      <w:proofErr w:type="gramEnd"/>
+    </w:p>
+    <w:p>
+      <w:pPr>
+        <w:rPr>
+          <w:rFonts w:ascii="Arial Black" w:hAnsi="Arial Black"/>
+        </w:rPr>
+      </w:pPr>
+      <w:r>
+        <w:rPr>
+          <w:noProof/>
+        </w:rPr>
+        <mc:AlternateContent>
+          <mc:Choice Requires="wps">
+            <w:drawing>
+              <wp:anchor distT="0" distB="0" distL="114300" distR="114300" simplePos="0" relativeHeight="251754496" behindDoc="0" locked="0" layoutInCell="1" allowOverlap="1">
+                <wp:simplePos x="0" y="0"/>
+                <wp:positionH relativeFrom="column">
+                  <wp:posOffset>996315</wp:posOffset>
+                </wp:positionH>
+                <wp:positionV relativeFrom="paragraph">
+                  <wp:posOffset>748665</wp:posOffset>
+                </wp:positionV>
+                <wp:extent cx="3114675" cy="828675"/>
+                <wp:effectExtent l="38100" t="0" r="28575" b="66675"/>
+                <wp:wrapNone/>
+                <wp:docPr id="133" name="Conector de Seta Reta 133"/>
+                <wp:cNvGraphicFramePr/>
+                <a:graphic xmlns:a="http://schemas.openxmlformats.org/drawingml/2006/main">
+                  <a:graphicData uri="http://schemas.microsoft.com/office/word/2010/wordprocessingShape">
+                    <wps:wsp>
+                      <wps:cNvCnPr/>
+                      <wps:spPr>
+                        <a:xfrm flipH="1">
+                          <a:off x="0" y="0"/>
+                          <a:ext cx="3114675" cy="828675"/>
+                        </a:xfrm>
+                        <a:prstGeom prst="straightConnector1">
+                          <a:avLst/>
+                        </a:prstGeom>
+                        <a:ln>
+                          <a:tailEnd type="triangle"/>
+                        </a:ln>
+                      </wps:spPr>
+                      <wps:style>
+                        <a:lnRef idx="1">
+                          <a:schemeClr val="accent1"/>
+                        </a:lnRef>
+                        <a:fillRef idx="0">
+                          <a:schemeClr val="accent1"/>
+                        </a:fillRef>
+                        <a:effectRef idx="0">
+                          <a:schemeClr val="accent1"/>
+                        </a:effectRef>
+                        <a:fontRef idx="minor">
+                          <a:schemeClr val="tx1"/>
+                        </a:fontRef>
+                      </wps:style>
+                      <wps:bodyPr/>
+                    </wps:wsp>
+                  </a:graphicData>
+                </a:graphic>
+              </wp:anchor>
+            </w:drawing>
+          </mc:Choice>
+          <mc:Fallback>
+            <w:pict>
+              <v:shape w14:anchorId="17BABEB4" id="Conector de Seta Reta 133" o:spid="_x0000_s1026" type="#_x0000_t32" style="position:absolute;margin-left:78.45pt;margin-top:58.95pt;width:245.25pt;height:65.25pt;flip:x;z-index:251754496;visibility:visible;mso-wrap-style:square;mso-wrap-distance-left:9pt;mso-wrap-distance-top:0;mso-wrap-distance-right:9pt;mso-wrap-distance-bottom:0;mso-position-horizontal:absolute;mso-position-horizontal-relative:text;mso-position-vertical:absolute;mso-position-vertical-relative:text" o:gfxdata="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" strokecolor="#4472c4 [3204]" strokeweight=".5pt">
+                <v:stroke endarrow="block" joinstyle="miter"/>
+              </v:shape>
+            </w:pict>
+          </mc:Fallback>
+        </mc:AlternateContent>
+      </w:r>
+      <w:r>
+        <w:rPr>
+          <w:noProof/>
+        </w:rPr>
+        <w:drawing>
+          <wp:anchor distT="0" distB="0" distL="114300" distR="114300" simplePos="0" relativeHeight="251750400" behindDoc="0" locked="0" layoutInCell="1" allowOverlap="1">
+            <wp:simplePos x="0" y="0"/>
+            <wp:positionH relativeFrom="margin">
+              <wp:align>left</wp:align>
+            </wp:positionH>
+            <wp:positionV relativeFrom="paragraph">
+              <wp:posOffset>814705</wp:posOffset>
+            </wp:positionV>
+            <wp:extent cx="1619250" cy="866775"/>
+            <wp:effectExtent l="0" t="0" r="0" b="9525"/>
+            <wp:wrapNone/>
+            <wp:docPr id="130" name="Imagem 130"/>
+            <wp:cNvGraphicFramePr>
+              <a:graphicFrameLocks xmlns:a="http://schemas.openxmlformats.org/drawingml/2006/main" noChangeAspect="1"/>
+            </wp:cNvGraphicFramePr>
+            <a:graphic xmlns:a="http://schemas.openxmlformats.org/drawingml/2006/main">
+              <a:graphicData uri="http://schemas.openxmlformats.org/drawingml/2006/picture">
+                <pic:pic xmlns:pic="http://schemas.openxmlformats.org/drawingml/2006/picture">
+                  <pic:nvPicPr>
+                    <pic:cNvPr id="0" name="Picture 34"/>
+                    <pic:cNvPicPr>
+                      <a:picLocks noChangeAspect="1" noChangeArrowheads="1"/>
+                    </pic:cNvPicPr>
+                  </pic:nvPicPr>
+                  <pic:blipFill>
+                    <a:blip r:embed="rId104">
+                      <a:extLst>
+                        <a:ext uri="{28A0092B-C50C-407E-A947-70E740481C1C}">
+                          <a14:useLocalDpi xmlns:a14="http://schemas.microsoft.com/office/drawing/2010/main" val="0"/>
+                        </a:ext>
+                      </a:extLst>
+                    </a:blip>
+                    <a:srcRect/>
+                    <a:stretch>
+                      <a:fillRect/>
+                    </a:stretch>
+                  </pic:blipFill>
+                  <pic:spPr bwMode="auto">
+                    <a:xfrm>
+                      <a:off x="0" y="0"/>
+                      <a:ext cx="1619250" cy="866775"/>
+                    </a:xfrm>
+                    <a:prstGeom prst="rect">
+                      <a:avLst/>
+                    </a:prstGeom>
+                    <a:noFill/>
+                    <a:ln>
+                      <a:noFill/>
+                    </a:ln>
+                  </pic:spPr>
+                </pic:pic>
+              </a:graphicData>
+            </a:graphic>
+          </wp:anchor>
+        </w:drawing>
+      </w:r>
+    </w:p>
+    <w:p>
+      <w:pPr>
+        <w:rPr>
+          <w:rFonts w:ascii="Arial Black" w:hAnsi="Arial Black"/>
+        </w:rPr>
+      </w:pPr>
+    </w:p>
+    <w:p>
+      <w:pPr>
+        <w:rPr>
+          <w:rFonts w:ascii="Arial Black" w:hAnsi="Arial Black"/>
+        </w:rPr>
+      </w:pPr>
+    </w:p>
+    <w:p>
+      <w:pPr>
+        <w:rPr>
+          <w:rFonts w:ascii="Arial Black" w:hAnsi="Arial Black"/>
+        </w:rPr>
+      </w:pPr>
+    </w:p>
+    <w:p>
+      <w:pPr>
+        <w:rPr>
+          <w:rFonts w:ascii="Arial Black" w:hAnsi="Arial Black"/>
+        </w:rPr>
+      </w:pPr>
+    </w:p>
+    <w:p>
+      <w:pPr>
+        <w:tabs>
+          <w:tab w:val="left" w:pos="3315"/>
+        </w:tabs>
+        <w:rPr>
+          <w:rFonts w:ascii="Arial Black" w:hAnsi="Arial Black"/>
+        </w:rPr>
+      </w:pPr>
+      <w:r>
+        <w:rPr>
+          <w:rFonts w:ascii="Arial Black" w:hAnsi="Arial Black"/>
+        </w:rPr>
+        <w:tab/>
+      </w:r>
+    </w:p>
+    <w:p>
+      <w:pPr>
+        <w:tabs>
+          <w:tab w:val="left" w:pos="3315"/>
+        </w:tabs>
+        <w:rPr>
+          <w:rFonts w:ascii="Arial Black" w:hAnsi="Arial Black"/>
+        </w:rPr>
+      </w:pPr>
+      <w:r>
+        <w:rPr>
+          <w:rFonts w:ascii="Arial Black" w:hAnsi="Arial Black"/>
+        </w:rPr>
+        <w:t xml:space="preserve">55 </w:t>
+      </w:r>
+      <w:r>
+        <w:rPr>
+          <w:rFonts w:ascii="Arial Black" w:hAnsi="Arial Black"/>
+        </w:rPr>
+        <w:t>–</w:t>
+      </w:r>
+      <w:r>
+        <w:rPr>
+          <w:rFonts w:ascii="Arial Black" w:hAnsi="Arial Black"/>
+        </w:rPr>
+        <w:t xml:space="preserve"> </w:t>
+      </w:r>
+      <w:r>
+        <w:rPr>
+          <w:rFonts w:ascii="Arial Black" w:hAnsi="Arial Black"/>
+        </w:rPr>
+        <w:t xml:space="preserve">A mesma configuração das </w:t>
+      </w:r>
+      <w:proofErr w:type="spellStart"/>
+      <w:r>
+        <w:rPr>
+          <w:rFonts w:ascii="Arial Black" w:hAnsi="Arial Black"/>
+        </w:rPr>
+        <w:t>label</w:t>
+      </w:r>
+      <w:proofErr w:type="spellEnd"/>
+      <w:r>
+        <w:rPr>
+          <w:rFonts w:ascii="Arial Black" w:hAnsi="Arial Black"/>
+        </w:rPr>
+        <w:t xml:space="preserve"> aplicamos na </w:t>
+      </w:r>
+      <w:proofErr w:type="spellStart"/>
+      <w:r>
+        <w:rPr>
+          <w:rFonts w:ascii="Arial Black" w:hAnsi="Arial Black"/>
+        </w:rPr>
+        <w:t>legends</w:t>
+      </w:r>
+      <w:proofErr w:type="spellEnd"/>
+      <w:r>
+        <w:rPr>
+          <w:rFonts w:ascii="Arial Black" w:hAnsi="Arial Black"/>
+        </w:rPr>
+        <w:t xml:space="preserve"> </w:t>
+      </w:r>
+    </w:p>
+    <w:p>
+      <w:pPr>
+        <w:tabs>
+          <w:tab w:val="left" w:pos="3315"/>
+        </w:tabs>
+        <w:rPr>
+          <w:rFonts w:ascii="Arial Black" w:hAnsi="Arial Black"/>
+        </w:rPr>
+      </w:pPr>
+      <w:r>
+        <w:rPr>
+          <w:noProof/>
+        </w:rPr>
+        <w:drawing>
+          <wp:inline distT="0" distB="0" distL="0" distR="0">
+            <wp:extent cx="1819275" cy="809625"/>
+            <wp:effectExtent l="0" t="0" r="9525" b="9525"/>
+            <wp:docPr id="129" name="Imagem 129"/>
+            <wp:cNvGraphicFramePr>
+              <a:graphicFrameLocks xmlns:a="http://schemas.openxmlformats.org/drawingml/2006/main" noChangeAspect="1"/>
+            </wp:cNvGraphicFramePr>
+            <a:graphic xmlns:a="http://schemas.openxmlformats.org/drawingml/2006/main">
+              <a:graphicData uri="http://schemas.openxmlformats.org/drawingml/2006/picture">
+                <pic:pic xmlns:pic="http://schemas.openxmlformats.org/drawingml/2006/picture">
+                  <pic:nvPicPr>
+                    <pic:cNvPr id="0" name="Picture 1"/>
+                    <pic:cNvPicPr>
+                      <a:picLocks noChangeAspect="1" noChangeArrowheads="1"/>
+                    </pic:cNvPicPr>
+                  </pic:nvPicPr>
+                  <pic:blipFill>
+                    <a:blip r:embed="rId105">
+                      <a:extLst>
+                        <a:ext uri="{28A0092B-C50C-407E-A947-70E740481C1C}">
+                          <a14:useLocalDpi xmlns:a14="http://schemas.microsoft.com/office/drawing/2010/main" val="0"/>
+                        </a:ext>
+                      </a:extLst>
+                    </a:blip>
+                    <a:srcRect/>
+                    <a:stretch>
+                      <a:fillRect/>
+                    </a:stretch>
+                  </pic:blipFill>
+                  <pic:spPr bwMode="auto">
+                    <a:xfrm>
+                      <a:off x="0" y="0"/>
+                      <a:ext cx="1819275" cy="809625"/>
+                    </a:xfrm>
+                    <a:prstGeom prst="rect">
+                      <a:avLst/>
+                    </a:prstGeom>
+                    <a:noFill/>
+                    <a:ln>
+                      <a:noFill/>
+                    </a:ln>
+                  </pic:spPr>
+                </pic:pic>
+              </a:graphicData>
+            </a:graphic>
+          </wp:inline>
+        </w:drawing>
+      </w:r>
+    </w:p>
+    <w:p>
+      <w:pPr>
+        <w:tabs>
+          <w:tab w:val="left" w:pos="3315"/>
+        </w:tabs>
+        <w:rPr>
+          <w:rFonts w:ascii="Arial Black" w:hAnsi="Arial Black"/>
+        </w:rPr>
+      </w:pPr>
+    </w:p>
+    <w:p>
+      <w:pPr>
+        <w:tabs>
+          <w:tab w:val="left" w:pos="3315"/>
+        </w:tabs>
+        <w:rPr>
+          <w:rFonts w:ascii="Arial Black" w:hAnsi="Arial Black"/>
+        </w:rPr>
+      </w:pPr>
+    </w:p>
+    <w:p>
+      <w:pPr>
+        <w:tabs>
+          <w:tab w:val="left" w:pos="3315"/>
+        </w:tabs>
+        <w:rPr>
+          <w:rFonts w:ascii="Arial Black" w:hAnsi="Arial Black"/>
+        </w:rPr>
+      </w:pPr>
+    </w:p>
+    <w:p>
+      <w:pPr>
+        <w:tabs>
+          <w:tab w:val="left" w:pos="3315"/>
+        </w:tabs>
+        <w:rPr>
+          <w:rFonts w:ascii="Arial Black" w:hAnsi="Arial Black"/>
+        </w:rPr>
+      </w:pPr>
+    </w:p>
+    <w:p>
+      <w:pPr>
+        <w:tabs>
+          <w:tab w:val="left" w:pos="3315"/>
+        </w:tabs>
+        <w:rPr>
+          <w:rFonts w:ascii="Arial Black" w:hAnsi="Arial Black"/>
+        </w:rPr>
+      </w:pPr>
+      <w:r>
+        <w:rPr>
+          <w:rFonts w:ascii="Arial Black" w:hAnsi="Arial Black"/>
+        </w:rPr>
+        <w:lastRenderedPageBreak/>
+        <w:t xml:space="preserve">56 </w:t>
+      </w:r>
+      <w:r>
+        <w:rPr>
+          <w:rFonts w:ascii="Arial Black" w:hAnsi="Arial Black"/>
+        </w:rPr>
+        <w:t>–</w:t>
+      </w:r>
+      <w:r>
+        <w:rPr>
+          <w:rFonts w:ascii="Arial Black" w:hAnsi="Arial Black"/>
+        </w:rPr>
+        <w:t xml:space="preserve"> </w:t>
+      </w:r>
+      <w:r>
+        <w:rPr>
+          <w:rFonts w:ascii="Arial Black" w:hAnsi="Arial Black"/>
+        </w:rPr>
+        <w:t xml:space="preserve">Adicionamos uma </w:t>
+      </w:r>
+      <w:proofErr w:type="spellStart"/>
+      <w:r>
+        <w:rPr>
+          <w:rFonts w:ascii="Arial Black" w:hAnsi="Arial Black"/>
+        </w:rPr>
+        <w:t>class</w:t>
+      </w:r>
+      <w:proofErr w:type="spellEnd"/>
+      <w:r>
+        <w:rPr>
+          <w:rFonts w:ascii="Arial Black" w:hAnsi="Arial Black"/>
+        </w:rPr>
+        <w:t xml:space="preserve"> no botão enviar com o nome enviar e no </w:t>
+      </w:r>
+      <w:proofErr w:type="spellStart"/>
+      <w:r>
+        <w:rPr>
+          <w:rFonts w:ascii="Arial Black" w:hAnsi="Arial Black"/>
+        </w:rPr>
+        <w:t>css</w:t>
+      </w:r>
+      <w:proofErr w:type="spellEnd"/>
+      <w:r>
+        <w:rPr>
+          <w:rFonts w:ascii="Arial Black" w:hAnsi="Arial Black"/>
+        </w:rPr>
+        <w:t xml:space="preserve"> definimos que o botão </w:t>
+      </w:r>
+      <w:proofErr w:type="gramStart"/>
+      <w:r>
+        <w:rPr>
+          <w:rFonts w:ascii="Arial Black" w:hAnsi="Arial Black"/>
+        </w:rPr>
+        <w:t>teria :</w:t>
+      </w:r>
+      <w:proofErr w:type="gramEnd"/>
+      <w:r>
+        <w:rPr>
+          <w:rFonts w:ascii="Arial Black" w:hAnsi="Arial Black"/>
+        </w:rPr>
+        <w:t xml:space="preserve"> </w:t>
+      </w:r>
+    </w:p>
+    <w:p>
+      <w:pPr>
+        <w:pStyle w:val="PargrafodaLista"/>
+        <w:numPr>
+          <w:ilvl w:val="0"/>
+          <w:numId w:val="9"/>
+        </w:numPr>
+        <w:tabs>
+          <w:tab w:val="left" w:pos="3315"/>
+        </w:tabs>
+        <w:rPr>
+          <w:rFonts w:ascii="Arial Black" w:hAnsi="Arial Black"/>
+        </w:rPr>
+      </w:pPr>
+      <w:r>
+        <w:rPr>
+          <w:rFonts w:ascii="Arial Black" w:hAnsi="Arial Black"/>
+        </w:rPr>
+        <w:t>Ocuparia 40% de largura</w:t>
+      </w:r>
+    </w:p>
+    <w:p>
+      <w:pPr>
+        <w:pStyle w:val="PargrafodaLista"/>
+        <w:numPr>
+          <w:ilvl w:val="0"/>
+          <w:numId w:val="9"/>
+        </w:numPr>
+        <w:tabs>
+          <w:tab w:val="left" w:pos="3315"/>
+        </w:tabs>
+        <w:rPr>
+          <w:rFonts w:ascii="Arial Black" w:hAnsi="Arial Black"/>
+        </w:rPr>
+      </w:pPr>
+      <w:r>
+        <w:rPr>
+          <w:rFonts w:ascii="Arial Black" w:hAnsi="Arial Black"/>
+        </w:rPr>
+        <w:t>Aumentamos o espaço interno tanto para cima como pa</w:t>
+      </w:r>
+      <w:r>
+        <w:rPr>
+          <w:rFonts w:ascii="Arial Black" w:hAnsi="Arial Black"/>
+        </w:rPr>
+        <w:t>ra baixo</w:t>
+      </w:r>
+    </w:p>
+    <w:p>
+      <w:pPr>
+        <w:pStyle w:val="PargrafodaLista"/>
+        <w:numPr>
+          <w:ilvl w:val="0"/>
+          <w:numId w:val="9"/>
+        </w:numPr>
+        <w:tabs>
+          <w:tab w:val="left" w:pos="3315"/>
+        </w:tabs>
+        <w:rPr>
+          <w:rFonts w:ascii="Arial Black" w:hAnsi="Arial Black"/>
+        </w:rPr>
+      </w:pPr>
+      <w:r>
+        <w:rPr>
+          <w:rFonts w:ascii="Arial Black" w:hAnsi="Arial Black"/>
+        </w:rPr>
+        <w:t>Colocamos uma cor de fundo (ORANGE)</w:t>
+      </w:r>
+      <w:r>
+        <w:rPr>
+          <w:rFonts w:ascii="Arial Black" w:hAnsi="Arial Black"/>
+        </w:rPr>
+        <w:t xml:space="preserve"> </w:t>
+      </w:r>
+    </w:p>
+    <w:p>
+      <w:pPr>
+        <w:pStyle w:val="PargrafodaLista"/>
+        <w:numPr>
+          <w:ilvl w:val="0"/>
+          <w:numId w:val="9"/>
+        </w:numPr>
+        <w:tabs>
+          <w:tab w:val="left" w:pos="3315"/>
+        </w:tabs>
+        <w:rPr>
+          <w:rFonts w:ascii="Arial Black" w:hAnsi="Arial Black"/>
+        </w:rPr>
+      </w:pPr>
+      <w:r>
+        <w:rPr>
+          <w:rFonts w:ascii="Arial Black" w:hAnsi="Arial Black"/>
+        </w:rPr>
+        <w:t>Alteramos a cor da letra para (White) branco.</w:t>
+      </w:r>
+    </w:p>
+    <w:p>
+      <w:pPr>
+        <w:pStyle w:val="PargrafodaLista"/>
+        <w:numPr>
+          <w:ilvl w:val="0"/>
+          <w:numId w:val="9"/>
+        </w:numPr>
+        <w:tabs>
+          <w:tab w:val="left" w:pos="3315"/>
+        </w:tabs>
+        <w:rPr>
+          <w:rFonts w:ascii="Arial Black" w:hAnsi="Arial Black"/>
+        </w:rPr>
+      </w:pPr>
+      <w:r>
+        <w:rPr>
+          <w:rFonts w:ascii="Arial Black" w:hAnsi="Arial Black"/>
+        </w:rPr>
+        <w:t>Deixamos a letra mais encorpada (</w:t>
+      </w:r>
+      <w:proofErr w:type="spellStart"/>
+      <w:r>
+        <w:rPr>
+          <w:rFonts w:ascii="Arial Black" w:hAnsi="Arial Black"/>
+        </w:rPr>
+        <w:t>font-weight</w:t>
+      </w:r>
+      <w:proofErr w:type="spellEnd"/>
+      <w:r>
+        <w:rPr>
+          <w:rFonts w:ascii="Arial Black" w:hAnsi="Arial Black"/>
+        </w:rPr>
+        <w:t xml:space="preserve">: </w:t>
+      </w:r>
+      <w:proofErr w:type="spellStart"/>
+      <w:r>
+        <w:rPr>
+          <w:rFonts w:ascii="Arial Black" w:hAnsi="Arial Black"/>
+        </w:rPr>
+        <w:t>bold</w:t>
+      </w:r>
+      <w:proofErr w:type="spellEnd"/>
+      <w:r>
+        <w:rPr>
+          <w:rFonts w:ascii="Arial Black" w:hAnsi="Arial Black"/>
+        </w:rPr>
+        <w:t>)</w:t>
+      </w:r>
+    </w:p>
+    <w:p>
+      <w:pPr>
+        <w:pStyle w:val="PargrafodaLista"/>
+        <w:numPr>
+          <w:ilvl w:val="0"/>
+          <w:numId w:val="9"/>
+        </w:numPr>
+        <w:tabs>
+          <w:tab w:val="left" w:pos="3315"/>
+        </w:tabs>
+        <w:rPr>
+          <w:rFonts w:ascii="Arial Black" w:hAnsi="Arial Black"/>
+        </w:rPr>
+      </w:pPr>
+      <w:r>
+        <w:rPr>
+          <w:rFonts w:ascii="Arial Black" w:hAnsi="Arial Black"/>
+        </w:rPr>
+        <w:t xml:space="preserve">Tiramos a borda do botão enviar </w:t>
+      </w:r>
+    </w:p>
+    <w:p>
+      <w:pPr>
+        <w:pStyle w:val="PargrafodaLista"/>
+        <w:numPr>
+          <w:ilvl w:val="0"/>
+          <w:numId w:val="9"/>
+        </w:numPr>
+        <w:tabs>
+          <w:tab w:val="left" w:pos="3315"/>
+        </w:tabs>
+        <w:rPr>
+          <w:rFonts w:ascii="Arial Black" w:hAnsi="Arial Black"/>
+        </w:rPr>
+      </w:pPr>
+      <w:r>
+        <w:rPr>
+          <w:rFonts w:ascii="Arial Black" w:hAnsi="Arial Black"/>
+        </w:rPr>
+        <w:t>Arredon</w:t>
+      </w:r>
+      <w:r>
+        <w:rPr>
+          <w:rFonts w:ascii="Arial Black" w:hAnsi="Arial Black"/>
+        </w:rPr>
+        <w:t>d</w:t>
+      </w:r>
+      <w:r>
+        <w:rPr>
+          <w:rFonts w:ascii="Arial Black" w:hAnsi="Arial Black"/>
+        </w:rPr>
+        <w:t xml:space="preserve">amos os cantos utilizando </w:t>
+      </w:r>
+      <w:proofErr w:type="spellStart"/>
+      <w:r>
+        <w:rPr>
+          <w:rFonts w:ascii="Arial Black" w:hAnsi="Arial Black"/>
+        </w:rPr>
+        <w:t>border-radius</w:t>
+      </w:r>
+      <w:proofErr w:type="spellEnd"/>
+      <w:r>
+        <w:rPr>
+          <w:rFonts w:ascii="Arial Black" w:hAnsi="Arial Black"/>
+        </w:rPr>
+        <w:t>: 5px</w:t>
+      </w:r>
+    </w:p>
+    <w:p>
+      <w:pPr>
+        <w:pStyle w:val="PargrafodaLista"/>
+        <w:numPr>
+          <w:ilvl w:val="0"/>
+          <w:numId w:val="9"/>
+        </w:numPr>
+        <w:tabs>
+          <w:tab w:val="left" w:pos="3315"/>
+        </w:tabs>
+        <w:rPr>
+          <w:rFonts w:ascii="Arial Black" w:hAnsi="Arial Black"/>
+        </w:rPr>
+      </w:pPr>
+      <w:r>
+        <w:rPr>
+          <w:rFonts w:ascii="Arial Black" w:hAnsi="Arial Black"/>
+        </w:rPr>
+        <w:t>Ao passar o mouse sobre o botão ele vira mãozinha (cursor: pointer)</w:t>
+      </w:r>
+    </w:p>
+    <w:p>
+      <w:pPr>
+        <w:pStyle w:val="PargrafodaLista"/>
+        <w:numPr>
+          <w:ilvl w:val="0"/>
+          <w:numId w:val="9"/>
+        </w:numPr>
+        <w:tabs>
+          <w:tab w:val="left" w:pos="3315"/>
+        </w:tabs>
+        <w:ind w:right="-1561"/>
+        <w:rPr>
+          <w:rFonts w:ascii="Arial Black" w:hAnsi="Arial Black"/>
+        </w:rPr>
+      </w:pPr>
+      <w:r>
+        <w:rPr>
+          <w:rFonts w:ascii="Arial Black" w:hAnsi="Arial Black"/>
+        </w:rPr>
+        <w:t xml:space="preserve">Criamos o enviar </w:t>
+      </w:r>
+      <w:proofErr w:type="spellStart"/>
+      <w:r>
+        <w:rPr>
+          <w:rFonts w:ascii="Arial Black" w:hAnsi="Arial Black"/>
+        </w:rPr>
+        <w:t>hover</w:t>
+      </w:r>
+      <w:proofErr w:type="spellEnd"/>
+      <w:r>
+        <w:rPr>
+          <w:rFonts w:ascii="Arial Black" w:hAnsi="Arial Black"/>
+        </w:rPr>
+        <w:t xml:space="preserve"> para realizar efeitos em nosso site ao passar o mouse</w:t>
+      </w:r>
+    </w:p>
+    <w:p>
+      <w:pPr>
+        <w:pStyle w:val="PargrafodaLista"/>
+        <w:numPr>
+          <w:ilvl w:val="0"/>
+          <w:numId w:val="9"/>
+        </w:numPr>
+        <w:tabs>
+          <w:tab w:val="left" w:pos="3315"/>
+        </w:tabs>
+        <w:ind w:right="-1561"/>
+        <w:rPr>
+          <w:rFonts w:ascii="Arial Black" w:hAnsi="Arial Black"/>
+        </w:rPr>
+      </w:pPr>
+      <w:r>
+        <w:rPr>
+          <w:rFonts w:ascii="Arial Black" w:hAnsi="Arial Black"/>
+        </w:rPr>
+        <w:t xml:space="preserve">Troca de cor para laranja escuro </w:t>
+      </w:r>
+    </w:p>
+    <w:p>
+      <w:pPr>
+        <w:pStyle w:val="PargrafodaLista"/>
+        <w:numPr>
+          <w:ilvl w:val="0"/>
+          <w:numId w:val="9"/>
+        </w:numPr>
+        <w:tabs>
+          <w:tab w:val="left" w:pos="3315"/>
+        </w:tabs>
+        <w:ind w:right="-1561"/>
+        <w:rPr>
+          <w:rFonts w:ascii="Arial Black" w:hAnsi="Arial Black"/>
+        </w:rPr>
+      </w:pPr>
+      <w:proofErr w:type="gramStart"/>
+      <w:r>
+        <w:rPr>
+          <w:rFonts w:ascii="Arial Black" w:hAnsi="Arial Black"/>
+        </w:rPr>
+        <w:t>No .enviar</w:t>
+      </w:r>
+      <w:proofErr w:type="gramEnd"/>
+      <w:r>
+        <w:rPr>
+          <w:rFonts w:ascii="Arial Black" w:hAnsi="Arial Black"/>
+        </w:rPr>
+        <w:t xml:space="preserve"> adicionamos um </w:t>
+      </w:r>
+      <w:proofErr w:type="spellStart"/>
+      <w:r>
+        <w:rPr>
+          <w:rFonts w:ascii="Arial Black" w:hAnsi="Arial Black"/>
+        </w:rPr>
+        <w:t>transition</w:t>
+      </w:r>
+      <w:proofErr w:type="spellEnd"/>
+      <w:r>
+        <w:rPr>
+          <w:rFonts w:ascii="Arial Black" w:hAnsi="Arial Black"/>
+        </w:rPr>
+        <w:t xml:space="preserve"> :1s para ter um tempo  de sua transição tanto de cor , aumentar o tamanho e a rotação </w:t>
+      </w:r>
+    </w:p>
+    <w:p>
+      <w:pPr>
+        <w:pStyle w:val="PargrafodaLista"/>
+        <w:numPr>
+          <w:ilvl w:val="0"/>
+          <w:numId w:val="9"/>
+        </w:numPr>
+        <w:tabs>
+          <w:tab w:val="left" w:pos="3315"/>
+        </w:tabs>
+        <w:ind w:right="-1561"/>
+        <w:rPr>
+          <w:rFonts w:ascii="Arial Black" w:hAnsi="Arial Black"/>
+        </w:rPr>
+      </w:pPr>
+      <w:r>
+        <w:rPr>
+          <w:rFonts w:ascii="Arial Black" w:hAnsi="Arial Black"/>
+        </w:rPr>
+        <w:t xml:space="preserve">No enviar </w:t>
+      </w:r>
+      <w:proofErr w:type="spellStart"/>
+      <w:r>
+        <w:rPr>
+          <w:rFonts w:ascii="Arial Black" w:hAnsi="Arial Black"/>
+        </w:rPr>
+        <w:t>hover</w:t>
+      </w:r>
+      <w:proofErr w:type="spellEnd"/>
+      <w:r>
+        <w:rPr>
+          <w:rFonts w:ascii="Arial Black" w:hAnsi="Arial Black"/>
+        </w:rPr>
+        <w:t xml:space="preserve"> também utilizamos o </w:t>
+      </w:r>
+      <w:proofErr w:type="spellStart"/>
+      <w:r>
+        <w:rPr>
+          <w:rFonts w:ascii="Arial Black" w:hAnsi="Arial Black"/>
+        </w:rPr>
+        <w:t>transform</w:t>
+      </w:r>
+      <w:proofErr w:type="spellEnd"/>
+      <w:r>
+        <w:rPr>
+          <w:rFonts w:ascii="Arial Black" w:hAnsi="Arial Black"/>
+        </w:rPr>
+        <w:t xml:space="preserve"> para aumentar o tamanho do botão e ter rotação </w:t>
+      </w:r>
+    </w:p>
+    <w:p>
+      <w:pPr>
+        <w:pStyle w:val="PargrafodaLista"/>
+        <w:numPr>
+          <w:ilvl w:val="0"/>
+          <w:numId w:val="9"/>
+        </w:numPr>
+        <w:tabs>
+          <w:tab w:val="left" w:pos="3315"/>
+        </w:tabs>
+        <w:ind w:right="-1277"/>
+        <w:rPr>
+          <w:rFonts w:ascii="Arial Black" w:hAnsi="Arial Black"/>
+        </w:rPr>
+      </w:pPr>
       <w:bookmarkStart w:id="0" w:name="_GoBack"/>
       <w:bookmarkEnd w:id="0"/>
+    </w:p>
+    <w:p>
+      <w:pPr>
+        <w:pStyle w:val="PargrafodaLista"/>
+        <w:tabs>
+          <w:tab w:val="left" w:pos="3315"/>
+        </w:tabs>
+        <w:rPr>
+          <w:rFonts w:ascii="Arial Black" w:hAnsi="Arial Black"/>
+        </w:rPr>
+      </w:pPr>
+    </w:p>
+    <w:p>
+      <w:pPr>
+        <w:pStyle w:val="PargrafodaLista"/>
+        <w:tabs>
+          <w:tab w:val="left" w:pos="3315"/>
+        </w:tabs>
+        <w:rPr>
+          <w:rFonts w:ascii="Arial Black" w:hAnsi="Arial Black"/>
+        </w:rPr>
+      </w:pPr>
+    </w:p>
+    <w:p>
+      <w:pPr>
+        <w:pStyle w:val="PargrafodaLista"/>
+        <w:tabs>
+          <w:tab w:val="left" w:pos="3315"/>
+        </w:tabs>
+        <w:rPr>
+          <w:rFonts w:ascii="Arial Black" w:hAnsi="Arial Black"/>
+        </w:rPr>
+      </w:pPr>
+    </w:p>
+    <w:p>
+      <w:pPr>
+        <w:pStyle w:val="PargrafodaLista"/>
+        <w:tabs>
+          <w:tab w:val="left" w:pos="3315"/>
+        </w:tabs>
+        <w:rPr>
+          <w:rFonts w:ascii="Arial Black" w:hAnsi="Arial Black"/>
+        </w:rPr>
+      </w:pPr>
+      <w:r>
+        <w:rPr>
+          <w:noProof/>
+        </w:rPr>
+        <w:drawing>
+          <wp:anchor distT="0" distB="0" distL="114300" distR="114300" simplePos="0" relativeHeight="251756544" behindDoc="0" locked="0" layoutInCell="1" allowOverlap="1" wp14:anchorId="39ADEA53">
+            <wp:simplePos x="0" y="0"/>
+            <wp:positionH relativeFrom="column">
+              <wp:posOffset>1948815</wp:posOffset>
+            </wp:positionH>
+            <wp:positionV relativeFrom="paragraph">
+              <wp:posOffset>100965</wp:posOffset>
+            </wp:positionV>
+            <wp:extent cx="2457450" cy="923925"/>
+            <wp:effectExtent l="0" t="0" r="0" b="9525"/>
+            <wp:wrapNone/>
+            <wp:docPr id="135" name="Imagem 135"/>
+            <wp:cNvGraphicFramePr>
+              <a:graphicFrameLocks xmlns:a="http://schemas.openxmlformats.org/drawingml/2006/main" noChangeAspect="1"/>
+            </wp:cNvGraphicFramePr>
+            <a:graphic xmlns:a="http://schemas.openxmlformats.org/drawingml/2006/main">
+              <a:graphicData uri="http://schemas.openxmlformats.org/drawingml/2006/picture">
+                <pic:pic xmlns:pic="http://schemas.openxmlformats.org/drawingml/2006/picture">
+                  <pic:nvPicPr>
+                    <pic:cNvPr id="0" name="Picture 5"/>
+                    <pic:cNvPicPr>
+                      <a:picLocks noChangeAspect="1" noChangeArrowheads="1"/>
+                    </pic:cNvPicPr>
+                  </pic:nvPicPr>
+                  <pic:blipFill>
+                    <a:blip r:embed="rId106">
+                      <a:extLst>
+                        <a:ext uri="{28A0092B-C50C-407E-A947-70E740481C1C}">
+                          <a14:useLocalDpi xmlns:a14="http://schemas.microsoft.com/office/drawing/2010/main" val="0"/>
+                        </a:ext>
+                      </a:extLst>
+                    </a:blip>
+                    <a:srcRect/>
+                    <a:stretch>
+                      <a:fillRect/>
+                    </a:stretch>
+                  </pic:blipFill>
+                  <pic:spPr bwMode="auto">
+                    <a:xfrm>
+                      <a:off x="0" y="0"/>
+                      <a:ext cx="2457450" cy="923925"/>
+                    </a:xfrm>
+                    <a:prstGeom prst="rect">
+                      <a:avLst/>
+                    </a:prstGeom>
+                    <a:noFill/>
+                    <a:ln>
+                      <a:noFill/>
+                    </a:ln>
+                  </pic:spPr>
+                </pic:pic>
+              </a:graphicData>
+            </a:graphic>
+          </wp:anchor>
+        </w:drawing>
+      </w:r>
+      <w:r>
+        <w:rPr>
+          <w:noProof/>
+        </w:rPr>
+        <w:drawing>
+          <wp:anchor distT="0" distB="0" distL="114300" distR="114300" simplePos="0" relativeHeight="251755520" behindDoc="0" locked="0" layoutInCell="1" allowOverlap="1">
+            <wp:simplePos x="0" y="0"/>
+            <wp:positionH relativeFrom="margin">
+              <wp:posOffset>209550</wp:posOffset>
+            </wp:positionH>
+            <wp:positionV relativeFrom="paragraph">
+              <wp:posOffset>107950</wp:posOffset>
+            </wp:positionV>
+            <wp:extent cx="1714500" cy="1362075"/>
+            <wp:effectExtent l="0" t="0" r="0" b="9525"/>
+            <wp:wrapNone/>
+            <wp:docPr id="134" name="Imagem 134"/>
+            <wp:cNvGraphicFramePr>
+              <a:graphicFrameLocks xmlns:a="http://schemas.openxmlformats.org/drawingml/2006/main" noChangeAspect="1"/>
+            </wp:cNvGraphicFramePr>
+            <a:graphic xmlns:a="http://schemas.openxmlformats.org/drawingml/2006/main">
+              <a:graphicData uri="http://schemas.openxmlformats.org/drawingml/2006/picture">
+                <pic:pic xmlns:pic="http://schemas.openxmlformats.org/drawingml/2006/picture">
+                  <pic:nvPicPr>
+                    <pic:cNvPr id="0" name="Picture 3"/>
+                    <pic:cNvPicPr>
+                      <a:picLocks noChangeAspect="1" noChangeArrowheads="1"/>
+                    </pic:cNvPicPr>
+                  </pic:nvPicPr>
+                  <pic:blipFill>
+                    <a:blip r:embed="rId107">
+                      <a:extLst>
+                        <a:ext uri="{28A0092B-C50C-407E-A947-70E740481C1C}">
+                          <a14:useLocalDpi xmlns:a14="http://schemas.microsoft.com/office/drawing/2010/main" val="0"/>
+                        </a:ext>
+                      </a:extLst>
+                    </a:blip>
+                    <a:srcRect/>
+                    <a:stretch>
+                      <a:fillRect/>
+                    </a:stretch>
+                  </pic:blipFill>
+                  <pic:spPr bwMode="auto">
+                    <a:xfrm>
+                      <a:off x="0" y="0"/>
+                      <a:ext cx="1714500" cy="1362075"/>
+                    </a:xfrm>
+                    <a:prstGeom prst="rect">
+                      <a:avLst/>
+                    </a:prstGeom>
+                    <a:noFill/>
+                    <a:ln>
+                      <a:noFill/>
+                    </a:ln>
+                  </pic:spPr>
+                </pic:pic>
+              </a:graphicData>
+            </a:graphic>
+          </wp:anchor>
+        </w:drawing>
+      </w:r>
+    </w:p>
+    <w:p>
+      <w:pPr>
+        <w:tabs>
+          <w:tab w:val="left" w:pos="3315"/>
+        </w:tabs>
+        <w:rPr>
+          <w:rFonts w:ascii="Arial Black" w:hAnsi="Arial Black"/>
+          <w:u w:val="single"/>
+        </w:rPr>
+      </w:pPr>
+    </w:p>
+    <w:p>
+      <w:pPr>
+        <w:tabs>
+          <w:tab w:val="left" w:pos="3315"/>
+        </w:tabs>
+        <w:rPr>
+          <w:rFonts w:ascii="Arial Black" w:hAnsi="Arial Black"/>
+          <w:u w:val="single"/>
+        </w:rPr>
+      </w:pPr>
+    </w:p>
+    <w:p>
+      <w:pPr>
+        <w:tabs>
+          <w:tab w:val="left" w:pos="3315"/>
+        </w:tabs>
+        <w:rPr>
+          <w:rFonts w:ascii="Arial Black" w:hAnsi="Arial Black"/>
+          <w:u w:val="single"/>
+        </w:rPr>
+      </w:pPr>
+    </w:p>
+    <w:p>
+      <w:pPr>
+        <w:tabs>
+          <w:tab w:val="left" w:pos="3315"/>
+        </w:tabs>
+        <w:rPr>
+          <w:rFonts w:ascii="Arial Black" w:hAnsi="Arial Black"/>
+        </w:rPr>
+      </w:pPr>
+    </w:p>
+    <w:p>
+      <w:pPr>
+        <w:tabs>
+          <w:tab w:val="left" w:pos="2220"/>
+        </w:tabs>
+        <w:rPr>
+          <w:rFonts w:ascii="Arial Black" w:hAnsi="Arial Black"/>
+        </w:rPr>
+      </w:pPr>
+      <w:r>
+        <w:rPr>
+          <w:rFonts w:ascii="Arial Black" w:hAnsi="Arial Black"/>
+        </w:rPr>
+        <w:tab/>
+      </w:r>
     </w:p>
     <w:sectPr>
       <w:pgSz w:w="11906" w:h="16838"/>
@@ -13154,7 +16197,7 @@
 </file>
 
 <file path=customXml/itemProps1.xml><?xml version="1.0" encoding="utf-8"?>
-<ds:datastoreItem xmlns:ds="http://schemas.openxmlformats.org/officeDocument/2006/customXml" ds:itemID="{B0254DA1-9AD3-4675-AD78-BFCAD68C4B01}">
+<ds:datastoreItem xmlns:ds="http://schemas.openxmlformats.org/officeDocument/2006/customXml" ds:itemID="{A150A95A-7371-4F6B-B5D8-8112E991B053}">
   <ds:schemaRefs>
     <ds:schemaRef ds:uri="http://schemas.openxmlformats.org/officeDocument/2006/bibliography"/>
   </ds:schemaRefs>

--- a/Apostila/Apostila.docx
+++ b/Apostila/Apostila.docx
@@ -14122,24 +14122,6 @@
     <w:p>
       <w:pPr>
         <w:pStyle w:val="PargrafodaLista"/>
-        <w:numPr>
-          <w:ilvl w:val="0"/>
-          <w:numId w:val="9"/>
-        </w:numPr>
-        <w:tabs>
-          <w:tab w:val="left" w:pos="3315"/>
-        </w:tabs>
-        <w:ind w:right="-1277"/>
-        <w:rPr>
-          <w:rFonts w:ascii="Arial Black" w:hAnsi="Arial Black"/>
-        </w:rPr>
-      </w:pPr>
-      <w:bookmarkStart w:id="0" w:name="_GoBack"/>
-      <w:bookmarkEnd w:id="0"/>
-    </w:p>
-    <w:p>
-      <w:pPr>
-        <w:pStyle w:val="PargrafodaLista"/>
         <w:tabs>
           <w:tab w:val="left" w:pos="3315"/>
         </w:tabs>
@@ -14358,9 +14340,1089 @@
       <w:r>
         <w:rPr>
           <w:rFonts w:ascii="Arial Black" w:hAnsi="Arial Black"/>
-        </w:rPr>
-        <w:tab/>
-      </w:r>
+          <w:noProof/>
+        </w:rPr>
+        <w:drawing>
+          <wp:anchor distT="0" distB="0" distL="114300" distR="114300" simplePos="0" relativeHeight="251757568" behindDoc="0" locked="0" layoutInCell="1" allowOverlap="1">
+            <wp:simplePos x="0" y="0"/>
+            <wp:positionH relativeFrom="column">
+              <wp:posOffset>5715</wp:posOffset>
+            </wp:positionH>
+            <wp:positionV relativeFrom="paragraph">
+              <wp:posOffset>487680</wp:posOffset>
+            </wp:positionV>
+            <wp:extent cx="1114425" cy="2495550"/>
+            <wp:effectExtent l="0" t="0" r="9525" b="0"/>
+            <wp:wrapNone/>
+            <wp:docPr id="136" name="Imagem 136" descr="C:\Users\kaique.souza\Pictures\Screenshots\Captura de tela 2026-09-29 135320.png"/>
+            <wp:cNvGraphicFramePr>
+              <a:graphicFrameLocks xmlns:a="http://schemas.openxmlformats.org/drawingml/2006/main" noChangeAspect="1"/>
+            </wp:cNvGraphicFramePr>
+            <a:graphic xmlns:a="http://schemas.openxmlformats.org/drawingml/2006/main">
+              <a:graphicData uri="http://schemas.openxmlformats.org/drawingml/2006/picture">
+                <pic:pic xmlns:pic="http://schemas.openxmlformats.org/drawingml/2006/picture">
+                  <pic:nvPicPr>
+                    <pic:cNvPr id="0" name="Picture 1" descr="C:\Users\kaique.souza\Pictures\Screenshots\Captura de tela 2026-09-29 135320.png"/>
+                    <pic:cNvPicPr>
+                      <a:picLocks noChangeAspect="1" noChangeArrowheads="1"/>
+                    </pic:cNvPicPr>
+                  </pic:nvPicPr>
+                  <pic:blipFill>
+                    <a:blip r:embed="rId108">
+                      <a:extLst>
+                        <a:ext uri="{28A0092B-C50C-407E-A947-70E740481C1C}">
+                          <a14:useLocalDpi xmlns:a14="http://schemas.microsoft.com/office/drawing/2010/main" val="0"/>
+                        </a:ext>
+                      </a:extLst>
+                    </a:blip>
+                    <a:srcRect/>
+                    <a:stretch>
+                      <a:fillRect/>
+                    </a:stretch>
+                  </pic:blipFill>
+                  <pic:spPr bwMode="auto">
+                    <a:xfrm>
+                      <a:off x="0" y="0"/>
+                      <a:ext cx="1114425" cy="2495550"/>
+                    </a:xfrm>
+                    <a:prstGeom prst="rect">
+                      <a:avLst/>
+                    </a:prstGeom>
+                    <a:noFill/>
+                    <a:ln>
+                      <a:noFill/>
+                    </a:ln>
+                  </pic:spPr>
+                </pic:pic>
+              </a:graphicData>
+            </a:graphic>
+          </wp:anchor>
+        </w:drawing>
+      </w:r>
+      <w:r>
+        <w:rPr>
+          <w:rFonts w:ascii="Arial Black" w:hAnsi="Arial Black"/>
+        </w:rPr>
+        <w:t>57 – Logo abaixo do forme criamos a estrutura da tabela conforme o código:</w:t>
+      </w:r>
+    </w:p>
+    <w:p>
+      <w:pPr>
+        <w:tabs>
+          <w:tab w:val="left" w:pos="2220"/>
+        </w:tabs>
+        <w:rPr>
+          <w:rFonts w:ascii="Arial Black" w:hAnsi="Arial Black"/>
+        </w:rPr>
+      </w:pPr>
+    </w:p>
+    <w:p>
+      <w:pPr>
+        <w:tabs>
+          <w:tab w:val="left" w:pos="2220"/>
+        </w:tabs>
+        <w:rPr>
+          <w:rFonts w:ascii="Arial Black" w:hAnsi="Arial Black"/>
+        </w:rPr>
+      </w:pPr>
+    </w:p>
+    <w:p>
+      <w:pPr>
+        <w:tabs>
+          <w:tab w:val="left" w:pos="2220"/>
+        </w:tabs>
+        <w:rPr>
+          <w:rFonts w:ascii="Arial Black" w:hAnsi="Arial Black"/>
+        </w:rPr>
+      </w:pPr>
+    </w:p>
+    <w:p>
+      <w:pPr>
+        <w:tabs>
+          <w:tab w:val="left" w:pos="2220"/>
+        </w:tabs>
+        <w:rPr>
+          <w:rFonts w:ascii="Arial Black" w:hAnsi="Arial Black"/>
+        </w:rPr>
+      </w:pPr>
+    </w:p>
+    <w:p>
+      <w:pPr>
+        <w:tabs>
+          <w:tab w:val="left" w:pos="2220"/>
+        </w:tabs>
+        <w:rPr>
+          <w:rFonts w:ascii="Arial Black" w:hAnsi="Arial Black"/>
+        </w:rPr>
+      </w:pPr>
+    </w:p>
+    <w:p>
+      <w:pPr>
+        <w:tabs>
+          <w:tab w:val="left" w:pos="2220"/>
+        </w:tabs>
+        <w:rPr>
+          <w:rFonts w:ascii="Arial Black" w:hAnsi="Arial Black"/>
+        </w:rPr>
+      </w:pPr>
+    </w:p>
+    <w:p>
+      <w:pPr>
+        <w:tabs>
+          <w:tab w:val="left" w:pos="2220"/>
+        </w:tabs>
+        <w:rPr>
+          <w:rFonts w:ascii="Arial Black" w:hAnsi="Arial Black"/>
+        </w:rPr>
+      </w:pPr>
+    </w:p>
+    <w:p>
+      <w:pPr>
+        <w:tabs>
+          <w:tab w:val="left" w:pos="2220"/>
+        </w:tabs>
+        <w:rPr>
+          <w:rFonts w:ascii="Arial Black" w:hAnsi="Arial Black"/>
+        </w:rPr>
+      </w:pPr>
+      <w:r>
+        <w:rPr>
+          <w:rFonts w:ascii="Arial Black" w:hAnsi="Arial Black"/>
+        </w:rPr>
+        <w:lastRenderedPageBreak/>
+        <w:t xml:space="preserve">58 – Trabalhando com a tabela estamos utilizando o </w:t>
+      </w:r>
+      <w:proofErr w:type="spellStart"/>
+      <w:r>
+        <w:rPr>
+          <w:rFonts w:ascii="Arial Black" w:hAnsi="Arial Black"/>
+        </w:rPr>
+        <w:t>thead</w:t>
+      </w:r>
+      <w:proofErr w:type="spellEnd"/>
+      <w:r>
+        <w:rPr>
+          <w:rFonts w:ascii="Arial Black" w:hAnsi="Arial Black"/>
+        </w:rPr>
+        <w:t xml:space="preserve"> (cabeçalho da </w:t>
+      </w:r>
+      <w:proofErr w:type="gramStart"/>
+      <w:r>
+        <w:rPr>
+          <w:rFonts w:ascii="Arial Black" w:hAnsi="Arial Black"/>
+        </w:rPr>
+        <w:t>tabela )</w:t>
+      </w:r>
+      <w:proofErr w:type="gramEnd"/>
+      <w:r>
+        <w:rPr>
+          <w:rFonts w:ascii="Arial Black" w:hAnsi="Arial Black"/>
+        </w:rPr>
+        <w:t xml:space="preserve"> e o </w:t>
+      </w:r>
+      <w:proofErr w:type="spellStart"/>
+      <w:r>
+        <w:rPr>
+          <w:rFonts w:ascii="Arial Black" w:hAnsi="Arial Black"/>
+        </w:rPr>
+        <w:t>tbody</w:t>
+      </w:r>
+      <w:proofErr w:type="spellEnd"/>
+      <w:r>
+        <w:rPr>
+          <w:rFonts w:ascii="Arial Black" w:hAnsi="Arial Black"/>
+        </w:rPr>
+        <w:t xml:space="preserve"> (corpo da tabela) e dentro do </w:t>
+      </w:r>
+      <w:proofErr w:type="spellStart"/>
+      <w:r>
+        <w:rPr>
+          <w:rFonts w:ascii="Arial Black" w:hAnsi="Arial Black"/>
+        </w:rPr>
+        <w:t>thead</w:t>
+      </w:r>
+      <w:proofErr w:type="spellEnd"/>
+      <w:r>
+        <w:rPr>
+          <w:rFonts w:ascii="Arial Black" w:hAnsi="Arial Black"/>
+        </w:rPr>
+        <w:t xml:space="preserve"> temos o </w:t>
+      </w:r>
+      <w:proofErr w:type="spellStart"/>
+      <w:r>
+        <w:rPr>
+          <w:rFonts w:ascii="Arial Black" w:hAnsi="Arial Black"/>
+        </w:rPr>
+        <w:t>th</w:t>
+      </w:r>
+      <w:proofErr w:type="spellEnd"/>
+      <w:r>
+        <w:rPr>
+          <w:rFonts w:ascii="Arial Black" w:hAnsi="Arial Black"/>
+        </w:rPr>
+        <w:t xml:space="preserve"> que são os dados do cabeçalho da tabela.</w:t>
+      </w:r>
+    </w:p>
+    <w:p>
+      <w:pPr>
+        <w:tabs>
+          <w:tab w:val="left" w:pos="2220"/>
+        </w:tabs>
+        <w:rPr>
+          <w:rFonts w:ascii="Arial Black" w:hAnsi="Arial Black"/>
+        </w:rPr>
+      </w:pPr>
+      <w:r>
+        <w:rPr>
+          <w:noProof/>
+        </w:rPr>
+        <w:drawing>
+          <wp:inline distT="0" distB="0" distL="0" distR="0">
+            <wp:extent cx="1066800" cy="1038225"/>
+            <wp:effectExtent l="0" t="0" r="0" b="9525"/>
+            <wp:docPr id="137" name="Imagem 137"/>
+            <wp:cNvGraphicFramePr>
+              <a:graphicFrameLocks xmlns:a="http://schemas.openxmlformats.org/drawingml/2006/main" noChangeAspect="1"/>
+            </wp:cNvGraphicFramePr>
+            <a:graphic xmlns:a="http://schemas.openxmlformats.org/drawingml/2006/main">
+              <a:graphicData uri="http://schemas.openxmlformats.org/drawingml/2006/picture">
+                <pic:pic xmlns:pic="http://schemas.openxmlformats.org/drawingml/2006/picture">
+                  <pic:nvPicPr>
+                    <pic:cNvPr id="0" name="Picture 2"/>
+                    <pic:cNvPicPr>
+                      <a:picLocks noChangeAspect="1" noChangeArrowheads="1"/>
+                    </pic:cNvPicPr>
+                  </pic:nvPicPr>
+                  <pic:blipFill>
+                    <a:blip r:embed="rId109">
+                      <a:extLst>
+                        <a:ext uri="{28A0092B-C50C-407E-A947-70E740481C1C}">
+                          <a14:useLocalDpi xmlns:a14="http://schemas.microsoft.com/office/drawing/2010/main" val="0"/>
+                        </a:ext>
+                      </a:extLst>
+                    </a:blip>
+                    <a:srcRect/>
+                    <a:stretch>
+                      <a:fillRect/>
+                    </a:stretch>
+                  </pic:blipFill>
+                  <pic:spPr bwMode="auto">
+                    <a:xfrm>
+                      <a:off x="0" y="0"/>
+                      <a:ext cx="1066800" cy="1038225"/>
+                    </a:xfrm>
+                    <a:prstGeom prst="rect">
+                      <a:avLst/>
+                    </a:prstGeom>
+                    <a:noFill/>
+                    <a:ln>
+                      <a:noFill/>
+                    </a:ln>
+                  </pic:spPr>
+                </pic:pic>
+              </a:graphicData>
+            </a:graphic>
+          </wp:inline>
+        </w:drawing>
+      </w:r>
+    </w:p>
+    <w:p>
+      <w:pPr>
+        <w:tabs>
+          <w:tab w:val="left" w:pos="2220"/>
+        </w:tabs>
+        <w:rPr>
+          <w:rFonts w:ascii="Arial Black" w:hAnsi="Arial Black"/>
+        </w:rPr>
+      </w:pPr>
+      <w:r>
+        <w:rPr>
+          <w:rFonts w:ascii="Arial Black" w:hAnsi="Arial Black"/>
+        </w:rPr>
+        <w:t xml:space="preserve">59 </w:t>
+      </w:r>
+      <w:r>
+        <w:rPr>
+          <w:rFonts w:ascii="Arial Black" w:hAnsi="Arial Black"/>
+        </w:rPr>
+        <w:t>–</w:t>
+      </w:r>
+      <w:r>
+        <w:rPr>
+          <w:rFonts w:ascii="Arial Black" w:hAnsi="Arial Black"/>
+        </w:rPr>
+        <w:t xml:space="preserve"> </w:t>
+      </w:r>
+      <w:r>
+        <w:rPr>
+          <w:rFonts w:ascii="Arial Black" w:hAnsi="Arial Black"/>
+        </w:rPr>
+        <w:t xml:space="preserve">No </w:t>
+      </w:r>
+      <w:proofErr w:type="spellStart"/>
+      <w:r>
+        <w:rPr>
+          <w:rFonts w:ascii="Arial Black" w:hAnsi="Arial Black"/>
+        </w:rPr>
+        <w:t>css</w:t>
+      </w:r>
+      <w:proofErr w:type="spellEnd"/>
+      <w:r>
+        <w:rPr>
+          <w:rFonts w:ascii="Arial Black" w:hAnsi="Arial Black"/>
+        </w:rPr>
+        <w:t xml:space="preserve"> da tabela vamos dar um espaço externo para cima e para baixo. </w:t>
+      </w:r>
+    </w:p>
+    <w:p>
+      <w:pPr>
+        <w:tabs>
+          <w:tab w:val="left" w:pos="2220"/>
+        </w:tabs>
+        <w:rPr>
+          <w:rFonts w:ascii="Arial Black" w:hAnsi="Arial Black"/>
+        </w:rPr>
+      </w:pPr>
+      <w:r>
+        <w:rPr>
+          <w:noProof/>
+        </w:rPr>
+        <w:drawing>
+          <wp:inline distT="0" distB="0" distL="0" distR="0">
+            <wp:extent cx="1552575" cy="552450"/>
+            <wp:effectExtent l="0" t="0" r="9525" b="0"/>
+            <wp:docPr id="138" name="Imagem 138"/>
+            <wp:cNvGraphicFramePr>
+              <a:graphicFrameLocks xmlns:a="http://schemas.openxmlformats.org/drawingml/2006/main" noChangeAspect="1"/>
+            </wp:cNvGraphicFramePr>
+            <a:graphic xmlns:a="http://schemas.openxmlformats.org/drawingml/2006/main">
+              <a:graphicData uri="http://schemas.openxmlformats.org/drawingml/2006/picture">
+                <pic:pic xmlns:pic="http://schemas.openxmlformats.org/drawingml/2006/picture">
+                  <pic:nvPicPr>
+                    <pic:cNvPr id="0" name="Picture 4"/>
+                    <pic:cNvPicPr>
+                      <a:picLocks noChangeAspect="1" noChangeArrowheads="1"/>
+                    </pic:cNvPicPr>
+                  </pic:nvPicPr>
+                  <pic:blipFill>
+                    <a:blip r:embed="rId110">
+                      <a:extLst>
+                        <a:ext uri="{28A0092B-C50C-407E-A947-70E740481C1C}">
+                          <a14:useLocalDpi xmlns:a14="http://schemas.microsoft.com/office/drawing/2010/main" val="0"/>
+                        </a:ext>
+                      </a:extLst>
+                    </a:blip>
+                    <a:srcRect/>
+                    <a:stretch>
+                      <a:fillRect/>
+                    </a:stretch>
+                  </pic:blipFill>
+                  <pic:spPr bwMode="auto">
+                    <a:xfrm>
+                      <a:off x="0" y="0"/>
+                      <a:ext cx="1552575" cy="552450"/>
+                    </a:xfrm>
+                    <a:prstGeom prst="rect">
+                      <a:avLst/>
+                    </a:prstGeom>
+                    <a:noFill/>
+                    <a:ln>
+                      <a:noFill/>
+                    </a:ln>
+                  </pic:spPr>
+                </pic:pic>
+              </a:graphicData>
+            </a:graphic>
+          </wp:inline>
+        </w:drawing>
+      </w:r>
+    </w:p>
+    <w:p>
+      <w:pPr>
+        <w:tabs>
+          <w:tab w:val="left" w:pos="2220"/>
+        </w:tabs>
+        <w:rPr>
+          <w:rFonts w:ascii="Arial Black" w:hAnsi="Arial Black"/>
+        </w:rPr>
+      </w:pPr>
+      <w:r>
+        <w:rPr>
+          <w:rFonts w:ascii="Arial Black" w:hAnsi="Arial Black"/>
+        </w:rPr>
+        <w:t>60 – No cabeçalho da tabela adicionamos uma cor de fundo mudamos a cor do texto e deixamos mais encorpado.</w:t>
+      </w:r>
+    </w:p>
+    <w:p>
+      <w:pPr>
+        <w:tabs>
+          <w:tab w:val="left" w:pos="2220"/>
+        </w:tabs>
+        <w:rPr>
+          <w:rFonts w:ascii="Arial Black" w:hAnsi="Arial Black"/>
+        </w:rPr>
+      </w:pPr>
+      <w:r>
+        <w:rPr>
+          <w:noProof/>
+        </w:rPr>
+        <w:drawing>
+          <wp:inline distT="0" distB="0" distL="0" distR="0">
+            <wp:extent cx="2057400" cy="723900"/>
+            <wp:effectExtent l="0" t="0" r="0" b="0"/>
+            <wp:docPr id="139" name="Imagem 139"/>
+            <wp:cNvGraphicFramePr>
+              <a:graphicFrameLocks xmlns:a="http://schemas.openxmlformats.org/drawingml/2006/main" noChangeAspect="1"/>
+            </wp:cNvGraphicFramePr>
+            <a:graphic xmlns:a="http://schemas.openxmlformats.org/drawingml/2006/main">
+              <a:graphicData uri="http://schemas.openxmlformats.org/drawingml/2006/picture">
+                <pic:pic xmlns:pic="http://schemas.openxmlformats.org/drawingml/2006/picture">
+                  <pic:nvPicPr>
+                    <pic:cNvPr id="0" name="Picture 6"/>
+                    <pic:cNvPicPr>
+                      <a:picLocks noChangeAspect="1" noChangeArrowheads="1"/>
+                    </pic:cNvPicPr>
+                  </pic:nvPicPr>
+                  <pic:blipFill>
+                    <a:blip r:embed="rId111">
+                      <a:extLst>
+                        <a:ext uri="{28A0092B-C50C-407E-A947-70E740481C1C}">
+                          <a14:useLocalDpi xmlns:a14="http://schemas.microsoft.com/office/drawing/2010/main" val="0"/>
+                        </a:ext>
+                      </a:extLst>
+                    </a:blip>
+                    <a:srcRect/>
+                    <a:stretch>
+                      <a:fillRect/>
+                    </a:stretch>
+                  </pic:blipFill>
+                  <pic:spPr bwMode="auto">
+                    <a:xfrm>
+                      <a:off x="0" y="0"/>
+                      <a:ext cx="2057400" cy="723900"/>
+                    </a:xfrm>
+                    <a:prstGeom prst="rect">
+                      <a:avLst/>
+                    </a:prstGeom>
+                    <a:noFill/>
+                    <a:ln>
+                      <a:noFill/>
+                    </a:ln>
+                  </pic:spPr>
+                </pic:pic>
+              </a:graphicData>
+            </a:graphic>
+          </wp:inline>
+        </w:drawing>
+      </w:r>
+    </w:p>
+    <w:p>
+      <w:pPr>
+        <w:tabs>
+          <w:tab w:val="left" w:pos="2220"/>
+        </w:tabs>
+        <w:rPr>
+          <w:rFonts w:ascii="Arial Black" w:hAnsi="Arial Black"/>
+        </w:rPr>
+      </w:pPr>
+      <w:r>
+        <w:rPr>
+          <w:rFonts w:ascii="Arial Black" w:hAnsi="Arial Black"/>
+        </w:rPr>
+        <w:t xml:space="preserve">61 – Colocamos uma borda nos dados da tabela e no cabeçalho conforme o </w:t>
+      </w:r>
+      <w:proofErr w:type="gramStart"/>
+      <w:r>
+        <w:rPr>
+          <w:rFonts w:ascii="Arial Black" w:hAnsi="Arial Black"/>
+        </w:rPr>
+        <w:t>código :</w:t>
+      </w:r>
+      <w:proofErr w:type="gramEnd"/>
+      <w:r>
+        <w:rPr>
+          <w:rFonts w:ascii="Arial Black" w:hAnsi="Arial Black"/>
+        </w:rPr>
+        <w:t xml:space="preserve"> </w:t>
+      </w:r>
+    </w:p>
+    <w:p>
+      <w:pPr>
+        <w:tabs>
+          <w:tab w:val="left" w:pos="2220"/>
+        </w:tabs>
+        <w:rPr>
+          <w:rFonts w:ascii="Arial Black" w:hAnsi="Arial Black"/>
+        </w:rPr>
+      </w:pPr>
+      <w:r>
+        <w:rPr>
+          <w:noProof/>
+        </w:rPr>
+        <w:drawing>
+          <wp:inline distT="0" distB="0" distL="0" distR="0">
+            <wp:extent cx="2019300" cy="457200"/>
+            <wp:effectExtent l="0" t="0" r="0" b="0"/>
+            <wp:docPr id="140" name="Imagem 140"/>
+            <wp:cNvGraphicFramePr>
+              <a:graphicFrameLocks xmlns:a="http://schemas.openxmlformats.org/drawingml/2006/main" noChangeAspect="1"/>
+            </wp:cNvGraphicFramePr>
+            <a:graphic xmlns:a="http://schemas.openxmlformats.org/drawingml/2006/main">
+              <a:graphicData uri="http://schemas.openxmlformats.org/drawingml/2006/picture">
+                <pic:pic xmlns:pic="http://schemas.openxmlformats.org/drawingml/2006/picture">
+                  <pic:nvPicPr>
+                    <pic:cNvPr id="0" name="Picture 8"/>
+                    <pic:cNvPicPr>
+                      <a:picLocks noChangeAspect="1" noChangeArrowheads="1"/>
+                    </pic:cNvPicPr>
+                  </pic:nvPicPr>
+                  <pic:blipFill>
+                    <a:blip r:embed="rId112">
+                      <a:extLst>
+                        <a:ext uri="{28A0092B-C50C-407E-A947-70E740481C1C}">
+                          <a14:useLocalDpi xmlns:a14="http://schemas.microsoft.com/office/drawing/2010/main" val="0"/>
+                        </a:ext>
+                      </a:extLst>
+                    </a:blip>
+                    <a:srcRect/>
+                    <a:stretch>
+                      <a:fillRect/>
+                    </a:stretch>
+                  </pic:blipFill>
+                  <pic:spPr bwMode="auto">
+                    <a:xfrm>
+                      <a:off x="0" y="0"/>
+                      <a:ext cx="2019300" cy="457200"/>
+                    </a:xfrm>
+                    <a:prstGeom prst="rect">
+                      <a:avLst/>
+                    </a:prstGeom>
+                    <a:noFill/>
+                    <a:ln>
+                      <a:noFill/>
+                    </a:ln>
+                  </pic:spPr>
+                </pic:pic>
+              </a:graphicData>
+            </a:graphic>
+          </wp:inline>
+        </w:drawing>
+      </w:r>
+    </w:p>
+    <w:p>
+      <w:pPr>
+        <w:tabs>
+          <w:tab w:val="left" w:pos="2220"/>
+        </w:tabs>
+        <w:rPr>
+          <w:rFonts w:ascii="Arial Black" w:hAnsi="Arial Black"/>
+        </w:rPr>
+      </w:pPr>
+      <w:r>
+        <w:rPr>
+          <w:rFonts w:ascii="Arial Black" w:hAnsi="Arial Black"/>
+        </w:rPr>
+        <w:t xml:space="preserve">62 </w:t>
+      </w:r>
+      <w:r>
+        <w:rPr>
+          <w:rFonts w:ascii="Arial Black" w:hAnsi="Arial Black"/>
+        </w:rPr>
+        <w:t>–</w:t>
+      </w:r>
+      <w:r>
+        <w:rPr>
+          <w:rFonts w:ascii="Arial Black" w:hAnsi="Arial Black"/>
+        </w:rPr>
+        <w:t xml:space="preserve"> </w:t>
+      </w:r>
+      <w:r>
+        <w:rPr>
+          <w:rFonts w:ascii="Arial Black" w:hAnsi="Arial Black"/>
+        </w:rPr>
+        <w:t xml:space="preserve">Agora vamos dar um espaço interno para cima e para baixo e para o lado esquerdo e </w:t>
+      </w:r>
+      <w:proofErr w:type="gramStart"/>
+      <w:r>
+        <w:rPr>
+          <w:rFonts w:ascii="Arial Black" w:hAnsi="Arial Black"/>
+        </w:rPr>
+        <w:t>direito .</w:t>
+      </w:r>
+      <w:proofErr w:type="gramEnd"/>
+      <w:r>
+        <w:rPr>
+          <w:rFonts w:ascii="Arial Black" w:hAnsi="Arial Black"/>
+        </w:rPr>
+        <w:t xml:space="preserve"> </w:t>
+      </w:r>
+    </w:p>
+    <w:p>
+      <w:pPr>
+        <w:tabs>
+          <w:tab w:val="left" w:pos="2220"/>
+        </w:tabs>
+        <w:rPr>
+          <w:rFonts w:ascii="Arial Black" w:hAnsi="Arial Black"/>
+        </w:rPr>
+      </w:pPr>
+      <w:r>
+        <w:rPr>
+          <w:noProof/>
+        </w:rPr>
+        <w:drawing>
+          <wp:anchor distT="0" distB="0" distL="114300" distR="114300" simplePos="0" relativeHeight="251758592" behindDoc="0" locked="0" layoutInCell="1" allowOverlap="1">
+            <wp:simplePos x="0" y="0"/>
+            <wp:positionH relativeFrom="margin">
+              <wp:align>left</wp:align>
+            </wp:positionH>
+            <wp:positionV relativeFrom="paragraph">
+              <wp:posOffset>88900</wp:posOffset>
+            </wp:positionV>
+            <wp:extent cx="2000250" cy="647700"/>
+            <wp:effectExtent l="0" t="0" r="0" b="0"/>
+            <wp:wrapNone/>
+            <wp:docPr id="141" name="Imagem 141"/>
+            <wp:cNvGraphicFramePr>
+              <a:graphicFrameLocks xmlns:a="http://schemas.openxmlformats.org/drawingml/2006/main" noChangeAspect="1"/>
+            </wp:cNvGraphicFramePr>
+            <a:graphic xmlns:a="http://schemas.openxmlformats.org/drawingml/2006/main">
+              <a:graphicData uri="http://schemas.openxmlformats.org/drawingml/2006/picture">
+                <pic:pic xmlns:pic="http://schemas.openxmlformats.org/drawingml/2006/picture">
+                  <pic:nvPicPr>
+                    <pic:cNvPr id="0" name="Picture 10"/>
+                    <pic:cNvPicPr>
+                      <a:picLocks noChangeAspect="1" noChangeArrowheads="1"/>
+                    </pic:cNvPicPr>
+                  </pic:nvPicPr>
+                  <pic:blipFill>
+                    <a:blip r:embed="rId113">
+                      <a:extLst>
+                        <a:ext uri="{28A0092B-C50C-407E-A947-70E740481C1C}">
+                          <a14:useLocalDpi xmlns:a14="http://schemas.microsoft.com/office/drawing/2010/main" val="0"/>
+                        </a:ext>
+                      </a:extLst>
+                    </a:blip>
+                    <a:srcRect/>
+                    <a:stretch>
+                      <a:fillRect/>
+                    </a:stretch>
+                  </pic:blipFill>
+                  <pic:spPr bwMode="auto">
+                    <a:xfrm>
+                      <a:off x="0" y="0"/>
+                      <a:ext cx="2000250" cy="647700"/>
+                    </a:xfrm>
+                    <a:prstGeom prst="rect">
+                      <a:avLst/>
+                    </a:prstGeom>
+                    <a:noFill/>
+                    <a:ln>
+                      <a:noFill/>
+                    </a:ln>
+                  </pic:spPr>
+                </pic:pic>
+              </a:graphicData>
+            </a:graphic>
+          </wp:anchor>
+        </w:drawing>
+      </w:r>
+      <w:r>
+        <w:rPr>
+          <w:noProof/>
+        </w:rPr>
+        <w:drawing>
+          <wp:anchor distT="0" distB="0" distL="114300" distR="114300" simplePos="0" relativeHeight="251759616" behindDoc="0" locked="0" layoutInCell="1" allowOverlap="1">
+            <wp:simplePos x="0" y="0"/>
+            <wp:positionH relativeFrom="column">
+              <wp:posOffset>2034540</wp:posOffset>
+            </wp:positionH>
+            <wp:positionV relativeFrom="paragraph">
+              <wp:posOffset>50800</wp:posOffset>
+            </wp:positionV>
+            <wp:extent cx="2190750" cy="1362075"/>
+            <wp:effectExtent l="0" t="0" r="0" b="9525"/>
+            <wp:wrapNone/>
+            <wp:docPr id="142" name="Imagem 142"/>
+            <wp:cNvGraphicFramePr>
+              <a:graphicFrameLocks xmlns:a="http://schemas.openxmlformats.org/drawingml/2006/main" noChangeAspect="1"/>
+            </wp:cNvGraphicFramePr>
+            <a:graphic xmlns:a="http://schemas.openxmlformats.org/drawingml/2006/main">
+              <a:graphicData uri="http://schemas.openxmlformats.org/drawingml/2006/picture">
+                <pic:pic xmlns:pic="http://schemas.openxmlformats.org/drawingml/2006/picture">
+                  <pic:nvPicPr>
+                    <pic:cNvPr id="0" name="Picture 12"/>
+                    <pic:cNvPicPr>
+                      <a:picLocks noChangeAspect="1" noChangeArrowheads="1"/>
+                    </pic:cNvPicPr>
+                  </pic:nvPicPr>
+                  <pic:blipFill>
+                    <a:blip r:embed="rId114">
+                      <a:extLst>
+                        <a:ext uri="{28A0092B-C50C-407E-A947-70E740481C1C}">
+                          <a14:useLocalDpi xmlns:a14="http://schemas.microsoft.com/office/drawing/2010/main" val="0"/>
+                        </a:ext>
+                      </a:extLst>
+                    </a:blip>
+                    <a:srcRect/>
+                    <a:stretch>
+                      <a:fillRect/>
+                    </a:stretch>
+                  </pic:blipFill>
+                  <pic:spPr bwMode="auto">
+                    <a:xfrm>
+                      <a:off x="0" y="0"/>
+                      <a:ext cx="2190750" cy="1362075"/>
+                    </a:xfrm>
+                    <a:prstGeom prst="rect">
+                      <a:avLst/>
+                    </a:prstGeom>
+                    <a:noFill/>
+                    <a:ln>
+                      <a:noFill/>
+                    </a:ln>
+                  </pic:spPr>
+                </pic:pic>
+              </a:graphicData>
+            </a:graphic>
+          </wp:anchor>
+        </w:drawing>
+      </w:r>
+    </w:p>
+    <w:p>
+      <w:pPr>
+        <w:tabs>
+          <w:tab w:val="left" w:pos="2220"/>
+        </w:tabs>
+        <w:rPr>
+          <w:rFonts w:ascii="Arial Black" w:hAnsi="Arial Black"/>
+        </w:rPr>
+      </w:pPr>
+    </w:p>
+    <w:p>
+      <w:pPr>
+        <w:tabs>
+          <w:tab w:val="left" w:pos="2220"/>
+        </w:tabs>
+        <w:rPr>
+          <w:rFonts w:ascii="Arial Black" w:hAnsi="Arial Black"/>
+        </w:rPr>
+      </w:pPr>
+    </w:p>
+    <w:p>
+      <w:pPr>
+        <w:tabs>
+          <w:tab w:val="left" w:pos="2220"/>
+        </w:tabs>
+        <w:rPr>
+          <w:rFonts w:ascii="Arial Black" w:hAnsi="Arial Black"/>
+        </w:rPr>
+      </w:pPr>
+    </w:p>
+    <w:p>
+      <w:pPr>
+        <w:tabs>
+          <w:tab w:val="left" w:pos="2220"/>
+        </w:tabs>
+        <w:rPr>
+          <w:rFonts w:ascii="Arial Black" w:hAnsi="Arial Black"/>
+        </w:rPr>
+      </w:pPr>
+    </w:p>
+    <w:p>
+      <w:pPr>
+        <w:tabs>
+          <w:tab w:val="left" w:pos="2220"/>
+        </w:tabs>
+        <w:rPr>
+          <w:rFonts w:ascii="Arial Black" w:hAnsi="Arial Black"/>
+        </w:rPr>
+      </w:pPr>
+      <w:r>
+        <w:rPr>
+          <w:rFonts w:ascii="Arial Black" w:hAnsi="Arial Black"/>
+        </w:rPr>
+        <w:t xml:space="preserve">63 </w:t>
+      </w:r>
+      <w:r>
+        <w:rPr>
+          <w:rFonts w:ascii="Arial Black" w:hAnsi="Arial Black"/>
+        </w:rPr>
+        <w:t>–</w:t>
+      </w:r>
+      <w:r>
+        <w:rPr>
+          <w:rFonts w:ascii="Arial Black" w:hAnsi="Arial Black"/>
+        </w:rPr>
+        <w:t xml:space="preserve"> </w:t>
+      </w:r>
+      <w:r>
+        <w:rPr>
+          <w:rFonts w:ascii="Arial Black" w:hAnsi="Arial Black"/>
+        </w:rPr>
+        <w:t xml:space="preserve">Da mesma </w:t>
+      </w:r>
+      <w:r>
+        <w:rPr>
+          <w:rFonts w:ascii="Arial Black" w:hAnsi="Arial Black"/>
+        </w:rPr>
+        <w:t xml:space="preserve">forma feita na pagina de contatos.html que copiamos o header e </w:t>
+      </w:r>
+      <w:proofErr w:type="spellStart"/>
+      <w:r>
+        <w:rPr>
+          <w:rFonts w:ascii="Arial Black" w:hAnsi="Arial Black"/>
+        </w:rPr>
+        <w:t>footer</w:t>
+      </w:r>
+      <w:proofErr w:type="spellEnd"/>
+      <w:r>
+        <w:rPr>
+          <w:rFonts w:ascii="Arial Black" w:hAnsi="Arial Black"/>
+        </w:rPr>
+        <w:t xml:space="preserve"> da pagina produtos colamos na pagina index.html e aplicamos o </w:t>
+      </w:r>
+      <w:proofErr w:type="spellStart"/>
+      <w:r>
+        <w:rPr>
+          <w:rFonts w:ascii="Arial Black" w:hAnsi="Arial Black"/>
+        </w:rPr>
+        <w:t>css</w:t>
+      </w:r>
+      <w:proofErr w:type="spellEnd"/>
+      <w:r>
+        <w:rPr>
+          <w:rFonts w:ascii="Arial Black" w:hAnsi="Arial Black"/>
+        </w:rPr>
+        <w:t xml:space="preserve"> fazendo isso para não ter a necessidade de fazer novamente o menu e o </w:t>
+      </w:r>
+      <w:proofErr w:type="spellStart"/>
+      <w:proofErr w:type="gramStart"/>
+      <w:r>
+        <w:rPr>
+          <w:rFonts w:ascii="Arial Black" w:hAnsi="Arial Black"/>
+        </w:rPr>
+        <w:t>footer</w:t>
+      </w:r>
+      <w:proofErr w:type="spellEnd"/>
+      <w:r>
+        <w:rPr>
+          <w:rFonts w:ascii="Arial Black" w:hAnsi="Arial Black"/>
+        </w:rPr>
+        <w:t xml:space="preserve"> .</w:t>
+      </w:r>
+      <w:proofErr w:type="gramEnd"/>
+    </w:p>
+    <w:p>
+      <w:pPr>
+        <w:tabs>
+          <w:tab w:val="left" w:pos="2220"/>
+        </w:tabs>
+        <w:rPr>
+          <w:rFonts w:ascii="Arial Black" w:hAnsi="Arial Black"/>
+        </w:rPr>
+      </w:pPr>
+      <w:r>
+        <w:rPr>
+          <w:noProof/>
+        </w:rPr>
+        <w:drawing>
+          <wp:anchor distT="0" distB="0" distL="114300" distR="114300" simplePos="0" relativeHeight="251760640" behindDoc="0" locked="0" layoutInCell="1" allowOverlap="1">
+            <wp:simplePos x="0" y="0"/>
+            <wp:positionH relativeFrom="margin">
+              <wp:align>left</wp:align>
+            </wp:positionH>
+            <wp:positionV relativeFrom="paragraph">
+              <wp:posOffset>375920</wp:posOffset>
+            </wp:positionV>
+            <wp:extent cx="1228725" cy="495300"/>
+            <wp:effectExtent l="0" t="0" r="9525" b="0"/>
+            <wp:wrapNone/>
+            <wp:docPr id="143" name="Imagem 143"/>
+            <wp:cNvGraphicFramePr>
+              <a:graphicFrameLocks xmlns:a="http://schemas.openxmlformats.org/drawingml/2006/main" noChangeAspect="1"/>
+            </wp:cNvGraphicFramePr>
+            <a:graphic xmlns:a="http://schemas.openxmlformats.org/drawingml/2006/main">
+              <a:graphicData uri="http://schemas.openxmlformats.org/drawingml/2006/picture">
+                <pic:pic xmlns:pic="http://schemas.openxmlformats.org/drawingml/2006/picture">
+                  <pic:nvPicPr>
+                    <pic:cNvPr id="0" name="Picture 14"/>
+                    <pic:cNvPicPr>
+                      <a:picLocks noChangeAspect="1" noChangeArrowheads="1"/>
+                    </pic:cNvPicPr>
+                  </pic:nvPicPr>
+                  <pic:blipFill>
+                    <a:blip r:embed="rId115">
+                      <a:extLst>
+                        <a:ext uri="{28A0092B-C50C-407E-A947-70E740481C1C}">
+                          <a14:useLocalDpi xmlns:a14="http://schemas.microsoft.com/office/drawing/2010/main" val="0"/>
+                        </a:ext>
+                      </a:extLst>
+                    </a:blip>
+                    <a:srcRect/>
+                    <a:stretch>
+                      <a:fillRect/>
+                    </a:stretch>
+                  </pic:blipFill>
+                  <pic:spPr bwMode="auto">
+                    <a:xfrm>
+                      <a:off x="0" y="0"/>
+                      <a:ext cx="1228725" cy="495300"/>
+                    </a:xfrm>
+                    <a:prstGeom prst="rect">
+                      <a:avLst/>
+                    </a:prstGeom>
+                    <a:noFill/>
+                    <a:ln>
+                      <a:noFill/>
+                    </a:ln>
+                  </pic:spPr>
+                </pic:pic>
+              </a:graphicData>
+            </a:graphic>
+          </wp:anchor>
+        </w:drawing>
+      </w:r>
+      <w:r>
+        <w:rPr>
+          <w:rFonts w:ascii="Arial Black" w:hAnsi="Arial Black"/>
+        </w:rPr>
+        <w:t xml:space="preserve">64 – Vamos deixar a imagem do banner ocupando 100% do </w:t>
+      </w:r>
+      <w:proofErr w:type="gramStart"/>
+      <w:r>
+        <w:rPr>
+          <w:rFonts w:ascii="Arial Black" w:hAnsi="Arial Black"/>
+        </w:rPr>
+        <w:t>espaço .</w:t>
+      </w:r>
+      <w:proofErr w:type="gramEnd"/>
+      <w:r>
+        <w:rPr>
+          <w:rFonts w:ascii="Arial Black" w:hAnsi="Arial Black"/>
+        </w:rPr>
+        <w:t xml:space="preserve"> </w:t>
+      </w:r>
+    </w:p>
+    <w:p>
+      <w:pPr>
+        <w:tabs>
+          <w:tab w:val="left" w:pos="2220"/>
+        </w:tabs>
+        <w:rPr>
+          <w:rFonts w:ascii="Arial Black" w:hAnsi="Arial Black"/>
+        </w:rPr>
+      </w:pPr>
+      <w:r>
+        <w:rPr>
+          <w:rFonts w:ascii="Arial Black" w:hAnsi="Arial Black"/>
+        </w:rPr>
+        <w:lastRenderedPageBreak/>
+        <w:t xml:space="preserve">65 – Centralizamos e demos uma largura de 940px para o conteúdo do </w:t>
+      </w:r>
+      <w:proofErr w:type="spellStart"/>
+      <w:r>
+        <w:rPr>
+          <w:rFonts w:ascii="Arial Black" w:hAnsi="Arial Black"/>
+        </w:rPr>
+        <w:t>main</w:t>
+      </w:r>
+      <w:proofErr w:type="spellEnd"/>
+      <w:r>
+        <w:rPr>
+          <w:rFonts w:ascii="Arial Black" w:hAnsi="Arial Black"/>
+        </w:rPr>
+        <w:t xml:space="preserve"> conforme o </w:t>
+      </w:r>
+      <w:proofErr w:type="gramStart"/>
+      <w:r>
+        <w:rPr>
+          <w:rFonts w:ascii="Arial Black" w:hAnsi="Arial Black"/>
+        </w:rPr>
+        <w:t>código :</w:t>
+      </w:r>
+      <w:proofErr w:type="gramEnd"/>
+    </w:p>
+    <w:p>
+      <w:pPr>
+        <w:tabs>
+          <w:tab w:val="left" w:pos="2220"/>
+        </w:tabs>
+        <w:rPr>
+          <w:rFonts w:ascii="Arial Black" w:hAnsi="Arial Black"/>
+        </w:rPr>
+      </w:pPr>
+      <w:r>
+        <w:rPr>
+          <w:noProof/>
+        </w:rPr>
+        <w:drawing>
+          <wp:inline distT="0" distB="0" distL="0" distR="0">
+            <wp:extent cx="1495425" cy="704850"/>
+            <wp:effectExtent l="0" t="0" r="9525" b="0"/>
+            <wp:docPr id="144" name="Imagem 144"/>
+            <wp:cNvGraphicFramePr>
+              <a:graphicFrameLocks xmlns:a="http://schemas.openxmlformats.org/drawingml/2006/main" noChangeAspect="1"/>
+            </wp:cNvGraphicFramePr>
+            <a:graphic xmlns:a="http://schemas.openxmlformats.org/drawingml/2006/main">
+              <a:graphicData uri="http://schemas.openxmlformats.org/drawingml/2006/picture">
+                <pic:pic xmlns:pic="http://schemas.openxmlformats.org/drawingml/2006/picture">
+                  <pic:nvPicPr>
+                    <pic:cNvPr id="0" name="Picture 16"/>
+                    <pic:cNvPicPr>
+                      <a:picLocks noChangeAspect="1" noChangeArrowheads="1"/>
+                    </pic:cNvPicPr>
+                  </pic:nvPicPr>
+                  <pic:blipFill>
+                    <a:blip r:embed="rId116">
+                      <a:extLst>
+                        <a:ext uri="{28A0092B-C50C-407E-A947-70E740481C1C}">
+                          <a14:useLocalDpi xmlns:a14="http://schemas.microsoft.com/office/drawing/2010/main" val="0"/>
+                        </a:ext>
+                      </a:extLst>
+                    </a:blip>
+                    <a:srcRect/>
+                    <a:stretch>
+                      <a:fillRect/>
+                    </a:stretch>
+                  </pic:blipFill>
+                  <pic:spPr bwMode="auto">
+                    <a:xfrm>
+                      <a:off x="0" y="0"/>
+                      <a:ext cx="1495425" cy="704850"/>
+                    </a:xfrm>
+                    <a:prstGeom prst="rect">
+                      <a:avLst/>
+                    </a:prstGeom>
+                    <a:noFill/>
+                    <a:ln>
+                      <a:noFill/>
+                    </a:ln>
+                  </pic:spPr>
+                </pic:pic>
+              </a:graphicData>
+            </a:graphic>
+          </wp:inline>
+        </w:drawing>
+      </w:r>
+    </w:p>
+    <w:p>
+      <w:pPr>
+        <w:tabs>
+          <w:tab w:val="left" w:pos="2220"/>
+        </w:tabs>
+        <w:rPr>
+          <w:rFonts w:ascii="Arial Black" w:hAnsi="Arial Black"/>
+        </w:rPr>
+      </w:pPr>
+      <w:r>
+        <w:rPr>
+          <w:rFonts w:ascii="Arial Black" w:hAnsi="Arial Black"/>
+        </w:rPr>
+        <w:t xml:space="preserve">66 – </w:t>
+      </w:r>
+      <w:bookmarkStart w:id="0" w:name="_GoBack"/>
+      <w:bookmarkEnd w:id="0"/>
     </w:p>
     <w:sectPr>
       <w:pgSz w:w="11906" w:h="16838"/>
@@ -16197,7 +17259,7 @@
 </file>
 
 <file path=customXml/itemProps1.xml><?xml version="1.0" encoding="utf-8"?>
-<ds:datastoreItem xmlns:ds="http://schemas.openxmlformats.org/officeDocument/2006/customXml" ds:itemID="{A150A95A-7371-4F6B-B5D8-8112E991B053}">
+<ds:datastoreItem xmlns:ds="http://schemas.openxmlformats.org/officeDocument/2006/customXml" ds:itemID="{A5EA4F70-FE29-409F-928F-141F4BE40F95}">
   <ds:schemaRefs>
     <ds:schemaRef ds:uri="http://schemas.openxmlformats.org/officeDocument/2006/bibliography"/>
   </ds:schemaRefs>

--- a/Apostila/Apostila.docx
+++ b/Apostila/Apostila.docx
@@ -15180,7 +15180,21 @@
         <w:rPr>
           <w:rFonts w:ascii="Arial Black" w:hAnsi="Arial Black"/>
         </w:rPr>
-        <w:t xml:space="preserve"> da pagina produtos colamos na pagina index.html e aplicamos o </w:t>
+        <w:t xml:space="preserve"> da </w:t>
+      </w:r>
+      <w:proofErr w:type="spellStart"/>
+      <w:r>
+        <w:rPr>
+          <w:rFonts w:ascii="Arial Black" w:hAnsi="Arial Black"/>
+        </w:rPr>
+        <w:t>pagina</w:t>
+      </w:r>
+      <w:proofErr w:type="spellEnd"/>
+      <w:r>
+        <w:rPr>
+          <w:rFonts w:ascii="Arial Black" w:hAnsi="Arial Black"/>
+        </w:rPr>
+        <w:t xml:space="preserve"> produtos colamos na pagina index.html e aplicamos o </w:t>
       </w:r>
       <w:proofErr w:type="spellStart"/>
       <w:r>
@@ -15421,6 +15435,1942 @@
         </w:rPr>
         <w:t xml:space="preserve">66 – </w:t>
       </w:r>
+      <w:r>
+        <w:rPr>
+          <w:rFonts w:ascii="Arial Black" w:hAnsi="Arial Black"/>
+        </w:rPr>
+        <w:t xml:space="preserve">Na pagina do index.html trocamos as </w:t>
+      </w:r>
+      <w:proofErr w:type="spellStart"/>
+      <w:r>
+        <w:rPr>
+          <w:rFonts w:ascii="Arial Black" w:hAnsi="Arial Black"/>
+        </w:rPr>
+        <w:t>div</w:t>
+      </w:r>
+      <w:r>
+        <w:rPr>
+          <w:rFonts w:ascii="Arial Black" w:hAnsi="Arial Black"/>
+        </w:rPr>
+        <w:t>s</w:t>
+      </w:r>
+      <w:proofErr w:type="spellEnd"/>
+      <w:r>
+        <w:rPr>
+          <w:rFonts w:ascii="Arial Black" w:hAnsi="Arial Black"/>
+        </w:rPr>
+        <w:t xml:space="preserve"> por </w:t>
+      </w:r>
+      <w:proofErr w:type="spellStart"/>
+      <w:r>
+        <w:rPr>
+          <w:rFonts w:ascii="Arial Black" w:hAnsi="Arial Black"/>
+        </w:rPr>
+        <w:t>section</w:t>
+      </w:r>
+      <w:proofErr w:type="spellEnd"/>
+      <w:r>
+        <w:rPr>
+          <w:rFonts w:ascii="Arial Black" w:hAnsi="Arial Black"/>
+        </w:rPr>
+        <w:t xml:space="preserve"> entendendo que as </w:t>
+      </w:r>
+      <w:proofErr w:type="spellStart"/>
+      <w:proofErr w:type="gramStart"/>
+      <w:r>
+        <w:rPr>
+          <w:rFonts w:ascii="Arial Black" w:hAnsi="Arial Black"/>
+        </w:rPr>
+        <w:t>divs</w:t>
+      </w:r>
+      <w:proofErr w:type="spellEnd"/>
+      <w:r>
+        <w:rPr>
+          <w:rFonts w:ascii="Arial Black" w:hAnsi="Arial Black"/>
+        </w:rPr>
+        <w:t xml:space="preserve">  que</w:t>
+      </w:r>
+      <w:proofErr w:type="gramEnd"/>
+      <w:r>
+        <w:rPr>
+          <w:rFonts w:ascii="Arial Black" w:hAnsi="Arial Black"/>
+        </w:rPr>
+        <w:t xml:space="preserve"> foram trocadas pelas </w:t>
+      </w:r>
+      <w:proofErr w:type="spellStart"/>
+      <w:r>
+        <w:rPr>
+          <w:rFonts w:ascii="Arial Black" w:hAnsi="Arial Black"/>
+        </w:rPr>
+        <w:t>section</w:t>
+      </w:r>
+      <w:proofErr w:type="spellEnd"/>
+      <w:r>
+        <w:rPr>
+          <w:rFonts w:ascii="Arial Black" w:hAnsi="Arial Black"/>
+        </w:rPr>
+        <w:t xml:space="preserve"> tinha as divisões falando do mesmo assunto por tal motivo utilizamos </w:t>
+      </w:r>
+      <w:proofErr w:type="spellStart"/>
+      <w:r>
+        <w:rPr>
+          <w:rFonts w:ascii="Arial Black" w:hAnsi="Arial Black"/>
+        </w:rPr>
+        <w:t>section</w:t>
+      </w:r>
+      <w:proofErr w:type="spellEnd"/>
+      <w:r>
+        <w:rPr>
+          <w:rFonts w:ascii="Arial Black" w:hAnsi="Arial Black"/>
+        </w:rPr>
+        <w:t xml:space="preserve"> ou seja ( quando estamos em nosso site uma divisão que fala sobre o mesmo assunto utilizamos </w:t>
+      </w:r>
+      <w:proofErr w:type="spellStart"/>
+      <w:r>
+        <w:rPr>
+          <w:rFonts w:ascii="Arial Black" w:hAnsi="Arial Black"/>
+        </w:rPr>
+        <w:t>section</w:t>
+      </w:r>
+      <w:proofErr w:type="spellEnd"/>
+      <w:r>
+        <w:rPr>
+          <w:rFonts w:ascii="Arial Black" w:hAnsi="Arial Black"/>
+        </w:rPr>
+        <w:t xml:space="preserve"> ao invés de </w:t>
+      </w:r>
+      <w:proofErr w:type="spellStart"/>
+      <w:r>
+        <w:rPr>
+          <w:rFonts w:ascii="Arial Black" w:hAnsi="Arial Black"/>
+        </w:rPr>
+        <w:t>div</w:t>
+      </w:r>
+      <w:proofErr w:type="spellEnd"/>
+      <w:r>
+        <w:rPr>
+          <w:rFonts w:ascii="Arial Black" w:hAnsi="Arial Black"/>
+        </w:rPr>
+        <w:t>)</w:t>
+      </w:r>
+    </w:p>
+    <w:p>
+      <w:pPr>
+        <w:tabs>
+          <w:tab w:val="left" w:pos="2220"/>
+        </w:tabs>
+        <w:rPr>
+          <w:rFonts w:ascii="Arial Black" w:hAnsi="Arial Black"/>
+        </w:rPr>
+      </w:pPr>
+      <w:r>
+        <w:rPr>
+          <w:noProof/>
+        </w:rPr>
+        <mc:AlternateContent>
+          <mc:Choice Requires="wps">
+            <w:drawing>
+              <wp:anchor distT="0" distB="0" distL="114300" distR="114300" simplePos="0" relativeHeight="251761664" behindDoc="0" locked="0" layoutInCell="1" allowOverlap="1">
+                <wp:simplePos x="0" y="0"/>
+                <wp:positionH relativeFrom="column">
+                  <wp:posOffset>393065</wp:posOffset>
+                </wp:positionH>
+                <wp:positionV relativeFrom="paragraph">
+                  <wp:posOffset>195580</wp:posOffset>
+                </wp:positionV>
+                <wp:extent cx="76200" cy="152400"/>
+                <wp:effectExtent l="0" t="0" r="57150" b="57150"/>
+                <wp:wrapNone/>
+                <wp:docPr id="148" name="Conector de Seta Reta 148"/>
+                <wp:cNvGraphicFramePr/>
+                <a:graphic xmlns:a="http://schemas.openxmlformats.org/drawingml/2006/main">
+                  <a:graphicData uri="http://schemas.microsoft.com/office/word/2010/wordprocessingShape">
+                    <wps:wsp>
+                      <wps:cNvCnPr/>
+                      <wps:spPr>
+                        <a:xfrm>
+                          <a:off x="0" y="0"/>
+                          <a:ext cx="76200" cy="152400"/>
+                        </a:xfrm>
+                        <a:prstGeom prst="straightConnector1">
+                          <a:avLst/>
+                        </a:prstGeom>
+                        <a:ln>
+                          <a:tailEnd type="triangle"/>
+                        </a:ln>
+                      </wps:spPr>
+                      <wps:style>
+                        <a:lnRef idx="1">
+                          <a:schemeClr val="accent1"/>
+                        </a:lnRef>
+                        <a:fillRef idx="0">
+                          <a:schemeClr val="accent1"/>
+                        </a:fillRef>
+                        <a:effectRef idx="0">
+                          <a:schemeClr val="accent1"/>
+                        </a:effectRef>
+                        <a:fontRef idx="minor">
+                          <a:schemeClr val="tx1"/>
+                        </a:fontRef>
+                      </wps:style>
+                      <wps:bodyPr/>
+                    </wps:wsp>
+                  </a:graphicData>
+                </a:graphic>
+              </wp:anchor>
+            </w:drawing>
+          </mc:Choice>
+          <mc:Fallback>
+            <w:pict>
+              <v:shapetype w14:anchorId="2D87000E" id="_x0000_t32" coordsize="21600,21600" o:spt="32" o:oned="t" path="m,l21600,21600e" filled="f">
+                <v:path arrowok="t" fillok="f" o:connecttype="none"/>
+                <o:lock v:ext="edit" shapetype="t"/>
+              </v:shapetype>
+              <v:shape id="Conector de Seta Reta 148" o:spid="_x0000_s1026" type="#_x0000_t32" style="position:absolute;margin-left:30.95pt;margin-top:15.4pt;width:6pt;height:12pt;z-index:251761664;visibility:visible;mso-wrap-style:square;mso-wrap-distance-left:9pt;mso-wrap-distance-top:0;mso-wrap-distance-right:9pt;mso-wrap-distance-bottom:0;mso-position-horizontal:absolute;mso-position-horizontal-relative:text;mso-position-vertical:absolute;mso-position-vertical-relative:text" o:gfxdata="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" strokecolor="#4472c4 [3204]" strokeweight=".5pt">
+                <v:stroke endarrow="block" joinstyle="miter"/>
+              </v:shape>
+            </w:pict>
+          </mc:Fallback>
+        </mc:AlternateContent>
+      </w:r>
+      <w:r>
+        <w:rPr>
+          <w:noProof/>
+        </w:rPr>
+        <w:drawing>
+          <wp:inline distT="0" distB="0" distL="0" distR="0">
+            <wp:extent cx="1955800" cy="152400"/>
+            <wp:effectExtent l="0" t="0" r="6350" b="0"/>
+            <wp:docPr id="146" name="Imagem 146"/>
+            <wp:cNvGraphicFramePr>
+              <a:graphicFrameLocks xmlns:a="http://schemas.openxmlformats.org/drawingml/2006/main" noChangeAspect="1"/>
+            </wp:cNvGraphicFramePr>
+            <a:graphic xmlns:a="http://schemas.openxmlformats.org/drawingml/2006/main">
+              <a:graphicData uri="http://schemas.openxmlformats.org/drawingml/2006/picture">
+                <pic:pic xmlns:pic="http://schemas.openxmlformats.org/drawingml/2006/picture">
+                  <pic:nvPicPr>
+                    <pic:cNvPr id="0" name="Picture 2"/>
+                    <pic:cNvPicPr>
+                      <a:picLocks noChangeAspect="1" noChangeArrowheads="1"/>
+                    </pic:cNvPicPr>
+                  </pic:nvPicPr>
+                  <pic:blipFill>
+                    <a:blip r:embed="rId117">
+                      <a:extLst>
+                        <a:ext uri="{28A0092B-C50C-407E-A947-70E740481C1C}">
+                          <a14:useLocalDpi xmlns:a14="http://schemas.microsoft.com/office/drawing/2010/main" val="0"/>
+                        </a:ext>
+                      </a:extLst>
+                    </a:blip>
+                    <a:srcRect/>
+                    <a:stretch>
+                      <a:fillRect/>
+                    </a:stretch>
+                  </pic:blipFill>
+                  <pic:spPr bwMode="auto">
+                    <a:xfrm>
+                      <a:off x="0" y="0"/>
+                      <a:ext cx="1955800" cy="152400"/>
+                    </a:xfrm>
+                    <a:prstGeom prst="rect">
+                      <a:avLst/>
+                    </a:prstGeom>
+                    <a:noFill/>
+                    <a:ln>
+                      <a:noFill/>
+                    </a:ln>
+                  </pic:spPr>
+                </pic:pic>
+              </a:graphicData>
+            </a:graphic>
+          </wp:inline>
+        </w:drawing>
+      </w:r>
+    </w:p>
+    <w:p>
+      <w:pPr>
+        <w:tabs>
+          <w:tab w:val="left" w:pos="2220"/>
+        </w:tabs>
+        <w:rPr>
+          <w:rFonts w:ascii="Arial Black" w:hAnsi="Arial Black"/>
+        </w:rPr>
+      </w:pPr>
+      <w:proofErr w:type="spellStart"/>
+      <w:r>
+        <w:rPr>
+          <w:rFonts w:ascii="Arial Black" w:hAnsi="Arial Black"/>
+        </w:rPr>
+        <w:t>Section</w:t>
+      </w:r>
+      <w:proofErr w:type="spellEnd"/>
+      <w:r>
+        <w:rPr>
+          <w:rFonts w:ascii="Arial Black" w:hAnsi="Arial Black"/>
+        </w:rPr>
+        <w:t xml:space="preserve"> sobre a barbearia </w:t>
+      </w:r>
+    </w:p>
+    <w:p>
+      <w:pPr>
+        <w:tabs>
+          <w:tab w:val="left" w:pos="2220"/>
+        </w:tabs>
+        <w:rPr>
+          <w:rFonts w:ascii="Arial Black" w:hAnsi="Arial Black"/>
+        </w:rPr>
+      </w:pPr>
+      <w:r>
+        <w:rPr>
+          <w:rFonts w:ascii="Arial Black" w:hAnsi="Arial Black"/>
+          <w:noProof/>
+        </w:rPr>
+        <mc:AlternateContent>
+          <mc:Choice Requires="wps">
+            <w:drawing>
+              <wp:anchor distT="0" distB="0" distL="114300" distR="114300" simplePos="0" relativeHeight="251762688" behindDoc="0" locked="0" layoutInCell="1" allowOverlap="1">
+                <wp:simplePos x="0" y="0"/>
+                <wp:positionH relativeFrom="column">
+                  <wp:posOffset>316865</wp:posOffset>
+                </wp:positionH>
+                <wp:positionV relativeFrom="paragraph">
+                  <wp:posOffset>183515</wp:posOffset>
+                </wp:positionV>
+                <wp:extent cx="76200" cy="165100"/>
+                <wp:effectExtent l="0" t="0" r="57150" b="63500"/>
+                <wp:wrapNone/>
+                <wp:docPr id="149" name="Conector de Seta Reta 149"/>
+                <wp:cNvGraphicFramePr/>
+                <a:graphic xmlns:a="http://schemas.openxmlformats.org/drawingml/2006/main">
+                  <a:graphicData uri="http://schemas.microsoft.com/office/word/2010/wordprocessingShape">
+                    <wps:wsp>
+                      <wps:cNvCnPr/>
+                      <wps:spPr>
+                        <a:xfrm>
+                          <a:off x="0" y="0"/>
+                          <a:ext cx="76200" cy="165100"/>
+                        </a:xfrm>
+                        <a:prstGeom prst="straightConnector1">
+                          <a:avLst/>
+                        </a:prstGeom>
+                        <a:ln>
+                          <a:tailEnd type="triangle"/>
+                        </a:ln>
+                      </wps:spPr>
+                      <wps:style>
+                        <a:lnRef idx="1">
+                          <a:schemeClr val="accent1"/>
+                        </a:lnRef>
+                        <a:fillRef idx="0">
+                          <a:schemeClr val="accent1"/>
+                        </a:fillRef>
+                        <a:effectRef idx="0">
+                          <a:schemeClr val="accent1"/>
+                        </a:effectRef>
+                        <a:fontRef idx="minor">
+                          <a:schemeClr val="tx1"/>
+                        </a:fontRef>
+                      </wps:style>
+                      <wps:bodyPr/>
+                    </wps:wsp>
+                  </a:graphicData>
+                </a:graphic>
+              </wp:anchor>
+            </w:drawing>
+          </mc:Choice>
+          <mc:Fallback>
+            <w:pict>
+              <v:shape w14:anchorId="4A0A6CB7" id="Conector de Seta Reta 149" o:spid="_x0000_s1026" type="#_x0000_t32" style="position:absolute;margin-left:24.95pt;margin-top:14.45pt;width:6pt;height:13pt;z-index:251762688;visibility:visible;mso-wrap-style:square;mso-wrap-distance-left:9pt;mso-wrap-distance-top:0;mso-wrap-distance-right:9pt;mso-wrap-distance-bottom:0;mso-position-horizontal:absolute;mso-position-horizontal-relative:text;mso-position-vertical:absolute;mso-position-vertical-relative:text" o:gfxdata="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" strokecolor="#4472c4 [3204]" strokeweight=".5pt">
+                <v:stroke endarrow="block" joinstyle="miter"/>
+              </v:shape>
+            </w:pict>
+          </mc:Fallback>
+        </mc:AlternateContent>
+      </w:r>
+      <w:r>
+        <w:rPr>
+          <w:rFonts w:ascii="Arial Black" w:hAnsi="Arial Black"/>
+        </w:rPr>
+        <w:drawing>
+          <wp:inline distT="0" distB="0" distL="0" distR="0" wp14:anchorId="453EA884" wp14:editId="3D04C5A1">
+            <wp:extent cx="1857634" cy="142895"/>
+            <wp:effectExtent l="0" t="0" r="0" b="9525"/>
+            <wp:docPr id="147" name="Imagem 147"/>
+            <wp:cNvGraphicFramePr>
+              <a:graphicFrameLocks xmlns:a="http://schemas.openxmlformats.org/drawingml/2006/main" noChangeAspect="1"/>
+            </wp:cNvGraphicFramePr>
+            <a:graphic xmlns:a="http://schemas.openxmlformats.org/drawingml/2006/main">
+              <a:graphicData uri="http://schemas.openxmlformats.org/drawingml/2006/picture">
+                <pic:pic xmlns:pic="http://schemas.openxmlformats.org/drawingml/2006/picture">
+                  <pic:nvPicPr>
+                    <pic:cNvPr id="1" name=""/>
+                    <pic:cNvPicPr/>
+                  </pic:nvPicPr>
+                  <pic:blipFill>
+                    <a:blip r:embed="rId118"/>
+                    <a:stretch>
+                      <a:fillRect/>
+                    </a:stretch>
+                  </pic:blipFill>
+                  <pic:spPr>
+                    <a:xfrm>
+                      <a:off x="0" y="0"/>
+                      <a:ext cx="1857634" cy="142895"/>
+                    </a:xfrm>
+                    <a:prstGeom prst="rect">
+                      <a:avLst/>
+                    </a:prstGeom>
+                  </pic:spPr>
+                </pic:pic>
+              </a:graphicData>
+            </a:graphic>
+          </wp:inline>
+        </w:drawing>
+      </w:r>
+    </w:p>
+    <w:p>
+      <w:pPr>
+        <w:tabs>
+          <w:tab w:val="left" w:pos="2220"/>
+        </w:tabs>
+        <w:rPr>
+          <w:rFonts w:ascii="Arial Black" w:hAnsi="Arial Black"/>
+        </w:rPr>
+      </w:pPr>
+      <w:proofErr w:type="spellStart"/>
+      <w:r>
+        <w:rPr>
+          <w:rFonts w:ascii="Arial Black" w:hAnsi="Arial Black"/>
+        </w:rPr>
+        <w:t>Section</w:t>
+      </w:r>
+      <w:proofErr w:type="spellEnd"/>
+      <w:r>
+        <w:rPr>
+          <w:rFonts w:ascii="Arial Black" w:hAnsi="Arial Black"/>
+        </w:rPr>
+        <w:t xml:space="preserve"> sobre os benefícios </w:t>
+      </w:r>
+    </w:p>
+    <w:p>
+      <w:pPr>
+        <w:tabs>
+          <w:tab w:val="left" w:pos="2220"/>
+        </w:tabs>
+        <w:rPr>
+          <w:rFonts w:ascii="Arial Black" w:hAnsi="Arial Black"/>
+        </w:rPr>
+      </w:pPr>
+      <w:r>
+        <w:rPr>
+          <w:rFonts w:ascii="Arial Black" w:hAnsi="Arial Black"/>
+        </w:rPr>
+        <w:t xml:space="preserve">67 </w:t>
+      </w:r>
+      <w:r>
+        <w:rPr>
+          <w:rFonts w:ascii="Arial Black" w:hAnsi="Arial Black"/>
+        </w:rPr>
+        <w:t>–</w:t>
+      </w:r>
+      <w:r>
+        <w:rPr>
+          <w:rFonts w:ascii="Arial Black" w:hAnsi="Arial Black"/>
+        </w:rPr>
+        <w:t xml:space="preserve"> </w:t>
+      </w:r>
+      <w:r>
+        <w:rPr>
+          <w:rFonts w:ascii="Arial Black" w:hAnsi="Arial Black"/>
+        </w:rPr>
+        <w:t xml:space="preserve">No subtítulo </w:t>
+      </w:r>
+      <w:r>
+        <w:rPr>
+          <w:rFonts w:ascii="Arial Black" w:hAnsi="Arial Black"/>
+        </w:rPr>
+        <w:t xml:space="preserve">h2 e h3 adicionamos uma </w:t>
+      </w:r>
+      <w:proofErr w:type="spellStart"/>
+      <w:r>
+        <w:rPr>
+          <w:rFonts w:ascii="Arial Black" w:hAnsi="Arial Black"/>
+        </w:rPr>
+        <w:t>class</w:t>
+      </w:r>
+      <w:proofErr w:type="spellEnd"/>
+      <w:r>
+        <w:rPr>
+          <w:rFonts w:ascii="Arial Black" w:hAnsi="Arial Black"/>
+        </w:rPr>
+        <w:t xml:space="preserve"> chamada </w:t>
+      </w:r>
+      <w:proofErr w:type="spellStart"/>
+      <w:r>
+        <w:rPr>
+          <w:rFonts w:ascii="Arial Black" w:hAnsi="Arial Black"/>
+        </w:rPr>
+        <w:t>titulo</w:t>
+      </w:r>
+      <w:proofErr w:type="spellEnd"/>
+      <w:r>
+        <w:rPr>
+          <w:rFonts w:ascii="Arial Black" w:hAnsi="Arial Black"/>
+        </w:rPr>
+        <w:t>-principal e realizamos a seguinte configuração:</w:t>
+      </w:r>
+    </w:p>
+    <w:p>
+      <w:pPr>
+        <w:pStyle w:val="PargrafodaLista"/>
+        <w:numPr>
+          <w:ilvl w:val="0"/>
+          <w:numId w:val="10"/>
+        </w:numPr>
+        <w:tabs>
+          <w:tab w:val="left" w:pos="2220"/>
+        </w:tabs>
+        <w:rPr>
+          <w:rFonts w:ascii="Arial Black" w:hAnsi="Arial Black"/>
+        </w:rPr>
+      </w:pPr>
+      <w:r>
+        <w:rPr>
+          <w:rFonts w:ascii="Arial Black" w:hAnsi="Arial Black"/>
+        </w:rPr>
+        <w:t xml:space="preserve">Centralizamos os subtítulos </w:t>
+      </w:r>
+    </w:p>
+    <w:p>
+      <w:pPr>
+        <w:pStyle w:val="PargrafodaLista"/>
+        <w:numPr>
+          <w:ilvl w:val="0"/>
+          <w:numId w:val="10"/>
+        </w:numPr>
+        <w:tabs>
+          <w:tab w:val="left" w:pos="2220"/>
+        </w:tabs>
+        <w:rPr>
+          <w:rFonts w:ascii="Arial Black" w:hAnsi="Arial Black"/>
+        </w:rPr>
+      </w:pPr>
+      <w:r>
+        <w:rPr>
+          <w:rFonts w:ascii="Arial Black" w:hAnsi="Arial Black"/>
+        </w:rPr>
+        <w:t>Aumentamos a fonte utilizando a medida de (em) que temos por referencia que 1em e igual a 16px medida padrão do navegador então 2em e igual 32px</w:t>
+      </w:r>
+    </w:p>
+    <w:p>
+      <w:pPr>
+        <w:pStyle w:val="PargrafodaLista"/>
+        <w:numPr>
+          <w:ilvl w:val="0"/>
+          <w:numId w:val="10"/>
+        </w:numPr>
+        <w:tabs>
+          <w:tab w:val="left" w:pos="2220"/>
+        </w:tabs>
+        <w:rPr>
+          <w:rFonts w:ascii="Arial Black" w:hAnsi="Arial Black"/>
+        </w:rPr>
+      </w:pPr>
+      <w:r>
+        <w:rPr>
+          <w:rFonts w:ascii="Arial Black" w:hAnsi="Arial Black"/>
+        </w:rPr>
+        <w:t xml:space="preserve">E adicionamos um espaço externo para baixo </w:t>
+      </w:r>
+    </w:p>
+    <w:p>
+      <w:pPr>
+        <w:tabs>
+          <w:tab w:val="left" w:pos="2220"/>
+        </w:tabs>
+        <w:rPr>
+          <w:rFonts w:ascii="Arial Black" w:hAnsi="Arial Black"/>
+        </w:rPr>
+      </w:pPr>
+      <w:r>
+        <w:rPr>
+          <w:rFonts w:ascii="Arial Black" w:hAnsi="Arial Black"/>
+          <w:noProof/>
+        </w:rPr>
+        <w:drawing>
+          <wp:anchor distT="0" distB="0" distL="114300" distR="114300" simplePos="0" relativeHeight="251763712" behindDoc="0" locked="0" layoutInCell="1" allowOverlap="1">
+            <wp:simplePos x="0" y="0"/>
+            <wp:positionH relativeFrom="column">
+              <wp:posOffset>3263265</wp:posOffset>
+            </wp:positionH>
+            <wp:positionV relativeFrom="paragraph">
+              <wp:posOffset>158750</wp:posOffset>
+            </wp:positionV>
+            <wp:extent cx="1498600" cy="850900"/>
+            <wp:effectExtent l="0" t="0" r="6350" b="6350"/>
+            <wp:wrapNone/>
+            <wp:docPr id="152" name="Imagem 152" descr="C:\Users\kaique.souza\Pictures\Screenshots\Captura de tela 2026-10-01 145459.png"/>
+            <wp:cNvGraphicFramePr>
+              <a:graphicFrameLocks xmlns:a="http://schemas.openxmlformats.org/drawingml/2006/main" noChangeAspect="1"/>
+            </wp:cNvGraphicFramePr>
+            <a:graphic xmlns:a="http://schemas.openxmlformats.org/drawingml/2006/main">
+              <a:graphicData uri="http://schemas.openxmlformats.org/drawingml/2006/picture">
+                <pic:pic xmlns:pic="http://schemas.openxmlformats.org/drawingml/2006/picture">
+                  <pic:nvPicPr>
+                    <pic:cNvPr id="0" name="Picture 6" descr="C:\Users\kaique.souza\Pictures\Screenshots\Captura de tela 2026-10-01 145459.png"/>
+                    <pic:cNvPicPr>
+                      <a:picLocks noChangeAspect="1" noChangeArrowheads="1"/>
+                    </pic:cNvPicPr>
+                  </pic:nvPicPr>
+                  <pic:blipFill>
+                    <a:blip r:embed="rId119">
+                      <a:extLst>
+                        <a:ext uri="{28A0092B-C50C-407E-A947-70E740481C1C}">
+                          <a14:useLocalDpi xmlns:a14="http://schemas.microsoft.com/office/drawing/2010/main" val="0"/>
+                        </a:ext>
+                      </a:extLst>
+                    </a:blip>
+                    <a:srcRect/>
+                    <a:stretch>
+                      <a:fillRect/>
+                    </a:stretch>
+                  </pic:blipFill>
+                  <pic:spPr bwMode="auto">
+                    <a:xfrm>
+                      <a:off x="0" y="0"/>
+                      <a:ext cx="1498600" cy="850900"/>
+                    </a:xfrm>
+                    <a:prstGeom prst="rect">
+                      <a:avLst/>
+                    </a:prstGeom>
+                    <a:noFill/>
+                    <a:ln>
+                      <a:noFill/>
+                    </a:ln>
+                  </pic:spPr>
+                </pic:pic>
+              </a:graphicData>
+            </a:graphic>
+          </wp:anchor>
+        </w:drawing>
+      </w:r>
+      <w:r>
+        <w:rPr>
+          <w:rFonts w:ascii="Arial Black" w:hAnsi="Arial Black"/>
+          <w:noProof/>
+        </w:rPr>
+        <w:drawing>
+          <wp:inline distT="0" distB="0" distL="0" distR="0">
+            <wp:extent cx="1968500" cy="177800"/>
+            <wp:effectExtent l="0" t="0" r="0" b="0"/>
+            <wp:docPr id="150" name="Imagem 150" descr="C:\Users\kaique.souza\Pictures\Screenshots\Captura de tela 2026-10-01 145433.png"/>
+            <wp:cNvGraphicFramePr>
+              <a:graphicFrameLocks xmlns:a="http://schemas.openxmlformats.org/drawingml/2006/main" noChangeAspect="1"/>
+            </wp:cNvGraphicFramePr>
+            <a:graphic xmlns:a="http://schemas.openxmlformats.org/drawingml/2006/main">
+              <a:graphicData uri="http://schemas.openxmlformats.org/drawingml/2006/picture">
+                <pic:pic xmlns:pic="http://schemas.openxmlformats.org/drawingml/2006/picture">
+                  <pic:nvPicPr>
+                    <pic:cNvPr id="0" name="Picture 4" descr="C:\Users\kaique.souza\Pictures\Screenshots\Captura de tela 2026-10-01 145433.png"/>
+                    <pic:cNvPicPr>
+                      <a:picLocks noChangeAspect="1" noChangeArrowheads="1"/>
+                    </pic:cNvPicPr>
+                  </pic:nvPicPr>
+                  <pic:blipFill>
+                    <a:blip r:embed="rId120">
+                      <a:extLst>
+                        <a:ext uri="{28A0092B-C50C-407E-A947-70E740481C1C}">
+                          <a14:useLocalDpi xmlns:a14="http://schemas.microsoft.com/office/drawing/2010/main" val="0"/>
+                        </a:ext>
+                      </a:extLst>
+                    </a:blip>
+                    <a:srcRect/>
+                    <a:stretch>
+                      <a:fillRect/>
+                    </a:stretch>
+                  </pic:blipFill>
+                  <pic:spPr bwMode="auto">
+                    <a:xfrm>
+                      <a:off x="0" y="0"/>
+                      <a:ext cx="1968500" cy="177800"/>
+                    </a:xfrm>
+                    <a:prstGeom prst="rect">
+                      <a:avLst/>
+                    </a:prstGeom>
+                    <a:noFill/>
+                    <a:ln>
+                      <a:noFill/>
+                    </a:ln>
+                  </pic:spPr>
+                </pic:pic>
+              </a:graphicData>
+            </a:graphic>
+          </wp:inline>
+        </w:drawing>
+      </w:r>
+    </w:p>
+    <w:p>
+      <w:pPr>
+        <w:tabs>
+          <w:tab w:val="left" w:pos="2220"/>
+        </w:tabs>
+        <w:rPr>
+          <w:rFonts w:ascii="Arial Black" w:hAnsi="Arial Black"/>
+        </w:rPr>
+      </w:pPr>
+      <w:r>
+        <w:rPr>
+          <w:rFonts w:ascii="Arial Black" w:hAnsi="Arial Black"/>
+          <w:noProof/>
+        </w:rPr>
+        <mc:AlternateContent>
+          <mc:Choice Requires="wps">
+            <w:drawing>
+              <wp:anchor distT="0" distB="0" distL="114300" distR="114300" simplePos="0" relativeHeight="251767808" behindDoc="0" locked="0" layoutInCell="1" allowOverlap="1">
+                <wp:simplePos x="0" y="0"/>
+                <wp:positionH relativeFrom="column">
+                  <wp:posOffset>2780665</wp:posOffset>
+                </wp:positionH>
+                <wp:positionV relativeFrom="paragraph">
+                  <wp:posOffset>226060</wp:posOffset>
+                </wp:positionV>
+                <wp:extent cx="1549400" cy="1879600"/>
+                <wp:effectExtent l="38100" t="0" r="31750" b="63500"/>
+                <wp:wrapNone/>
+                <wp:docPr id="156" name="Conector de Seta Reta 156"/>
+                <wp:cNvGraphicFramePr/>
+                <a:graphic xmlns:a="http://schemas.openxmlformats.org/drawingml/2006/main">
+                  <a:graphicData uri="http://schemas.microsoft.com/office/word/2010/wordprocessingShape">
+                    <wps:wsp>
+                      <wps:cNvCnPr/>
+                      <wps:spPr>
+                        <a:xfrm flipH="1">
+                          <a:off x="0" y="0"/>
+                          <a:ext cx="1549400" cy="1879600"/>
+                        </a:xfrm>
+                        <a:prstGeom prst="straightConnector1">
+                          <a:avLst/>
+                        </a:prstGeom>
+                        <a:ln>
+                          <a:tailEnd type="triangle"/>
+                        </a:ln>
+                      </wps:spPr>
+                      <wps:style>
+                        <a:lnRef idx="1">
+                          <a:schemeClr val="accent1"/>
+                        </a:lnRef>
+                        <a:fillRef idx="0">
+                          <a:schemeClr val="accent1"/>
+                        </a:fillRef>
+                        <a:effectRef idx="0">
+                          <a:schemeClr val="accent1"/>
+                        </a:effectRef>
+                        <a:fontRef idx="minor">
+                          <a:schemeClr val="tx1"/>
+                        </a:fontRef>
+                      </wps:style>
+                      <wps:bodyPr/>
+                    </wps:wsp>
+                  </a:graphicData>
+                </a:graphic>
+              </wp:anchor>
+            </w:drawing>
+          </mc:Choice>
+          <mc:Fallback>
+            <w:pict>
+              <v:shape w14:anchorId="19D968F5" id="Conector de Seta Reta 156" o:spid="_x0000_s1026" type="#_x0000_t32" style="position:absolute;margin-left:218.95pt;margin-top:17.8pt;width:122pt;height:148pt;flip:x;z-index:251767808;visibility:visible;mso-wrap-style:square;mso-wrap-distance-left:9pt;mso-wrap-distance-top:0;mso-wrap-distance-right:9pt;mso-wrap-distance-bottom:0;mso-position-horizontal:absolute;mso-position-horizontal-relative:text;mso-position-vertical:absolute;mso-position-vertical-relative:text" o:gfxdata="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" strokecolor="#4472c4 [3204]" strokeweight=".5pt">
+                <v:stroke endarrow="block" joinstyle="miter"/>
+              </v:shape>
+            </w:pict>
+          </mc:Fallback>
+        </mc:AlternateContent>
+      </w:r>
+      <w:r>
+        <w:rPr>
+          <w:rFonts w:ascii="Arial Black" w:hAnsi="Arial Black"/>
+          <w:noProof/>
+        </w:rPr>
+        <mc:AlternateContent>
+          <mc:Choice Requires="wps">
+            <w:drawing>
+              <wp:anchor distT="0" distB="0" distL="114300" distR="114300" simplePos="0" relativeHeight="251766784" behindDoc="0" locked="0" layoutInCell="1" allowOverlap="1">
+                <wp:simplePos x="0" y="0"/>
+                <wp:positionH relativeFrom="column">
+                  <wp:posOffset>2780665</wp:posOffset>
+                </wp:positionH>
+                <wp:positionV relativeFrom="paragraph">
+                  <wp:posOffset>48260</wp:posOffset>
+                </wp:positionV>
+                <wp:extent cx="1282700" cy="1308100"/>
+                <wp:effectExtent l="38100" t="0" r="31750" b="63500"/>
+                <wp:wrapNone/>
+                <wp:docPr id="155" name="Conector de Seta Reta 155"/>
+                <wp:cNvGraphicFramePr/>
+                <a:graphic xmlns:a="http://schemas.openxmlformats.org/drawingml/2006/main">
+                  <a:graphicData uri="http://schemas.microsoft.com/office/word/2010/wordprocessingShape">
+                    <wps:wsp>
+                      <wps:cNvCnPr/>
+                      <wps:spPr>
+                        <a:xfrm flipH="1">
+                          <a:off x="0" y="0"/>
+                          <a:ext cx="1282700" cy="1308100"/>
+                        </a:xfrm>
+                        <a:prstGeom prst="straightConnector1">
+                          <a:avLst/>
+                        </a:prstGeom>
+                        <a:ln>
+                          <a:tailEnd type="triangle"/>
+                        </a:ln>
+                      </wps:spPr>
+                      <wps:style>
+                        <a:lnRef idx="1">
+                          <a:schemeClr val="accent1"/>
+                        </a:lnRef>
+                        <a:fillRef idx="0">
+                          <a:schemeClr val="accent1"/>
+                        </a:fillRef>
+                        <a:effectRef idx="0">
+                          <a:schemeClr val="accent1"/>
+                        </a:effectRef>
+                        <a:fontRef idx="minor">
+                          <a:schemeClr val="tx1"/>
+                        </a:fontRef>
+                      </wps:style>
+                      <wps:bodyPr/>
+                    </wps:wsp>
+                  </a:graphicData>
+                </a:graphic>
+              </wp:anchor>
+            </w:drawing>
+          </mc:Choice>
+          <mc:Fallback>
+            <w:pict>
+              <v:shape w14:anchorId="5276A8BF" id="Conector de Seta Reta 155" o:spid="_x0000_s1026" type="#_x0000_t32" style="position:absolute;margin-left:218.95pt;margin-top:3.8pt;width:101pt;height:103pt;flip:x;z-index:251766784;visibility:visible;mso-wrap-style:square;mso-wrap-distance-left:9pt;mso-wrap-distance-top:0;mso-wrap-distance-right:9pt;mso-wrap-distance-bottom:0;mso-position-horizontal:absolute;mso-position-horizontal-relative:text;mso-position-vertical:absolute;mso-position-vertical-relative:text" o:gfxdata="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" strokecolor="#4472c4 [3204]" strokeweight=".5pt">
+                <v:stroke endarrow="block" joinstyle="miter"/>
+              </v:shape>
+            </w:pict>
+          </mc:Fallback>
+        </mc:AlternateContent>
+      </w:r>
+      <w:r>
+        <w:rPr>
+          <w:rFonts w:ascii="Arial Black" w:hAnsi="Arial Black"/>
+          <w:noProof/>
+        </w:rPr>
+        <w:drawing>
+          <wp:inline distT="0" distB="0" distL="0" distR="0">
+            <wp:extent cx="1778000" cy="139700"/>
+            <wp:effectExtent l="0" t="0" r="0" b="0"/>
+            <wp:docPr id="151" name="Imagem 151" descr="C:\Users\kaique.souza\Pictures\Screenshots\Captura de tela 2026-10-01 145443.png"/>
+            <wp:cNvGraphicFramePr>
+              <a:graphicFrameLocks xmlns:a="http://schemas.openxmlformats.org/drawingml/2006/main" noChangeAspect="1"/>
+            </wp:cNvGraphicFramePr>
+            <a:graphic xmlns:a="http://schemas.openxmlformats.org/drawingml/2006/main">
+              <a:graphicData uri="http://schemas.openxmlformats.org/drawingml/2006/picture">
+                <pic:pic xmlns:pic="http://schemas.openxmlformats.org/drawingml/2006/picture">
+                  <pic:nvPicPr>
+                    <pic:cNvPr id="0" name="Picture 5" descr="C:\Users\kaique.souza\Pictures\Screenshots\Captura de tela 2026-10-01 145443.png"/>
+                    <pic:cNvPicPr>
+                      <a:picLocks noChangeAspect="1" noChangeArrowheads="1"/>
+                    </pic:cNvPicPr>
+                  </pic:nvPicPr>
+                  <pic:blipFill>
+                    <a:blip r:embed="rId121">
+                      <a:extLst>
+                        <a:ext uri="{28A0092B-C50C-407E-A947-70E740481C1C}">
+                          <a14:useLocalDpi xmlns:a14="http://schemas.microsoft.com/office/drawing/2010/main" val="0"/>
+                        </a:ext>
+                      </a:extLst>
+                    </a:blip>
+                    <a:srcRect/>
+                    <a:stretch>
+                      <a:fillRect/>
+                    </a:stretch>
+                  </pic:blipFill>
+                  <pic:spPr bwMode="auto">
+                    <a:xfrm>
+                      <a:off x="0" y="0"/>
+                      <a:ext cx="1778000" cy="139700"/>
+                    </a:xfrm>
+                    <a:prstGeom prst="rect">
+                      <a:avLst/>
+                    </a:prstGeom>
+                    <a:noFill/>
+                    <a:ln>
+                      <a:noFill/>
+                    </a:ln>
+                  </pic:spPr>
+                </pic:pic>
+              </a:graphicData>
+            </a:graphic>
+          </wp:inline>
+        </w:drawing>
+      </w:r>
+    </w:p>
+    <w:p>
+      <w:pPr>
+        <w:tabs>
+          <w:tab w:val="left" w:pos="2220"/>
+        </w:tabs>
+        <w:rPr>
+          <w:rFonts w:ascii="Arial Black" w:hAnsi="Arial Black"/>
+        </w:rPr>
+      </w:pPr>
+      <w:r>
+        <w:rPr>
+          <w:rFonts w:ascii="Arial Black" w:hAnsi="Arial Black"/>
+          <w:noProof/>
+        </w:rPr>
+        <mc:AlternateContent>
+          <mc:Choice Requires="wps">
+            <w:drawing>
+              <wp:anchor distT="0" distB="0" distL="114300" distR="114300" simplePos="0" relativeHeight="251765760" behindDoc="0" locked="0" layoutInCell="1" allowOverlap="1">
+                <wp:simplePos x="0" y="0"/>
+                <wp:positionH relativeFrom="column">
+                  <wp:posOffset>3314065</wp:posOffset>
+                </wp:positionH>
+                <wp:positionV relativeFrom="paragraph">
+                  <wp:posOffset>102235</wp:posOffset>
+                </wp:positionV>
+                <wp:extent cx="876300" cy="1155700"/>
+                <wp:effectExtent l="38100" t="0" r="19050" b="63500"/>
+                <wp:wrapNone/>
+                <wp:docPr id="154" name="Conector de Seta Reta 154"/>
+                <wp:cNvGraphicFramePr/>
+                <a:graphic xmlns:a="http://schemas.openxmlformats.org/drawingml/2006/main">
+                  <a:graphicData uri="http://schemas.microsoft.com/office/word/2010/wordprocessingShape">
+                    <wps:wsp>
+                      <wps:cNvCnPr/>
+                      <wps:spPr>
+                        <a:xfrm flipH="1">
+                          <a:off x="0" y="0"/>
+                          <a:ext cx="876300" cy="1155700"/>
+                        </a:xfrm>
+                        <a:prstGeom prst="straightConnector1">
+                          <a:avLst/>
+                        </a:prstGeom>
+                        <a:ln>
+                          <a:tailEnd type="triangle"/>
+                        </a:ln>
+                      </wps:spPr>
+                      <wps:style>
+                        <a:lnRef idx="1">
+                          <a:schemeClr val="accent1"/>
+                        </a:lnRef>
+                        <a:fillRef idx="0">
+                          <a:schemeClr val="accent1"/>
+                        </a:fillRef>
+                        <a:effectRef idx="0">
+                          <a:schemeClr val="accent1"/>
+                        </a:effectRef>
+                        <a:fontRef idx="minor">
+                          <a:schemeClr val="tx1"/>
+                        </a:fontRef>
+                      </wps:style>
+                      <wps:bodyPr/>
+                    </wps:wsp>
+                  </a:graphicData>
+                </a:graphic>
+              </wp:anchor>
+            </w:drawing>
+          </mc:Choice>
+          <mc:Fallback>
+            <w:pict>
+              <v:shape w14:anchorId="699DFEB2" id="Conector de Seta Reta 154" o:spid="_x0000_s1026" type="#_x0000_t32" style="position:absolute;margin-left:260.95pt;margin-top:8.05pt;width:69pt;height:91pt;flip:x;z-index:251765760;visibility:visible;mso-wrap-style:square;mso-wrap-distance-left:9pt;mso-wrap-distance-top:0;mso-wrap-distance-right:9pt;mso-wrap-distance-bottom:0;mso-position-horizontal:absolute;mso-position-horizontal-relative:text;mso-position-vertical:absolute;mso-position-vertical-relative:text" o:gfxdata="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" strokecolor="#4472c4 [3204]" strokeweight=".5pt">
+                <v:stroke endarrow="block" joinstyle="miter"/>
+              </v:shape>
+            </w:pict>
+          </mc:Fallback>
+        </mc:AlternateContent>
+      </w:r>
+    </w:p>
+    <w:p>
+      <w:pPr>
+        <w:tabs>
+          <w:tab w:val="left" w:pos="2220"/>
+        </w:tabs>
+        <w:rPr>
+          <w:rFonts w:ascii="Arial Black" w:hAnsi="Arial Black"/>
+        </w:rPr>
+      </w:pPr>
+      <w:r>
+        <w:rPr>
+          <w:rFonts w:ascii="Arial Black" w:hAnsi="Arial Black"/>
+          <w:noProof/>
+        </w:rPr>
+        <w:drawing>
+          <wp:anchor distT="0" distB="0" distL="114300" distR="114300" simplePos="0" relativeHeight="251764736" behindDoc="0" locked="0" layoutInCell="1" allowOverlap="1">
+            <wp:simplePos x="0" y="0"/>
+            <wp:positionH relativeFrom="margin">
+              <wp:align>right</wp:align>
+            </wp:positionH>
+            <wp:positionV relativeFrom="paragraph">
+              <wp:posOffset>702310</wp:posOffset>
+            </wp:positionV>
+            <wp:extent cx="5400040" cy="957348"/>
+            <wp:effectExtent l="0" t="0" r="0" b="0"/>
+            <wp:wrapNone/>
+            <wp:docPr id="153" name="Imagem 153" descr="C:\Users\kaique.souza\Pictures\Screenshots\Captura de tela 2026-10-01 145520.png"/>
+            <wp:cNvGraphicFramePr>
+              <a:graphicFrameLocks xmlns:a="http://schemas.openxmlformats.org/drawingml/2006/main" noChangeAspect="1"/>
+            </wp:cNvGraphicFramePr>
+            <a:graphic xmlns:a="http://schemas.openxmlformats.org/drawingml/2006/main">
+              <a:graphicData uri="http://schemas.openxmlformats.org/drawingml/2006/picture">
+                <pic:pic xmlns:pic="http://schemas.openxmlformats.org/drawingml/2006/picture">
+                  <pic:nvPicPr>
+                    <pic:cNvPr id="0" name="Picture 7" descr="C:\Users\kaique.souza\Pictures\Screenshots\Captura de tela 2026-10-01 145520.png"/>
+                    <pic:cNvPicPr>
+                      <a:picLocks noChangeAspect="1" noChangeArrowheads="1"/>
+                    </pic:cNvPicPr>
+                  </pic:nvPicPr>
+                  <pic:blipFill>
+                    <a:blip r:embed="rId122">
+                      <a:extLst>
+                        <a:ext uri="{28A0092B-C50C-407E-A947-70E740481C1C}">
+                          <a14:useLocalDpi xmlns:a14="http://schemas.microsoft.com/office/drawing/2010/main" val="0"/>
+                        </a:ext>
+                      </a:extLst>
+                    </a:blip>
+                    <a:srcRect/>
+                    <a:stretch>
+                      <a:fillRect/>
+                    </a:stretch>
+                  </pic:blipFill>
+                  <pic:spPr bwMode="auto">
+                    <a:xfrm>
+                      <a:off x="0" y="0"/>
+                      <a:ext cx="5400040" cy="957348"/>
+                    </a:xfrm>
+                    <a:prstGeom prst="rect">
+                      <a:avLst/>
+                    </a:prstGeom>
+                    <a:noFill/>
+                    <a:ln>
+                      <a:noFill/>
+                    </a:ln>
+                  </pic:spPr>
+                </pic:pic>
+              </a:graphicData>
+            </a:graphic>
+          </wp:anchor>
+        </w:drawing>
+      </w:r>
+    </w:p>
+    <w:p>
+      <w:pPr>
+        <w:rPr>
+          <w:rFonts w:ascii="Arial Black" w:hAnsi="Arial Black"/>
+        </w:rPr>
+      </w:pPr>
+    </w:p>
+    <w:p>
+      <w:pPr>
+        <w:rPr>
+          <w:rFonts w:ascii="Arial Black" w:hAnsi="Arial Black"/>
+        </w:rPr>
+      </w:pPr>
+    </w:p>
+    <w:p>
+      <w:pPr>
+        <w:rPr>
+          <w:rFonts w:ascii="Arial Black" w:hAnsi="Arial Black"/>
+        </w:rPr>
+      </w:pPr>
+    </w:p>
+    <w:p>
+      <w:pPr>
+        <w:rPr>
+          <w:rFonts w:ascii="Arial Black" w:hAnsi="Arial Black"/>
+        </w:rPr>
+      </w:pPr>
+    </w:p>
+    <w:p>
+      <w:pPr>
+        <w:rPr>
+          <w:rFonts w:ascii="Arial Black" w:hAnsi="Arial Black"/>
+        </w:rPr>
+      </w:pPr>
+    </w:p>
+    <w:p>
+      <w:pPr>
+        <w:rPr>
+          <w:rFonts w:ascii="Arial Black" w:hAnsi="Arial Black"/>
+        </w:rPr>
+      </w:pPr>
+    </w:p>
+    <w:p>
+      <w:pPr>
+        <w:jc w:val="right"/>
+        <w:rPr>
+          <w:rFonts w:ascii="Arial Black" w:hAnsi="Arial Black"/>
+        </w:rPr>
+      </w:pPr>
+    </w:p>
+    <w:p>
+      <w:pPr>
+        <w:rPr>
+          <w:rFonts w:ascii="Arial Black" w:hAnsi="Arial Black"/>
+        </w:rPr>
+      </w:pPr>
+      <w:r>
+        <w:rPr>
+          <w:rFonts w:ascii="Arial Black" w:hAnsi="Arial Black"/>
+        </w:rPr>
+        <w:lastRenderedPageBreak/>
+        <w:t xml:space="preserve">68 </w:t>
+      </w:r>
+      <w:r>
+        <w:rPr>
+          <w:rFonts w:ascii="Arial Black" w:hAnsi="Arial Black"/>
+        </w:rPr>
+        <w:t xml:space="preserve">– Na </w:t>
+      </w:r>
+      <w:proofErr w:type="spellStart"/>
+      <w:r>
+        <w:rPr>
+          <w:rFonts w:ascii="Arial Black" w:hAnsi="Arial Black"/>
+        </w:rPr>
+        <w:t>section</w:t>
+      </w:r>
+      <w:proofErr w:type="spellEnd"/>
+      <w:r>
+        <w:rPr>
+          <w:rFonts w:ascii="Arial Black" w:hAnsi="Arial Black"/>
+        </w:rPr>
+        <w:t xml:space="preserve"> principal onde tem os parágrafos demos o espaço para baixo conforme o código.</w:t>
+      </w:r>
+    </w:p>
+    <w:p>
+      <w:pPr>
+        <w:rPr>
+          <w:rFonts w:ascii="Arial Black" w:hAnsi="Arial Black"/>
+        </w:rPr>
+      </w:pPr>
+      <w:r>
+        <w:rPr>
+          <w:noProof/>
+        </w:rPr>
+        <mc:AlternateContent>
+          <mc:Choice Requires="wps">
+            <w:drawing>
+              <wp:anchor distT="0" distB="0" distL="114300" distR="114300" simplePos="0" relativeHeight="251770880" behindDoc="0" locked="0" layoutInCell="1" allowOverlap="1">
+                <wp:simplePos x="0" y="0"/>
+                <wp:positionH relativeFrom="column">
+                  <wp:posOffset>1116965</wp:posOffset>
+                </wp:positionH>
+                <wp:positionV relativeFrom="paragraph">
+                  <wp:posOffset>541655</wp:posOffset>
+                </wp:positionV>
+                <wp:extent cx="1384300" cy="1257300"/>
+                <wp:effectExtent l="0" t="0" r="63500" b="57150"/>
+                <wp:wrapNone/>
+                <wp:docPr id="159" name="Conector de Seta Reta 159"/>
+                <wp:cNvGraphicFramePr/>
+                <a:graphic xmlns:a="http://schemas.openxmlformats.org/drawingml/2006/main">
+                  <a:graphicData uri="http://schemas.microsoft.com/office/word/2010/wordprocessingShape">
+                    <wps:wsp>
+                      <wps:cNvCnPr/>
+                      <wps:spPr>
+                        <a:xfrm>
+                          <a:off x="0" y="0"/>
+                          <a:ext cx="1384300" cy="1257300"/>
+                        </a:xfrm>
+                        <a:prstGeom prst="straightConnector1">
+                          <a:avLst/>
+                        </a:prstGeom>
+                        <a:ln>
+                          <a:tailEnd type="triangle"/>
+                        </a:ln>
+                      </wps:spPr>
+                      <wps:style>
+                        <a:lnRef idx="1">
+                          <a:schemeClr val="accent1"/>
+                        </a:lnRef>
+                        <a:fillRef idx="0">
+                          <a:schemeClr val="accent1"/>
+                        </a:fillRef>
+                        <a:effectRef idx="0">
+                          <a:schemeClr val="accent1"/>
+                        </a:effectRef>
+                        <a:fontRef idx="minor">
+                          <a:schemeClr val="tx1"/>
+                        </a:fontRef>
+                      </wps:style>
+                      <wps:bodyPr/>
+                    </wps:wsp>
+                  </a:graphicData>
+                </a:graphic>
+              </wp:anchor>
+            </w:drawing>
+          </mc:Choice>
+          <mc:Fallback>
+            <w:pict>
+              <v:shape w14:anchorId="7E9389A2" id="Conector de Seta Reta 159" o:spid="_x0000_s1026" type="#_x0000_t32" style="position:absolute;margin-left:87.95pt;margin-top:42.65pt;width:109pt;height:99pt;z-index:251770880;visibility:visible;mso-wrap-style:square;mso-wrap-distance-left:9pt;mso-wrap-distance-top:0;mso-wrap-distance-right:9pt;mso-wrap-distance-bottom:0;mso-position-horizontal:absolute;mso-position-horizontal-relative:text;mso-position-vertical:absolute;mso-position-vertical-relative:text" o:gfxdata="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" strokecolor="#4472c4 [3204]" strokeweight=".5pt">
+                <v:stroke endarrow="block" joinstyle="miter"/>
+              </v:shape>
+            </w:pict>
+          </mc:Fallback>
+        </mc:AlternateContent>
+      </w:r>
+      <w:r>
+        <w:rPr>
+          <w:noProof/>
+        </w:rPr>
+        <w:drawing>
+          <wp:anchor distT="0" distB="0" distL="114300" distR="114300" simplePos="0" relativeHeight="251769856" behindDoc="0" locked="0" layoutInCell="1" allowOverlap="1">
+            <wp:simplePos x="0" y="0"/>
+            <wp:positionH relativeFrom="column">
+              <wp:posOffset>75565</wp:posOffset>
+            </wp:positionH>
+            <wp:positionV relativeFrom="paragraph">
+              <wp:posOffset>287655</wp:posOffset>
+            </wp:positionV>
+            <wp:extent cx="1143000" cy="1054100"/>
+            <wp:effectExtent l="0" t="0" r="0" b="0"/>
+            <wp:wrapNone/>
+            <wp:docPr id="158" name="Imagem 158"/>
+            <wp:cNvGraphicFramePr>
+              <a:graphicFrameLocks xmlns:a="http://schemas.openxmlformats.org/drawingml/2006/main" noChangeAspect="1"/>
+            </wp:cNvGraphicFramePr>
+            <a:graphic xmlns:a="http://schemas.openxmlformats.org/drawingml/2006/main">
+              <a:graphicData uri="http://schemas.openxmlformats.org/drawingml/2006/picture">
+                <pic:pic xmlns:pic="http://schemas.openxmlformats.org/drawingml/2006/picture">
+                  <pic:nvPicPr>
+                    <pic:cNvPr id="0" name="Picture 8"/>
+                    <pic:cNvPicPr>
+                      <a:picLocks noChangeAspect="1" noChangeArrowheads="1"/>
+                    </pic:cNvPicPr>
+                  </pic:nvPicPr>
+                  <pic:blipFill>
+                    <a:blip r:embed="rId123">
+                      <a:extLst>
+                        <a:ext uri="{28A0092B-C50C-407E-A947-70E740481C1C}">
+                          <a14:useLocalDpi xmlns:a14="http://schemas.microsoft.com/office/drawing/2010/main" val="0"/>
+                        </a:ext>
+                      </a:extLst>
+                    </a:blip>
+                    <a:srcRect/>
+                    <a:stretch>
+                      <a:fillRect/>
+                    </a:stretch>
+                  </pic:blipFill>
+                  <pic:spPr bwMode="auto">
+                    <a:xfrm>
+                      <a:off x="0" y="0"/>
+                      <a:ext cx="1143000" cy="1054100"/>
+                    </a:xfrm>
+                    <a:prstGeom prst="rect">
+                      <a:avLst/>
+                    </a:prstGeom>
+                    <a:noFill/>
+                    <a:ln>
+                      <a:noFill/>
+                    </a:ln>
+                  </pic:spPr>
+                </pic:pic>
+              </a:graphicData>
+            </a:graphic>
+          </wp:anchor>
+        </w:drawing>
+      </w:r>
+      <w:r>
+        <w:rPr>
+          <w:rFonts w:ascii="Arial Black" w:hAnsi="Arial Black"/>
+        </w:rPr>
+        <w:drawing>
+          <wp:anchor distT="0" distB="0" distL="114300" distR="114300" simplePos="0" relativeHeight="251768832" behindDoc="0" locked="0" layoutInCell="1" allowOverlap="1" wp14:anchorId="13A23D2D">
+            <wp:simplePos x="0" y="0"/>
+            <wp:positionH relativeFrom="margin">
+              <wp:align>right</wp:align>
+            </wp:positionH>
+            <wp:positionV relativeFrom="paragraph">
+              <wp:posOffset>1519555</wp:posOffset>
+            </wp:positionV>
+            <wp:extent cx="5400040" cy="687705"/>
+            <wp:effectExtent l="0" t="0" r="0" b="0"/>
+            <wp:wrapNone/>
+            <wp:docPr id="157" name="Imagem 157"/>
+            <wp:cNvGraphicFramePr>
+              <a:graphicFrameLocks xmlns:a="http://schemas.openxmlformats.org/drawingml/2006/main" noChangeAspect="1"/>
+            </wp:cNvGraphicFramePr>
+            <a:graphic xmlns:a="http://schemas.openxmlformats.org/drawingml/2006/main">
+              <a:graphicData uri="http://schemas.openxmlformats.org/drawingml/2006/picture">
+                <pic:pic xmlns:pic="http://schemas.openxmlformats.org/drawingml/2006/picture">
+                  <pic:nvPicPr>
+                    <pic:cNvPr id="1" name=""/>
+                    <pic:cNvPicPr/>
+                  </pic:nvPicPr>
+                  <pic:blipFill>
+                    <a:blip r:embed="rId124">
+                      <a:extLst>
+                        <a:ext uri="{28A0092B-C50C-407E-A947-70E740481C1C}">
+                          <a14:useLocalDpi xmlns:a14="http://schemas.microsoft.com/office/drawing/2010/main" val="0"/>
+                        </a:ext>
+                      </a:extLst>
+                    </a:blip>
+                    <a:stretch>
+                      <a:fillRect/>
+                    </a:stretch>
+                  </pic:blipFill>
+                  <pic:spPr>
+                    <a:xfrm>
+                      <a:off x="0" y="0"/>
+                      <a:ext cx="5400040" cy="687705"/>
+                    </a:xfrm>
+                    <a:prstGeom prst="rect">
+                      <a:avLst/>
+                    </a:prstGeom>
+                  </pic:spPr>
+                </pic:pic>
+              </a:graphicData>
+            </a:graphic>
+          </wp:anchor>
+        </w:drawing>
+      </w:r>
+      <w:r>
+        <w:rPr>
+          <w:rFonts w:ascii="Arial Black" w:hAnsi="Arial Black"/>
+        </w:rPr>
+        <w:t xml:space="preserve"> </w:t>
+      </w:r>
+    </w:p>
+    <w:p>
+      <w:pPr>
+        <w:rPr>
+          <w:rFonts w:ascii="Arial Black" w:hAnsi="Arial Black"/>
+        </w:rPr>
+      </w:pPr>
+    </w:p>
+    <w:p>
+      <w:pPr>
+        <w:rPr>
+          <w:rFonts w:ascii="Arial Black" w:hAnsi="Arial Black"/>
+        </w:rPr>
+      </w:pPr>
+    </w:p>
+    <w:p>
+      <w:pPr>
+        <w:rPr>
+          <w:rFonts w:ascii="Arial Black" w:hAnsi="Arial Black"/>
+        </w:rPr>
+      </w:pPr>
+    </w:p>
+    <w:p>
+      <w:pPr>
+        <w:rPr>
+          <w:rFonts w:ascii="Arial Black" w:hAnsi="Arial Black"/>
+        </w:rPr>
+      </w:pPr>
+    </w:p>
+    <w:p>
+      <w:pPr>
+        <w:rPr>
+          <w:rFonts w:ascii="Arial Black" w:hAnsi="Arial Black"/>
+        </w:rPr>
+      </w:pPr>
+    </w:p>
+    <w:p>
+      <w:pPr>
+        <w:rPr>
+          <w:rFonts w:ascii="Arial Black" w:hAnsi="Arial Black"/>
+        </w:rPr>
+      </w:pPr>
+    </w:p>
+    <w:p>
+      <w:pPr>
+        <w:rPr>
+          <w:rFonts w:ascii="Arial Black" w:hAnsi="Arial Black"/>
+        </w:rPr>
+      </w:pPr>
+    </w:p>
+    <w:p>
+      <w:pPr>
+        <w:rPr>
+          <w:rFonts w:ascii="Arial Black" w:hAnsi="Arial Black"/>
+        </w:rPr>
+      </w:pPr>
+      <w:r>
+        <w:rPr>
+          <w:rFonts w:ascii="Arial Black" w:hAnsi="Arial Black"/>
+        </w:rPr>
+        <w:t xml:space="preserve">69 </w:t>
+      </w:r>
+      <w:r>
+        <w:rPr>
+          <w:rFonts w:ascii="Arial Black" w:hAnsi="Arial Black"/>
+        </w:rPr>
+        <w:t>–</w:t>
+      </w:r>
+      <w:r>
+        <w:rPr>
+          <w:rFonts w:ascii="Arial Black" w:hAnsi="Arial Black"/>
+        </w:rPr>
+        <w:t xml:space="preserve"> </w:t>
+      </w:r>
+      <w:r>
+        <w:rPr>
+          <w:rFonts w:ascii="Arial Black" w:hAnsi="Arial Black"/>
+        </w:rPr>
+        <w:t>Dim</w:t>
+      </w:r>
+      <w:r>
+        <w:rPr>
+          <w:rFonts w:ascii="Arial Black" w:hAnsi="Arial Black"/>
+        </w:rPr>
+        <w:t xml:space="preserve">inuímos o tamanho da imagem para ocupar 60% do espaço de largura da nossa pagina </w:t>
+      </w:r>
+    </w:p>
+    <w:p>
+      <w:pPr>
+        <w:rPr>
+          <w:rFonts w:ascii="Arial Black" w:hAnsi="Arial Black"/>
+        </w:rPr>
+      </w:pPr>
+      <w:r>
+        <w:rPr>
+          <w:rFonts w:ascii="Arial Black" w:hAnsi="Arial Black"/>
+          <w:noProof/>
+        </w:rPr>
+        <mc:AlternateContent>
+          <mc:Choice Requires="wps">
+            <w:drawing>
+              <wp:anchor distT="0" distB="0" distL="114300" distR="114300" simplePos="0" relativeHeight="251772928" behindDoc="0" locked="0" layoutInCell="1" allowOverlap="1">
+                <wp:simplePos x="0" y="0"/>
+                <wp:positionH relativeFrom="column">
+                  <wp:posOffset>1269365</wp:posOffset>
+                </wp:positionH>
+                <wp:positionV relativeFrom="paragraph">
+                  <wp:posOffset>307975</wp:posOffset>
+                </wp:positionV>
+                <wp:extent cx="1079500" cy="266700"/>
+                <wp:effectExtent l="0" t="0" r="82550" b="76200"/>
+                <wp:wrapNone/>
+                <wp:docPr id="162" name="Conector de Seta Reta 162"/>
+                <wp:cNvGraphicFramePr/>
+                <a:graphic xmlns:a="http://schemas.openxmlformats.org/drawingml/2006/main">
+                  <a:graphicData uri="http://schemas.microsoft.com/office/word/2010/wordprocessingShape">
+                    <wps:wsp>
+                      <wps:cNvCnPr/>
+                      <wps:spPr>
+                        <a:xfrm>
+                          <a:off x="0" y="0"/>
+                          <a:ext cx="1079500" cy="266700"/>
+                        </a:xfrm>
+                        <a:prstGeom prst="straightConnector1">
+                          <a:avLst/>
+                        </a:prstGeom>
+                        <a:ln>
+                          <a:tailEnd type="triangle"/>
+                        </a:ln>
+                      </wps:spPr>
+                      <wps:style>
+                        <a:lnRef idx="1">
+                          <a:schemeClr val="accent1"/>
+                        </a:lnRef>
+                        <a:fillRef idx="0">
+                          <a:schemeClr val="accent1"/>
+                        </a:fillRef>
+                        <a:effectRef idx="0">
+                          <a:schemeClr val="accent1"/>
+                        </a:effectRef>
+                        <a:fontRef idx="minor">
+                          <a:schemeClr val="tx1"/>
+                        </a:fontRef>
+                      </wps:style>
+                      <wps:bodyPr/>
+                    </wps:wsp>
+                  </a:graphicData>
+                </a:graphic>
+              </wp:anchor>
+            </w:drawing>
+          </mc:Choice>
+          <mc:Fallback>
+            <w:pict>
+              <v:shape w14:anchorId="7087A3AC" id="Conector de Seta Reta 162" o:spid="_x0000_s1026" type="#_x0000_t32" style="position:absolute;margin-left:99.95pt;margin-top:24.25pt;width:85pt;height:21pt;z-index:251772928;visibility:visible;mso-wrap-style:square;mso-wrap-distance-left:9pt;mso-wrap-distance-top:0;mso-wrap-distance-right:9pt;mso-wrap-distance-bottom:0;mso-position-horizontal:absolute;mso-position-horizontal-relative:text;mso-position-vertical:absolute;mso-position-vertical-relative:text" o:gfxdata="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" strokecolor="#4472c4 [3204]" strokeweight=".5pt">
+                <v:stroke endarrow="block" joinstyle="miter"/>
+              </v:shape>
+            </w:pict>
+          </mc:Fallback>
+        </mc:AlternateContent>
+      </w:r>
+      <w:r>
+        <w:rPr>
+          <w:rFonts w:ascii="Arial Black" w:hAnsi="Arial Black"/>
+        </w:rPr>
+        <w:drawing>
+          <wp:anchor distT="0" distB="0" distL="114300" distR="114300" simplePos="0" relativeHeight="251771904" behindDoc="0" locked="0" layoutInCell="1" allowOverlap="1" wp14:anchorId="66B51B0D">
+            <wp:simplePos x="0" y="0"/>
+            <wp:positionH relativeFrom="column">
+              <wp:posOffset>1866265</wp:posOffset>
+            </wp:positionH>
+            <wp:positionV relativeFrom="paragraph">
+              <wp:posOffset>15875</wp:posOffset>
+            </wp:positionV>
+            <wp:extent cx="5400040" cy="2107565"/>
+            <wp:effectExtent l="0" t="0" r="0" b="6985"/>
+            <wp:wrapNone/>
+            <wp:docPr id="161" name="Imagem 161"/>
+            <wp:cNvGraphicFramePr>
+              <a:graphicFrameLocks xmlns:a="http://schemas.openxmlformats.org/drawingml/2006/main" noChangeAspect="1"/>
+            </wp:cNvGraphicFramePr>
+            <a:graphic xmlns:a="http://schemas.openxmlformats.org/drawingml/2006/main">
+              <a:graphicData uri="http://schemas.openxmlformats.org/drawingml/2006/picture">
+                <pic:pic xmlns:pic="http://schemas.openxmlformats.org/drawingml/2006/picture">
+                  <pic:nvPicPr>
+                    <pic:cNvPr id="1" name=""/>
+                    <pic:cNvPicPr/>
+                  </pic:nvPicPr>
+                  <pic:blipFill>
+                    <a:blip r:embed="rId125">
+                      <a:extLst>
+                        <a:ext uri="{28A0092B-C50C-407E-A947-70E740481C1C}">
+                          <a14:useLocalDpi xmlns:a14="http://schemas.microsoft.com/office/drawing/2010/main" val="0"/>
+                        </a:ext>
+                      </a:extLst>
+                    </a:blip>
+                    <a:stretch>
+                      <a:fillRect/>
+                    </a:stretch>
+                  </pic:blipFill>
+                  <pic:spPr>
+                    <a:xfrm>
+                      <a:off x="0" y="0"/>
+                      <a:ext cx="5400040" cy="2107565"/>
+                    </a:xfrm>
+                    <a:prstGeom prst="rect">
+                      <a:avLst/>
+                    </a:prstGeom>
+                  </pic:spPr>
+                </pic:pic>
+              </a:graphicData>
+            </a:graphic>
+          </wp:anchor>
+        </w:drawing>
+      </w:r>
+      <w:r>
+        <w:rPr>
+          <w:noProof/>
+        </w:rPr>
+        <w:drawing>
+          <wp:inline distT="0" distB="0" distL="0" distR="0">
+            <wp:extent cx="1219200" cy="596900"/>
+            <wp:effectExtent l="0" t="0" r="0" b="0"/>
+            <wp:docPr id="160" name="Imagem 160"/>
+            <wp:cNvGraphicFramePr>
+              <a:graphicFrameLocks xmlns:a="http://schemas.openxmlformats.org/drawingml/2006/main" noChangeAspect="1"/>
+            </wp:cNvGraphicFramePr>
+            <a:graphic xmlns:a="http://schemas.openxmlformats.org/drawingml/2006/main">
+              <a:graphicData uri="http://schemas.openxmlformats.org/drawingml/2006/picture">
+                <pic:pic xmlns:pic="http://schemas.openxmlformats.org/drawingml/2006/picture">
+                  <pic:nvPicPr>
+                    <pic:cNvPr id="0" name="Picture 10"/>
+                    <pic:cNvPicPr>
+                      <a:picLocks noChangeAspect="1" noChangeArrowheads="1"/>
+                    </pic:cNvPicPr>
+                  </pic:nvPicPr>
+                  <pic:blipFill>
+                    <a:blip r:embed="rId126">
+                      <a:extLst>
+                        <a:ext uri="{28A0092B-C50C-407E-A947-70E740481C1C}">
+                          <a14:useLocalDpi xmlns:a14="http://schemas.microsoft.com/office/drawing/2010/main" val="0"/>
+                        </a:ext>
+                      </a:extLst>
+                    </a:blip>
+                    <a:srcRect/>
+                    <a:stretch>
+                      <a:fillRect/>
+                    </a:stretch>
+                  </pic:blipFill>
+                  <pic:spPr bwMode="auto">
+                    <a:xfrm>
+                      <a:off x="0" y="0"/>
+                      <a:ext cx="1219200" cy="596900"/>
+                    </a:xfrm>
+                    <a:prstGeom prst="rect">
+                      <a:avLst/>
+                    </a:prstGeom>
+                    <a:noFill/>
+                    <a:ln>
+                      <a:noFill/>
+                    </a:ln>
+                  </pic:spPr>
+                </pic:pic>
+              </a:graphicData>
+            </a:graphic>
+          </wp:inline>
+        </w:drawing>
+      </w:r>
+    </w:p>
+    <w:p>
+      <w:pPr>
+        <w:rPr>
+          <w:rFonts w:ascii="Arial Black" w:hAnsi="Arial Black"/>
+        </w:rPr>
+      </w:pPr>
+    </w:p>
+    <w:p>
+      <w:pPr>
+        <w:rPr>
+          <w:rFonts w:ascii="Arial Black" w:hAnsi="Arial Black"/>
+        </w:rPr>
+      </w:pPr>
+    </w:p>
+    <w:p>
+      <w:pPr>
+        <w:rPr>
+          <w:rFonts w:ascii="Arial Black" w:hAnsi="Arial Black"/>
+        </w:rPr>
+      </w:pPr>
+    </w:p>
+    <w:p>
+      <w:pPr>
+        <w:rPr>
+          <w:rFonts w:ascii="Arial Black" w:hAnsi="Arial Black"/>
+        </w:rPr>
+      </w:pPr>
+    </w:p>
+    <w:p>
+      <w:pPr>
+        <w:rPr>
+          <w:rFonts w:ascii="Arial Black" w:hAnsi="Arial Black"/>
+        </w:rPr>
+      </w:pPr>
+    </w:p>
+    <w:p>
+      <w:pPr>
+        <w:rPr>
+          <w:rFonts w:ascii="Arial Black" w:hAnsi="Arial Black"/>
+        </w:rPr>
+      </w:pPr>
+    </w:p>
+    <w:p>
+      <w:pPr>
+        <w:rPr>
+          <w:rFonts w:ascii="Arial Black" w:hAnsi="Arial Black"/>
+        </w:rPr>
+      </w:pPr>
+      <w:r>
+        <w:rPr>
+          <w:rFonts w:ascii="Arial Black" w:hAnsi="Arial Black"/>
+        </w:rPr>
+        <w:t xml:space="preserve">70 – inserimos na </w:t>
+      </w:r>
+      <w:proofErr w:type="spellStart"/>
+      <w:r>
+        <w:rPr>
+          <w:rFonts w:ascii="Arial Black" w:hAnsi="Arial Black"/>
+        </w:rPr>
+        <w:t>pagina</w:t>
+      </w:r>
+      <w:proofErr w:type="spellEnd"/>
+      <w:r>
+        <w:rPr>
+          <w:rFonts w:ascii="Arial Black" w:hAnsi="Arial Black"/>
+        </w:rPr>
+        <w:t xml:space="preserve"> a imagem utensílios </w:t>
+      </w:r>
+      <w:r>
+        <w:rPr>
+          <w:rFonts w:ascii="Arial Black" w:hAnsi="Arial Black"/>
+        </w:rPr>
+        <w:t xml:space="preserve">adicionamos uma </w:t>
+      </w:r>
+      <w:proofErr w:type="spellStart"/>
+      <w:r>
+        <w:rPr>
+          <w:rFonts w:ascii="Arial Black" w:hAnsi="Arial Black"/>
+        </w:rPr>
+        <w:t>class</w:t>
+      </w:r>
+      <w:proofErr w:type="spellEnd"/>
+      <w:r>
+        <w:rPr>
+          <w:rFonts w:ascii="Arial Black" w:hAnsi="Arial Black"/>
+        </w:rPr>
+        <w:t xml:space="preserve"> para diminuir o tamanho </w:t>
+      </w:r>
+      <w:proofErr w:type="gramStart"/>
+      <w:r>
+        <w:rPr>
+          <w:rFonts w:ascii="Arial Black" w:hAnsi="Arial Black"/>
+        </w:rPr>
+        <w:t>dela .</w:t>
+      </w:r>
+      <w:proofErr w:type="gramEnd"/>
+    </w:p>
+    <w:p>
+      <w:pPr>
+        <w:rPr>
+          <w:rFonts w:ascii="Arial Black" w:hAnsi="Arial Black"/>
+        </w:rPr>
+      </w:pPr>
+      <w:r>
+        <w:rPr>
+          <w:noProof/>
+        </w:rPr>
+        <w:drawing>
+          <wp:inline distT="0" distB="0" distL="0" distR="0">
+            <wp:extent cx="4686300" cy="152400"/>
+            <wp:effectExtent l="0" t="0" r="0" b="0"/>
+            <wp:docPr id="163" name="Imagem 163"/>
+            <wp:cNvGraphicFramePr>
+              <a:graphicFrameLocks xmlns:a="http://schemas.openxmlformats.org/drawingml/2006/main" noChangeAspect="1"/>
+            </wp:cNvGraphicFramePr>
+            <a:graphic xmlns:a="http://schemas.openxmlformats.org/drawingml/2006/main">
+              <a:graphicData uri="http://schemas.openxmlformats.org/drawingml/2006/picture">
+                <pic:pic xmlns:pic="http://schemas.openxmlformats.org/drawingml/2006/picture">
+                  <pic:nvPicPr>
+                    <pic:cNvPr id="0" name="Picture 12"/>
+                    <pic:cNvPicPr>
+                      <a:picLocks noChangeAspect="1" noChangeArrowheads="1"/>
+                    </pic:cNvPicPr>
+                  </pic:nvPicPr>
+                  <pic:blipFill>
+                    <a:blip r:embed="rId127">
+                      <a:extLst>
+                        <a:ext uri="{28A0092B-C50C-407E-A947-70E740481C1C}">
+                          <a14:useLocalDpi xmlns:a14="http://schemas.microsoft.com/office/drawing/2010/main" val="0"/>
+                        </a:ext>
+                      </a:extLst>
+                    </a:blip>
+                    <a:srcRect/>
+                    <a:stretch>
+                      <a:fillRect/>
+                    </a:stretch>
+                  </pic:blipFill>
+                  <pic:spPr bwMode="auto">
+                    <a:xfrm>
+                      <a:off x="0" y="0"/>
+                      <a:ext cx="4686300" cy="152400"/>
+                    </a:xfrm>
+                    <a:prstGeom prst="rect">
+                      <a:avLst/>
+                    </a:prstGeom>
+                    <a:noFill/>
+                    <a:ln>
+                      <a:noFill/>
+                    </a:ln>
+                  </pic:spPr>
+                </pic:pic>
+              </a:graphicData>
+            </a:graphic>
+          </wp:inline>
+        </w:drawing>
+      </w:r>
+    </w:p>
+    <w:p>
+      <w:pPr>
+        <w:rPr>
+          <w:rFonts w:ascii="Arial Black" w:hAnsi="Arial Black"/>
+        </w:rPr>
+      </w:pPr>
+      <w:r>
+        <w:rPr>
+          <w:rFonts w:ascii="Arial Black" w:hAnsi="Arial Black"/>
+          <w:noProof/>
+        </w:rPr>
+        <mc:AlternateContent>
+          <mc:Choice Requires="wps">
+            <w:drawing>
+              <wp:anchor distT="0" distB="0" distL="114300" distR="114300" simplePos="0" relativeHeight="251774976" behindDoc="0" locked="0" layoutInCell="1" allowOverlap="1">
+                <wp:simplePos x="0" y="0"/>
+                <wp:positionH relativeFrom="column">
+                  <wp:posOffset>1224915</wp:posOffset>
+                </wp:positionH>
+                <wp:positionV relativeFrom="paragraph">
+                  <wp:posOffset>162560</wp:posOffset>
+                </wp:positionV>
+                <wp:extent cx="476250" cy="285750"/>
+                <wp:effectExtent l="0" t="0" r="76200" b="57150"/>
+                <wp:wrapNone/>
+                <wp:docPr id="166" name="Conector de Seta Reta 166"/>
+                <wp:cNvGraphicFramePr/>
+                <a:graphic xmlns:a="http://schemas.openxmlformats.org/drawingml/2006/main">
+                  <a:graphicData uri="http://schemas.microsoft.com/office/word/2010/wordprocessingShape">
+                    <wps:wsp>
+                      <wps:cNvCnPr/>
+                      <wps:spPr>
+                        <a:xfrm>
+                          <a:off x="0" y="0"/>
+                          <a:ext cx="476250" cy="285750"/>
+                        </a:xfrm>
+                        <a:prstGeom prst="straightConnector1">
+                          <a:avLst/>
+                        </a:prstGeom>
+                        <a:ln>
+                          <a:tailEnd type="triangle"/>
+                        </a:ln>
+                      </wps:spPr>
+                      <wps:style>
+                        <a:lnRef idx="1">
+                          <a:schemeClr val="accent1"/>
+                        </a:lnRef>
+                        <a:fillRef idx="0">
+                          <a:schemeClr val="accent1"/>
+                        </a:fillRef>
+                        <a:effectRef idx="0">
+                          <a:schemeClr val="accent1"/>
+                        </a:effectRef>
+                        <a:fontRef idx="minor">
+                          <a:schemeClr val="tx1"/>
+                        </a:fontRef>
+                      </wps:style>
+                      <wps:bodyPr/>
+                    </wps:wsp>
+                  </a:graphicData>
+                </a:graphic>
+              </wp:anchor>
+            </w:drawing>
+          </mc:Choice>
+          <mc:Fallback>
+            <w:pict>
+              <v:shape w14:anchorId="5A39E746" id="Conector de Seta Reta 166" o:spid="_x0000_s1026" type="#_x0000_t32" style="position:absolute;margin-left:96.45pt;margin-top:12.8pt;width:37.5pt;height:22.5pt;z-index:251774976;visibility:visible;mso-wrap-style:square;mso-wrap-distance-left:9pt;mso-wrap-distance-top:0;mso-wrap-distance-right:9pt;mso-wrap-distance-bottom:0;mso-position-horizontal:absolute;mso-position-horizontal-relative:text;mso-position-vertical:absolute;mso-position-vertical-relative:text" o:gfxdata="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" strokecolor="#4472c4 [3204]" strokeweight=".5pt">
+                <v:stroke endarrow="block" joinstyle="miter"/>
+              </v:shape>
+            </w:pict>
+          </mc:Fallback>
+        </mc:AlternateContent>
+      </w:r>
+      <w:r>
+        <w:rPr>
+          <w:rFonts w:ascii="Arial Black" w:hAnsi="Arial Black"/>
+        </w:rPr>
+        <w:drawing>
+          <wp:anchor distT="0" distB="0" distL="114300" distR="114300" simplePos="0" relativeHeight="251773952" behindDoc="0" locked="0" layoutInCell="1" allowOverlap="1" wp14:anchorId="6AD444D9">
+            <wp:simplePos x="0" y="0"/>
+            <wp:positionH relativeFrom="column">
+              <wp:posOffset>1329690</wp:posOffset>
+            </wp:positionH>
+            <wp:positionV relativeFrom="paragraph">
+              <wp:posOffset>10160</wp:posOffset>
+            </wp:positionV>
+            <wp:extent cx="1943100" cy="974778"/>
+            <wp:effectExtent l="0" t="0" r="0" b="0"/>
+            <wp:wrapNone/>
+            <wp:docPr id="165" name="Imagem 165"/>
+            <wp:cNvGraphicFramePr>
+              <a:graphicFrameLocks xmlns:a="http://schemas.openxmlformats.org/drawingml/2006/main" noChangeAspect="1"/>
+            </wp:cNvGraphicFramePr>
+            <a:graphic xmlns:a="http://schemas.openxmlformats.org/drawingml/2006/main">
+              <a:graphicData uri="http://schemas.openxmlformats.org/drawingml/2006/picture">
+                <pic:pic xmlns:pic="http://schemas.openxmlformats.org/drawingml/2006/picture">
+                  <pic:nvPicPr>
+                    <pic:cNvPr id="1" name=""/>
+                    <pic:cNvPicPr/>
+                  </pic:nvPicPr>
+                  <pic:blipFill>
+                    <a:blip r:embed="rId128">
+                      <a:extLst>
+                        <a:ext uri="{28A0092B-C50C-407E-A947-70E740481C1C}">
+                          <a14:useLocalDpi xmlns:a14="http://schemas.microsoft.com/office/drawing/2010/main" val="0"/>
+                        </a:ext>
+                      </a:extLst>
+                    </a:blip>
+                    <a:stretch>
+                      <a:fillRect/>
+                    </a:stretch>
+                  </pic:blipFill>
+                  <pic:spPr>
+                    <a:xfrm>
+                      <a:off x="0" y="0"/>
+                      <a:ext cx="1943100" cy="974778"/>
+                    </a:xfrm>
+                    <a:prstGeom prst="rect">
+                      <a:avLst/>
+                    </a:prstGeom>
+                  </pic:spPr>
+                </pic:pic>
+              </a:graphicData>
+            </a:graphic>
+            <wp14:sizeRelH relativeFrom="margin">
+              <wp14:pctWidth>0</wp14:pctWidth>
+            </wp14:sizeRelH>
+            <wp14:sizeRelV relativeFrom="margin">
+              <wp14:pctHeight>0</wp14:pctHeight>
+            </wp14:sizeRelV>
+          </wp:anchor>
+        </w:drawing>
+      </w:r>
+      <w:r>
+        <w:rPr>
+          <w:noProof/>
+        </w:rPr>
+        <w:drawing>
+          <wp:inline distT="0" distB="0" distL="0" distR="0">
+            <wp:extent cx="1152525" cy="485775"/>
+            <wp:effectExtent l="0" t="0" r="9525" b="9525"/>
+            <wp:docPr id="164" name="Imagem 164"/>
+            <wp:cNvGraphicFramePr>
+              <a:graphicFrameLocks xmlns:a="http://schemas.openxmlformats.org/drawingml/2006/main" noChangeAspect="1"/>
+            </wp:cNvGraphicFramePr>
+            <a:graphic xmlns:a="http://schemas.openxmlformats.org/drawingml/2006/main">
+              <a:graphicData uri="http://schemas.openxmlformats.org/drawingml/2006/picture">
+                <pic:pic xmlns:pic="http://schemas.openxmlformats.org/drawingml/2006/picture">
+                  <pic:nvPicPr>
+                    <pic:cNvPr id="0" name="Picture 14"/>
+                    <pic:cNvPicPr>
+                      <a:picLocks noChangeAspect="1" noChangeArrowheads="1"/>
+                    </pic:cNvPicPr>
+                  </pic:nvPicPr>
+                  <pic:blipFill>
+                    <a:blip r:embed="rId129">
+                      <a:extLst>
+                        <a:ext uri="{28A0092B-C50C-407E-A947-70E740481C1C}">
+                          <a14:useLocalDpi xmlns:a14="http://schemas.microsoft.com/office/drawing/2010/main" val="0"/>
+                        </a:ext>
+                      </a:extLst>
+                    </a:blip>
+                    <a:srcRect/>
+                    <a:stretch>
+                      <a:fillRect/>
+                    </a:stretch>
+                  </pic:blipFill>
+                  <pic:spPr bwMode="auto">
+                    <a:xfrm>
+                      <a:off x="0" y="0"/>
+                      <a:ext cx="1152525" cy="485775"/>
+                    </a:xfrm>
+                    <a:prstGeom prst="rect">
+                      <a:avLst/>
+                    </a:prstGeom>
+                    <a:noFill/>
+                    <a:ln>
+                      <a:noFill/>
+                    </a:ln>
+                  </pic:spPr>
+                </pic:pic>
+              </a:graphicData>
+            </a:graphic>
+          </wp:inline>
+        </w:drawing>
+      </w:r>
+    </w:p>
+    <w:p>
+      <w:pPr>
+        <w:rPr>
+          <w:rFonts w:ascii="Arial Black" w:hAnsi="Arial Black"/>
+        </w:rPr>
+      </w:pPr>
+    </w:p>
+    <w:p>
+      <w:pPr>
+        <w:rPr>
+          <w:rFonts w:ascii="Arial Black" w:hAnsi="Arial Black"/>
+        </w:rPr>
+      </w:pPr>
+    </w:p>
+    <w:p>
+      <w:pPr>
+        <w:rPr>
+          <w:rFonts w:ascii="Arial Black" w:hAnsi="Arial Black"/>
+        </w:rPr>
+      </w:pPr>
+      <w:r>
+        <w:rPr>
+          <w:rFonts w:ascii="Arial Black" w:hAnsi="Arial Black"/>
+        </w:rPr>
+        <w:t xml:space="preserve">71 - </w:t>
+      </w:r>
       <w:bookmarkStart w:id="0" w:name="_GoBack"/>
       <w:bookmarkEnd w:id="0"/>
     </w:p>
@@ -16155,6 +18105,119 @@
     </w:lvl>
   </w:abstractNum>
   <w:abstractNum w:abstractNumId="7" w15:restartNumberingAfterBreak="0">
+    <w:nsid w:val="47816EFC"/>
+    <w:multiLevelType w:val="hybridMultilevel"/>
+    <w:tmpl w:val="F6829F5C"/>
+    <w:lvl w:ilvl="0" w:tplc="04160001">
+      <w:start w:val="1"/>
+      <w:numFmt w:val="bullet"/>
+      <w:lvlText w:val=""/>
+      <w:lvlJc w:val="left"/>
+      <w:pPr>
+        <w:ind w:left="720" w:hanging="360"/>
+      </w:pPr>
+      <w:rPr>
+        <w:rFonts w:ascii="Symbol" w:hAnsi="Symbol" w:hint="default"/>
+      </w:rPr>
+    </w:lvl>
+    <w:lvl w:ilvl="1" w:tplc="04160003" w:tentative="1">
+      <w:start w:val="1"/>
+      <w:numFmt w:val="bullet"/>
+      <w:lvlText w:val="o"/>
+      <w:lvlJc w:val="left"/>
+      <w:pPr>
+        <w:ind w:left="1440" w:hanging="360"/>
+      </w:pPr>
+      <w:rPr>
+        <w:rFonts w:ascii="Courier New" w:hAnsi="Courier New" w:cs="Courier New" w:hint="default"/>
+      </w:rPr>
+    </w:lvl>
+    <w:lvl w:ilvl="2" w:tplc="04160005" w:tentative="1">
+      <w:start w:val="1"/>
+      <w:numFmt w:val="bullet"/>
+      <w:lvlText w:val=""/>
+      <w:lvlJc w:val="left"/>
+      <w:pPr>
+        <w:ind w:left="2160" w:hanging="360"/>
+      </w:pPr>
+      <w:rPr>
+        <w:rFonts w:ascii="Wingdings" w:hAnsi="Wingdings" w:hint="default"/>
+      </w:rPr>
+    </w:lvl>
+    <w:lvl w:ilvl="3" w:tplc="04160001" w:tentative="1">
+      <w:start w:val="1"/>
+      <w:numFmt w:val="bullet"/>
+      <w:lvlText w:val=""/>
+      <w:lvlJc w:val="left"/>
+      <w:pPr>
+        <w:ind w:left="2880" w:hanging="360"/>
+      </w:pPr>
+      <w:rPr>
+        <w:rFonts w:ascii="Symbol" w:hAnsi="Symbol" w:hint="default"/>
+      </w:rPr>
+    </w:lvl>
+    <w:lvl w:ilvl="4" w:tplc="04160003" w:tentative="1">
+      <w:start w:val="1"/>
+      <w:numFmt w:val="bullet"/>
+      <w:lvlText w:val="o"/>
+      <w:lvlJc w:val="left"/>
+      <w:pPr>
+        <w:ind w:left="3600" w:hanging="360"/>
+      </w:pPr>
+      <w:rPr>
+        <w:rFonts w:ascii="Courier New" w:hAnsi="Courier New" w:cs="Courier New" w:hint="default"/>
+      </w:rPr>
+    </w:lvl>
+    <w:lvl w:ilvl="5" w:tplc="04160005" w:tentative="1">
+      <w:start w:val="1"/>
+      <w:numFmt w:val="bullet"/>
+      <w:lvlText w:val=""/>
+      <w:lvlJc w:val="left"/>
+      <w:pPr>
+        <w:ind w:left="4320" w:hanging="360"/>
+      </w:pPr>
+      <w:rPr>
+        <w:rFonts w:ascii="Wingdings" w:hAnsi="Wingdings" w:hint="default"/>
+      </w:rPr>
+    </w:lvl>
+    <w:lvl w:ilvl="6" w:tplc="04160001" w:tentative="1">
+      <w:start w:val="1"/>
+      <w:numFmt w:val="bullet"/>
+      <w:lvlText w:val=""/>
+      <w:lvlJc w:val="left"/>
+      <w:pPr>
+        <w:ind w:left="5040" w:hanging="360"/>
+      </w:pPr>
+      <w:rPr>
+        <w:rFonts w:ascii="Symbol" w:hAnsi="Symbol" w:hint="default"/>
+      </w:rPr>
+    </w:lvl>
+    <w:lvl w:ilvl="7" w:tplc="04160003" w:tentative="1">
+      <w:start w:val="1"/>
+      <w:numFmt w:val="bullet"/>
+      <w:lvlText w:val="o"/>
+      <w:lvlJc w:val="left"/>
+      <w:pPr>
+        <w:ind w:left="5760" w:hanging="360"/>
+      </w:pPr>
+      <w:rPr>
+        <w:rFonts w:ascii="Courier New" w:hAnsi="Courier New" w:cs="Courier New" w:hint="default"/>
+      </w:rPr>
+    </w:lvl>
+    <w:lvl w:ilvl="8" w:tplc="04160005" w:tentative="1">
+      <w:start w:val="1"/>
+      <w:numFmt w:val="bullet"/>
+      <w:lvlText w:val=""/>
+      <w:lvlJc w:val="left"/>
+      <w:pPr>
+        <w:ind w:left="6480" w:hanging="360"/>
+      </w:pPr>
+      <w:rPr>
+        <w:rFonts w:ascii="Wingdings" w:hAnsi="Wingdings" w:hint="default"/>
+      </w:rPr>
+    </w:lvl>
+  </w:abstractNum>
+  <w:abstractNum w:abstractNumId="8" w15:restartNumberingAfterBreak="0">
     <w:nsid w:val="53B87E48"/>
     <w:multiLevelType w:val="hybridMultilevel"/>
     <w:tmpl w:val="1F3C9710"/>
@@ -16267,7 +18330,7 @@
       </w:rPr>
     </w:lvl>
   </w:abstractNum>
-  <w:abstractNum w:abstractNumId="8" w15:restartNumberingAfterBreak="0">
+  <w:abstractNum w:abstractNumId="9" w15:restartNumberingAfterBreak="0">
     <w:nsid w:val="566B0B5D"/>
     <w:multiLevelType w:val="hybridMultilevel"/>
     <w:tmpl w:val="F2C062F0"/>
@@ -16384,7 +18447,7 @@
     <w:abstractNumId w:val="1"/>
   </w:num>
   <w:num w:numId="2">
-    <w:abstractNumId w:val="7"/>
+    <w:abstractNumId w:val="8"/>
   </w:num>
   <w:num w:numId="3">
     <w:abstractNumId w:val="5"/>
@@ -16396,7 +18459,7 @@
     <w:abstractNumId w:val="2"/>
   </w:num>
   <w:num w:numId="6">
-    <w:abstractNumId w:val="8"/>
+    <w:abstractNumId w:val="9"/>
   </w:num>
   <w:num w:numId="7">
     <w:abstractNumId w:val="0"/>
@@ -16406,6 +18469,9 @@
   </w:num>
   <w:num w:numId="9">
     <w:abstractNumId w:val="3"/>
+  </w:num>
+  <w:num w:numId="10">
+    <w:abstractNumId w:val="7"/>
   </w:num>
 </w:numbering>
 </file>
@@ -17259,7 +19325,7 @@
 </file>
 
 <file path=customXml/itemProps1.xml><?xml version="1.0" encoding="utf-8"?>
-<ds:datastoreItem xmlns:ds="http://schemas.openxmlformats.org/officeDocument/2006/customXml" ds:itemID="{A5EA4F70-FE29-409F-928F-141F4BE40F95}">
+<ds:datastoreItem xmlns:ds="http://schemas.openxmlformats.org/officeDocument/2006/customXml" ds:itemID="{0EECBA30-0B8E-4438-8982-35A6D2315FBC}">
   <ds:schemaRefs>
     <ds:schemaRef ds:uri="http://schemas.openxmlformats.org/officeDocument/2006/bibliography"/>
   </ds:schemaRefs>
